--- a/zht/docx/090.content.docx
+++ b/zht/docx/090.content.docx
@@ -149,27 +149,7 @@
         <w:rPr>
           <w:lang w:val="zh_TW" w:bidi="zh_TW"/>
         </w:rPr>
-        <w:t>qiong</w:t>
-      </w:r>
-      <w:r>
-        <w:rPr>
-          <w:lang w:val="zh_TW" w:bidi="zh_TW"/>
-        </w:rPr>
-      </w:r>
-    </w:p>
-    <w:p>
-      <w:pPr/>
-      <w:r>
-        <w:rPr>
-          <w:lang w:val="zh_TW" w:bidi="zh_TW"/>
-        </w:rPr>
-      </w:r>
-      <w:r>
-        <w:rPr>
-          <w:i/>
-          <w:lang w:val="zh_TW" w:bidi="zh_TW"/>
-        </w:rPr>
-        <w:t>穹蒼, 窮人</w:t>
+        <w:t>mei</w:t>
       </w:r>
       <w:r>
         <w:rPr>
@@ -232,7 +212,7 @@
         <w:rPr>
           <w:lang w:val="zh_TW" w:bidi="zh_TW"/>
         </w:rPr>
-        <w:t>穹蒼</w:t>
+        <w:t>美麗</w:t>
       </w:r>
       <w:r>
         <w:rPr>
@@ -251,7 +231,7 @@
         <w:rPr>
           <w:lang w:val="zh_TW" w:bidi="zh_TW"/>
         </w:rPr>
-        <w:t>聖經用穹蒼一詞描述地球的大氣層，這個字的原意是指「被鋪展或擴張的空間」。希伯來人認為「穹蒼」就是天空的空間，太陽、月亮和雲彩都在其中。</w:t>
+        <w:t>令人賞心悅目的和諧組合。考古資料（來自過去的物品或遺跡）表明，古代希伯來人更關注實用性而非美觀性。例如，希伯來陶器通常比迦南陶器更笨重。然而，這些文物（過去使用的物品）並不意味著希伯來人不欣賞美麗的事物。</w:t>
       </w:r>
     </w:p>
     <w:p>
@@ -265,7 +245,7 @@
         <w:rPr>
           <w:lang w:val="zh_TW" w:bidi="zh_TW"/>
         </w:rPr>
-        <w:t>在創造的第二日，神造了地球以上的大氣層，分開下面的水與上面的水。神稱這個「穹蒼」為「天」（</w:t>
+        <w:t>舊約聖經談到神的創造是美麗的（</w:t>
       </w:r>
       <w:hyperlink r:id="rId13">
         <w:r>
@@ -276,14 +256,14 @@
             <w:color w:val="0000EE"/>
             <w:u w:val="single"/>
           </w:rPr>
-          <w:t>創1:6–8</w:t>
+          <w:t>創2:9</w:t>
         </w:r>
       </w:hyperlink>
       <w:r>
         <w:rPr>
           <w:lang w:val="zh_TW" w:bidi="zh_TW"/>
         </w:rPr>
-        <w:t>）。穹蒼提供了一個環境，使太陽、月亮和眾星能夠如神所設計般存在和運行。在創造的第四日，神在穹蒼裡設立光體，用來區分白晝與黑夜，指定節令。大光，即太陽，掌管白晝；小光，即月亮，掌管黑夜（</w:t>
+        <w:t>；</w:t>
       </w:r>
       <w:hyperlink r:id="rId14">
         <w:r>
@@ -294,14 +274,176 @@
             <w:color w:val="0000EE"/>
             <w:u w:val="single"/>
           </w:rPr>
-          <w:t>14–19</w:t>
+          <w:t>伯26:13</w:t>
         </w:r>
       </w:hyperlink>
       <w:r>
         <w:rPr>
           <w:lang w:val="zh_TW" w:bidi="zh_TW"/>
         </w:rPr>
-        <w:t>節）。</w:t>
+        <w:t>；</w:t>
+      </w:r>
+      <w:hyperlink r:id="rId15">
+        <w:r>
+          <w:rPr>
+            <w:lang w:val="zh_TW" w:bidi="zh_TW"/>
+          </w:rPr>
+          <w:rPr>
+            <w:color w:val="0000EE"/>
+            <w:u w:val="single"/>
+          </w:rPr>
+          <w:t>詩19:1–6</w:t>
+        </w:r>
+      </w:hyperlink>
+      <w:r>
+        <w:rPr>
+          <w:lang w:val="zh_TW" w:bidi="zh_TW"/>
+        </w:rPr>
+        <w:t>；</w:t>
+      </w:r>
+      <w:hyperlink r:id="rId16">
+        <w:r>
+          <w:rPr>
+            <w:lang w:val="zh_TW" w:bidi="zh_TW"/>
+          </w:rPr>
+          <w:rPr>
+            <w:color w:val="0000EE"/>
+            <w:u w:val="single"/>
+          </w:rPr>
+          <w:t>歌6:10</w:t>
+        </w:r>
+      </w:hyperlink>
+      <w:r>
+        <w:rPr>
+          <w:lang w:val="zh_TW" w:bidi="zh_TW"/>
+        </w:rPr>
+        <w:t>）。迦南地是「美地」（</w:t>
+      </w:r>
+      <w:hyperlink r:id="rId17">
+        <w:r>
+          <w:rPr>
+            <w:lang w:val="zh_TW" w:bidi="zh_TW"/>
+          </w:rPr>
+          <w:rPr>
+            <w:color w:val="0000EE"/>
+            <w:u w:val="single"/>
+          </w:rPr>
+          <w:t>耶3:19</w:t>
+        </w:r>
+      </w:hyperlink>
+      <w:r>
+        <w:rPr>
+          <w:lang w:val="zh_TW" w:bidi="zh_TW"/>
+        </w:rPr>
+        <w:t>）。耶路撒冷被稱為「美」（</w:t>
+      </w:r>
+      <w:hyperlink r:id="rId18">
+        <w:r>
+          <w:rPr>
+            <w:lang w:val="zh_TW" w:bidi="zh_TW"/>
+          </w:rPr>
+          <w:rPr>
+            <w:color w:val="0000EE"/>
+            <w:u w:val="single"/>
+          </w:rPr>
+          <w:t>賽52:1</w:t>
+        </w:r>
+      </w:hyperlink>
+      <w:r>
+        <w:rPr>
+          <w:lang w:val="zh_TW" w:bidi="zh_TW"/>
+        </w:rPr>
+        <w:t>；</w:t>
+      </w:r>
+      <w:hyperlink r:id="rId19">
+        <w:r>
+          <w:rPr>
+            <w:lang w:val="zh_TW" w:bidi="zh_TW"/>
+          </w:rPr>
+          <w:rPr>
+            <w:color w:val="0000EE"/>
+            <w:u w:val="single"/>
+          </w:rPr>
+          <w:t>哀2:15</w:t>
+        </w:r>
+      </w:hyperlink>
+      <w:r>
+        <w:rPr>
+          <w:lang w:val="zh_TW" w:bidi="zh_TW"/>
+        </w:rPr>
+        <w:t>），其中一個聖殿門也被稱為「美門」（</w:t>
+      </w:r>
+      <w:hyperlink r:id="rId20">
+        <w:r>
+          <w:rPr>
+            <w:lang w:val="zh_TW" w:bidi="zh_TW"/>
+          </w:rPr>
+          <w:rPr>
+            <w:color w:val="0000EE"/>
+            <w:u w:val="single"/>
+          </w:rPr>
+          <w:t>徒3:2、10</w:t>
+        </w:r>
+      </w:hyperlink>
+      <w:r>
+        <w:rPr>
+          <w:lang w:val="zh_TW" w:bidi="zh_TW"/>
+        </w:rPr>
+        <w:t>）。希伯來人欣賞黎巴嫩山脈的野性之美（</w:t>
+      </w:r>
+      <w:hyperlink r:id="rId21">
+        <w:r>
+          <w:rPr>
+            <w:lang w:val="zh_TW" w:bidi="zh_TW"/>
+          </w:rPr>
+          <w:rPr>
+            <w:color w:val="0000EE"/>
+            <w:u w:val="single"/>
+          </w:rPr>
+          <w:t>詩104:16</w:t>
+        </w:r>
+      </w:hyperlink>
+      <w:r>
+        <w:rPr>
+          <w:lang w:val="zh_TW" w:bidi="zh_TW"/>
+        </w:rPr>
+        <w:t>；</w:t>
+      </w:r>
+      <w:hyperlink r:id="rId22">
+        <w:r>
+          <w:rPr>
+            <w:lang w:val="zh_TW" w:bidi="zh_TW"/>
+          </w:rPr>
+          <w:rPr>
+            <w:color w:val="0000EE"/>
+            <w:u w:val="single"/>
+          </w:rPr>
+          <w:t>賽60:13</w:t>
+        </w:r>
+      </w:hyperlink>
+      <w:r>
+        <w:rPr>
+          <w:lang w:val="zh_TW" w:bidi="zh_TW"/>
+        </w:rPr>
+        <w:t>）。迦南城市得撒是巴沙王在北國的首都（</w:t>
+      </w:r>
+      <w:hyperlink r:id="rId23">
+        <w:r>
+          <w:rPr>
+            <w:lang w:val="zh_TW" w:bidi="zh_TW"/>
+          </w:rPr>
+          <w:rPr>
+            <w:color w:val="0000EE"/>
+            <w:u w:val="single"/>
+          </w:rPr>
+          <w:t>王上15:33</w:t>
+        </w:r>
+      </w:hyperlink>
+      <w:r>
+        <w:rPr>
+          <w:lang w:val="zh_TW" w:bidi="zh_TW"/>
+        </w:rPr>
+        <w:t>），因其迷人的地理位置而得名。「得撒」這個名字來自希伯來文，意思是「美麗」。</w:t>
       </w:r>
     </w:p>
     <w:p>
@@ -315,9 +457,9 @@
         <w:rPr>
           <w:lang w:val="zh_TW" w:bidi="zh_TW"/>
         </w:rPr>
-        <w:t>「穹蒼」一詞在詩篇出現過兩次，是神手所造的工作（</w:t>
-      </w:r>
-      <w:hyperlink r:id="rId15">
+        <w:t>雖然希伯來人不像古希臘人那樣崇尚人體之美，但舊約聖經仍然理想化了身體的吸引力。新郎在愛情詩歌中生動地描述了新娘的美麗（</w:t>
+      </w:r>
+      <w:hyperlink r:id="rId24">
         <w:r>
           <w:rPr>
             <w:lang w:val="zh_TW" w:bidi="zh_TW"/>
@@ -326,7 +468,7 @@
             <w:color w:val="0000EE"/>
             <w:u w:val="single"/>
           </w:rPr>
-          <w:t>詩19:1</w:t>
+          <w:t>歌4:1–15</w:t>
         </w:r>
       </w:hyperlink>
       <w:r>
@@ -335,7 +477,7 @@
         </w:rPr>
         <w:t>，</w:t>
       </w:r>
-      <w:hyperlink r:id="rId16">
+      <w:hyperlink r:id="rId25">
         <w:r>
           <w:rPr>
             <w:lang w:val="zh_TW" w:bidi="zh_TW"/>
@@ -344,16 +486,16 @@
             <w:color w:val="0000EE"/>
             <w:u w:val="single"/>
           </w:rPr>
-          <w:t>150:1</w:t>
+          <w:t>6:4</w:t>
         </w:r>
       </w:hyperlink>
       <w:r>
         <w:rPr>
           <w:lang w:val="zh_TW" w:bidi="zh_TW"/>
         </w:rPr>
-        <w:t>）。在以西結書（</w:t>
-      </w:r>
-      <w:hyperlink r:id="rId17">
+        <w:t>）。這種對新娘的讚美，可能是以色列人婚禮的傳統特色。舊約聖經中有幾位傑出的女性被描述為美麗（</w:t>
+      </w:r>
+      <w:hyperlink r:id="rId26">
         <w:r>
           <w:rPr>
             <w:lang w:val="zh_TW" w:bidi="zh_TW"/>
@@ -362,16 +504,16 @@
             <w:color w:val="0000EE"/>
             <w:u w:val="single"/>
           </w:rPr>
-          <w:t>1:22–26</w:t>
+          <w:t>創29:17</w:t>
         </w:r>
       </w:hyperlink>
       <w:r>
         <w:rPr>
           <w:lang w:val="zh_TW" w:bidi="zh_TW"/>
         </w:rPr>
-        <w:t>，</w:t>
-      </w:r>
-      <w:hyperlink r:id="rId18">
+        <w:t>；</w:t>
+      </w:r>
+      <w:hyperlink r:id="rId27">
         <w:r>
           <w:rPr>
             <w:lang w:val="zh_TW" w:bidi="zh_TW"/>
@@ -380,16 +522,16 @@
             <w:color w:val="0000EE"/>
             <w:u w:val="single"/>
           </w:rPr>
-          <w:t>10:1</w:t>
+          <w:t>撒下11:2</w:t>
         </w:r>
       </w:hyperlink>
       <w:r>
         <w:rPr>
           <w:lang w:val="zh_TW" w:bidi="zh_TW"/>
         </w:rPr>
-        <w:t>）和但以理書（</w:t>
-      </w:r>
-      <w:hyperlink r:id="rId19">
+        <w:t>；</w:t>
+      </w:r>
+      <w:hyperlink r:id="rId28">
         <w:r>
           <w:rPr>
             <w:lang w:val="zh_TW" w:bidi="zh_TW"/>
@@ -398,24 +540,122 @@
             <w:color w:val="0000EE"/>
             <w:u w:val="single"/>
           </w:rPr>
-          <w:t>12:3</w:t>
+          <w:t>斯2:7</w:t>
         </w:r>
       </w:hyperlink>
       <w:r>
         <w:rPr>
           <w:lang w:val="zh_TW" w:bidi="zh_TW"/>
         </w:rPr>
-        <w:t>）中，穹蒼總是與創造有關。</w:t>
-      </w:r>
-      <w:r>
-        <w:rPr>
-          <w:lang w:val="zh_TW" w:bidi="zh_TW"/>
-        </w:rPr>
-      </w:r>
-      <w:r>
-        <w:rPr>
-          <w:lang w:val="zh_TW" w:bidi="zh_TW"/>
-        </w:rPr>
+        <w:t>）。但在女性身上，感官上的美麗遠不及勤勞、機智（resourcefulness）和傳統的敬虔（</w:t>
+      </w:r>
+      <w:hyperlink r:id="rId29">
+        <w:r>
+          <w:rPr>
+            <w:lang w:val="zh_TW" w:bidi="zh_TW"/>
+          </w:rPr>
+          <w:rPr>
+            <w:color w:val="0000EE"/>
+            <w:u w:val="single"/>
+          </w:rPr>
+          <w:t>箴31:10–31</w:t>
+        </w:r>
+      </w:hyperlink>
+      <w:r>
+        <w:rPr>
+          <w:lang w:val="zh_TW" w:bidi="zh_TW"/>
+        </w:rPr>
+        <w:t>）。有幾位男性也因其外表俊美而聞名，例如大衛（</w:t>
+      </w:r>
+      <w:hyperlink r:id="rId30">
+        <w:r>
+          <w:rPr>
+            <w:lang w:val="zh_TW" w:bidi="zh_TW"/>
+          </w:rPr>
+          <w:rPr>
+            <w:color w:val="0000EE"/>
+            <w:u w:val="single"/>
+          </w:rPr>
+          <w:t>撒上16:12</w:t>
+        </w:r>
+      </w:hyperlink>
+      <w:r>
+        <w:rPr>
+          <w:lang w:val="zh_TW" w:bidi="zh_TW"/>
+        </w:rPr>
+        <w:t>）和押沙龍（</w:t>
+      </w:r>
+      <w:hyperlink r:id="rId31">
+        <w:r>
+          <w:rPr>
+            <w:lang w:val="zh_TW" w:bidi="zh_TW"/>
+          </w:rPr>
+          <w:rPr>
+            <w:color w:val="0000EE"/>
+            <w:u w:val="single"/>
+          </w:rPr>
+          <w:t>撒下14:25</w:t>
+        </w:r>
+      </w:hyperlink>
+      <w:r>
+        <w:rPr>
+          <w:lang w:val="zh_TW" w:bidi="zh_TW"/>
+        </w:rPr>
+        <w:t>）。在舊約時代，化妝品、珠寶和其它配飾被用來提升女性的美麗。先知以賽亞列舉了這些物品（</w:t>
+      </w:r>
+      <w:hyperlink r:id="rId32">
+        <w:r>
+          <w:rPr>
+            <w:lang w:val="zh_TW" w:bidi="zh_TW"/>
+          </w:rPr>
+          <w:rPr>
+            <w:color w:val="0000EE"/>
+            <w:u w:val="single"/>
+          </w:rPr>
+          <w:t>賽3:18–24</w:t>
+        </w:r>
+      </w:hyperlink>
+      <w:r>
+        <w:rPr>
+          <w:lang w:val="zh_TW" w:bidi="zh_TW"/>
+        </w:rPr>
+        <w:t>），以西結提到當時的裝扮習俗（</w:t>
+      </w:r>
+      <w:hyperlink r:id="rId33">
+        <w:r>
+          <w:rPr>
+            <w:lang w:val="zh_TW" w:bidi="zh_TW"/>
+          </w:rPr>
+          <w:rPr>
+            <w:color w:val="0000EE"/>
+            <w:u w:val="single"/>
+          </w:rPr>
+          <w:t>結16:10–13</w:t>
+        </w:r>
+      </w:hyperlink>
+      <w:r>
+        <w:rPr>
+          <w:lang w:val="zh_TW" w:bidi="zh_TW"/>
+        </w:rPr>
+        <w:t>）。以色列人的崇拜也極具美感，大祭司華麗的儀式長袍是為榮耀和美麗而設計的（</w:t>
+      </w:r>
+      <w:hyperlink r:id="rId34">
+        <w:r>
+          <w:rPr>
+            <w:lang w:val="zh_TW" w:bidi="zh_TW"/>
+          </w:rPr>
+          <w:rPr>
+            <w:color w:val="0000EE"/>
+            <w:u w:val="single"/>
+          </w:rPr>
+          <w:t>出28:2、40</w:t>
+        </w:r>
+      </w:hyperlink>
+      <w:r>
+        <w:rPr>
+          <w:lang w:val="zh_TW" w:bidi="zh_TW"/>
+        </w:rPr>
+        <w:t>）。</w:t>
       </w:r>
     </w:p>
     <w:p>
@@ -425,21 +665,101 @@
           <w:lang w:val="zh_TW" w:bidi="zh_TW"/>
         </w:rPr>
       </w:r>
-    </w:p>
-    <w:p>
-      <w:pPr>
-        <w:pStyle w:val="Heading2"/>
-      </w:pPr>
-      <w:r>
-        <w:rPr>
-          <w:lang w:val="zh_TW" w:bidi="zh_TW"/>
-        </w:rPr>
-        <w:t>窮人</w:t>
-      </w:r>
-      <w:r>
-        <w:rPr>
-          <w:lang w:val="zh_TW" w:bidi="zh_TW"/>
-        </w:rPr>
+      <w:r>
+        <w:rPr>
+          <w:lang w:val="zh_TW" w:bidi="zh_TW"/>
+        </w:rPr>
+        <w:t>在舊約中，美麗的概念也應用於神。耶和華的恩惠被稱為祂的「榮美」（</w:t>
+      </w:r>
+      <w:hyperlink r:id="rId35">
+        <w:r>
+          <w:rPr>
+            <w:lang w:val="zh_TW" w:bidi="zh_TW"/>
+          </w:rPr>
+          <w:rPr>
+            <w:color w:val="0000EE"/>
+            <w:u w:val="single"/>
+          </w:rPr>
+          <w:t>詩90:17</w:t>
+        </w:r>
+      </w:hyperlink>
+      <w:r>
+        <w:rPr>
+          <w:lang w:val="zh_TW" w:bidi="zh_TW"/>
+        </w:rPr>
+        <w:t>）。以賽亞記錄了神的應許，將賜給祂的百姓「華……代替灰塵」（</w:t>
+      </w:r>
+      <w:hyperlink r:id="rId36">
+        <w:r>
+          <w:rPr>
+            <w:lang w:val="zh_TW" w:bidi="zh_TW"/>
+          </w:rPr>
+          <w:rPr>
+            <w:color w:val="0000EE"/>
+            <w:u w:val="single"/>
+          </w:rPr>
+          <w:t>賽61:3</w:t>
+        </w:r>
+      </w:hyperlink>
+      <w:r>
+        <w:rPr>
+          <w:lang w:val="zh_TW" w:bidi="zh_TW"/>
+        </w:rPr>
+        <w:t>）。詩篇的作者表達了渴望花時間在聖殿中享受耶和華的美麗，祂的「榮美」（</w:t>
+      </w:r>
+      <w:hyperlink r:id="rId37">
+        <w:r>
+          <w:rPr>
+            <w:lang w:val="zh_TW" w:bidi="zh_TW"/>
+          </w:rPr>
+          <w:rPr>
+            <w:color w:val="0000EE"/>
+            <w:u w:val="single"/>
+          </w:rPr>
+          <w:t>詩27:4</w:t>
+        </w:r>
+      </w:hyperlink>
+      <w:r>
+        <w:rPr>
+          <w:lang w:val="zh_TW" w:bidi="zh_TW"/>
+        </w:rPr>
+        <w:t>）。以賽亞描述神為以色列餘民（那些忠於神的人）的「華冕」（</w:t>
+      </w:r>
+      <w:hyperlink r:id="rId38">
+        <w:r>
+          <w:rPr>
+            <w:lang w:val="zh_TW" w:bidi="zh_TW"/>
+          </w:rPr>
+          <w:rPr>
+            <w:color w:val="0000EE"/>
+            <w:u w:val="single"/>
+          </w:rPr>
+          <w:t>賽28:5</w:t>
+        </w:r>
+      </w:hyperlink>
+      <w:r>
+        <w:rPr>
+          <w:lang w:val="zh_TW" w:bidi="zh_TW"/>
+        </w:rPr>
+        <w:t>）。彌賽亞（神的受膏者）被稱為榮美的王（</w:t>
+      </w:r>
+      <w:hyperlink r:id="rId39">
+        <w:r>
+          <w:rPr>
+            <w:lang w:val="zh_TW" w:bidi="zh_TW"/>
+          </w:rPr>
+          <w:rPr>
+            <w:color w:val="0000EE"/>
+            <w:u w:val="single"/>
+          </w:rPr>
+          <w:t>賽33:17</w:t>
+        </w:r>
+      </w:hyperlink>
+      <w:r>
+        <w:rPr>
+          <w:lang w:val="zh_TW" w:bidi="zh_TW"/>
+        </w:rPr>
+        <w:t>）。因此，在舊約中，美的概念超越了單純的外在吸引力，它成為神學概念，肯定神實質上的榮耀。</w:t>
       </w:r>
     </w:p>
     <w:p>
@@ -453,18 +773,107 @@
         <w:rPr>
           <w:lang w:val="zh_TW" w:bidi="zh_TW"/>
         </w:rPr>
-        <w:t>缺乏物質財富的人。</w:t>
-      </w:r>
-    </w:p>
-    <w:p>
-      <w:pPr>
-        <w:pStyle w:val="Heading3"/>
-      </w:pPr>
-      <w:r>
-        <w:rPr>
-          <w:lang w:val="zh_TW" w:bidi="zh_TW"/>
-        </w:rPr>
-        <w:t>貧窮作為壞事</w:t>
+        <w:t>新約聖經勸誡基督的跟隨者過一種「尊榮」救主教導的生活，並使其吸引非信徒（</w:t>
+      </w:r>
+      <w:hyperlink r:id="rId40">
+        <w:r>
+          <w:rPr>
+            <w:lang w:val="zh_TW" w:bidi="zh_TW"/>
+          </w:rPr>
+          <w:rPr>
+            <w:color w:val="0000EE"/>
+            <w:u w:val="single"/>
+          </w:rPr>
+          <w:t>多2:10</w:t>
+        </w:r>
+      </w:hyperlink>
+      <w:r>
+        <w:rPr>
+          <w:lang w:val="zh_TW" w:bidi="zh_TW"/>
+        </w:rPr>
+        <w:t>）。那些傳講基督福音的人被稱為佳美（</w:t>
+      </w:r>
+      <w:hyperlink r:id="rId41">
+        <w:r>
+          <w:rPr>
+            <w:lang w:val="zh_TW" w:bidi="zh_TW"/>
+          </w:rPr>
+          <w:rPr>
+            <w:color w:val="0000EE"/>
+            <w:u w:val="single"/>
+          </w:rPr>
+          <w:t>羅10:15</w:t>
+        </w:r>
+      </w:hyperlink>
+      <w:r>
+        <w:rPr>
+          <w:lang w:val="zh_TW" w:bidi="zh_TW"/>
+        </w:rPr>
+        <w:t>）。使徒保羅和彼得警告婦女不要滿足於外在的美麗（</w:t>
+      </w:r>
+      <w:hyperlink r:id="rId42">
+        <w:r>
+          <w:rPr>
+            <w:lang w:val="zh_TW" w:bidi="zh_TW"/>
+          </w:rPr>
+          <w:rPr>
+            <w:color w:val="0000EE"/>
+            <w:u w:val="single"/>
+          </w:rPr>
+          <w:t>提前2:9–10</w:t>
+        </w:r>
+      </w:hyperlink>
+      <w:r>
+        <w:rPr>
+          <w:lang w:val="zh_TW" w:bidi="zh_TW"/>
+        </w:rPr>
+        <w:t>），提醒她們美好的品格才是敬虔的真正妝飾（</w:t>
+      </w:r>
+      <w:hyperlink r:id="rId43">
+        <w:r>
+          <w:rPr>
+            <w:lang w:val="zh_TW" w:bidi="zh_TW"/>
+          </w:rPr>
+          <w:rPr>
+            <w:color w:val="0000EE"/>
+            <w:u w:val="single"/>
+          </w:rPr>
+          <w:t>彼前3:3–5</w:t>
+        </w:r>
+      </w:hyperlink>
+      <w:r>
+        <w:rPr>
+          <w:lang w:val="zh_TW" w:bidi="zh_TW"/>
+        </w:rPr>
+        <w:t>）。信徒最終居所的美——天堂——也反映在「新耶路撒冷」如新婦的描述中，以及古代珍貴寶石的象徵意義中（見</w:t>
+      </w:r>
+      <w:hyperlink r:id="rId44">
+        <w:r>
+          <w:rPr>
+            <w:lang w:val="zh_TW" w:bidi="zh_TW"/>
+          </w:rPr>
+          <w:rPr>
+            <w:color w:val="0000EE"/>
+            <w:u w:val="single"/>
+          </w:rPr>
+          <w:t>啟21–22章</w:t>
+        </w:r>
+      </w:hyperlink>
+      <w:r>
+        <w:rPr>
+          <w:lang w:val="zh_TW" w:bidi="zh_TW"/>
+        </w:rPr>
+        <w:t>）。</w:t>
+      </w:r>
+      <w:r>
+        <w:rPr>
+          <w:lang w:val="zh_TW" w:bidi="zh_TW"/>
+        </w:rPr>
+      </w:r>
+      <w:r>
+        <w:rPr>
+          <w:lang w:val="zh_TW" w:bidi="zh_TW"/>
+        </w:rPr>
       </w:r>
     </w:p>
     <w:p>
@@ -474,47 +883,21 @@
           <w:lang w:val="zh_TW" w:bidi="zh_TW"/>
         </w:rPr>
       </w:r>
-      <w:r>
-        <w:rPr>
-          <w:lang w:val="zh_TW" w:bidi="zh_TW"/>
-        </w:rPr>
-        <w:t>有些時候，聖經對於人們為何富有或貧窮給出了非常簡單的解釋。假如一個人喜愛耶和華的律法，他或她將獲得財富和富足。這樣的人在他們所做的一切事上都會順利（</w:t>
-      </w:r>
-      <w:hyperlink r:id="rId20">
-        <w:r>
-          <w:rPr>
-            <w:lang w:val="zh_TW" w:bidi="zh_TW"/>
-          </w:rPr>
-          <w:rPr>
-            <w:color w:val="0000EE"/>
-            <w:u w:val="single"/>
-          </w:rPr>
-          <w:t>詩篇1:3</w:t>
-        </w:r>
-      </w:hyperlink>
-      <w:r>
-        <w:rPr>
-          <w:lang w:val="zh_TW" w:bidi="zh_TW"/>
-        </w:rPr>
-        <w:t>，</w:t>
-      </w:r>
-      <w:hyperlink r:id="rId21">
-        <w:r>
-          <w:rPr>
-            <w:lang w:val="zh_TW" w:bidi="zh_TW"/>
-          </w:rPr>
-          <w:rPr>
-            <w:color w:val="0000EE"/>
-            <w:u w:val="single"/>
-          </w:rPr>
-          <w:t>112:3</w:t>
-        </w:r>
-      </w:hyperlink>
-      <w:r>
-        <w:rPr>
-          <w:lang w:val="zh_TW" w:bidi="zh_TW"/>
-        </w:rPr>
-        <w:t>）。在舊約時代的以色列，這些想法並不像看起來那麼簡單。罪與貧窮之間確實存在關聯。以色列社會是建立在神所制定的律法之上，所以假如存在貧窮，那就意味著在某些地方，律法被破壞了。</w:t>
+    </w:p>
+    <w:p>
+      <w:pPr>
+        <w:pStyle w:val="Heading2"/>
+      </w:pPr>
+      <w:r>
+        <w:rPr>
+          <w:lang w:val="zh_TW" w:bidi="zh_TW"/>
+        </w:rPr>
+        <w:t>美索不達米亞</w:t>
+      </w:r>
+      <w:r>
+        <w:rPr>
+          <w:lang w:val="zh_TW" w:bidi="zh_TW"/>
+        </w:rPr>
       </w:r>
     </w:p>
     <w:p>
@@ -528,79 +911,7 @@
         <w:rPr>
           <w:lang w:val="zh_TW" w:bidi="zh_TW"/>
         </w:rPr>
-        <w:t>無論人的貧窮是由於他或她自己的罪還是他人的罪，舊約都將其視為需要對抗的邪惡，律法做出了許多規定來緩解這種情況（比如，</w:t>
-      </w:r>
-      <w:hyperlink r:id="rId22">
-        <w:r>
-          <w:rPr>
-            <w:lang w:val="zh_TW" w:bidi="zh_TW"/>
-          </w:rPr>
-          <w:rPr>
-            <w:color w:val="0000EE"/>
-            <w:u w:val="single"/>
-          </w:rPr>
-          <w:t>出埃及記22:21–27</w:t>
-        </w:r>
-      </w:hyperlink>
-      <w:r>
-        <w:rPr>
-          <w:lang w:val="zh_TW" w:bidi="zh_TW"/>
-        </w:rPr>
-        <w:t>；</w:t>
-      </w:r>
-      <w:hyperlink r:id="rId23">
-        <w:r>
-          <w:rPr>
-            <w:lang w:val="zh_TW" w:bidi="zh_TW"/>
-          </w:rPr>
-          <w:rPr>
-            <w:color w:val="0000EE"/>
-            <w:u w:val="single"/>
-          </w:rPr>
-          <w:t>利未記19:9–10</w:t>
-        </w:r>
-      </w:hyperlink>
-      <w:r>
-        <w:rPr>
-          <w:lang w:val="zh_TW" w:bidi="zh_TW"/>
-        </w:rPr>
-        <w:t>；</w:t>
-      </w:r>
-      <w:hyperlink r:id="rId24">
-        <w:r>
-          <w:rPr>
-            <w:lang w:val="zh_TW" w:bidi="zh_TW"/>
-          </w:rPr>
-          <w:rPr>
-            <w:color w:val="0000EE"/>
-            <w:u w:val="single"/>
-          </w:rPr>
-          <w:t>申命記15:1–15</w:t>
-        </w:r>
-      </w:hyperlink>
-      <w:r>
-        <w:rPr>
-          <w:lang w:val="zh_TW" w:bidi="zh_TW"/>
-        </w:rPr>
-        <w:t>，</w:t>
-      </w:r>
-      <w:hyperlink r:id="rId25">
-        <w:r>
-          <w:rPr>
-            <w:lang w:val="zh_TW" w:bidi="zh_TW"/>
-          </w:rPr>
-          <w:rPr>
-            <w:color w:val="0000EE"/>
-            <w:u w:val="single"/>
-          </w:rPr>
-          <w:t>24:10–22</w:t>
-        </w:r>
-      </w:hyperlink>
-      <w:r>
-        <w:rPr>
-          <w:lang w:val="zh_TW" w:bidi="zh_TW"/>
-        </w:rPr>
-        <w:t>）。神關心窮乏的人，並期望祂的子民也這樣做。</w:t>
+        <w:t>這個名稱來自希臘文，指位於底格里斯河（Tigris）與幼發拉底河（Euphrates）之間的地區。今天，阿拉伯人稱此地為「al-Jazira」，意即「島嶼」。</w:t>
       </w:r>
     </w:p>
     <w:p>
@@ -614,218 +925,7 @@
         <w:rPr>
           <w:lang w:val="zh_TW" w:bidi="zh_TW"/>
         </w:rPr>
-        <w:t>在兩約之間的時期，這種關心在地中海周圍的猶太社區中持續存在，隨後由基督徒教會作為實際責任承擔起來（</w:t>
-      </w:r>
-      <w:hyperlink r:id="rId26">
-        <w:r>
-          <w:rPr>
-            <w:lang w:val="zh_TW" w:bidi="zh_TW"/>
-          </w:rPr>
-          <w:rPr>
-            <w:color w:val="0000EE"/>
-            <w:u w:val="single"/>
-          </w:rPr>
-          <w:t>使徒行傳11:29</w:t>
-        </w:r>
-      </w:hyperlink>
-      <w:r>
-        <w:rPr>
-          <w:lang w:val="zh_TW" w:bidi="zh_TW"/>
-        </w:rPr>
-        <w:t>，</w:t>
-      </w:r>
-      <w:hyperlink r:id="rId27">
-        <w:r>
-          <w:rPr>
-            <w:lang w:val="zh_TW" w:bidi="zh_TW"/>
-          </w:rPr>
-          <w:rPr>
-            <w:color w:val="0000EE"/>
-            <w:u w:val="single"/>
-          </w:rPr>
-          <w:t>24:17</w:t>
-        </w:r>
-      </w:hyperlink>
-      <w:r>
-        <w:rPr>
-          <w:lang w:val="zh_TW" w:bidi="zh_TW"/>
-        </w:rPr>
-        <w:t>；</w:t>
-      </w:r>
-      <w:hyperlink r:id="rId28">
-        <w:r>
-          <w:rPr>
-            <w:lang w:val="zh_TW" w:bidi="zh_TW"/>
-          </w:rPr>
-          <w:rPr>
-            <w:color w:val="0000EE"/>
-            <w:u w:val="single"/>
-          </w:rPr>
-          <w:t>羅馬書15:26</w:t>
-        </w:r>
-      </w:hyperlink>
-      <w:r>
-        <w:rPr>
-          <w:lang w:val="zh_TW" w:bidi="zh_TW"/>
-        </w:rPr>
-        <w:t>；</w:t>
-      </w:r>
-      <w:hyperlink r:id="rId29">
-        <w:r>
-          <w:rPr>
-            <w:lang w:val="zh_TW" w:bidi="zh_TW"/>
-          </w:rPr>
-          <w:rPr>
-            <w:color w:val="0000EE"/>
-            <w:u w:val="single"/>
-          </w:rPr>
-          <w:t>哥林多前書16:1</w:t>
-        </w:r>
-      </w:hyperlink>
-      <w:r>
-        <w:rPr>
-          <w:lang w:val="zh_TW" w:bidi="zh_TW"/>
-        </w:rPr>
-        <w:t>；</w:t>
-      </w:r>
-      <w:hyperlink r:id="rId30">
-        <w:r>
-          <w:rPr>
-            <w:lang w:val="zh_TW" w:bidi="zh_TW"/>
-          </w:rPr>
-          <w:rPr>
-            <w:color w:val="0000EE"/>
-            <w:u w:val="single"/>
-          </w:rPr>
-          <w:t>加拉太書2:10</w:t>
-        </w:r>
-      </w:hyperlink>
-      <w:r>
-        <w:rPr>
-          <w:lang w:val="zh_TW" w:bidi="zh_TW"/>
-        </w:rPr>
-        <w:t>；</w:t>
-      </w:r>
-      <w:hyperlink r:id="rId31">
-        <w:r>
-          <w:rPr>
-            <w:lang w:val="zh_TW" w:bidi="zh_TW"/>
-          </w:rPr>
-          <w:rPr>
-            <w:color w:val="0000EE"/>
-            <w:u w:val="single"/>
-          </w:rPr>
-          <w:t>雅各書2:15–16</w:t>
-        </w:r>
-      </w:hyperlink>
-      <w:r>
-        <w:rPr>
-          <w:lang w:val="zh_TW" w:bidi="zh_TW"/>
-        </w:rPr>
-        <w:t>；</w:t>
-      </w:r>
-      <w:hyperlink r:id="rId32">
-        <w:r>
-          <w:rPr>
-            <w:lang w:val="zh_TW" w:bidi="zh_TW"/>
-          </w:rPr>
-          <w:rPr>
-            <w:color w:val="0000EE"/>
-            <w:u w:val="single"/>
-          </w:rPr>
-          <w:t>約翰一書3:17</w:t>
-        </w:r>
-      </w:hyperlink>
-      <w:r>
-        <w:rPr>
-          <w:lang w:val="zh_TW" w:bidi="zh_TW"/>
-        </w:rPr>
-        <w:t>）；對基督徒來說，施捨也是他們的主所明確期望的義務（</w:t>
-      </w:r>
-      <w:hyperlink r:id="rId33">
-        <w:r>
-          <w:rPr>
-            <w:lang w:val="zh_TW" w:bidi="zh_TW"/>
-          </w:rPr>
-          <w:rPr>
-            <w:color w:val="0000EE"/>
-            <w:u w:val="single"/>
-          </w:rPr>
-          <w:t>馬太福音6:2–4</w:t>
-        </w:r>
-      </w:hyperlink>
-      <w:r>
-        <w:rPr>
-          <w:lang w:val="zh_TW" w:bidi="zh_TW"/>
-        </w:rPr>
-        <w:t>；</w:t>
-      </w:r>
-      <w:hyperlink r:id="rId34">
-        <w:r>
-          <w:rPr>
-            <w:lang w:val="zh_TW" w:bidi="zh_TW"/>
-          </w:rPr>
-          <w:rPr>
-            <w:color w:val="0000EE"/>
-            <w:u w:val="single"/>
-          </w:rPr>
-          <w:t>路加福音12:33</w:t>
-        </w:r>
-      </w:hyperlink>
-      <w:r>
-        <w:rPr>
-          <w:lang w:val="zh_TW" w:bidi="zh_TW"/>
-        </w:rPr>
-        <w:t>）。早期教會所實踐的事實上並不是原始的共產主義，因為假如他們放棄個人財產，他們就無法做到他們實際上所做的事——將錢財或實物「照各人所需用的」</w:t>
-      </w:r>
-      <w:r>
-        <w:rPr>
-          <w:i/>
-          <w:lang w:val="zh_TW" w:bidi="zh_TW"/>
-        </w:rPr>
-        <w:t>分給</w:t>
-      </w:r>
-      <w:r>
-        <w:rPr>
-          <w:lang w:val="zh_TW" w:bidi="zh_TW"/>
-        </w:rPr>
-        <w:t>各人（</w:t>
-      </w:r>
-      <w:hyperlink r:id="rId35">
-        <w:r>
-          <w:rPr>
-            <w:lang w:val="zh_TW" w:bidi="zh_TW"/>
-          </w:rPr>
-          <w:rPr>
-            <w:color w:val="0000EE"/>
-            <w:u w:val="single"/>
-          </w:rPr>
-          <w:t>使徒行傳2:45</w:t>
-        </w:r>
-      </w:hyperlink>
-      <w:r>
-        <w:rPr>
-          <w:lang w:val="zh_TW" w:bidi="zh_TW"/>
-        </w:rPr>
-        <w:t>，</w:t>
-      </w:r>
-      <w:hyperlink r:id="rId36">
-        <w:r>
-          <w:rPr>
-            <w:lang w:val="zh_TW" w:bidi="zh_TW"/>
-          </w:rPr>
-          <w:rPr>
-            <w:color w:val="0000EE"/>
-            <w:u w:val="single"/>
-          </w:rPr>
-          <w:t>4:35</w:t>
-        </w:r>
-      </w:hyperlink>
-      <w:r>
-        <w:rPr>
-          <w:lang w:val="zh_TW" w:bidi="zh_TW"/>
-        </w:rPr>
-        <w:t>）。</w:t>
+        <w:t>美索不達米亞，意指「兩河之間」，是指靠近底格里斯河和幼發拉底河直到波斯灣的地區。大部份位於現今的伊拉克境內，但部份地區在敘利亞和土耳其。</w:t>
       </w:r>
     </w:p>
     <w:p>
@@ -839,7 +939,43 @@
         <w:rPr>
           <w:lang w:val="zh_TW" w:bidi="zh_TW"/>
         </w:rPr>
-        <w:t>因此，貧窮雖然給富人提供了展示慷慨美德的機會，但本身（在新約和舊約中皆是）是一件壞事。</w:t>
+        <w:t>美索不達米亞對於舊約歷史非常重要，</w:t>
+      </w:r>
+      <w:hyperlink r:id="rId45">
+        <w:r>
+          <w:rPr>
+            <w:lang w:val="zh_TW" w:bidi="zh_TW"/>
+          </w:rPr>
+          <w:rPr>
+            <w:color w:val="0000EE"/>
+            <w:u w:val="single"/>
+          </w:rPr>
+          <w:t>創世記一至十一章</w:t>
+        </w:r>
+      </w:hyperlink>
+      <w:r>
+        <w:rPr>
+          <w:lang w:val="zh_TW" w:bidi="zh_TW"/>
+        </w:rPr>
+        <w:t>中的很多故事，都在這裡發生。伊甸園被認為位於美索不達米亞，因為</w:t>
+      </w:r>
+      <w:hyperlink r:id="rId46">
+        <w:r>
+          <w:rPr>
+            <w:lang w:val="zh_TW" w:bidi="zh_TW"/>
+          </w:rPr>
+          <w:rPr>
+            <w:color w:val="0000EE"/>
+            <w:u w:val="single"/>
+          </w:rPr>
+          <w:t>創世記二章10至14節</w:t>
+        </w:r>
+      </w:hyperlink>
+      <w:r>
+        <w:rPr>
+          <w:lang w:val="zh_TW" w:bidi="zh_TW"/>
+        </w:rPr>
+        <w:t>提到，伊甸園附近兩條河流為幼發拉底河和底格里斯河。</w:t>
       </w:r>
     </w:p>
     <w:p>
@@ -850,7 +986,7 @@
         <w:rPr>
           <w:lang w:val="zh_TW" w:bidi="zh_TW"/>
         </w:rPr>
-        <w:t>貧窮作為好事</w:t>
+        <w:t>誰居住在美索不達米亞？</w:t>
       </w:r>
     </w:p>
     <w:p>
@@ -864,133 +1000,7 @@
         <w:rPr>
           <w:lang w:val="zh_TW" w:bidi="zh_TW"/>
         </w:rPr>
-        <w:t>正如我們所見，某種意義上，公義會使人興旺，而罪惡會使人貧窮。但普通的生活比這更複雜。</w:t>
-      </w:r>
-      <w:hyperlink r:id="rId37">
-        <w:r>
-          <w:rPr>
-            <w:lang w:val="zh_TW" w:bidi="zh_TW"/>
-          </w:rPr>
-          <w:rPr>
-            <w:color w:val="0000EE"/>
-            <w:u w:val="single"/>
-          </w:rPr>
-          <w:t>詩篇第一篇</w:t>
-        </w:r>
-      </w:hyperlink>
-      <w:r>
-        <w:rPr>
-          <w:lang w:val="zh_TW" w:bidi="zh_TW"/>
-        </w:rPr>
-        <w:t>和</w:t>
-      </w:r>
-      <w:hyperlink r:id="rId38">
-        <w:r>
-          <w:rPr>
-            <w:lang w:val="zh_TW" w:bidi="zh_TW"/>
-          </w:rPr>
-          <w:rPr>
-            <w:color w:val="0000EE"/>
-            <w:u w:val="single"/>
-          </w:rPr>
-          <w:t>一百一十二篇</w:t>
-        </w:r>
-      </w:hyperlink>
-      <w:r>
-        <w:rPr>
-          <w:lang w:val="zh_TW" w:bidi="zh_TW"/>
-        </w:rPr>
-        <w:t>提及上述內容，卻只展現了事情的其中一面。惡人興旺（</w:t>
-      </w:r>
-      <w:hyperlink r:id="rId39">
-        <w:r>
-          <w:rPr>
-            <w:lang w:val="zh_TW" w:bidi="zh_TW"/>
-          </w:rPr>
-          <w:rPr>
-            <w:color w:val="0000EE"/>
-            <w:u w:val="single"/>
-          </w:rPr>
-          <w:t>詩篇73:3</w:t>
-        </w:r>
-      </w:hyperlink>
-      <w:r>
-        <w:rPr>
-          <w:lang w:val="zh_TW" w:bidi="zh_TW"/>
-        </w:rPr>
-        <w:t>）及其對應的，義人貧窮呢？聖經的答案（比如，</w:t>
-      </w:r>
-      <w:hyperlink r:id="rId40">
-        <w:r>
-          <w:rPr>
-            <w:lang w:val="zh_TW" w:bidi="zh_TW"/>
-          </w:rPr>
-          <w:rPr>
-            <w:color w:val="0000EE"/>
-            <w:u w:val="single"/>
-          </w:rPr>
-          <w:t>約伯記21</w:t>
-        </w:r>
-      </w:hyperlink>
-      <w:r>
-        <w:rPr>
-          <w:lang w:val="zh_TW" w:bidi="zh_TW"/>
-        </w:rPr>
-        <w:t>；</w:t>
-      </w:r>
-      <w:hyperlink r:id="rId41">
-        <w:r>
-          <w:rPr>
-            <w:lang w:val="zh_TW" w:bidi="zh_TW"/>
-          </w:rPr>
-          <w:rPr>
-            <w:color w:val="0000EE"/>
-            <w:u w:val="single"/>
-          </w:rPr>
-          <w:t>詩篇37</w:t>
-        </w:r>
-      </w:hyperlink>
-      <w:r>
-        <w:rPr>
-          <w:lang w:val="zh_TW" w:bidi="zh_TW"/>
-        </w:rPr>
-        <w:t>，</w:t>
-      </w:r>
-      <w:hyperlink r:id="rId42">
-        <w:r>
-          <w:rPr>
-            <w:lang w:val="zh_TW" w:bidi="zh_TW"/>
-          </w:rPr>
-          <w:rPr>
-            <w:color w:val="0000EE"/>
-            <w:u w:val="single"/>
-          </w:rPr>
-          <w:t>49</w:t>
-        </w:r>
-      </w:hyperlink>
-      <w:r>
-        <w:rPr>
-          <w:lang w:val="zh_TW" w:bidi="zh_TW"/>
-        </w:rPr>
-        <w:t>，</w:t>
-      </w:r>
-      <w:hyperlink r:id="rId43">
-        <w:r>
-          <w:rPr>
-            <w:lang w:val="zh_TW" w:bidi="zh_TW"/>
-          </w:rPr>
-          <w:rPr>
-            <w:color w:val="0000EE"/>
-            <w:u w:val="single"/>
-          </w:rPr>
-          <w:t>73</w:t>
-        </w:r>
-      </w:hyperlink>
-      <w:r>
-        <w:rPr>
-          <w:lang w:val="zh_TW" w:bidi="zh_TW"/>
-        </w:rPr>
-        <w:t>）——壞人的富足是短暫的，而義人雖然在屬世的財物上貧窮，卻擁有屬靈的財富。</w:t>
+        <w:t>我們對美索不達米亞的史前文化所知甚少。歷史時期的劃分通常依據最重要的城邦（例如吾珥和伊辛—拉爾薩（Isin-Larsa））或統治王朝（例如吾珥第三王朝（Ur III））來命名。</w:t>
       </w:r>
     </w:p>
     <w:p>
@@ -1004,205 +1014,7 @@
         <w:rPr>
           <w:lang w:val="zh_TW" w:bidi="zh_TW"/>
         </w:rPr>
-        <w:t>這個想法——好人不僅沒有興旺，反而可能經常貧窮——有時會被奇怪地顛倒過來。義人可能貧窮，但聖經有時似乎認為貧窮就是義。當然，這並不是自動就會如此（</w:t>
-      </w:r>
-      <w:hyperlink r:id="rId44">
-        <w:r>
-          <w:rPr>
-            <w:lang w:val="zh_TW" w:bidi="zh_TW"/>
-          </w:rPr>
-          <w:rPr>
-            <w:color w:val="0000EE"/>
-            <w:u w:val="single"/>
-          </w:rPr>
-          <w:t>箴言30:8–9</w:t>
-        </w:r>
-      </w:hyperlink>
-      <w:r>
-        <w:rPr>
-          <w:lang w:val="zh_TW" w:bidi="zh_TW"/>
-        </w:rPr>
-        <w:t>），但這樣的描述在聖經中，尤其是在詩篇中相當頻繁（比如，</w:t>
-      </w:r>
-      <w:hyperlink r:id="rId45">
-        <w:r>
-          <w:rPr>
-            <w:lang w:val="zh_TW" w:bidi="zh_TW"/>
-          </w:rPr>
-          <w:rPr>
-            <w:color w:val="0000EE"/>
-            <w:u w:val="single"/>
-          </w:rPr>
-          <w:t>詩篇9:18</w:t>
-        </w:r>
-      </w:hyperlink>
-      <w:r>
-        <w:rPr>
-          <w:lang w:val="zh_TW" w:bidi="zh_TW"/>
-        </w:rPr>
-        <w:t>，</w:t>
-      </w:r>
-      <w:hyperlink r:id="rId46">
-        <w:r>
-          <w:rPr>
-            <w:lang w:val="zh_TW" w:bidi="zh_TW"/>
-          </w:rPr>
-          <w:rPr>
-            <w:color w:val="0000EE"/>
-            <w:u w:val="single"/>
-          </w:rPr>
-          <w:t>10:14</w:t>
-        </w:r>
-      </w:hyperlink>
-      <w:r>
-        <w:rPr>
-          <w:lang w:val="zh_TW" w:bidi="zh_TW"/>
-        </w:rPr>
-        <w:t>，</w:t>
-      </w:r>
-      <w:hyperlink r:id="rId47">
-        <w:r>
-          <w:rPr>
-            <w:lang w:val="zh_TW" w:bidi="zh_TW"/>
-          </w:rPr>
-          <w:rPr>
-            <w:color w:val="0000EE"/>
-            <w:u w:val="single"/>
-          </w:rPr>
-          <w:t>12:5</w:t>
-        </w:r>
-      </w:hyperlink>
-      <w:r>
-        <w:rPr>
-          <w:lang w:val="zh_TW" w:bidi="zh_TW"/>
-        </w:rPr>
-        <w:t>，</w:t>
-      </w:r>
-      <w:hyperlink r:id="rId48">
-        <w:r>
-          <w:rPr>
-            <w:lang w:val="zh_TW" w:bidi="zh_TW"/>
-          </w:rPr>
-          <w:rPr>
-            <w:color w:val="0000EE"/>
-            <w:u w:val="single"/>
-          </w:rPr>
-          <w:t>34:6</w:t>
-        </w:r>
-      </w:hyperlink>
-      <w:r>
-        <w:rPr>
-          <w:lang w:val="zh_TW" w:bidi="zh_TW"/>
-        </w:rPr>
-        <w:t>，</w:t>
-      </w:r>
-      <w:hyperlink r:id="rId49">
-        <w:r>
-          <w:rPr>
-            <w:lang w:val="zh_TW" w:bidi="zh_TW"/>
-          </w:rPr>
-          <w:rPr>
-            <w:color w:val="0000EE"/>
-            <w:u w:val="single"/>
-          </w:rPr>
-          <w:t>35:10</w:t>
-        </w:r>
-      </w:hyperlink>
-      <w:r>
-        <w:rPr>
-          <w:lang w:val="zh_TW" w:bidi="zh_TW"/>
-        </w:rPr>
-        <w:t>，</w:t>
-      </w:r>
-      <w:hyperlink r:id="rId50">
-        <w:r>
-          <w:rPr>
-            <w:lang w:val="zh_TW" w:bidi="zh_TW"/>
-          </w:rPr>
-          <w:rPr>
-            <w:color w:val="0000EE"/>
-            <w:u w:val="single"/>
-          </w:rPr>
-          <w:t>74:19</w:t>
-        </w:r>
-      </w:hyperlink>
-      <w:r>
-        <w:rPr>
-          <w:lang w:val="zh_TW" w:bidi="zh_TW"/>
-        </w:rPr>
-        <w:t>），值得仔細考慮。經過思考後會看到，這並不奇怪。因為神特別關心貧窮人，所以貧窮人可能特別關心神，原因有二。首先，如果以色列中有貧窮，那是因為有權勢的人在濫用權力；因此，貧窮人會首先尋求神的幫助，因為神的法則被藐視，而神會親自伸冤。其次，貧窮使人轉向神，因為在那種情況下，沒有其他人可以依靠。這樣，「貧窮」幾乎成為一個專有的詞語。「貧窮人」是謙卑的人，而謙卑的人是敬虔的人（</w:t>
-      </w:r>
-      <w:hyperlink r:id="rId51">
-        <w:r>
-          <w:rPr>
-            <w:lang w:val="zh_TW" w:bidi="zh_TW"/>
-          </w:rPr>
-          <w:rPr>
-            <w:color w:val="0000EE"/>
-            <w:u w:val="single"/>
-          </w:rPr>
-          <w:t>詩篇10:17</w:t>
-        </w:r>
-      </w:hyperlink>
-      <w:r>
-        <w:rPr>
-          <w:lang w:val="zh_TW" w:bidi="zh_TW"/>
-        </w:rPr>
-        <w:t>，</w:t>
-      </w:r>
-      <w:hyperlink r:id="rId52">
-        <w:r>
-          <w:rPr>
-            <w:lang w:val="zh_TW" w:bidi="zh_TW"/>
-          </w:rPr>
-          <w:rPr>
-            <w:color w:val="0000EE"/>
-            <w:u w:val="single"/>
-          </w:rPr>
-          <w:t>14:5–6</w:t>
-        </w:r>
-      </w:hyperlink>
-      <w:r>
-        <w:rPr>
-          <w:lang w:val="zh_TW" w:bidi="zh_TW"/>
-        </w:rPr>
-        <w:t>，</w:t>
-      </w:r>
-      <w:hyperlink r:id="rId53">
-        <w:r>
-          <w:rPr>
-            <w:lang w:val="zh_TW" w:bidi="zh_TW"/>
-          </w:rPr>
-          <w:rPr>
-            <w:color w:val="0000EE"/>
-            <w:u w:val="single"/>
-          </w:rPr>
-          <w:t>37:11</w:t>
-        </w:r>
-      </w:hyperlink>
-      <w:r>
-        <w:rPr>
-          <w:lang w:val="zh_TW" w:bidi="zh_TW"/>
-        </w:rPr>
-        <w:t>；</w:t>
-      </w:r>
-      <w:hyperlink r:id="rId54">
-        <w:r>
-          <w:rPr>
-            <w:lang w:val="zh_TW" w:bidi="zh_TW"/>
-          </w:rPr>
-          <w:rPr>
-            <w:color w:val="0000EE"/>
-            <w:u w:val="single"/>
-          </w:rPr>
-          <w:t>西番雅書3:12–13</w:t>
-        </w:r>
-      </w:hyperlink>
-      <w:r>
-        <w:rPr>
-          <w:lang w:val="zh_TW" w:bidi="zh_TW"/>
-        </w:rPr>
-        <w:t>）。正如富有可以助長自我放縱、自大、驕傲以及藐視、欺壓他人一樣，貧窮則會鼓勵相反的美德。</w:t>
+        <w:t>美索不達米亞的南部稱為蘇美（Sumer）。蘇美人擁有獨特的文化，他們所說的語言與美索不達米亞其他地區的完全不同。然而，蘇美語與其他語言的書寫符號一樣，是用一系列的楔形文字（cuneiform）來書寫的。</w:t>
       </w:r>
     </w:p>
     <w:p>
@@ -1216,43 +1028,31 @@
         <w:rPr>
           <w:lang w:val="zh_TW" w:bidi="zh_TW"/>
         </w:rPr>
-        <w:t>因此，貧窮不再是一種應該避免的邪惡，而成為一種應當追求的理想。根據舊約中「貧窮人」和「虔誠人」幾乎可以互換使用的方式，許多猶太人在兩約之間的時期放棄了個人財產。這其中包括愛色尼派（Essenes）和在死海附近的昆蘭建立的相關群體。後者實際上自稱為「貧窮人」。這一傳統延續到了新約時代。可能在耶路撒冷的「貧窮人」指的是當時教會中的一個特定群體（甚至是整個耶路撒冷教會；</w:t>
-      </w:r>
-      <w:hyperlink r:id="rId28">
-        <w:r>
-          <w:rPr>
-            <w:lang w:val="zh_TW" w:bidi="zh_TW"/>
-          </w:rPr>
-          <w:rPr>
-            <w:color w:val="0000EE"/>
-            <w:u w:val="single"/>
-          </w:rPr>
-          <w:t>羅馬書15:26</w:t>
-        </w:r>
-      </w:hyperlink>
-      <w:r>
-        <w:rPr>
-          <w:lang w:val="zh_TW" w:bidi="zh_TW"/>
-        </w:rPr>
-        <w:t>；</w:t>
-      </w:r>
-      <w:hyperlink r:id="rId30">
-        <w:r>
-          <w:rPr>
-            <w:lang w:val="zh_TW" w:bidi="zh_TW"/>
-          </w:rPr>
-          <w:rPr>
-            <w:color w:val="0000EE"/>
-            <w:u w:val="single"/>
-          </w:rPr>
-          <w:t>加拉太書2:10</w:t>
-        </w:r>
-      </w:hyperlink>
-      <w:r>
-        <w:rPr>
-          <w:lang w:val="zh_TW" w:bidi="zh_TW"/>
-        </w:rPr>
-        <w:t>）。後來確實出現了一個猶太基督教派，稱為「以便尼派（Ebionites）」（來自希伯來語中表示「貧窮」的詞）。</w:t>
+        <w:t>美索不達米亞往北邊的地區稱為亞喀得（Akkad，也稱為阿卡德</w:t>
+      </w:r>
+      <w:r>
+        <w:rPr>
+          <w:lang w:val="zh_TW" w:bidi="zh_TW"/>
+        </w:rPr>
+        <w:t>〔</w:t>
+      </w:r>
+      <w:r>
+        <w:rPr>
+          <w:lang w:val="zh_TW" w:bidi="zh_TW"/>
+        </w:rPr>
+        <w:t>Agade</w:t>
+      </w:r>
+      <w:r>
+        <w:rPr>
+          <w:lang w:val="zh_TW" w:bidi="zh_TW"/>
+        </w:rPr>
+        <w:t>〕</w:t>
+      </w:r>
+      <w:r>
+        <w:rPr>
+          <w:lang w:val="zh_TW" w:bidi="zh_TW"/>
+        </w:rPr>
+        <w:t>），亞喀得人也屬於閃族人；再往北沿著底格里斯河的是亞述地區，更西邊是敘利亞（也稱為亞蘭）。在亞述和敘利亞之間是米坦尼（Mitanni）。</w:t>
       </w:r>
     </w:p>
     <w:p>
@@ -1266,61 +1066,126 @@
         <w:rPr>
           <w:lang w:val="zh_TW" w:bidi="zh_TW"/>
         </w:rPr>
-        <w:t>新約當然清楚地教導真正重要的是內心的態度。貧窮但貪婪，或富有但慷慨都是有可能的。即便如此，根據上述舊約背景，福音書中這些詞彙的普遍意義是：富有=壞，貧窮=好。一方面，撒都該人擁有世俗的財富，法利賽人擁有屬靈的驕傲，而有產業的人是自私、愚昧的，處於嚴重的屬靈危險中（</w:t>
-      </w:r>
-      <w:hyperlink r:id="rId55">
-        <w:r>
-          <w:rPr>
-            <w:lang w:val="zh_TW" w:bidi="zh_TW"/>
-          </w:rPr>
-          <w:rPr>
-            <w:color w:val="0000EE"/>
-            <w:u w:val="single"/>
-          </w:rPr>
-          <w:t>馬可福音10:23</w:t>
-        </w:r>
-      </w:hyperlink>
-      <w:r>
-        <w:rPr>
-          <w:lang w:val="zh_TW" w:bidi="zh_TW"/>
-        </w:rPr>
-        <w:t>；</w:t>
-      </w:r>
-      <w:hyperlink r:id="rId56">
-        <w:r>
-          <w:rPr>
-            <w:lang w:val="zh_TW" w:bidi="zh_TW"/>
-          </w:rPr>
-          <w:rPr>
-            <w:color w:val="0000EE"/>
-            <w:u w:val="single"/>
-          </w:rPr>
-          <w:t>路加福音12:13–21</w:t>
-        </w:r>
-      </w:hyperlink>
-      <w:r>
-        <w:rPr>
-          <w:lang w:val="zh_TW" w:bidi="zh_TW"/>
-        </w:rPr>
-        <w:t>，</w:t>
-      </w:r>
-      <w:hyperlink r:id="rId57">
-        <w:r>
-          <w:rPr>
-            <w:lang w:val="zh_TW" w:bidi="zh_TW"/>
-          </w:rPr>
-          <w:rPr>
-            <w:color w:val="0000EE"/>
-            <w:u w:val="single"/>
-          </w:rPr>
-          <w:t>16:19–31</w:t>
-        </w:r>
-      </w:hyperlink>
-      <w:r>
-        <w:rPr>
-          <w:lang w:val="zh_TW" w:bidi="zh_TW"/>
-        </w:rPr>
-        <w:t>）。另一方面，委身且簡樸的人，如耶穌自己的家人和朋友，通常代表貧窮人。</w:t>
+        <w:t>美索不達米亞不同地區曾在不同時期先後興起掌權，此地也先後成為多個帝國的一部份，包括：</w:t>
+      </w:r>
+    </w:p>
+    <w:p>
+      <w:pPr>
+        <w:pStyle w:val="ListBullet"/>
+        <w:spacing w:line="240" w:lineRule="auto"/>
+        <w:ind w:left="720"/>
+      </w:pPr>
+      <w:r>
+        <w:rPr>
+          <w:lang w:val="zh_TW" w:bidi="zh_TW"/>
+        </w:rPr>
+      </w:r>
+      <w:r>
+        <w:rPr>
+          <w:lang w:val="zh_TW" w:bidi="zh_TW"/>
+        </w:rPr>
+        <w:t>赫人</w:t>
+      </w:r>
+    </w:p>
+    <w:p>
+      <w:pPr>
+        <w:pStyle w:val="ListBullet"/>
+        <w:spacing w:line="240" w:lineRule="auto"/>
+        <w:ind w:left="720"/>
+      </w:pPr>
+      <w:r>
+        <w:rPr>
+          <w:lang w:val="zh_TW" w:bidi="zh_TW"/>
+        </w:rPr>
+      </w:r>
+      <w:r>
+        <w:rPr>
+          <w:lang w:val="zh_TW" w:bidi="zh_TW"/>
+        </w:rPr>
+        <w:t>亞述</w:t>
+      </w:r>
+    </w:p>
+    <w:p>
+      <w:pPr>
+        <w:pStyle w:val="ListBullet"/>
+        <w:spacing w:line="240" w:lineRule="auto"/>
+        <w:ind w:left="720"/>
+      </w:pPr>
+      <w:r>
+        <w:rPr>
+          <w:lang w:val="zh_TW" w:bidi="zh_TW"/>
+        </w:rPr>
+      </w:r>
+      <w:r>
+        <w:rPr>
+          <w:lang w:val="zh_TW" w:bidi="zh_TW"/>
+        </w:rPr>
+        <w:t>巴比倫</w:t>
+      </w:r>
+    </w:p>
+    <w:p>
+      <w:pPr>
+        <w:pStyle w:val="ListBullet"/>
+        <w:spacing w:line="240" w:lineRule="auto"/>
+        <w:ind w:left="720"/>
+      </w:pPr>
+      <w:r>
+        <w:rPr>
+          <w:lang w:val="zh_TW" w:bidi="zh_TW"/>
+        </w:rPr>
+      </w:r>
+      <w:r>
+        <w:rPr>
+          <w:lang w:val="zh_TW" w:bidi="zh_TW"/>
+        </w:rPr>
+        <w:t>波斯</w:t>
+      </w:r>
+    </w:p>
+    <w:p>
+      <w:pPr>
+        <w:pStyle w:val="ListBullet"/>
+        <w:spacing w:line="240" w:lineRule="auto"/>
+        <w:ind w:left="720"/>
+      </w:pPr>
+      <w:r>
+        <w:rPr>
+          <w:lang w:val="zh_TW" w:bidi="zh_TW"/>
+        </w:rPr>
+      </w:r>
+      <w:r>
+        <w:rPr>
+          <w:lang w:val="zh_TW" w:bidi="zh_TW"/>
+        </w:rPr>
+        <w:t>希臘（也稱為希臘化〔Hellenistic〕）</w:t>
+      </w:r>
+    </w:p>
+    <w:p>
+      <w:pPr>
+        <w:pStyle w:val="ListBullet"/>
+        <w:spacing w:line="240" w:lineRule="auto"/>
+        <w:ind w:left="720"/>
+      </w:pPr>
+      <w:r>
+        <w:rPr>
+          <w:lang w:val="zh_TW" w:bidi="zh_TW"/>
+        </w:rPr>
+      </w:r>
+      <w:r>
+        <w:rPr>
+          <w:lang w:val="zh_TW" w:bidi="zh_TW"/>
+        </w:rPr>
+        <w:t>羅馬</w:t>
+      </w:r>
+    </w:p>
+    <w:p>
+      <w:pPr>
+        <w:pStyle w:val="Heading3"/>
+      </w:pPr>
+      <w:r>
+        <w:rPr>
+          <w:lang w:val="zh_TW" w:bidi="zh_TW"/>
+        </w:rPr>
+        <w:t>聖經中的美索不達米亞</w:t>
       </w:r>
     </w:p>
     <w:p>
@@ -1334,9 +1199,9 @@
         <w:rPr>
           <w:lang w:val="zh_TW" w:bidi="zh_TW"/>
         </w:rPr>
-        <w:t>因此，事實上，八福第一福的兩個版本（馬太和路加的記載）實際上是相同的。馬太的版本有深度：「虛心的人有福了」（</w:t>
-      </w:r>
-      <w:hyperlink r:id="rId58">
+        <w:t>舊約稱美索不達米亞為「亞蘭一納哈拉音（Aram-naharaim）」，意指「兩河的亞蘭」。亞伯拉罕曾差派僕人往亞蘭一納哈拉音為以撒找妻子（</w:t>
+      </w:r>
+      <w:hyperlink r:id="rId47">
         <w:r>
           <w:rPr>
             <w:lang w:val="zh_TW" w:bidi="zh_TW"/>
@@ -1345,16 +1210,16 @@
             <w:color w:val="0000EE"/>
             <w:u w:val="single"/>
           </w:rPr>
-          <w:t>馬太福音5:3）；</w:t>
+          <w:t>創24:10</w:t>
         </w:r>
       </w:hyperlink>
       <w:r>
         <w:rPr>
           <w:lang w:val="zh_TW" w:bidi="zh_TW"/>
         </w:rPr>
-        <w:t>路加的版本有廣度。當路加簡單地說「你們貧窮的人有福了」（</w:t>
-      </w:r>
-      <w:hyperlink r:id="rId59">
+        <w:t>；譯註：和合本譯美索不達米亞）。有些人認為「兩河」是指幼發拉底河和幼發拉底河中，一條名為哈布爾河（Khabur）的支流。雅各的故事中則並未使用「亞蘭一納哈拉音」這個詞，而是稱該地區為「巴旦‧亞蘭」，即「亞蘭的田野（或花園）」（</w:t>
+      </w:r>
+      <w:hyperlink r:id="rId48">
         <w:r>
           <w:rPr>
             <w:lang w:val="zh_TW" w:bidi="zh_TW"/>
@@ -1363,105 +1228,14 @@
             <w:color w:val="0000EE"/>
             <w:u w:val="single"/>
           </w:rPr>
-          <w:t>路加福音6:20</w:t>
+          <w:t>創28:2</w:t>
         </w:r>
       </w:hyperlink>
       <w:r>
         <w:rPr>
           <w:lang w:val="zh_TW" w:bidi="zh_TW"/>
         </w:rPr>
-        <w:t>）時，他指的是那些在需要中（</w:t>
-      </w:r>
-      <w:r>
-        <w:rPr>
-          <w:i/>
-          <w:lang w:val="zh_TW" w:bidi="zh_TW"/>
-        </w:rPr>
-        <w:t>任何</w:t>
-      </w:r>
-      <w:r>
-        <w:rPr>
-          <w:lang w:val="zh_TW" w:bidi="zh_TW"/>
-        </w:rPr>
-        <w:t>需要）轉向主的人。基督來到世上是為了將福音帶給這樣的人（</w:t>
-      </w:r>
-      <w:hyperlink r:id="rId60">
-        <w:r>
-          <w:rPr>
-            <w:lang w:val="zh_TW" w:bidi="zh_TW"/>
-          </w:rPr>
-          <w:rPr>
-            <w:color w:val="0000EE"/>
-            <w:u w:val="single"/>
-          </w:rPr>
-          <w:t>馬太福音11:5</w:t>
-        </w:r>
-      </w:hyperlink>
-      <w:r>
-        <w:rPr>
-          <w:lang w:val="zh_TW" w:bidi="zh_TW"/>
-        </w:rPr>
-        <w:t>；</w:t>
-      </w:r>
-      <w:hyperlink r:id="rId61">
-        <w:r>
-          <w:rPr>
-            <w:lang w:val="zh_TW" w:bidi="zh_TW"/>
-          </w:rPr>
-          <w:rPr>
-            <w:color w:val="0000EE"/>
-            <w:u w:val="single"/>
-          </w:rPr>
-          <w:t>路加福音4:18</w:t>
-        </w:r>
-      </w:hyperlink>
-      <w:r>
-        <w:rPr>
-          <w:lang w:val="zh_TW" w:bidi="zh_TW"/>
-        </w:rPr>
-        <w:t>）。耶穌基督自己體現了同樣的理念。正如保羅所說：「</w:t>
-      </w:r>
-      <w:r>
-        <w:rPr>
-          <w:lang w:val="zh_TW" w:bidi="zh_TW"/>
-        </w:rPr>
-        <w:t>他本來富足，卻為你們成了貧窮，叫你們因他的貧窮，可以成為富足</w:t>
-      </w:r>
-      <w:r>
-        <w:rPr>
-          <w:lang w:val="zh_TW" w:bidi="zh_TW"/>
-        </w:rPr>
-        <w:t>」（</w:t>
-      </w:r>
-      <w:hyperlink r:id="rId62">
-        <w:r>
-          <w:rPr>
-            <w:lang w:val="zh_TW" w:bidi="zh_TW"/>
-          </w:rPr>
-          <w:rPr>
-            <w:color w:val="0000EE"/>
-            <w:u w:val="single"/>
-          </w:rPr>
-          <w:t>哥林多後書8:9</w:t>
-        </w:r>
-      </w:hyperlink>
-      <w:r>
-        <w:rPr>
-          <w:lang w:val="zh_TW" w:bidi="zh_TW"/>
-        </w:rPr>
-        <w:t>，</w:t>
-      </w:r>
-      <w:r>
-        <w:rPr>
-          <w:lang w:val="zh_TW" w:bidi="zh_TW"/>
-        </w:rPr>
-        <w:t>庇哩亞聖經</w:t>
-      </w:r>
-      <w:r>
-        <w:rPr>
-          <w:lang w:val="zh_TW" w:bidi="zh_TW"/>
-        </w:rPr>
-        <w:t>）。我們無助的貧窮是一種邪惡，需要祂來拯救；祂有意選擇的貧窮樣式正是祂拯救的榮耀方式。</w:t>
+        <w:t>）。</w:t>
       </w:r>
     </w:p>
     <w:p>
@@ -1473,77 +1247,176 @@
       </w:r>
       <w:r>
         <w:rPr>
-          <w:i/>
-          <w:lang w:val="zh_TW" w:bidi="zh_TW"/>
-        </w:rPr>
-        <w:t>另見</w:t>
-      </w:r>
-      <w:r>
-        <w:rPr>
-          <w:lang w:val="zh_TW" w:bidi="zh_TW"/>
-        </w:rPr>
-        <w:t xml:space="preserve"> </w:t>
-      </w:r>
-      <w:r>
-        <w:rPr>
-          <w:lang w:val="zh_TW" w:bidi="zh_TW"/>
-        </w:rPr>
-        <w:t>施捨</w:t>
-      </w:r>
-      <w:r>
-        <w:rPr>
-          <w:lang w:val="zh_TW" w:bidi="zh_TW"/>
-        </w:rPr>
-        <w:t>，</w:t>
-      </w:r>
-      <w:r>
-        <w:rPr>
-          <w:lang w:val="zh_TW" w:bidi="zh_TW"/>
-        </w:rPr>
-        <w:t>錢財</w:t>
-      </w:r>
-      <w:r>
-        <w:rPr>
-          <w:lang w:val="zh_TW" w:bidi="zh_TW"/>
-        </w:rPr>
-        <w:t>，</w:t>
-      </w:r>
-      <w:r>
-        <w:rPr>
-          <w:lang w:val="zh_TW" w:bidi="zh_TW"/>
-        </w:rPr>
-        <w:t>公義</w:t>
-      </w:r>
-      <w:r>
-        <w:rPr>
-          <w:lang w:val="zh_TW" w:bidi="zh_TW"/>
-        </w:rPr>
-        <w:t>，</w:t>
-      </w:r>
-      <w:r>
-        <w:rPr>
-          <w:lang w:val="zh_TW" w:bidi="zh_TW"/>
-        </w:rPr>
-        <w:t>工價</w:t>
-      </w:r>
-      <w:r>
-        <w:rPr>
-          <w:lang w:val="zh_TW" w:bidi="zh_TW"/>
-        </w:rPr>
-        <w:t>，</w:t>
-      </w:r>
-      <w:r>
-        <w:rPr>
-          <w:lang w:val="zh_TW" w:bidi="zh_TW"/>
-        </w:rPr>
-        <w:t>財富</w:t>
-      </w:r>
-      <w:r>
-        <w:rPr>
-          <w:lang w:val="zh_TW" w:bidi="zh_TW"/>
-        </w:rPr>
-        <w:t>。</w:t>
-      </w:r>
+          <w:lang w:val="zh_TW" w:bidi="zh_TW"/>
+        </w:rPr>
+        <w:t>比珥的兒子巴蘭出自美索不達米亞的毗奪（</w:t>
+      </w:r>
+      <w:hyperlink r:id="rId49">
+        <w:r>
+          <w:rPr>
+            <w:lang w:val="zh_TW" w:bidi="zh_TW"/>
+          </w:rPr>
+          <w:rPr>
+            <w:color w:val="0000EE"/>
+            <w:u w:val="single"/>
+          </w:rPr>
+          <w:t>申23:4</w:t>
+        </w:r>
+      </w:hyperlink>
+      <w:r>
+        <w:rPr>
+          <w:lang w:val="zh_TW" w:bidi="zh_TW"/>
+        </w:rPr>
+        <w:t>）。在士師時期，美索不達米亞王古珊‧利薩田（</w:t>
+      </w:r>
+      <w:r>
+        <w:rPr>
+          <w:lang w:val="zh_TW" w:bidi="zh_TW"/>
+        </w:rPr>
+        <w:t>Cushan-rishathaim</w:t>
+      </w:r>
+      <w:r>
+        <w:rPr>
+          <w:lang w:val="zh_TW" w:bidi="zh_TW"/>
+        </w:rPr>
+        <w:t>）曾壓迫以色列人八年，直到神藉著俄陀聶拯救他們（</w:t>
+      </w:r>
+      <w:hyperlink r:id="rId50">
+        <w:r>
+          <w:rPr>
+            <w:lang w:val="zh_TW" w:bidi="zh_TW"/>
+          </w:rPr>
+          <w:rPr>
+            <w:color w:val="0000EE"/>
+            <w:u w:val="single"/>
+          </w:rPr>
+          <w:t>士3:8</w:t>
+        </w:r>
+      </w:hyperlink>
+      <w:r>
+        <w:rPr>
+          <w:lang w:val="zh_TW" w:bidi="zh_TW"/>
+        </w:rPr>
+        <w:t>–</w:t>
+      </w:r>
+      <w:hyperlink r:id="rId50">
+        <w:r>
+          <w:rPr>
+            <w:lang w:val="zh_TW" w:bidi="zh_TW"/>
+          </w:rPr>
+          <w:rPr>
+            <w:color w:val="0000EE"/>
+            <w:u w:val="single"/>
+          </w:rPr>
+          <w:t>10</w:t>
+        </w:r>
+      </w:hyperlink>
+      <w:r>
+        <w:rPr>
+          <w:lang w:val="zh_TW" w:bidi="zh_TW"/>
+        </w:rPr>
+        <w:t>）。</w:t>
+      </w:r>
+    </w:p>
+    <w:p>
+      <w:pPr/>
+      <w:r>
+        <w:rPr>
+          <w:lang w:val="zh_TW" w:bidi="zh_TW"/>
+        </w:rPr>
+      </w:r>
+      <w:r>
+        <w:rPr>
+          <w:lang w:val="zh_TW" w:bidi="zh_TW"/>
+        </w:rPr>
+        <w:t>亞捫人因羞辱大衛的使者，擔心他會入侵，於是從美索不達米亞雇來戰車以增強軍力（</w:t>
+      </w:r>
+      <w:hyperlink r:id="rId51">
+        <w:r>
+          <w:rPr>
+            <w:lang w:val="zh_TW" w:bidi="zh_TW"/>
+          </w:rPr>
+          <w:rPr>
+            <w:color w:val="0000EE"/>
+            <w:u w:val="single"/>
+          </w:rPr>
+          <w:t>代上19:6</w:t>
+        </w:r>
+      </w:hyperlink>
+      <w:r>
+        <w:rPr>
+          <w:lang w:val="zh_TW" w:bidi="zh_TW"/>
+        </w:rPr>
+        <w:t>）。</w:t>
+      </w:r>
+    </w:p>
+    <w:p>
+      <w:pPr/>
+      <w:r>
+        <w:rPr>
+          <w:lang w:val="zh_TW" w:bidi="zh_TW"/>
+        </w:rPr>
+      </w:r>
+      <w:r>
+        <w:rPr>
+          <w:lang w:val="zh_TW" w:bidi="zh_TW"/>
+        </w:rPr>
+        <w:t>在新約中，美索不達米亞僅出現兩次。五旬節那天，有來自美索不達米亞的人在場 （</w:t>
+      </w:r>
+      <w:hyperlink r:id="rId52">
+        <w:r>
+          <w:rPr>
+            <w:lang w:val="zh_TW" w:bidi="zh_TW"/>
+          </w:rPr>
+          <w:rPr>
+            <w:color w:val="0000EE"/>
+            <w:u w:val="single"/>
+          </w:rPr>
+          <w:t>徒2:9</w:t>
+        </w:r>
+      </w:hyperlink>
+      <w:r>
+        <w:rPr>
+          <w:lang w:val="zh_TW" w:bidi="zh_TW"/>
+        </w:rPr>
+        <w:t>）。司提反在公會的辯護中說到，亞伯拉罕在搬到哈蘭之前，曾住在美索不達米亞 （</w:t>
+      </w:r>
+      <w:hyperlink r:id="rId53">
+        <w:r>
+          <w:rPr>
+            <w:lang w:val="zh_TW" w:bidi="zh_TW"/>
+          </w:rPr>
+          <w:rPr>
+            <w:color w:val="0000EE"/>
+            <w:u w:val="single"/>
+          </w:rPr>
+          <w:t>徒7:2；</w:t>
+        </w:r>
+      </w:hyperlink>
+      <w:hyperlink r:id="rId54">
+        <w:r>
+          <w:rPr>
+            <w:lang w:val="zh_TW" w:bidi="zh_TW"/>
+          </w:rPr>
+          <w:rPr>
+            <w:color w:val="0000EE"/>
+            <w:u w:val="single"/>
+          </w:rPr>
+          <w:t>創11:31</w:t>
+        </w:r>
+      </w:hyperlink>
+      <w:hyperlink r:id="rId53">
+        <w:r>
+          <w:rPr>
+            <w:lang w:val="zh_TW" w:bidi="zh_TW"/>
+          </w:rPr>
+          <w:rPr>
+            <w:color w:val="0000EE"/>
+            <w:u w:val="single"/>
+          </w:rPr>
+          <w:t>）。</w:t>
+        </w:r>
+      </w:hyperlink>
       <w:r>
         <w:rPr>
           <w:lang w:val="zh_TW" w:bidi="zh_TW"/>

--- a/zht/docx/090.content.docx
+++ b/zht/docx/090.content.docx
@@ -19,7 +19,7 @@
         <w:rPr>
           <w:lang w:val="zh_TW" w:bidi="zh_TW"/>
         </w:rPr>
-        <w:t>Resource: 聖經詞典 (Tyndale)</w:t>
+        <w:t>Resource: Tyndale Open Bible Dictionary</w:t>
       </w:r>
       <w:r>
         <w:rPr>
@@ -112,7 +112,7 @@
         <w:rPr>
           <w:lang w:val="zh_TW" w:bidi="zh_TW"/>
         </w:rPr>
-        <w:t>聖經詞典 (Tyndale)</w:t>
+        <w:t>Tyndale Open Bible Dictionary</w:t>
       </w:r>
     </w:p>
     <w:p>
@@ -149,7 +149,7 @@
         <w:rPr>
           <w:lang w:val="zh_TW" w:bidi="zh_TW"/>
         </w:rPr>
-        <w:t>mei</w:t>
+        <w:t>lu</w:t>
       </w:r>
       <w:r>
         <w:rPr>
@@ -212,12 +212,106 @@
         <w:rPr>
           <w:lang w:val="zh_TW" w:bidi="zh_TW"/>
         </w:rPr>
-        <w:t>美麗</w:t>
-      </w:r>
-      <w:r>
-        <w:rPr>
-          <w:lang w:val="zh_TW" w:bidi="zh_TW"/>
-        </w:rPr>
+        <w:t>路得記</w:t>
+      </w:r>
+      <w:r>
+        <w:rPr>
+          <w:lang w:val="zh_TW" w:bidi="zh_TW"/>
+        </w:rPr>
+      </w:r>
+    </w:p>
+    <w:p>
+      <w:pPr>
+        <w:pStyle w:val="Heading3"/>
+      </w:pPr>
+      <w:r>
+        <w:rPr>
+          <w:lang w:val="zh_TW" w:bidi="zh_TW"/>
+        </w:rPr>
+        <w:t>概述</w:t>
+      </w:r>
+    </w:p>
+    <w:p>
+      <w:pPr>
+        <w:pStyle w:val="ListBullet"/>
+        <w:spacing w:line="240" w:lineRule="auto"/>
+        <w:ind w:left="720"/>
+      </w:pPr>
+      <w:r>
+        <w:rPr>
+          <w:lang w:val="zh_TW" w:bidi="zh_TW"/>
+        </w:rPr>
+      </w:r>
+      <w:r>
+        <w:rPr>
+          <w:lang w:val="zh_TW" w:bidi="zh_TW"/>
+        </w:rPr>
+        <w:t>路得記是誰寫的？何時寫成？</w:t>
+      </w:r>
+    </w:p>
+    <w:p>
+      <w:pPr>
+        <w:pStyle w:val="ListBullet"/>
+        <w:spacing w:line="240" w:lineRule="auto"/>
+        <w:ind w:left="720"/>
+      </w:pPr>
+      <w:r>
+        <w:rPr>
+          <w:lang w:val="zh_TW" w:bidi="zh_TW"/>
+        </w:rPr>
+      </w:r>
+      <w:r>
+        <w:rPr>
+          <w:lang w:val="zh_TW" w:bidi="zh_TW"/>
+        </w:rPr>
+        <w:t>路得記為何而寫？</w:t>
+      </w:r>
+    </w:p>
+    <w:p>
+      <w:pPr>
+        <w:pStyle w:val="ListBullet"/>
+        <w:spacing w:line="240" w:lineRule="auto"/>
+        <w:ind w:left="720"/>
+      </w:pPr>
+      <w:r>
+        <w:rPr>
+          <w:lang w:val="zh_TW" w:bidi="zh_TW"/>
+        </w:rPr>
+      </w:r>
+      <w:r>
+        <w:rPr>
+          <w:lang w:val="zh_TW" w:bidi="zh_TW"/>
+        </w:rPr>
+        <w:t>路得記的內容是什麼？</w:t>
+      </w:r>
+    </w:p>
+    <w:p>
+      <w:pPr>
+        <w:pStyle w:val="ListBullet"/>
+        <w:spacing w:line="240" w:lineRule="auto"/>
+        <w:ind w:left="720"/>
+      </w:pPr>
+      <w:r>
+        <w:rPr>
+          <w:lang w:val="zh_TW" w:bidi="zh_TW"/>
+        </w:rPr>
+      </w:r>
+      <w:r>
+        <w:rPr>
+          <w:lang w:val="zh_TW" w:bidi="zh_TW"/>
+        </w:rPr>
+        <w:t>路得記的信息是什麼？</w:t>
+      </w:r>
+    </w:p>
+    <w:p>
+      <w:pPr>
+        <w:pStyle w:val="Heading3"/>
+      </w:pPr>
+      <w:r>
+        <w:rPr>
+          <w:lang w:val="zh_TW" w:bidi="zh_TW"/>
+        </w:rPr>
+        <w:t>路得記是誰寫的？何時寫成？</w:t>
       </w:r>
     </w:p>
     <w:p>
@@ -231,7 +325,7 @@
         <w:rPr>
           <w:lang w:val="zh_TW" w:bidi="zh_TW"/>
         </w:rPr>
-        <w:t>令人賞心悅目的和諧組合。考古資料（來自過去的物品或遺跡）表明，古代希伯來人更關注實用性而非美觀性。例如，希伯來陶器通常比迦南陶器更笨重。然而，這些文物（過去使用的物品）並不意味著希伯來人不欣賞美麗的事物。</w:t>
+        <w:t>這卷書的作者不詳。誰寫這卷書與寫作時間有關。經文中的一些線索能幫助我們回答這個問題。</w:t>
       </w:r>
     </w:p>
     <w:p>
@@ -240,12 +334,6 @@
         <w:rPr>
           <w:lang w:val="zh_TW" w:bidi="zh_TW"/>
         </w:rPr>
-      </w:r>
-      <w:r>
-        <w:rPr>
-          <w:lang w:val="zh_TW" w:bidi="zh_TW"/>
-        </w:rPr>
-        <w:t>舊約聖經談到神的創造是美麗的（</w:t>
       </w:r>
       <w:hyperlink r:id="rId13">
         <w:r>
@@ -256,14 +344,42 @@
             <w:color w:val="0000EE"/>
             <w:u w:val="single"/>
           </w:rPr>
-          <w:t>創2:9</w:t>
+          <w:t>路得記四章18至22節</w:t>
         </w:r>
       </w:hyperlink>
       <w:r>
         <w:rPr>
           <w:lang w:val="zh_TW" w:bidi="zh_TW"/>
         </w:rPr>
-        <w:t>；</w:t>
+        <w:t>告訴我們，路得是大衛王的曾祖母。這顯示這卷書很可能寫於大衛登基之後。</w:t>
+      </w:r>
+    </w:p>
+    <w:p>
+      <w:pPr/>
+      <w:r>
+        <w:rPr>
+          <w:lang w:val="zh_TW" w:bidi="zh_TW"/>
+        </w:rPr>
+      </w:r>
+      <w:r>
+        <w:rPr>
+          <w:lang w:val="zh_TW" w:bidi="zh_TW"/>
+        </w:rPr>
+        <w:t>由於路得記不贊同與外邦人通婚，因此這卷書很可能不是寫於所羅門推行外邦婚姻政策的時期。</w:t>
+      </w:r>
+    </w:p>
+    <w:p>
+      <w:pPr/>
+      <w:r>
+        <w:rPr>
+          <w:lang w:val="zh_TW" w:bidi="zh_TW"/>
+        </w:rPr>
+      </w:r>
+      <w:r>
+        <w:rPr>
+          <w:lang w:val="zh_TW" w:bidi="zh_TW"/>
+        </w:rPr>
+        <w:t>此外，大衛與摩押之間的友好關係，或許啟發了他國中的某人寫下這卷書，以說明大衛行動的原因（見</w:t>
       </w:r>
       <w:hyperlink r:id="rId14">
         <w:r>
@@ -274,14 +390,107 @@
             <w:color w:val="0000EE"/>
             <w:u w:val="single"/>
           </w:rPr>
-          <w:t>伯26:13</w:t>
+          <w:t>撒上22:3–5</w:t>
         </w:r>
       </w:hyperlink>
       <w:r>
         <w:rPr>
           <w:lang w:val="zh_TW" w:bidi="zh_TW"/>
         </w:rPr>
-        <w:t>；</w:t>
+        <w:t>）。因此，作者可能是大衛的親近之人，或許是撒母耳、拿單，或亞比亞他。</w:t>
+      </w:r>
+    </w:p>
+    <w:p>
+      <w:pPr/>
+      <w:r>
+        <w:rPr>
+          <w:lang w:val="zh_TW" w:bidi="zh_TW"/>
+        </w:rPr>
+      </w:r>
+      <w:r>
+        <w:rPr>
+          <w:lang w:val="zh_TW" w:bidi="zh_TW"/>
+        </w:rPr>
+        <w:t>這卷書的敘事以「當士師秉政的時候」這片語開頭。士師的時期約持續三百年，雖然撒母耳也曾作士師，但是這是自俄陀聶開始，至參孫結束。</w:t>
+      </w:r>
+    </w:p>
+    <w:p>
+      <w:pPr/>
+      <w:r>
+        <w:rPr>
+          <w:lang w:val="zh_TW" w:bidi="zh_TW"/>
+        </w:rPr>
+      </w:r>
+      <w:r>
+        <w:rPr>
+          <w:lang w:val="zh_TW" w:bidi="zh_TW"/>
+        </w:rPr>
+        <w:t>如果</w:t>
+      </w:r>
+      <w:hyperlink r:id="rId13">
+        <w:r>
+          <w:rPr>
+            <w:lang w:val="zh_TW" w:bidi="zh_TW"/>
+          </w:rPr>
+          <w:rPr>
+            <w:color w:val="0000EE"/>
+            <w:u w:val="single"/>
+          </w:rPr>
+          <w:t>路得記四章18至22節</w:t>
+        </w:r>
+      </w:hyperlink>
+      <w:r>
+        <w:rPr>
+          <w:lang w:val="zh_TW" w:bidi="zh_TW"/>
+        </w:rPr>
+        <w:t>中的家譜記錄是完整的，那麼這些事件發生在大衛曾祖父的一生之中，並記載了他祖父的出生。若以每代約35年計算，這些事大約發生在公元前11世紀初期，也就是在大衛出生前約100年。</w:t>
+      </w:r>
+    </w:p>
+    <w:p>
+      <w:pPr>
+        <w:pStyle w:val="Heading3"/>
+      </w:pPr>
+      <w:r>
+        <w:rPr>
+          <w:lang w:val="zh_TW" w:bidi="zh_TW"/>
+        </w:rPr>
+        <w:t>路得記為何而寫？</w:t>
+      </w:r>
+    </w:p>
+    <w:p>
+      <w:pPr/>
+      <w:r>
+        <w:rPr>
+          <w:lang w:val="zh_TW" w:bidi="zh_TW"/>
+        </w:rPr>
+      </w:r>
+      <w:r>
+        <w:rPr>
+          <w:lang w:val="zh_TW" w:bidi="zh_TW"/>
+        </w:rPr>
+        <w:t>這卷書的寫作目的取決於其寫作的時間。如果這卷書是在大衛死後不久寫成的，那麼它可能是為了證明大衛的家族（即大衛的王室血脈）是神所揀選的王族。這卷書也可能是用來說明，為何那位敬虔的摩押女子能進入以色列的民族之中。</w:t>
+      </w:r>
+    </w:p>
+    <w:p>
+      <w:pPr>
+        <w:pStyle w:val="Heading3"/>
+      </w:pPr>
+      <w:r>
+        <w:rPr>
+          <w:lang w:val="zh_TW" w:bidi="zh_TW"/>
+        </w:rPr>
+        <w:t>路得記的內容是甚麼？</w:t>
+      </w:r>
+    </w:p>
+    <w:p>
+      <w:pPr>
+        <w:pStyle w:val="Heading4"/>
+      </w:pPr>
+      <w:r>
+        <w:rPr>
+          <w:lang w:val="zh_TW" w:bidi="zh_TW"/>
+        </w:rPr>
+        <w:t>引言（</w:t>
       </w:r>
       <w:hyperlink r:id="rId15">
         <w:r>
@@ -292,14 +501,39 @@
             <w:color w:val="0000EE"/>
             <w:u w:val="single"/>
           </w:rPr>
-          <w:t>詩19:1–6</w:t>
+          <w:t>1:1–5</w:t>
         </w:r>
       </w:hyperlink>
       <w:r>
         <w:rPr>
           <w:lang w:val="zh_TW" w:bidi="zh_TW"/>
         </w:rPr>
-        <w:t>；</w:t>
+        <w:t>）</w:t>
+      </w:r>
+    </w:p>
+    <w:p>
+      <w:pPr/>
+      <w:r>
+        <w:rPr>
+          <w:lang w:val="zh_TW" w:bidi="zh_TW"/>
+        </w:rPr>
+      </w:r>
+      <w:r>
+        <w:rPr>
+          <w:lang w:val="zh_TW" w:bidi="zh_TW"/>
+        </w:rPr>
+        <w:t>由於饑荒，以利米勒帶著妻子拿俄米和兩個兒子瑪倫、基連過約但河往摩押地去，因那裡有糧食。兩個兒子娶了摩押女子為妻，但後來二人都死了，他們的父親也去世。拿俄米成了寡婦，只剩下兩個外邦媳婦。</w:t>
+      </w:r>
+    </w:p>
+    <w:p>
+      <w:pPr>
+        <w:pStyle w:val="Heading4"/>
+      </w:pPr>
+      <w:r>
+        <w:rPr>
+          <w:lang w:val="zh_TW" w:bidi="zh_TW"/>
+        </w:rPr>
+        <w:t>返回伯利恆 （</w:t>
       </w:r>
       <w:hyperlink r:id="rId16">
         <w:r>
@@ -310,14 +544,42 @@
             <w:color w:val="0000EE"/>
             <w:u w:val="single"/>
           </w:rPr>
-          <w:t>歌6:10</w:t>
+          <w:t>1:6–22</w:t>
         </w:r>
       </w:hyperlink>
       <w:r>
         <w:rPr>
           <w:lang w:val="zh_TW" w:bidi="zh_TW"/>
         </w:rPr>
-        <w:t>）。迦南地是「美地」（</w:t>
+        <w:t>）</w:t>
+      </w:r>
+    </w:p>
+    <w:p>
+      <w:pPr/>
+      <w:r>
+        <w:rPr>
+          <w:lang w:val="zh_TW" w:bidi="zh_TW"/>
+        </w:rPr>
+      </w:r>
+      <w:r>
+        <w:rPr>
+          <w:lang w:val="zh_TW" w:bidi="zh_TW"/>
+        </w:rPr>
+        <w:t>拿俄米聽說伯利恆的饑荒已經過去，便預備回去。她的兩個媳婦俄珥巴和路得陪她走了一段路。拿俄米顧念她們在猶大作外邦人可能遭遇的艱難，便勸她們留在本地。兩個年輕的寡婦起初都不肯離開，但拿俄米說明情況：她已年老，不可能再懷孕，因此沒有弟弟能履行娶寡嫂婚（levirate）的責任。她自己也難再出嫁生子。即使這些條件改變，等待也是不切實際的。俄珥巴想通了，就親吻婆婆道別。</w:t>
+      </w:r>
+    </w:p>
+    <w:p>
+      <w:pPr/>
+      <w:r>
+        <w:rPr>
+          <w:lang w:val="zh_TW" w:bidi="zh_TW"/>
+        </w:rPr>
+      </w:r>
+      <w:r>
+        <w:rPr>
+          <w:lang w:val="zh_TW" w:bidi="zh_TW"/>
+        </w:rPr>
+        <w:t>路得「捨不得拿俄米」（</w:t>
       </w:r>
       <w:hyperlink r:id="rId17">
         <w:r>
@@ -328,14 +590,14 @@
             <w:color w:val="0000EE"/>
             <w:u w:val="single"/>
           </w:rPr>
-          <w:t>耶3:19</w:t>
+          <w:t>得1:14</w:t>
         </w:r>
       </w:hyperlink>
       <w:r>
         <w:rPr>
           <w:lang w:val="zh_TW" w:bidi="zh_TW"/>
         </w:rPr>
-        <w:t>）。耶路撒冷被稱為「美」（</w:t>
+        <w:t>）。路得堅定要與拿俄米同在的心志，所用的希伯來文字詞與形容夫妻聯合的字詞相同（</w:t>
       </w:r>
       <w:hyperlink r:id="rId18">
         <w:r>
@@ -346,14 +608,14 @@
             <w:color w:val="0000EE"/>
             <w:u w:val="single"/>
           </w:rPr>
-          <w:t>賽52:1</w:t>
+          <w:t>創2:24</w:t>
         </w:r>
       </w:hyperlink>
       <w:r>
         <w:rPr>
           <w:lang w:val="zh_TW" w:bidi="zh_TW"/>
         </w:rPr>
-        <w:t>；</w:t>
+        <w:t>），意思如同緊貼或黏合，難以分開。路得藉著五個堅定的宣告表明她真誠的決心（</w:t>
       </w:r>
       <w:hyperlink r:id="rId19">
         <w:r>
@@ -364,14 +626,39 @@
             <w:color w:val="0000EE"/>
             <w:u w:val="single"/>
           </w:rPr>
-          <w:t>哀2:15</w:t>
+          <w:t>得1:16–17</w:t>
         </w:r>
       </w:hyperlink>
       <w:r>
         <w:rPr>
           <w:lang w:val="zh_TW" w:bidi="zh_TW"/>
         </w:rPr>
-        <w:t>），其中一個聖殿門也被稱為「美門」（</w:t>
+        <w:t>）。她捨棄過去的生活，去得著她更看重的新生命，選擇跟隨以色列的神，遵行祂的律法。路得對以色列神的呼求與拿俄米的勸說相合，於是二人一同回到伯利恆。</w:t>
+      </w:r>
+    </w:p>
+    <w:p>
+      <w:pPr/>
+      <w:r>
+        <w:rPr>
+          <w:lang w:val="zh_TW" w:bidi="zh_TW"/>
+        </w:rPr>
+      </w:r>
+      <w:r>
+        <w:rPr>
+          <w:lang w:val="zh_TW" w:bidi="zh_TW"/>
+        </w:rPr>
+        <w:t>拿俄米回到伯利恆的路途十分艱難。她離開伯利恆時有丈夫和兩個兒子，但她回來時他們都已去世。她要求朋友們稱她為「瑪拉」，意思是「苦」。然而，她回來的時候正值收割的起頭，是一個蒙恩的時節。</w:t>
+      </w:r>
+    </w:p>
+    <w:p>
+      <w:pPr>
+        <w:pStyle w:val="Heading4"/>
+      </w:pPr>
+      <w:r>
+        <w:rPr>
+          <w:lang w:val="zh_TW" w:bidi="zh_TW"/>
+        </w:rPr>
+        <w:t>在波阿斯的田間拾麥穗 （</w:t>
       </w:r>
       <w:hyperlink r:id="rId20">
         <w:r>
@@ -382,14 +669,42 @@
             <w:color w:val="0000EE"/>
             <w:u w:val="single"/>
           </w:rPr>
-          <w:t>徒3:2、10</w:t>
+          <w:t>2:1–23</w:t>
         </w:r>
       </w:hyperlink>
       <w:r>
         <w:rPr>
           <w:lang w:val="zh_TW" w:bidi="zh_TW"/>
         </w:rPr>
-        <w:t>）。希伯來人欣賞黎巴嫩山脈的野性之美（</w:t>
+        <w:t>）</w:t>
+      </w:r>
+    </w:p>
+    <w:p>
+      <w:pPr/>
+      <w:r>
+        <w:rPr>
+          <w:lang w:val="zh_TW" w:bidi="zh_TW"/>
+        </w:rPr>
+      </w:r>
+      <w:r>
+        <w:rPr>
+          <w:lang w:val="zh_TW" w:bidi="zh_TW"/>
+        </w:rPr>
+        <w:t>本章開頭先介紹波阿斯——他是以利米勒的親族，也是個富有的人。</w:t>
+      </w:r>
+    </w:p>
+    <w:p>
+      <w:pPr/>
+      <w:r>
+        <w:rPr>
+          <w:lang w:val="zh_TW" w:bidi="zh_TW"/>
+        </w:rPr>
+      </w:r>
+      <w:r>
+        <w:rPr>
+          <w:lang w:val="zh_TW" w:bidi="zh_TW"/>
+        </w:rPr>
+        <w:t>在第二節中，路得主動提出要到田間去，在用工具收割穀物的工人（這些工人被稱為「收割的人」）後面拾取遺落的麥穗。窮人可以在他們之後拾取遺穗（這些人被稱為「拾穗的人」）。拾穗的人也可以在田地的邊緣收集穀物。這是神所設立的律法之一，目的是讓貧窮的人能有足夠的食物（</w:t>
       </w:r>
       <w:hyperlink r:id="rId21">
         <w:r>
@@ -400,14 +715,42 @@
             <w:color w:val="0000EE"/>
             <w:u w:val="single"/>
           </w:rPr>
-          <w:t>詩104:16</w:t>
+          <w:t>利19:9–10</w:t>
         </w:r>
       </w:hyperlink>
       <w:r>
         <w:rPr>
           <w:lang w:val="zh_TW" w:bidi="zh_TW"/>
         </w:rPr>
-        <w:t>；</w:t>
+        <w:t>）。</w:t>
+      </w:r>
+    </w:p>
+    <w:p>
+      <w:pPr/>
+      <w:r>
+        <w:rPr>
+          <w:lang w:val="zh_TW" w:bidi="zh_TW"/>
+        </w:rPr>
+      </w:r>
+      <w:r>
+        <w:rPr>
+          <w:lang w:val="zh_TW" w:bidi="zh_TW"/>
+        </w:rPr>
+        <w:t>路得來到波阿斯的田裡。當波阿斯前來查看時，他注意到路得，詢問她是誰，並得知她的身分。管理的人說，她從清早就一直在田間勤勞工作。波阿斯因路得對拿俄米的忠誠而感動，特別善待她，讓她可以在收割者的後面直接拾穗。此外，年輕的僕人還為她打水，這在當時是相當特別的待遇。</w:t>
+      </w:r>
+    </w:p>
+    <w:p>
+      <w:pPr/>
+      <w:r>
+        <w:rPr>
+          <w:lang w:val="zh_TW" w:bidi="zh_TW"/>
+        </w:rPr>
+      </w:r>
+      <w:r>
+        <w:rPr>
+          <w:lang w:val="zh_TW" w:bidi="zh_TW"/>
+        </w:rPr>
+        <w:t>路得表現出極大的謙卑與尊敬，問波阿斯為何她這外邦女子竟蒙如此恩待。波阿斯提出兩個原因：她愛婆婆，也看見屬靈的真理，使她投靠以色列的神「的翅膀下」（</w:t>
       </w:r>
       <w:hyperlink r:id="rId22">
         <w:r>
@@ -418,14 +761,39 @@
             <w:color w:val="0000EE"/>
             <w:u w:val="single"/>
           </w:rPr>
-          <w:t>賽60:13</w:t>
+          <w:t>得2:12</w:t>
         </w:r>
       </w:hyperlink>
       <w:r>
         <w:rPr>
           <w:lang w:val="zh_TW" w:bidi="zh_TW"/>
         </w:rPr>
-        <w:t>）。迦南城市得撒是巴沙王在北國的首都（</w:t>
+        <w:t>）。這個片語是在形容神的保護，如同母鳥展翅庇護幼雛一般。</w:t>
+      </w:r>
+    </w:p>
+    <w:p>
+      <w:pPr/>
+      <w:r>
+        <w:rPr>
+          <w:lang w:val="zh_TW" w:bidi="zh_TW"/>
+        </w:rPr>
+      </w:r>
+      <w:r>
+        <w:rPr>
+          <w:lang w:val="zh_TW" w:bidi="zh_TW"/>
+        </w:rPr>
+        <w:t>她也在收割的人的飯桌上得了座位。她照著波阿斯的吩咐，回到田裡繼續拾取未收割的麥穗。到了一天結束時，她回家見拿俄米，告訴她當天所發生的事。拿俄米告訴路得，波阿斯有買贖至親的權利（詳見下文討論）。路得便繼續在波阿斯的田裡工作，直到收割季節結束。</w:t>
+      </w:r>
+    </w:p>
+    <w:p>
+      <w:pPr>
+        <w:pStyle w:val="Heading4"/>
+      </w:pPr>
+      <w:r>
+        <w:rPr>
+          <w:lang w:val="zh_TW" w:bidi="zh_TW"/>
+        </w:rPr>
+        <w:t>依靠至親買贖者（</w:t>
       </w:r>
       <w:hyperlink r:id="rId23">
         <w:r>
@@ -436,14 +804,14 @@
             <w:color w:val="0000EE"/>
             <w:u w:val="single"/>
           </w:rPr>
-          <w:t>王上15:33</w:t>
+          <w:t>3:1–18</w:t>
         </w:r>
       </w:hyperlink>
       <w:r>
         <w:rPr>
           <w:lang w:val="zh_TW" w:bidi="zh_TW"/>
         </w:rPr>
-        <w:t>），因其迷人的地理位置而得名。「得撒」這個名字來自希伯來文，意思是「美麗」。</w:t>
+        <w:t>）</w:t>
       </w:r>
     </w:p>
     <w:p>
@@ -457,7 +825,55 @@
         <w:rPr>
           <w:lang w:val="zh_TW" w:bidi="zh_TW"/>
         </w:rPr>
-        <w:t>雖然希伯來人不像古希臘人那樣崇尚人體之美，但舊約聖經仍然理想化了身體的吸引力。新郎在愛情詩歌中生動地描述了新娘的美麗（</w:t>
+        <w:t>拿俄米勸路得去找波阿斯，請他作</w:t>
+      </w:r>
+      <w:r>
+        <w:rPr>
+          <w:i/>
+          <w:lang w:val="zh_TW" w:bidi="zh_TW"/>
+        </w:rPr>
+        <w:t>至親買贖者</w:t>
+      </w:r>
+      <w:r>
+        <w:rPr>
+          <w:lang w:val="zh_TW" w:bidi="zh_TW"/>
+        </w:rPr>
+        <w:t>（</w:t>
+      </w:r>
+      <w:r>
+        <w:rPr>
+          <w:i/>
+          <w:lang w:val="zh_TW" w:bidi="zh_TW"/>
+        </w:rPr>
+        <w:t>go'el</w:t>
+      </w:r>
+      <w:r>
+        <w:rPr>
+          <w:lang w:val="zh_TW" w:bidi="zh_TW"/>
+        </w:rPr>
+        <w:t>或kinsman-redeemer）。拿俄米的計劃看似不尋常，但其中有其理由：</w:t>
+      </w:r>
+    </w:p>
+    <w:p>
+      <w:pPr>
+        <w:pStyle w:val="ListNumber"/>
+        <w:numPr>
+          <w:ilvl w:val="0"/>
+          <w:numId w:val="14"/>
+        </w:numPr>
+        <w:spacing w:line="240" w:lineRule="auto"/>
+        <w:ind w:left="720"/>
+      </w:pPr>
+      <w:r>
+        <w:rPr>
+          <w:lang w:val="zh_TW" w:bidi="zh_TW"/>
+        </w:rPr>
+      </w:r>
+      <w:r>
+        <w:rPr>
+          <w:lang w:val="zh_TW" w:bidi="zh_TW"/>
+        </w:rPr>
+        <w:t>拿俄米大概以為波阿斯是最親的親屬，並不知道還有一位更近的（</w:t>
       </w:r>
       <w:hyperlink r:id="rId24">
         <w:r>
@@ -468,14 +884,14 @@
             <w:color w:val="0000EE"/>
             <w:u w:val="single"/>
           </w:rPr>
-          <w:t>歌4:1–15</w:t>
+          <w:t>得3:12</w:t>
         </w:r>
       </w:hyperlink>
       <w:r>
         <w:rPr>
           <w:lang w:val="zh_TW" w:bidi="zh_TW"/>
         </w:rPr>
-        <w:t>，</w:t>
+        <w:t>）。按照以色列的律法（</w:t>
       </w:r>
       <w:hyperlink r:id="rId25">
         <w:r>
@@ -486,14 +902,57 @@
             <w:color w:val="0000EE"/>
             <w:u w:val="single"/>
           </w:rPr>
-          <w:t>6:4</w:t>
+          <w:t>申25:5–19</w:t>
         </w:r>
       </w:hyperlink>
       <w:r>
         <w:rPr>
           <w:lang w:val="zh_TW" w:bidi="zh_TW"/>
         </w:rPr>
-        <w:t>）。這種對新娘的讚美，可能是以色列人婚禮的傳統特色。舊約聖經中有幾位傑出的女性被描述為美麗（</w:t>
+        <w:t>），波阿斯需要娶路得為妻，為已死的丈夫留後。</w:t>
+      </w:r>
+    </w:p>
+    <w:p>
+      <w:pPr>
+        <w:pStyle w:val="ListNumber"/>
+        <w:spacing w:line="240" w:lineRule="auto"/>
+        <w:ind w:left="720"/>
+      </w:pPr>
+      <w:r>
+        <w:rPr>
+          <w:lang w:val="zh_TW" w:bidi="zh_TW"/>
+        </w:rPr>
+      </w:r>
+      <w:r>
+        <w:rPr>
+          <w:lang w:val="zh_TW" w:bidi="zh_TW"/>
+        </w:rPr>
+        <w:t>這卷書把拿俄米描寫成敬畏神的婦人。雖然她的計劃看起來不尋常，但並未違背神的律法，也不會讓像波阿斯這樣正直的人感到不當。否則，她的計劃就無法成功。</w:t>
+      </w:r>
+    </w:p>
+    <w:p>
+      <w:pPr/>
+      <w:r>
+        <w:rPr>
+          <w:lang w:val="zh_TW" w:bidi="zh_TW"/>
+        </w:rPr>
+      </w:r>
+      <w:r>
+        <w:rPr>
+          <w:lang w:val="zh_TW" w:bidi="zh_TW"/>
+        </w:rPr>
+        <w:t>波阿斯以慈愛和體貼回應路得的行動，並告訴她自己並非最近的親屬，但應許隔天就處理這件事。為了保護路得的名譽，波阿斯在天未亮前讓她回家。拿俄米預料波阿斯會在當天把事情解決。</w:t>
+      </w:r>
+    </w:p>
+    <w:p>
+      <w:pPr>
+        <w:pStyle w:val="Heading4"/>
+      </w:pPr>
+      <w:r>
+        <w:rPr>
+          <w:lang w:val="zh_TW" w:bidi="zh_TW"/>
+        </w:rPr>
+        <w:t>贖回產業（</w:t>
       </w:r>
       <w:hyperlink r:id="rId26">
         <w:r>
@@ -504,14 +963,28 @@
             <w:color w:val="0000EE"/>
             <w:u w:val="single"/>
           </w:rPr>
-          <w:t>創29:17</w:t>
+          <w:t>4:1–22</w:t>
         </w:r>
       </w:hyperlink>
       <w:r>
         <w:rPr>
           <w:lang w:val="zh_TW" w:bidi="zh_TW"/>
         </w:rPr>
-        <w:t>；</w:t>
+        <w:t>）</w:t>
+      </w:r>
+    </w:p>
+    <w:p>
+      <w:pPr/>
+      <w:r>
+        <w:rPr>
+          <w:lang w:val="zh_TW" w:bidi="zh_TW"/>
+        </w:rPr>
+      </w:r>
+      <w:r>
+        <w:rPr>
+          <w:lang w:val="zh_TW" w:bidi="zh_TW"/>
+        </w:rPr>
+        <w:t>波阿斯到城門口，那裡是人們處理公共事務的地方。他要與那位更近的親屬商談此事。十位城中的長老作見證人。第一個議題是產業。波阿斯問那位更近的親屬是否願意為拿俄米買下那塊地。按以色列的傳統，買那地也意味著要娶那摩押寡婦路得為妻（</w:t>
       </w:r>
       <w:hyperlink r:id="rId27">
         <w:r>
@@ -522,14 +995,39 @@
             <w:color w:val="0000EE"/>
             <w:u w:val="single"/>
           </w:rPr>
-          <w:t>撒下11:2</w:t>
+          <w:t>得4:5</w:t>
         </w:r>
       </w:hyperlink>
       <w:r>
         <w:rPr>
           <w:lang w:val="zh_TW" w:bidi="zh_TW"/>
         </w:rPr>
-        <w:t>；</w:t>
+        <w:t>）。那位更近的親屬不願娶路得，因為那樣會使他的產業分給將來所生的兒子。他脫下鞋子，把權利讓出，這是放棄產業權的象徵。於是，波阿斯成了至親買贖者。波阿斯與路得婚後生了一個兒子，按以色列的律法，這孩子被視為拿俄米的後代與繼承人。</w:t>
+      </w:r>
+    </w:p>
+    <w:p>
+      <w:pPr>
+        <w:pStyle w:val="Heading3"/>
+      </w:pPr>
+      <w:r>
+        <w:rPr>
+          <w:lang w:val="zh_TW" w:bidi="zh_TW"/>
+        </w:rPr>
+        <w:t>路得記的信息是甚麼？</w:t>
+      </w:r>
+    </w:p>
+    <w:p>
+      <w:pPr/>
+      <w:r>
+        <w:rPr>
+          <w:lang w:val="zh_TW" w:bidi="zh_TW"/>
+        </w:rPr>
+      </w:r>
+      <w:r>
+        <w:rPr>
+          <w:lang w:val="zh_TW" w:bidi="zh_TW"/>
+        </w:rPr>
+        <w:t>首先，路得記表明了路得的家譜延續到大衛。這條血脈在</w:t>
       </w:r>
       <w:hyperlink r:id="rId28">
         <w:r>
@@ -540,14 +1038,56 @@
             <w:color w:val="0000EE"/>
             <w:u w:val="single"/>
           </w:rPr>
-          <w:t>斯2:7</w:t>
+          <w:t>馬太福音一章</w:t>
         </w:r>
       </w:hyperlink>
       <w:r>
         <w:rPr>
           <w:lang w:val="zh_TW" w:bidi="zh_TW"/>
         </w:rPr>
-        <w:t>）。但在女性身上，感官上的美麗遠不及勤勞、機智（resourcefulness）和傳統的敬虔（</w:t>
+        <w:t>中得以延續，並在耶穌裡得以成全。</w:t>
+      </w:r>
+    </w:p>
+    <w:p>
+      <w:pPr/>
+      <w:r>
+        <w:rPr>
+          <w:lang w:val="zh_TW" w:bidi="zh_TW"/>
+        </w:rPr>
+      </w:r>
+      <w:r>
+        <w:rPr>
+          <w:lang w:val="zh_TW" w:bidi="zh_TW"/>
+        </w:rPr>
+        <w:t>其次，這卷書顯出神恩典的美。這故事表明神的慈愛臨到所有人，甚至臨到並非生於以色列的人。外邦人（即使來自摩押）也能一同分享以色列所蒙的福分。</w:t>
+      </w:r>
+    </w:p>
+    <w:p>
+      <w:pPr/>
+      <w:r>
+        <w:rPr>
+          <w:lang w:val="zh_TW" w:bidi="zh_TW"/>
+        </w:rPr>
+      </w:r>
+      <w:r>
+        <w:rPr>
+          <w:lang w:val="zh_TW" w:bidi="zh_TW"/>
+        </w:rPr>
+        <w:t>在神學上，「至親買贖者」的概念明顯預表彌賽亞（受膏者）。祂必須是血緣上的親屬，有能力贖回產業，並且甘心願意這樣作，也願意娶亡親的寡婦為妻。</w:t>
+      </w:r>
+    </w:p>
+    <w:p>
+      <w:pPr/>
+      <w:r>
+        <w:rPr>
+          <w:lang w:val="zh_TW" w:bidi="zh_TW"/>
+        </w:rPr>
+      </w:r>
+      <w:r>
+        <w:rPr>
+          <w:lang w:val="zh_TW" w:bidi="zh_TW"/>
+        </w:rPr>
+        <w:t>最後，路得對拿俄米的愛成為忠誠的榜樣。伯利恆的婦女對拿娥米說：「是愛慕你的那兒婦所生的。有這兒婦比有七個兒子還好」（</w:t>
       </w:r>
       <w:hyperlink r:id="rId29">
         <w:r>
@@ -558,865 +1098,15 @@
             <w:color w:val="0000EE"/>
             <w:u w:val="single"/>
           </w:rPr>
-          <w:t>箴31:10–31</w:t>
+          <w:t>得4:15</w:t>
         </w:r>
       </w:hyperlink>
       <w:r>
         <w:rPr>
           <w:lang w:val="zh_TW" w:bidi="zh_TW"/>
         </w:rPr>
-        <w:t>）。有幾位男性也因其外表俊美而聞名，例如大衛（</w:t>
-      </w:r>
-      <w:hyperlink r:id="rId30">
-        <w:r>
-          <w:rPr>
-            <w:lang w:val="zh_TW" w:bidi="zh_TW"/>
-          </w:rPr>
-          <w:rPr>
-            <w:color w:val="0000EE"/>
-            <w:u w:val="single"/>
-          </w:rPr>
-          <w:t>撒上16:12</w:t>
-        </w:r>
-      </w:hyperlink>
-      <w:r>
-        <w:rPr>
-          <w:lang w:val="zh_TW" w:bidi="zh_TW"/>
-        </w:rPr>
-        <w:t>）和押沙龍（</w:t>
-      </w:r>
-      <w:hyperlink r:id="rId31">
-        <w:r>
-          <w:rPr>
-            <w:lang w:val="zh_TW" w:bidi="zh_TW"/>
-          </w:rPr>
-          <w:rPr>
-            <w:color w:val="0000EE"/>
-            <w:u w:val="single"/>
-          </w:rPr>
-          <w:t>撒下14:25</w:t>
-        </w:r>
-      </w:hyperlink>
-      <w:r>
-        <w:rPr>
-          <w:lang w:val="zh_TW" w:bidi="zh_TW"/>
-        </w:rPr>
-        <w:t>）。在舊約時代，化妝品、珠寶和其它配飾被用來提升女性的美麗。先知以賽亞列舉了這些物品（</w:t>
-      </w:r>
-      <w:hyperlink r:id="rId32">
-        <w:r>
-          <w:rPr>
-            <w:lang w:val="zh_TW" w:bidi="zh_TW"/>
-          </w:rPr>
-          <w:rPr>
-            <w:color w:val="0000EE"/>
-            <w:u w:val="single"/>
-          </w:rPr>
-          <w:t>賽3:18–24</w:t>
-        </w:r>
-      </w:hyperlink>
-      <w:r>
-        <w:rPr>
-          <w:lang w:val="zh_TW" w:bidi="zh_TW"/>
-        </w:rPr>
-        <w:t>），以西結提到當時的裝扮習俗（</w:t>
-      </w:r>
-      <w:hyperlink r:id="rId33">
-        <w:r>
-          <w:rPr>
-            <w:lang w:val="zh_TW" w:bidi="zh_TW"/>
-          </w:rPr>
-          <w:rPr>
-            <w:color w:val="0000EE"/>
-            <w:u w:val="single"/>
-          </w:rPr>
-          <w:t>結16:10–13</w:t>
-        </w:r>
-      </w:hyperlink>
-      <w:r>
-        <w:rPr>
-          <w:lang w:val="zh_TW" w:bidi="zh_TW"/>
-        </w:rPr>
-        <w:t>）。以色列人的崇拜也極具美感，大祭司華麗的儀式長袍是為榮耀和美麗而設計的（</w:t>
-      </w:r>
-      <w:hyperlink r:id="rId34">
-        <w:r>
-          <w:rPr>
-            <w:lang w:val="zh_TW" w:bidi="zh_TW"/>
-          </w:rPr>
-          <w:rPr>
-            <w:color w:val="0000EE"/>
-            <w:u w:val="single"/>
-          </w:rPr>
-          <w:t>出28:2、40</w:t>
-        </w:r>
-      </w:hyperlink>
-      <w:r>
-        <w:rPr>
-          <w:lang w:val="zh_TW" w:bidi="zh_TW"/>
-        </w:rPr>
-        <w:t>）。</w:t>
-      </w:r>
-    </w:p>
-    <w:p>
-      <w:pPr/>
-      <w:r>
-        <w:rPr>
-          <w:lang w:val="zh_TW" w:bidi="zh_TW"/>
-        </w:rPr>
-      </w:r>
-      <w:r>
-        <w:rPr>
-          <w:lang w:val="zh_TW" w:bidi="zh_TW"/>
-        </w:rPr>
-        <w:t>在舊約中，美麗的概念也應用於神。耶和華的恩惠被稱為祂的「榮美」（</w:t>
-      </w:r>
-      <w:hyperlink r:id="rId35">
-        <w:r>
-          <w:rPr>
-            <w:lang w:val="zh_TW" w:bidi="zh_TW"/>
-          </w:rPr>
-          <w:rPr>
-            <w:color w:val="0000EE"/>
-            <w:u w:val="single"/>
-          </w:rPr>
-          <w:t>詩90:17</w:t>
-        </w:r>
-      </w:hyperlink>
-      <w:r>
-        <w:rPr>
-          <w:lang w:val="zh_TW" w:bidi="zh_TW"/>
-        </w:rPr>
-        <w:t>）。以賽亞記錄了神的應許，將賜給祂的百姓「華……代替灰塵」（</w:t>
-      </w:r>
-      <w:hyperlink r:id="rId36">
-        <w:r>
-          <w:rPr>
-            <w:lang w:val="zh_TW" w:bidi="zh_TW"/>
-          </w:rPr>
-          <w:rPr>
-            <w:color w:val="0000EE"/>
-            <w:u w:val="single"/>
-          </w:rPr>
-          <w:t>賽61:3</w:t>
-        </w:r>
-      </w:hyperlink>
-      <w:r>
-        <w:rPr>
-          <w:lang w:val="zh_TW" w:bidi="zh_TW"/>
-        </w:rPr>
-        <w:t>）。詩篇的作者表達了渴望花時間在聖殿中享受耶和華的美麗，祂的「榮美」（</w:t>
-      </w:r>
-      <w:hyperlink r:id="rId37">
-        <w:r>
-          <w:rPr>
-            <w:lang w:val="zh_TW" w:bidi="zh_TW"/>
-          </w:rPr>
-          <w:rPr>
-            <w:color w:val="0000EE"/>
-            <w:u w:val="single"/>
-          </w:rPr>
-          <w:t>詩27:4</w:t>
-        </w:r>
-      </w:hyperlink>
-      <w:r>
-        <w:rPr>
-          <w:lang w:val="zh_TW" w:bidi="zh_TW"/>
-        </w:rPr>
-        <w:t>）。以賽亞描述神為以色列餘民（那些忠於神的人）的「華冕」（</w:t>
-      </w:r>
-      <w:hyperlink r:id="rId38">
-        <w:r>
-          <w:rPr>
-            <w:lang w:val="zh_TW" w:bidi="zh_TW"/>
-          </w:rPr>
-          <w:rPr>
-            <w:color w:val="0000EE"/>
-            <w:u w:val="single"/>
-          </w:rPr>
-          <w:t>賽28:5</w:t>
-        </w:r>
-      </w:hyperlink>
-      <w:r>
-        <w:rPr>
-          <w:lang w:val="zh_TW" w:bidi="zh_TW"/>
-        </w:rPr>
-        <w:t>）。彌賽亞（神的受膏者）被稱為榮美的王（</w:t>
-      </w:r>
-      <w:hyperlink r:id="rId39">
-        <w:r>
-          <w:rPr>
-            <w:lang w:val="zh_TW" w:bidi="zh_TW"/>
-          </w:rPr>
-          <w:rPr>
-            <w:color w:val="0000EE"/>
-            <w:u w:val="single"/>
-          </w:rPr>
-          <w:t>賽33:17</w:t>
-        </w:r>
-      </w:hyperlink>
-      <w:r>
-        <w:rPr>
-          <w:lang w:val="zh_TW" w:bidi="zh_TW"/>
-        </w:rPr>
-        <w:t>）。因此，在舊約中，美的概念超越了單純的外在吸引力，它成為神學概念，肯定神實質上的榮耀。</w:t>
-      </w:r>
-    </w:p>
-    <w:p>
-      <w:pPr/>
-      <w:r>
-        <w:rPr>
-          <w:lang w:val="zh_TW" w:bidi="zh_TW"/>
-        </w:rPr>
-      </w:r>
-      <w:r>
-        <w:rPr>
-          <w:lang w:val="zh_TW" w:bidi="zh_TW"/>
-        </w:rPr>
-        <w:t>新約聖經勸誡基督的跟隨者過一種「尊榮」救主教導的生活，並使其吸引非信徒（</w:t>
-      </w:r>
-      <w:hyperlink r:id="rId40">
-        <w:r>
-          <w:rPr>
-            <w:lang w:val="zh_TW" w:bidi="zh_TW"/>
-          </w:rPr>
-          <w:rPr>
-            <w:color w:val="0000EE"/>
-            <w:u w:val="single"/>
-          </w:rPr>
-          <w:t>多2:10</w:t>
-        </w:r>
-      </w:hyperlink>
-      <w:r>
-        <w:rPr>
-          <w:lang w:val="zh_TW" w:bidi="zh_TW"/>
-        </w:rPr>
-        <w:t>）。那些傳講基督福音的人被稱為佳美（</w:t>
-      </w:r>
-      <w:hyperlink r:id="rId41">
-        <w:r>
-          <w:rPr>
-            <w:lang w:val="zh_TW" w:bidi="zh_TW"/>
-          </w:rPr>
-          <w:rPr>
-            <w:color w:val="0000EE"/>
-            <w:u w:val="single"/>
-          </w:rPr>
-          <w:t>羅10:15</w:t>
-        </w:r>
-      </w:hyperlink>
-      <w:r>
-        <w:rPr>
-          <w:lang w:val="zh_TW" w:bidi="zh_TW"/>
-        </w:rPr>
-        <w:t>）。使徒保羅和彼得警告婦女不要滿足於外在的美麗（</w:t>
-      </w:r>
-      <w:hyperlink r:id="rId42">
-        <w:r>
-          <w:rPr>
-            <w:lang w:val="zh_TW" w:bidi="zh_TW"/>
-          </w:rPr>
-          <w:rPr>
-            <w:color w:val="0000EE"/>
-            <w:u w:val="single"/>
-          </w:rPr>
-          <w:t>提前2:9–10</w:t>
-        </w:r>
-      </w:hyperlink>
-      <w:r>
-        <w:rPr>
-          <w:lang w:val="zh_TW" w:bidi="zh_TW"/>
-        </w:rPr>
-        <w:t>），提醒她們美好的品格才是敬虔的真正妝飾（</w:t>
-      </w:r>
-      <w:hyperlink r:id="rId43">
-        <w:r>
-          <w:rPr>
-            <w:lang w:val="zh_TW" w:bidi="zh_TW"/>
-          </w:rPr>
-          <w:rPr>
-            <w:color w:val="0000EE"/>
-            <w:u w:val="single"/>
-          </w:rPr>
-          <w:t>彼前3:3–5</w:t>
-        </w:r>
-      </w:hyperlink>
-      <w:r>
-        <w:rPr>
-          <w:lang w:val="zh_TW" w:bidi="zh_TW"/>
-        </w:rPr>
-        <w:t>）。信徒最終居所的美——天堂——也反映在「新耶路撒冷」如新婦的描述中，以及古代珍貴寶石的象徵意義中（見</w:t>
-      </w:r>
-      <w:hyperlink r:id="rId44">
-        <w:r>
-          <w:rPr>
-            <w:lang w:val="zh_TW" w:bidi="zh_TW"/>
-          </w:rPr>
-          <w:rPr>
-            <w:color w:val="0000EE"/>
-            <w:u w:val="single"/>
-          </w:rPr>
-          <w:t>啟21–22章</w:t>
-        </w:r>
-      </w:hyperlink>
-      <w:r>
-        <w:rPr>
-          <w:lang w:val="zh_TW" w:bidi="zh_TW"/>
-        </w:rPr>
-        <w:t>）。</w:t>
-      </w:r>
-      <w:r>
-        <w:rPr>
-          <w:lang w:val="zh_TW" w:bidi="zh_TW"/>
-        </w:rPr>
-      </w:r>
-      <w:r>
-        <w:rPr>
-          <w:lang w:val="zh_TW" w:bidi="zh_TW"/>
-        </w:rPr>
-      </w:r>
-    </w:p>
-    <w:p>
-      <w:pPr/>
-      <w:r>
-        <w:rPr>
-          <w:lang w:val="zh_TW" w:bidi="zh_TW"/>
-        </w:rPr>
-      </w:r>
-    </w:p>
-    <w:p>
-      <w:pPr>
-        <w:pStyle w:val="Heading2"/>
-      </w:pPr>
-      <w:r>
-        <w:rPr>
-          <w:lang w:val="zh_TW" w:bidi="zh_TW"/>
-        </w:rPr>
-        <w:t>美索不達米亞</w:t>
-      </w:r>
-      <w:r>
-        <w:rPr>
-          <w:lang w:val="zh_TW" w:bidi="zh_TW"/>
-        </w:rPr>
-      </w:r>
-    </w:p>
-    <w:p>
-      <w:pPr/>
-      <w:r>
-        <w:rPr>
-          <w:lang w:val="zh_TW" w:bidi="zh_TW"/>
-        </w:rPr>
-      </w:r>
-      <w:r>
-        <w:rPr>
-          <w:lang w:val="zh_TW" w:bidi="zh_TW"/>
-        </w:rPr>
-        <w:t>這個名稱來自希臘文，指位於底格里斯河（Tigris）與幼發拉底河（Euphrates）之間的地區。今天，阿拉伯人稱此地為「al-Jazira」，意即「島嶼」。</w:t>
-      </w:r>
-    </w:p>
-    <w:p>
-      <w:pPr/>
-      <w:r>
-        <w:rPr>
-          <w:lang w:val="zh_TW" w:bidi="zh_TW"/>
-        </w:rPr>
-      </w:r>
-      <w:r>
-        <w:rPr>
-          <w:lang w:val="zh_TW" w:bidi="zh_TW"/>
-        </w:rPr>
-        <w:t>美索不達米亞，意指「兩河之間」，是指靠近底格里斯河和幼發拉底河直到波斯灣的地區。大部份位於現今的伊拉克境內，但部份地區在敘利亞和土耳其。</w:t>
-      </w:r>
-    </w:p>
-    <w:p>
-      <w:pPr/>
-      <w:r>
-        <w:rPr>
-          <w:lang w:val="zh_TW" w:bidi="zh_TW"/>
-        </w:rPr>
-      </w:r>
-      <w:r>
-        <w:rPr>
-          <w:lang w:val="zh_TW" w:bidi="zh_TW"/>
-        </w:rPr>
-        <w:t>美索不達米亞對於舊約歷史非常重要，</w:t>
-      </w:r>
-      <w:hyperlink r:id="rId45">
-        <w:r>
-          <w:rPr>
-            <w:lang w:val="zh_TW" w:bidi="zh_TW"/>
-          </w:rPr>
-          <w:rPr>
-            <w:color w:val="0000EE"/>
-            <w:u w:val="single"/>
-          </w:rPr>
-          <w:t>創世記一至十一章</w:t>
-        </w:r>
-      </w:hyperlink>
-      <w:r>
-        <w:rPr>
-          <w:lang w:val="zh_TW" w:bidi="zh_TW"/>
-        </w:rPr>
-        <w:t>中的很多故事，都在這裡發生。伊甸園被認為位於美索不達米亞，因為</w:t>
-      </w:r>
-      <w:hyperlink r:id="rId46">
-        <w:r>
-          <w:rPr>
-            <w:lang w:val="zh_TW" w:bidi="zh_TW"/>
-          </w:rPr>
-          <w:rPr>
-            <w:color w:val="0000EE"/>
-            <w:u w:val="single"/>
-          </w:rPr>
-          <w:t>創世記二章10至14節</w:t>
-        </w:r>
-      </w:hyperlink>
-      <w:r>
-        <w:rPr>
-          <w:lang w:val="zh_TW" w:bidi="zh_TW"/>
-        </w:rPr>
-        <w:t>提到，伊甸園附近兩條河流為幼發拉底河和底格里斯河。</w:t>
-      </w:r>
-    </w:p>
-    <w:p>
-      <w:pPr>
-        <w:pStyle w:val="Heading3"/>
-      </w:pPr>
-      <w:r>
-        <w:rPr>
-          <w:lang w:val="zh_TW" w:bidi="zh_TW"/>
-        </w:rPr>
-        <w:t>誰居住在美索不達米亞？</w:t>
-      </w:r>
-    </w:p>
-    <w:p>
-      <w:pPr/>
-      <w:r>
-        <w:rPr>
-          <w:lang w:val="zh_TW" w:bidi="zh_TW"/>
-        </w:rPr>
-      </w:r>
-      <w:r>
-        <w:rPr>
-          <w:lang w:val="zh_TW" w:bidi="zh_TW"/>
-        </w:rPr>
-        <w:t>我們對美索不達米亞的史前文化所知甚少。歷史時期的劃分通常依據最重要的城邦（例如吾珥和伊辛—拉爾薩（Isin-Larsa））或統治王朝（例如吾珥第三王朝（Ur III））來命名。</w:t>
-      </w:r>
-    </w:p>
-    <w:p>
-      <w:pPr/>
-      <w:r>
-        <w:rPr>
-          <w:lang w:val="zh_TW" w:bidi="zh_TW"/>
-        </w:rPr>
-      </w:r>
-      <w:r>
-        <w:rPr>
-          <w:lang w:val="zh_TW" w:bidi="zh_TW"/>
-        </w:rPr>
-        <w:t>美索不達米亞的南部稱為蘇美（Sumer）。蘇美人擁有獨特的文化，他們所說的語言與美索不達米亞其他地區的完全不同。然而，蘇美語與其他語言的書寫符號一樣，是用一系列的楔形文字（cuneiform）來書寫的。</w:t>
-      </w:r>
-    </w:p>
-    <w:p>
-      <w:pPr/>
-      <w:r>
-        <w:rPr>
-          <w:lang w:val="zh_TW" w:bidi="zh_TW"/>
-        </w:rPr>
-      </w:r>
-      <w:r>
-        <w:rPr>
-          <w:lang w:val="zh_TW" w:bidi="zh_TW"/>
-        </w:rPr>
-        <w:t>美索不達米亞往北邊的地區稱為亞喀得（Akkad，也稱為阿卡德</w:t>
-      </w:r>
-      <w:r>
-        <w:rPr>
-          <w:lang w:val="zh_TW" w:bidi="zh_TW"/>
-        </w:rPr>
-        <w:t>〔</w:t>
-      </w:r>
-      <w:r>
-        <w:rPr>
-          <w:lang w:val="zh_TW" w:bidi="zh_TW"/>
-        </w:rPr>
-        <w:t>Agade</w:t>
-      </w:r>
-      <w:r>
-        <w:rPr>
-          <w:lang w:val="zh_TW" w:bidi="zh_TW"/>
-        </w:rPr>
-        <w:t>〕</w:t>
-      </w:r>
-      <w:r>
-        <w:rPr>
-          <w:lang w:val="zh_TW" w:bidi="zh_TW"/>
-        </w:rPr>
-        <w:t>），亞喀得人也屬於閃族人；再往北沿著底格里斯河的是亞述地區，更西邊是敘利亞（也稱為亞蘭）。在亞述和敘利亞之間是米坦尼（Mitanni）。</w:t>
-      </w:r>
-    </w:p>
-    <w:p>
-      <w:pPr/>
-      <w:r>
-        <w:rPr>
-          <w:lang w:val="zh_TW" w:bidi="zh_TW"/>
-        </w:rPr>
-      </w:r>
-      <w:r>
-        <w:rPr>
-          <w:lang w:val="zh_TW" w:bidi="zh_TW"/>
-        </w:rPr>
-        <w:t>美索不達米亞不同地區曾在不同時期先後興起掌權，此地也先後成為多個帝國的一部份，包括：</w:t>
-      </w:r>
-    </w:p>
-    <w:p>
-      <w:pPr>
-        <w:pStyle w:val="ListBullet"/>
-        <w:spacing w:line="240" w:lineRule="auto"/>
-        <w:ind w:left="720"/>
-      </w:pPr>
-      <w:r>
-        <w:rPr>
-          <w:lang w:val="zh_TW" w:bidi="zh_TW"/>
-        </w:rPr>
-      </w:r>
-      <w:r>
-        <w:rPr>
-          <w:lang w:val="zh_TW" w:bidi="zh_TW"/>
-        </w:rPr>
-        <w:t>赫人</w:t>
-      </w:r>
-    </w:p>
-    <w:p>
-      <w:pPr>
-        <w:pStyle w:val="ListBullet"/>
-        <w:spacing w:line="240" w:lineRule="auto"/>
-        <w:ind w:left="720"/>
-      </w:pPr>
-      <w:r>
-        <w:rPr>
-          <w:lang w:val="zh_TW" w:bidi="zh_TW"/>
-        </w:rPr>
-      </w:r>
-      <w:r>
-        <w:rPr>
-          <w:lang w:val="zh_TW" w:bidi="zh_TW"/>
-        </w:rPr>
-        <w:t>亞述</w:t>
-      </w:r>
-    </w:p>
-    <w:p>
-      <w:pPr>
-        <w:pStyle w:val="ListBullet"/>
-        <w:spacing w:line="240" w:lineRule="auto"/>
-        <w:ind w:left="720"/>
-      </w:pPr>
-      <w:r>
-        <w:rPr>
-          <w:lang w:val="zh_TW" w:bidi="zh_TW"/>
-        </w:rPr>
-      </w:r>
-      <w:r>
-        <w:rPr>
-          <w:lang w:val="zh_TW" w:bidi="zh_TW"/>
-        </w:rPr>
-        <w:t>巴比倫</w:t>
-      </w:r>
-    </w:p>
-    <w:p>
-      <w:pPr>
-        <w:pStyle w:val="ListBullet"/>
-        <w:spacing w:line="240" w:lineRule="auto"/>
-        <w:ind w:left="720"/>
-      </w:pPr>
-      <w:r>
-        <w:rPr>
-          <w:lang w:val="zh_TW" w:bidi="zh_TW"/>
-        </w:rPr>
-      </w:r>
-      <w:r>
-        <w:rPr>
-          <w:lang w:val="zh_TW" w:bidi="zh_TW"/>
-        </w:rPr>
-        <w:t>波斯</w:t>
-      </w:r>
-    </w:p>
-    <w:p>
-      <w:pPr>
-        <w:pStyle w:val="ListBullet"/>
-        <w:spacing w:line="240" w:lineRule="auto"/>
-        <w:ind w:left="720"/>
-      </w:pPr>
-      <w:r>
-        <w:rPr>
-          <w:lang w:val="zh_TW" w:bidi="zh_TW"/>
-        </w:rPr>
-      </w:r>
-      <w:r>
-        <w:rPr>
-          <w:lang w:val="zh_TW" w:bidi="zh_TW"/>
-        </w:rPr>
-        <w:t>希臘（也稱為希臘化〔Hellenistic〕）</w:t>
-      </w:r>
-    </w:p>
-    <w:p>
-      <w:pPr>
-        <w:pStyle w:val="ListBullet"/>
-        <w:spacing w:line="240" w:lineRule="auto"/>
-        <w:ind w:left="720"/>
-      </w:pPr>
-      <w:r>
-        <w:rPr>
-          <w:lang w:val="zh_TW" w:bidi="zh_TW"/>
-        </w:rPr>
-      </w:r>
-      <w:r>
-        <w:rPr>
-          <w:lang w:val="zh_TW" w:bidi="zh_TW"/>
-        </w:rPr>
-        <w:t>羅馬</w:t>
-      </w:r>
-    </w:p>
-    <w:p>
-      <w:pPr>
-        <w:pStyle w:val="Heading3"/>
-      </w:pPr>
-      <w:r>
-        <w:rPr>
-          <w:lang w:val="zh_TW" w:bidi="zh_TW"/>
-        </w:rPr>
-        <w:t>聖經中的美索不達米亞</w:t>
-      </w:r>
-    </w:p>
-    <w:p>
-      <w:pPr/>
-      <w:r>
-        <w:rPr>
-          <w:lang w:val="zh_TW" w:bidi="zh_TW"/>
-        </w:rPr>
-      </w:r>
-      <w:r>
-        <w:rPr>
-          <w:lang w:val="zh_TW" w:bidi="zh_TW"/>
-        </w:rPr>
-        <w:t>舊約稱美索不達米亞為「亞蘭一納哈拉音（Aram-naharaim）」，意指「兩河的亞蘭」。亞伯拉罕曾差派僕人往亞蘭一納哈拉音為以撒找妻子（</w:t>
-      </w:r>
-      <w:hyperlink r:id="rId47">
-        <w:r>
-          <w:rPr>
-            <w:lang w:val="zh_TW" w:bidi="zh_TW"/>
-          </w:rPr>
-          <w:rPr>
-            <w:color w:val="0000EE"/>
-            <w:u w:val="single"/>
-          </w:rPr>
-          <w:t>創24:10</w:t>
-        </w:r>
-      </w:hyperlink>
-      <w:r>
-        <w:rPr>
-          <w:lang w:val="zh_TW" w:bidi="zh_TW"/>
-        </w:rPr>
-        <w:t>；譯註：和合本譯美索不達米亞）。有些人認為「兩河」是指幼發拉底河和幼發拉底河中，一條名為哈布爾河（Khabur）的支流。雅各的故事中則並未使用「亞蘭一納哈拉音」這個詞，而是稱該地區為「巴旦‧亞蘭」，即「亞蘭的田野（或花園）」（</w:t>
-      </w:r>
-      <w:hyperlink r:id="rId48">
-        <w:r>
-          <w:rPr>
-            <w:lang w:val="zh_TW" w:bidi="zh_TW"/>
-          </w:rPr>
-          <w:rPr>
-            <w:color w:val="0000EE"/>
-            <w:u w:val="single"/>
-          </w:rPr>
-          <w:t>創28:2</w:t>
-        </w:r>
-      </w:hyperlink>
-      <w:r>
-        <w:rPr>
-          <w:lang w:val="zh_TW" w:bidi="zh_TW"/>
-        </w:rPr>
-        <w:t>）。</w:t>
-      </w:r>
-    </w:p>
-    <w:p>
-      <w:pPr/>
-      <w:r>
-        <w:rPr>
-          <w:lang w:val="zh_TW" w:bidi="zh_TW"/>
-        </w:rPr>
-      </w:r>
-      <w:r>
-        <w:rPr>
-          <w:lang w:val="zh_TW" w:bidi="zh_TW"/>
-        </w:rPr>
-        <w:t>比珥的兒子巴蘭出自美索不達米亞的毗奪（</w:t>
-      </w:r>
-      <w:hyperlink r:id="rId49">
-        <w:r>
-          <w:rPr>
-            <w:lang w:val="zh_TW" w:bidi="zh_TW"/>
-          </w:rPr>
-          <w:rPr>
-            <w:color w:val="0000EE"/>
-            <w:u w:val="single"/>
-          </w:rPr>
-          <w:t>申23:4</w:t>
-        </w:r>
-      </w:hyperlink>
-      <w:r>
-        <w:rPr>
-          <w:lang w:val="zh_TW" w:bidi="zh_TW"/>
-        </w:rPr>
-        <w:t>）。在士師時期，美索不達米亞王古珊‧利薩田（</w:t>
-      </w:r>
-      <w:r>
-        <w:rPr>
-          <w:lang w:val="zh_TW" w:bidi="zh_TW"/>
-        </w:rPr>
-        <w:t>Cushan-rishathaim</w:t>
-      </w:r>
-      <w:r>
-        <w:rPr>
-          <w:lang w:val="zh_TW" w:bidi="zh_TW"/>
-        </w:rPr>
-        <w:t>）曾壓迫以色列人八年，直到神藉著俄陀聶拯救他們（</w:t>
-      </w:r>
-      <w:hyperlink r:id="rId50">
-        <w:r>
-          <w:rPr>
-            <w:lang w:val="zh_TW" w:bidi="zh_TW"/>
-          </w:rPr>
-          <w:rPr>
-            <w:color w:val="0000EE"/>
-            <w:u w:val="single"/>
-          </w:rPr>
-          <w:t>士3:8</w:t>
-        </w:r>
-      </w:hyperlink>
-      <w:r>
-        <w:rPr>
-          <w:lang w:val="zh_TW" w:bidi="zh_TW"/>
-        </w:rPr>
-        <w:t>–</w:t>
-      </w:r>
-      <w:hyperlink r:id="rId50">
-        <w:r>
-          <w:rPr>
-            <w:lang w:val="zh_TW" w:bidi="zh_TW"/>
-          </w:rPr>
-          <w:rPr>
-            <w:color w:val="0000EE"/>
-            <w:u w:val="single"/>
-          </w:rPr>
-          <w:t>10</w:t>
-        </w:r>
-      </w:hyperlink>
-      <w:r>
-        <w:rPr>
-          <w:lang w:val="zh_TW" w:bidi="zh_TW"/>
-        </w:rPr>
-        <w:t>）。</w:t>
-      </w:r>
-    </w:p>
-    <w:p>
-      <w:pPr/>
-      <w:r>
-        <w:rPr>
-          <w:lang w:val="zh_TW" w:bidi="zh_TW"/>
-        </w:rPr>
-      </w:r>
-      <w:r>
-        <w:rPr>
-          <w:lang w:val="zh_TW" w:bidi="zh_TW"/>
-        </w:rPr>
-        <w:t>亞捫人因羞辱大衛的使者，擔心他會入侵，於是從美索不達米亞雇來戰車以增強軍力（</w:t>
-      </w:r>
-      <w:hyperlink r:id="rId51">
-        <w:r>
-          <w:rPr>
-            <w:lang w:val="zh_TW" w:bidi="zh_TW"/>
-          </w:rPr>
-          <w:rPr>
-            <w:color w:val="0000EE"/>
-            <w:u w:val="single"/>
-          </w:rPr>
-          <w:t>代上19:6</w:t>
-        </w:r>
-      </w:hyperlink>
-      <w:r>
-        <w:rPr>
-          <w:lang w:val="zh_TW" w:bidi="zh_TW"/>
-        </w:rPr>
-        <w:t>）。</w:t>
-      </w:r>
-    </w:p>
-    <w:p>
-      <w:pPr/>
-      <w:r>
-        <w:rPr>
-          <w:lang w:val="zh_TW" w:bidi="zh_TW"/>
-        </w:rPr>
-      </w:r>
-      <w:r>
-        <w:rPr>
-          <w:lang w:val="zh_TW" w:bidi="zh_TW"/>
-        </w:rPr>
-        <w:t>在新約中，美索不達米亞僅出現兩次。五旬節那天，有來自美索不達米亞的人在場 （</w:t>
-      </w:r>
-      <w:hyperlink r:id="rId52">
-        <w:r>
-          <w:rPr>
-            <w:lang w:val="zh_TW" w:bidi="zh_TW"/>
-          </w:rPr>
-          <w:rPr>
-            <w:color w:val="0000EE"/>
-            <w:u w:val="single"/>
-          </w:rPr>
-          <w:t>徒2:9</w:t>
-        </w:r>
-      </w:hyperlink>
-      <w:r>
-        <w:rPr>
-          <w:lang w:val="zh_TW" w:bidi="zh_TW"/>
-        </w:rPr>
-        <w:t>）。司提反在公會的辯護中說到，亞伯拉罕在搬到哈蘭之前，曾住在美索不達米亞 （</w:t>
-      </w:r>
-      <w:hyperlink r:id="rId53">
-        <w:r>
-          <w:rPr>
-            <w:lang w:val="zh_TW" w:bidi="zh_TW"/>
-          </w:rPr>
-          <w:rPr>
-            <w:color w:val="0000EE"/>
-            <w:u w:val="single"/>
-          </w:rPr>
-          <w:t>徒7:2；</w:t>
-        </w:r>
-      </w:hyperlink>
-      <w:hyperlink r:id="rId54">
-        <w:r>
-          <w:rPr>
-            <w:lang w:val="zh_TW" w:bidi="zh_TW"/>
-          </w:rPr>
-          <w:rPr>
-            <w:color w:val="0000EE"/>
-            <w:u w:val="single"/>
-          </w:rPr>
-          <w:t>創11:31</w:t>
-        </w:r>
-      </w:hyperlink>
-      <w:hyperlink r:id="rId53">
-        <w:r>
-          <w:rPr>
-            <w:lang w:val="zh_TW" w:bidi="zh_TW"/>
-          </w:rPr>
-          <w:rPr>
-            <w:color w:val="0000EE"/>
-            <w:u w:val="single"/>
-          </w:rPr>
-          <w:t>）。</w:t>
-        </w:r>
-      </w:hyperlink>
+        <w:t>）。在當時的文化中，能有七個兒子被視為極大的福分，而這些婦人所說的意思是：路得對拿俄米的愛與照顧比這樣的福分更寶貴。</w:t>
+      </w:r>
       <w:r>
         <w:rPr>
           <w:lang w:val="zh_TW" w:bidi="zh_TW"/>
@@ -3317,6 +3007,12 @@
   </w:num>
   <w:num w:numId="13" w16cid:durableId="592781308">
     <w:abstractNumId w:val="11"/>
+  </w:num>
+  <w:num w:numId="14">
+    <w:abstractNumId w:val="3"/>
+    <w:lvlOverride w:ilvl="0">
+      <w:startOverride w:val="1"/>
+    </w:lvlOverride>
   </w:num>
   <w:numIdMacAtCleanup w:val="10"/>
 </w:numbering>

--- a/zht/docx/090.content.docx
+++ b/zht/docx/090.content.docx
@@ -149,7 +149,7 @@
         <w:rPr>
           <w:lang w:val="zh_TW" w:bidi="zh_TW"/>
         </w:rPr>
-        <w:t>lu</w:t>
+        <w:t>long</w:t>
       </w:r>
       <w:r>
         <w:rPr>
@@ -212,106 +212,12 @@
         <w:rPr>
           <w:lang w:val="zh_TW" w:bidi="zh_TW"/>
         </w:rPr>
-        <w:t>路得記</w:t>
+        <w:t>聾（形容詞），聾（名詞）</w:t>
       </w:r>
       <w:r>
         <w:rPr>
           <w:lang w:val="zh_TW" w:bidi="zh_TW"/>
         </w:rPr>
-      </w:r>
-    </w:p>
-    <w:p>
-      <w:pPr>
-        <w:pStyle w:val="Heading3"/>
-      </w:pPr>
-      <w:r>
-        <w:rPr>
-          <w:lang w:val="zh_TW" w:bidi="zh_TW"/>
-        </w:rPr>
-        <w:t>概述</w:t>
-      </w:r>
-    </w:p>
-    <w:p>
-      <w:pPr>
-        <w:pStyle w:val="ListBullet"/>
-        <w:spacing w:line="240" w:lineRule="auto"/>
-        <w:ind w:left="720"/>
-      </w:pPr>
-      <w:r>
-        <w:rPr>
-          <w:lang w:val="zh_TW" w:bidi="zh_TW"/>
-        </w:rPr>
-      </w:r>
-      <w:r>
-        <w:rPr>
-          <w:lang w:val="zh_TW" w:bidi="zh_TW"/>
-        </w:rPr>
-        <w:t>路得記是誰寫的？何時寫成？</w:t>
-      </w:r>
-    </w:p>
-    <w:p>
-      <w:pPr>
-        <w:pStyle w:val="ListBullet"/>
-        <w:spacing w:line="240" w:lineRule="auto"/>
-        <w:ind w:left="720"/>
-      </w:pPr>
-      <w:r>
-        <w:rPr>
-          <w:lang w:val="zh_TW" w:bidi="zh_TW"/>
-        </w:rPr>
-      </w:r>
-      <w:r>
-        <w:rPr>
-          <w:lang w:val="zh_TW" w:bidi="zh_TW"/>
-        </w:rPr>
-        <w:t>路得記為何而寫？</w:t>
-      </w:r>
-    </w:p>
-    <w:p>
-      <w:pPr>
-        <w:pStyle w:val="ListBullet"/>
-        <w:spacing w:line="240" w:lineRule="auto"/>
-        <w:ind w:left="720"/>
-      </w:pPr>
-      <w:r>
-        <w:rPr>
-          <w:lang w:val="zh_TW" w:bidi="zh_TW"/>
-        </w:rPr>
-      </w:r>
-      <w:r>
-        <w:rPr>
-          <w:lang w:val="zh_TW" w:bidi="zh_TW"/>
-        </w:rPr>
-        <w:t>路得記的內容是什麼？</w:t>
-      </w:r>
-    </w:p>
-    <w:p>
-      <w:pPr>
-        <w:pStyle w:val="ListBullet"/>
-        <w:spacing w:line="240" w:lineRule="auto"/>
-        <w:ind w:left="720"/>
-      </w:pPr>
-      <w:r>
-        <w:rPr>
-          <w:lang w:val="zh_TW" w:bidi="zh_TW"/>
-        </w:rPr>
-      </w:r>
-      <w:r>
-        <w:rPr>
-          <w:lang w:val="zh_TW" w:bidi="zh_TW"/>
-        </w:rPr>
-        <w:t>路得記的信息是什麼？</w:t>
-      </w:r>
-    </w:p>
-    <w:p>
-      <w:pPr>
-        <w:pStyle w:val="Heading3"/>
-      </w:pPr>
-      <w:r>
-        <w:rPr>
-          <w:lang w:val="zh_TW" w:bidi="zh_TW"/>
-        </w:rPr>
-        <w:t>路得記是誰寫的？何時寫成？</w:t>
       </w:r>
     </w:p>
     <w:p>
@@ -325,15 +231,7 @@
         <w:rPr>
           <w:lang w:val="zh_TW" w:bidi="zh_TW"/>
         </w:rPr>
-        <w:t>這卷書的作者不詳。誰寫這卷書與寫作時間有關。經文中的一些線索能幫助我們回答這個問題。</w:t>
-      </w:r>
-    </w:p>
-    <w:p>
-      <w:pPr/>
-      <w:r>
-        <w:rPr>
-          <w:lang w:val="zh_TW" w:bidi="zh_TW"/>
-        </w:rPr>
+        <w:t>無法聽見；在聖經中，此術語既指字面上身體的聽力缺陷，也指比喻上的屬靈問題。屬靈的「聾」是指那些拒絕聽取神的信息，或因缺乏屬靈生命而無法領受的人（</w:t>
       </w:r>
       <w:hyperlink r:id="rId13">
         <w:r>
@@ -344,14 +242,182 @@
             <w:color w:val="0000EE"/>
             <w:u w:val="single"/>
           </w:rPr>
-          <w:t>路得記四章18至22節</w:t>
+          <w:t>以賽亞書 42:18</w:t>
         </w:r>
       </w:hyperlink>
       <w:r>
         <w:rPr>
           <w:lang w:val="zh_TW" w:bidi="zh_TW"/>
         </w:rPr>
-        <w:t>告訴我們，路得是大衛王的曾祖母。這顯示這卷書很可能寫於大衛登基之後。</w:t>
+        <w:t>）。先知以賽亞嚴正地指出了這兩類聾子的情況（比喻上的聾見於</w:t>
+      </w:r>
+      <w:hyperlink r:id="rId13">
+        <w:r>
+          <w:rPr>
+            <w:lang w:val="zh_TW" w:bidi="zh_TW"/>
+          </w:rPr>
+          <w:rPr>
+            <w:color w:val="0000EE"/>
+            <w:u w:val="single"/>
+          </w:rPr>
+          <w:t>賽42:18，</w:t>
+        </w:r>
+      </w:hyperlink>
+      <w:hyperlink r:id="rId14">
+        <w:r>
+          <w:rPr>
+            <w:lang w:val="zh_TW" w:bidi="zh_TW"/>
+          </w:rPr>
+          <w:rPr>
+            <w:color w:val="0000EE"/>
+            <w:u w:val="single"/>
+          </w:rPr>
+          <w:t>43:8</w:t>
+        </w:r>
+      </w:hyperlink>
+      <w:r>
+        <w:rPr>
+          <w:lang w:val="zh_TW" w:bidi="zh_TW"/>
+        </w:rPr>
+        <w:t>；字面的聾見於</w:t>
+      </w:r>
+      <w:hyperlink r:id="rId15">
+        <w:r>
+          <w:rPr>
+            <w:lang w:val="zh_TW" w:bidi="zh_TW"/>
+          </w:rPr>
+          <w:rPr>
+            <w:color w:val="0000EE"/>
+            <w:u w:val="single"/>
+          </w:rPr>
+          <w:t>賽29:18，</w:t>
+        </w:r>
+      </w:hyperlink>
+      <w:hyperlink r:id="rId16">
+        <w:r>
+          <w:rPr>
+            <w:lang w:val="zh_TW" w:bidi="zh_TW"/>
+          </w:rPr>
+          <w:rPr>
+            <w:color w:val="0000EE"/>
+            <w:u w:val="single"/>
+          </w:rPr>
+          <w:t>35:5</w:t>
+        </w:r>
+      </w:hyperlink>
+      <w:r>
+        <w:rPr>
+          <w:lang w:val="zh_TW" w:bidi="zh_TW"/>
+        </w:rPr>
+        <w:t>）。在舊約中，雖然聾的狀況被認為是神審判的結果（</w:t>
+      </w:r>
+      <w:hyperlink r:id="rId17">
+        <w:r>
+          <w:rPr>
+            <w:lang w:val="zh_TW" w:bidi="zh_TW"/>
+          </w:rPr>
+          <w:rPr>
+            <w:color w:val="0000EE"/>
+            <w:u w:val="single"/>
+          </w:rPr>
+          <w:t>彌7:16</w:t>
+        </w:r>
+      </w:hyperlink>
+      <w:r>
+        <w:rPr>
+          <w:lang w:val="zh_TW" w:bidi="zh_TW"/>
+        </w:rPr>
+        <w:t>），但咒罵聾子被認為是錯誤的行為（</w:t>
+      </w:r>
+      <w:hyperlink r:id="rId18">
+        <w:r>
+          <w:rPr>
+            <w:lang w:val="zh_TW" w:bidi="zh_TW"/>
+          </w:rPr>
+          <w:rPr>
+            <w:color w:val="0000EE"/>
+            <w:u w:val="single"/>
+          </w:rPr>
+          <w:t>利19:14</w:t>
+        </w:r>
+      </w:hyperlink>
+      <w:r>
+        <w:rPr>
+          <w:lang w:val="zh_TW" w:bidi="zh_TW"/>
+        </w:rPr>
+        <w:t>）。在新約中，聾子是耶穌所醫治的人之一（</w:t>
+      </w:r>
+      <w:hyperlink r:id="rId19">
+        <w:r>
+          <w:rPr>
+            <w:lang w:val="zh_TW" w:bidi="zh_TW"/>
+          </w:rPr>
+          <w:rPr>
+            <w:color w:val="0000EE"/>
+            <w:u w:val="single"/>
+          </w:rPr>
+          <w:t>太11:5</w:t>
+        </w:r>
+      </w:hyperlink>
+      <w:r>
+        <w:rPr>
+          <w:lang w:val="zh_TW" w:bidi="zh_TW"/>
+        </w:rPr>
+        <w:t>；</w:t>
+      </w:r>
+      <w:hyperlink r:id="rId20">
+        <w:r>
+          <w:rPr>
+            <w:lang w:val="zh_TW" w:bidi="zh_TW"/>
+          </w:rPr>
+          <w:rPr>
+            <w:color w:val="0000EE"/>
+            <w:u w:val="single"/>
+          </w:rPr>
+          <w:t>可7:32–37</w:t>
+        </w:r>
+      </w:hyperlink>
+      <w:r>
+        <w:rPr>
+          <w:lang w:val="zh_TW" w:bidi="zh_TW"/>
+        </w:rPr>
+        <w:t>；</w:t>
+      </w:r>
+      <w:hyperlink r:id="rId21">
+        <w:r>
+          <w:rPr>
+            <w:lang w:val="zh_TW" w:bidi="zh_TW"/>
+          </w:rPr>
+          <w:rPr>
+            <w:color w:val="0000EE"/>
+            <w:u w:val="single"/>
+          </w:rPr>
+          <w:t>路7:22</w:t>
+        </w:r>
+      </w:hyperlink>
+      <w:r>
+        <w:rPr>
+          <w:lang w:val="zh_TW" w:bidi="zh_TW"/>
+        </w:rPr>
+        <w:t>）。耶穌所醫治的一名癲癇男孩受到「聾啞的鬼」所折磨（</w:t>
+      </w:r>
+      <w:hyperlink r:id="rId22">
+        <w:r>
+          <w:rPr>
+            <w:lang w:val="zh_TW" w:bidi="zh_TW"/>
+          </w:rPr>
+          <w:rPr>
+            <w:color w:val="0000EE"/>
+            <w:u w:val="single"/>
+          </w:rPr>
+          <w:t>可9:25</w:t>
+        </w:r>
+      </w:hyperlink>
+      <w:r>
+        <w:rPr>
+          <w:lang w:val="zh_TW" w:bidi="zh_TW"/>
+        </w:rPr>
+        <w:t>）。此類醫治見證了耶穌作為彌賽亞的身分與使命。</w:t>
       </w:r>
     </w:p>
     <w:p>
@@ -363,749 +429,28 @@
       </w:r>
       <w:r>
         <w:rPr>
+          <w:i/>
           <w:lang w:val="zh_TW" w:bidi="zh_TW"/>
         </w:rPr>
-        <w:t>由於路得記不贊同與外邦人通婚，因此這卷書很可能不是寫於所羅門推行外邦婚姻政策的時期。</w:t>
-      </w:r>
-    </w:p>
-    <w:p>
-      <w:pPr/>
-      <w:r>
-        <w:rPr>
-          <w:lang w:val="zh_TW" w:bidi="zh_TW"/>
-        </w:rPr>
+        <w:t>另見</w:t>
       </w:r>
       <w:r>
         <w:rPr>
           <w:lang w:val="zh_TW" w:bidi="zh_TW"/>
         </w:rPr>
-        <w:t>此外，大衛與摩押之間的友好關係，或許啟發了他國中的某人寫下這卷書，以說明大衛行動的原因（見</w:t>
-      </w:r>
-      <w:hyperlink r:id="rId14">
-        <w:r>
-          <w:rPr>
-            <w:lang w:val="zh_TW" w:bidi="zh_TW"/>
-          </w:rPr>
-          <w:rPr>
-            <w:color w:val="0000EE"/>
-            <w:u w:val="single"/>
-          </w:rPr>
-          <w:t>撒上22:3–5</w:t>
-        </w:r>
-      </w:hyperlink>
-      <w:r>
-        <w:rPr>
-          <w:lang w:val="zh_TW" w:bidi="zh_TW"/>
-        </w:rPr>
-        <w:t>）。因此，作者可能是大衛的親近之人，或許是撒母耳、拿單，或亞比亞他。</w:t>
-      </w:r>
-    </w:p>
-    <w:p>
-      <w:pPr/>
-      <w:r>
-        <w:rPr>
-          <w:lang w:val="zh_TW" w:bidi="zh_TW"/>
-        </w:rPr>
+        <w:t xml:space="preserve"> </w:t>
       </w:r>
       <w:r>
         <w:rPr>
           <w:lang w:val="zh_TW" w:bidi="zh_TW"/>
         </w:rPr>
-        <w:t>這卷書的敘事以「當士師秉政的時候」這片語開頭。士師的時期約持續三百年，雖然撒母耳也曾作士師，但是這是自俄陀聶開始，至參孫結束。</w:t>
-      </w:r>
-    </w:p>
-    <w:p>
-      <w:pPr/>
-      <w:r>
-        <w:rPr>
-          <w:lang w:val="zh_TW" w:bidi="zh_TW"/>
-        </w:rPr>
+        <w:t>藥物與醫療實踐</w:t>
       </w:r>
       <w:r>
         <w:rPr>
           <w:lang w:val="zh_TW" w:bidi="zh_TW"/>
         </w:rPr>
-        <w:t>如果</w:t>
-      </w:r>
-      <w:hyperlink r:id="rId13">
-        <w:r>
-          <w:rPr>
-            <w:lang w:val="zh_TW" w:bidi="zh_TW"/>
-          </w:rPr>
-          <w:rPr>
-            <w:color w:val="0000EE"/>
-            <w:u w:val="single"/>
-          </w:rPr>
-          <w:t>路得記四章18至22節</w:t>
-        </w:r>
-      </w:hyperlink>
-      <w:r>
-        <w:rPr>
-          <w:lang w:val="zh_TW" w:bidi="zh_TW"/>
-        </w:rPr>
-        <w:t>中的家譜記錄是完整的，那麼這些事件發生在大衛曾祖父的一生之中，並記載了他祖父的出生。若以每代約35年計算，這些事大約發生在公元前11世紀初期，也就是在大衛出生前約100年。</w:t>
-      </w:r>
-    </w:p>
-    <w:p>
-      <w:pPr>
-        <w:pStyle w:val="Heading3"/>
-      </w:pPr>
-      <w:r>
-        <w:rPr>
-          <w:lang w:val="zh_TW" w:bidi="zh_TW"/>
-        </w:rPr>
-        <w:t>路得記為何而寫？</w:t>
-      </w:r>
-    </w:p>
-    <w:p>
-      <w:pPr/>
-      <w:r>
-        <w:rPr>
-          <w:lang w:val="zh_TW" w:bidi="zh_TW"/>
-        </w:rPr>
-      </w:r>
-      <w:r>
-        <w:rPr>
-          <w:lang w:val="zh_TW" w:bidi="zh_TW"/>
-        </w:rPr>
-        <w:t>這卷書的寫作目的取決於其寫作的時間。如果這卷書是在大衛死後不久寫成的，那麼它可能是為了證明大衛的家族（即大衛的王室血脈）是神所揀選的王族。這卷書也可能是用來說明，為何那位敬虔的摩押女子能進入以色列的民族之中。</w:t>
-      </w:r>
-    </w:p>
-    <w:p>
-      <w:pPr>
-        <w:pStyle w:val="Heading3"/>
-      </w:pPr>
-      <w:r>
-        <w:rPr>
-          <w:lang w:val="zh_TW" w:bidi="zh_TW"/>
-        </w:rPr>
-        <w:t>路得記的內容是甚麼？</w:t>
-      </w:r>
-    </w:p>
-    <w:p>
-      <w:pPr>
-        <w:pStyle w:val="Heading4"/>
-      </w:pPr>
-      <w:r>
-        <w:rPr>
-          <w:lang w:val="zh_TW" w:bidi="zh_TW"/>
-        </w:rPr>
-        <w:t>引言（</w:t>
-      </w:r>
-      <w:hyperlink r:id="rId15">
-        <w:r>
-          <w:rPr>
-            <w:lang w:val="zh_TW" w:bidi="zh_TW"/>
-          </w:rPr>
-          <w:rPr>
-            <w:color w:val="0000EE"/>
-            <w:u w:val="single"/>
-          </w:rPr>
-          <w:t>1:1–5</w:t>
-        </w:r>
-      </w:hyperlink>
-      <w:r>
-        <w:rPr>
-          <w:lang w:val="zh_TW" w:bidi="zh_TW"/>
-        </w:rPr>
-        <w:t>）</w:t>
-      </w:r>
-    </w:p>
-    <w:p>
-      <w:pPr/>
-      <w:r>
-        <w:rPr>
-          <w:lang w:val="zh_TW" w:bidi="zh_TW"/>
-        </w:rPr>
-      </w:r>
-      <w:r>
-        <w:rPr>
-          <w:lang w:val="zh_TW" w:bidi="zh_TW"/>
-        </w:rPr>
-        <w:t>由於饑荒，以利米勒帶著妻子拿俄米和兩個兒子瑪倫、基連過約但河往摩押地去，因那裡有糧食。兩個兒子娶了摩押女子為妻，但後來二人都死了，他們的父親也去世。拿俄米成了寡婦，只剩下兩個外邦媳婦。</w:t>
-      </w:r>
-    </w:p>
-    <w:p>
-      <w:pPr>
-        <w:pStyle w:val="Heading4"/>
-      </w:pPr>
-      <w:r>
-        <w:rPr>
-          <w:lang w:val="zh_TW" w:bidi="zh_TW"/>
-        </w:rPr>
-        <w:t>返回伯利恆 （</w:t>
-      </w:r>
-      <w:hyperlink r:id="rId16">
-        <w:r>
-          <w:rPr>
-            <w:lang w:val="zh_TW" w:bidi="zh_TW"/>
-          </w:rPr>
-          <w:rPr>
-            <w:color w:val="0000EE"/>
-            <w:u w:val="single"/>
-          </w:rPr>
-          <w:t>1:6–22</w:t>
-        </w:r>
-      </w:hyperlink>
-      <w:r>
-        <w:rPr>
-          <w:lang w:val="zh_TW" w:bidi="zh_TW"/>
-        </w:rPr>
-        <w:t>）</w:t>
-      </w:r>
-    </w:p>
-    <w:p>
-      <w:pPr/>
-      <w:r>
-        <w:rPr>
-          <w:lang w:val="zh_TW" w:bidi="zh_TW"/>
-        </w:rPr>
-      </w:r>
-      <w:r>
-        <w:rPr>
-          <w:lang w:val="zh_TW" w:bidi="zh_TW"/>
-        </w:rPr>
-        <w:t>拿俄米聽說伯利恆的饑荒已經過去，便預備回去。她的兩個媳婦俄珥巴和路得陪她走了一段路。拿俄米顧念她們在猶大作外邦人可能遭遇的艱難，便勸她們留在本地。兩個年輕的寡婦起初都不肯離開，但拿俄米說明情況：她已年老，不可能再懷孕，因此沒有弟弟能履行娶寡嫂婚（levirate）的責任。她自己也難再出嫁生子。即使這些條件改變，等待也是不切實際的。俄珥巴想通了，就親吻婆婆道別。</w:t>
-      </w:r>
-    </w:p>
-    <w:p>
-      <w:pPr/>
-      <w:r>
-        <w:rPr>
-          <w:lang w:val="zh_TW" w:bidi="zh_TW"/>
-        </w:rPr>
-      </w:r>
-      <w:r>
-        <w:rPr>
-          <w:lang w:val="zh_TW" w:bidi="zh_TW"/>
-        </w:rPr>
-        <w:t>路得「捨不得拿俄米」（</w:t>
-      </w:r>
-      <w:hyperlink r:id="rId17">
-        <w:r>
-          <w:rPr>
-            <w:lang w:val="zh_TW" w:bidi="zh_TW"/>
-          </w:rPr>
-          <w:rPr>
-            <w:color w:val="0000EE"/>
-            <w:u w:val="single"/>
-          </w:rPr>
-          <w:t>得1:14</w:t>
-        </w:r>
-      </w:hyperlink>
-      <w:r>
-        <w:rPr>
-          <w:lang w:val="zh_TW" w:bidi="zh_TW"/>
-        </w:rPr>
-        <w:t>）。路得堅定要與拿俄米同在的心志，所用的希伯來文字詞與形容夫妻聯合的字詞相同（</w:t>
-      </w:r>
-      <w:hyperlink r:id="rId18">
-        <w:r>
-          <w:rPr>
-            <w:lang w:val="zh_TW" w:bidi="zh_TW"/>
-          </w:rPr>
-          <w:rPr>
-            <w:color w:val="0000EE"/>
-            <w:u w:val="single"/>
-          </w:rPr>
-          <w:t>創2:24</w:t>
-        </w:r>
-      </w:hyperlink>
-      <w:r>
-        <w:rPr>
-          <w:lang w:val="zh_TW" w:bidi="zh_TW"/>
-        </w:rPr>
-        <w:t>），意思如同緊貼或黏合，難以分開。路得藉著五個堅定的宣告表明她真誠的決心（</w:t>
-      </w:r>
-      <w:hyperlink r:id="rId19">
-        <w:r>
-          <w:rPr>
-            <w:lang w:val="zh_TW" w:bidi="zh_TW"/>
-          </w:rPr>
-          <w:rPr>
-            <w:color w:val="0000EE"/>
-            <w:u w:val="single"/>
-          </w:rPr>
-          <w:t>得1:16–17</w:t>
-        </w:r>
-      </w:hyperlink>
-      <w:r>
-        <w:rPr>
-          <w:lang w:val="zh_TW" w:bidi="zh_TW"/>
-        </w:rPr>
-        <w:t>）。她捨棄過去的生活，去得著她更看重的新生命，選擇跟隨以色列的神，遵行祂的律法。路得對以色列神的呼求與拿俄米的勸說相合，於是二人一同回到伯利恆。</w:t>
-      </w:r>
-    </w:p>
-    <w:p>
-      <w:pPr/>
-      <w:r>
-        <w:rPr>
-          <w:lang w:val="zh_TW" w:bidi="zh_TW"/>
-        </w:rPr>
-      </w:r>
-      <w:r>
-        <w:rPr>
-          <w:lang w:val="zh_TW" w:bidi="zh_TW"/>
-        </w:rPr>
-        <w:t>拿俄米回到伯利恆的路途十分艱難。她離開伯利恆時有丈夫和兩個兒子，但她回來時他們都已去世。她要求朋友們稱她為「瑪拉」，意思是「苦」。然而，她回來的時候正值收割的起頭，是一個蒙恩的時節。</w:t>
-      </w:r>
-    </w:p>
-    <w:p>
-      <w:pPr>
-        <w:pStyle w:val="Heading4"/>
-      </w:pPr>
-      <w:r>
-        <w:rPr>
-          <w:lang w:val="zh_TW" w:bidi="zh_TW"/>
-        </w:rPr>
-        <w:t>在波阿斯的田間拾麥穗 （</w:t>
-      </w:r>
-      <w:hyperlink r:id="rId20">
-        <w:r>
-          <w:rPr>
-            <w:lang w:val="zh_TW" w:bidi="zh_TW"/>
-          </w:rPr>
-          <w:rPr>
-            <w:color w:val="0000EE"/>
-            <w:u w:val="single"/>
-          </w:rPr>
-          <w:t>2:1–23</w:t>
-        </w:r>
-      </w:hyperlink>
-      <w:r>
-        <w:rPr>
-          <w:lang w:val="zh_TW" w:bidi="zh_TW"/>
-        </w:rPr>
-        <w:t>）</w:t>
-      </w:r>
-    </w:p>
-    <w:p>
-      <w:pPr/>
-      <w:r>
-        <w:rPr>
-          <w:lang w:val="zh_TW" w:bidi="zh_TW"/>
-        </w:rPr>
-      </w:r>
-      <w:r>
-        <w:rPr>
-          <w:lang w:val="zh_TW" w:bidi="zh_TW"/>
-        </w:rPr>
-        <w:t>本章開頭先介紹波阿斯——他是以利米勒的親族，也是個富有的人。</w:t>
-      </w:r>
-    </w:p>
-    <w:p>
-      <w:pPr/>
-      <w:r>
-        <w:rPr>
-          <w:lang w:val="zh_TW" w:bidi="zh_TW"/>
-        </w:rPr>
-      </w:r>
-      <w:r>
-        <w:rPr>
-          <w:lang w:val="zh_TW" w:bidi="zh_TW"/>
-        </w:rPr>
-        <w:t>在第二節中，路得主動提出要到田間去，在用工具收割穀物的工人（這些工人被稱為「收割的人」）後面拾取遺落的麥穗。窮人可以在他們之後拾取遺穗（這些人被稱為「拾穗的人」）。拾穗的人也可以在田地的邊緣收集穀物。這是神所設立的律法之一，目的是讓貧窮的人能有足夠的食物（</w:t>
-      </w:r>
-      <w:hyperlink r:id="rId21">
-        <w:r>
-          <w:rPr>
-            <w:lang w:val="zh_TW" w:bidi="zh_TW"/>
-          </w:rPr>
-          <w:rPr>
-            <w:color w:val="0000EE"/>
-            <w:u w:val="single"/>
-          </w:rPr>
-          <w:t>利19:9–10</w:t>
-        </w:r>
-      </w:hyperlink>
-      <w:r>
-        <w:rPr>
-          <w:lang w:val="zh_TW" w:bidi="zh_TW"/>
-        </w:rPr>
-        <w:t>）。</w:t>
-      </w:r>
-    </w:p>
-    <w:p>
-      <w:pPr/>
-      <w:r>
-        <w:rPr>
-          <w:lang w:val="zh_TW" w:bidi="zh_TW"/>
-        </w:rPr>
-      </w:r>
-      <w:r>
-        <w:rPr>
-          <w:lang w:val="zh_TW" w:bidi="zh_TW"/>
-        </w:rPr>
-        <w:t>路得來到波阿斯的田裡。當波阿斯前來查看時，他注意到路得，詢問她是誰，並得知她的身分。管理的人說，她從清早就一直在田間勤勞工作。波阿斯因路得對拿俄米的忠誠而感動，特別善待她，讓她可以在收割者的後面直接拾穗。此外，年輕的僕人還為她打水，這在當時是相當特別的待遇。</w:t>
-      </w:r>
-    </w:p>
-    <w:p>
-      <w:pPr/>
-      <w:r>
-        <w:rPr>
-          <w:lang w:val="zh_TW" w:bidi="zh_TW"/>
-        </w:rPr>
-      </w:r>
-      <w:r>
-        <w:rPr>
-          <w:lang w:val="zh_TW" w:bidi="zh_TW"/>
-        </w:rPr>
-        <w:t>路得表現出極大的謙卑與尊敬，問波阿斯為何她這外邦女子竟蒙如此恩待。波阿斯提出兩個原因：她愛婆婆，也看見屬靈的真理，使她投靠以色列的神「的翅膀下」（</w:t>
-      </w:r>
-      <w:hyperlink r:id="rId22">
-        <w:r>
-          <w:rPr>
-            <w:lang w:val="zh_TW" w:bidi="zh_TW"/>
-          </w:rPr>
-          <w:rPr>
-            <w:color w:val="0000EE"/>
-            <w:u w:val="single"/>
-          </w:rPr>
-          <w:t>得2:12</w:t>
-        </w:r>
-      </w:hyperlink>
-      <w:r>
-        <w:rPr>
-          <w:lang w:val="zh_TW" w:bidi="zh_TW"/>
-        </w:rPr>
-        <w:t>）。這個片語是在形容神的保護，如同母鳥展翅庇護幼雛一般。</w:t>
-      </w:r>
-    </w:p>
-    <w:p>
-      <w:pPr/>
-      <w:r>
-        <w:rPr>
-          <w:lang w:val="zh_TW" w:bidi="zh_TW"/>
-        </w:rPr>
-      </w:r>
-      <w:r>
-        <w:rPr>
-          <w:lang w:val="zh_TW" w:bidi="zh_TW"/>
-        </w:rPr>
-        <w:t>她也在收割的人的飯桌上得了座位。她照著波阿斯的吩咐，回到田裡繼續拾取未收割的麥穗。到了一天結束時，她回家見拿俄米，告訴她當天所發生的事。拿俄米告訴路得，波阿斯有買贖至親的權利（詳見下文討論）。路得便繼續在波阿斯的田裡工作，直到收割季節結束。</w:t>
-      </w:r>
-    </w:p>
-    <w:p>
-      <w:pPr>
-        <w:pStyle w:val="Heading4"/>
-      </w:pPr>
-      <w:r>
-        <w:rPr>
-          <w:lang w:val="zh_TW" w:bidi="zh_TW"/>
-        </w:rPr>
-        <w:t>依靠至親買贖者（</w:t>
-      </w:r>
-      <w:hyperlink r:id="rId23">
-        <w:r>
-          <w:rPr>
-            <w:lang w:val="zh_TW" w:bidi="zh_TW"/>
-          </w:rPr>
-          <w:rPr>
-            <w:color w:val="0000EE"/>
-            <w:u w:val="single"/>
-          </w:rPr>
-          <w:t>3:1–18</w:t>
-        </w:r>
-      </w:hyperlink>
-      <w:r>
-        <w:rPr>
-          <w:lang w:val="zh_TW" w:bidi="zh_TW"/>
-        </w:rPr>
-        <w:t>）</w:t>
-      </w:r>
-    </w:p>
-    <w:p>
-      <w:pPr/>
-      <w:r>
-        <w:rPr>
-          <w:lang w:val="zh_TW" w:bidi="zh_TW"/>
-        </w:rPr>
-      </w:r>
-      <w:r>
-        <w:rPr>
-          <w:lang w:val="zh_TW" w:bidi="zh_TW"/>
-        </w:rPr>
-        <w:t>拿俄米勸路得去找波阿斯，請他作</w:t>
-      </w:r>
-      <w:r>
-        <w:rPr>
-          <w:i/>
-          <w:lang w:val="zh_TW" w:bidi="zh_TW"/>
-        </w:rPr>
-        <w:t>至親買贖者</w:t>
-      </w:r>
-      <w:r>
-        <w:rPr>
-          <w:lang w:val="zh_TW" w:bidi="zh_TW"/>
-        </w:rPr>
-        <w:t>（</w:t>
-      </w:r>
-      <w:r>
-        <w:rPr>
-          <w:i/>
-          <w:lang w:val="zh_TW" w:bidi="zh_TW"/>
-        </w:rPr>
-        <w:t>go'el</w:t>
-      </w:r>
-      <w:r>
-        <w:rPr>
-          <w:lang w:val="zh_TW" w:bidi="zh_TW"/>
-        </w:rPr>
-        <w:t>或kinsman-redeemer）。拿俄米的計劃看似不尋常，但其中有其理由：</w:t>
-      </w:r>
-    </w:p>
-    <w:p>
-      <w:pPr>
-        <w:pStyle w:val="ListNumber"/>
-        <w:numPr>
-          <w:ilvl w:val="0"/>
-          <w:numId w:val="14"/>
-        </w:numPr>
-        <w:spacing w:line="240" w:lineRule="auto"/>
-        <w:ind w:left="720"/>
-      </w:pPr>
-      <w:r>
-        <w:rPr>
-          <w:lang w:val="zh_TW" w:bidi="zh_TW"/>
-        </w:rPr>
-      </w:r>
-      <w:r>
-        <w:rPr>
-          <w:lang w:val="zh_TW" w:bidi="zh_TW"/>
-        </w:rPr>
-        <w:t>拿俄米大概以為波阿斯是最親的親屬，並不知道還有一位更近的（</w:t>
-      </w:r>
-      <w:hyperlink r:id="rId24">
-        <w:r>
-          <w:rPr>
-            <w:lang w:val="zh_TW" w:bidi="zh_TW"/>
-          </w:rPr>
-          <w:rPr>
-            <w:color w:val="0000EE"/>
-            <w:u w:val="single"/>
-          </w:rPr>
-          <w:t>得3:12</w:t>
-        </w:r>
-      </w:hyperlink>
-      <w:r>
-        <w:rPr>
-          <w:lang w:val="zh_TW" w:bidi="zh_TW"/>
-        </w:rPr>
-        <w:t>）。按照以色列的律法（</w:t>
-      </w:r>
-      <w:hyperlink r:id="rId25">
-        <w:r>
-          <w:rPr>
-            <w:lang w:val="zh_TW" w:bidi="zh_TW"/>
-          </w:rPr>
-          <w:rPr>
-            <w:color w:val="0000EE"/>
-            <w:u w:val="single"/>
-          </w:rPr>
-          <w:t>申25:5–19</w:t>
-        </w:r>
-      </w:hyperlink>
-      <w:r>
-        <w:rPr>
-          <w:lang w:val="zh_TW" w:bidi="zh_TW"/>
-        </w:rPr>
-        <w:t>），波阿斯需要娶路得為妻，為已死的丈夫留後。</w:t>
-      </w:r>
-    </w:p>
-    <w:p>
-      <w:pPr>
-        <w:pStyle w:val="ListNumber"/>
-        <w:spacing w:line="240" w:lineRule="auto"/>
-        <w:ind w:left="720"/>
-      </w:pPr>
-      <w:r>
-        <w:rPr>
-          <w:lang w:val="zh_TW" w:bidi="zh_TW"/>
-        </w:rPr>
-      </w:r>
-      <w:r>
-        <w:rPr>
-          <w:lang w:val="zh_TW" w:bidi="zh_TW"/>
-        </w:rPr>
-        <w:t>這卷書把拿俄米描寫成敬畏神的婦人。雖然她的計劃看起來不尋常，但並未違背神的律法，也不會讓像波阿斯這樣正直的人感到不當。否則，她的計劃就無法成功。</w:t>
-      </w:r>
-    </w:p>
-    <w:p>
-      <w:pPr/>
-      <w:r>
-        <w:rPr>
-          <w:lang w:val="zh_TW" w:bidi="zh_TW"/>
-        </w:rPr>
-      </w:r>
-      <w:r>
-        <w:rPr>
-          <w:lang w:val="zh_TW" w:bidi="zh_TW"/>
-        </w:rPr>
-        <w:t>波阿斯以慈愛和體貼回應路得的行動，並告訴她自己並非最近的親屬，但應許隔天就處理這件事。為了保護路得的名譽，波阿斯在天未亮前讓她回家。拿俄米預料波阿斯會在當天把事情解決。</w:t>
-      </w:r>
-    </w:p>
-    <w:p>
-      <w:pPr>
-        <w:pStyle w:val="Heading4"/>
-      </w:pPr>
-      <w:r>
-        <w:rPr>
-          <w:lang w:val="zh_TW" w:bidi="zh_TW"/>
-        </w:rPr>
-        <w:t>贖回產業（</w:t>
-      </w:r>
-      <w:hyperlink r:id="rId26">
-        <w:r>
-          <w:rPr>
-            <w:lang w:val="zh_TW" w:bidi="zh_TW"/>
-          </w:rPr>
-          <w:rPr>
-            <w:color w:val="0000EE"/>
-            <w:u w:val="single"/>
-          </w:rPr>
-          <w:t>4:1–22</w:t>
-        </w:r>
-      </w:hyperlink>
-      <w:r>
-        <w:rPr>
-          <w:lang w:val="zh_TW" w:bidi="zh_TW"/>
-        </w:rPr>
-        <w:t>）</w:t>
-      </w:r>
-    </w:p>
-    <w:p>
-      <w:pPr/>
-      <w:r>
-        <w:rPr>
-          <w:lang w:val="zh_TW" w:bidi="zh_TW"/>
-        </w:rPr>
-      </w:r>
-      <w:r>
-        <w:rPr>
-          <w:lang w:val="zh_TW" w:bidi="zh_TW"/>
-        </w:rPr>
-        <w:t>波阿斯到城門口，那裡是人們處理公共事務的地方。他要與那位更近的親屬商談此事。十位城中的長老作見證人。第一個議題是產業。波阿斯問那位更近的親屬是否願意為拿俄米買下那塊地。按以色列的傳統，買那地也意味著要娶那摩押寡婦路得為妻（</w:t>
-      </w:r>
-      <w:hyperlink r:id="rId27">
-        <w:r>
-          <w:rPr>
-            <w:lang w:val="zh_TW" w:bidi="zh_TW"/>
-          </w:rPr>
-          <w:rPr>
-            <w:color w:val="0000EE"/>
-            <w:u w:val="single"/>
-          </w:rPr>
-          <w:t>得4:5</w:t>
-        </w:r>
-      </w:hyperlink>
-      <w:r>
-        <w:rPr>
-          <w:lang w:val="zh_TW" w:bidi="zh_TW"/>
-        </w:rPr>
-        <w:t>）。那位更近的親屬不願娶路得，因為那樣會使他的產業分給將來所生的兒子。他脫下鞋子，把權利讓出，這是放棄產業權的象徵。於是，波阿斯成了至親買贖者。波阿斯與路得婚後生了一個兒子，按以色列的律法，這孩子被視為拿俄米的後代與繼承人。</w:t>
-      </w:r>
-    </w:p>
-    <w:p>
-      <w:pPr>
-        <w:pStyle w:val="Heading3"/>
-      </w:pPr>
-      <w:r>
-        <w:rPr>
-          <w:lang w:val="zh_TW" w:bidi="zh_TW"/>
-        </w:rPr>
-        <w:t>路得記的信息是甚麼？</w:t>
-      </w:r>
-    </w:p>
-    <w:p>
-      <w:pPr/>
-      <w:r>
-        <w:rPr>
-          <w:lang w:val="zh_TW" w:bidi="zh_TW"/>
-        </w:rPr>
-      </w:r>
-      <w:r>
-        <w:rPr>
-          <w:lang w:val="zh_TW" w:bidi="zh_TW"/>
-        </w:rPr>
-        <w:t>首先，路得記表明了路得的家譜延續到大衛。這條血脈在</w:t>
-      </w:r>
-      <w:hyperlink r:id="rId28">
-        <w:r>
-          <w:rPr>
-            <w:lang w:val="zh_TW" w:bidi="zh_TW"/>
-          </w:rPr>
-          <w:rPr>
-            <w:color w:val="0000EE"/>
-            <w:u w:val="single"/>
-          </w:rPr>
-          <w:t>馬太福音一章</w:t>
-        </w:r>
-      </w:hyperlink>
-      <w:r>
-        <w:rPr>
-          <w:lang w:val="zh_TW" w:bidi="zh_TW"/>
-        </w:rPr>
-        <w:t>中得以延續，並在耶穌裡得以成全。</w:t>
-      </w:r>
-    </w:p>
-    <w:p>
-      <w:pPr/>
-      <w:r>
-        <w:rPr>
-          <w:lang w:val="zh_TW" w:bidi="zh_TW"/>
-        </w:rPr>
-      </w:r>
-      <w:r>
-        <w:rPr>
-          <w:lang w:val="zh_TW" w:bidi="zh_TW"/>
-        </w:rPr>
-        <w:t>其次，這卷書顯出神恩典的美。這故事表明神的慈愛臨到所有人，甚至臨到並非生於以色列的人。外邦人（即使來自摩押）也能一同分享以色列所蒙的福分。</w:t>
-      </w:r>
-    </w:p>
-    <w:p>
-      <w:pPr/>
-      <w:r>
-        <w:rPr>
-          <w:lang w:val="zh_TW" w:bidi="zh_TW"/>
-        </w:rPr>
-      </w:r>
-      <w:r>
-        <w:rPr>
-          <w:lang w:val="zh_TW" w:bidi="zh_TW"/>
-        </w:rPr>
-        <w:t>在神學上，「至親買贖者」的概念明顯預表彌賽亞（受膏者）。祂必須是血緣上的親屬，有能力贖回產業，並且甘心願意這樣作，也願意娶亡親的寡婦為妻。</w:t>
-      </w:r>
-    </w:p>
-    <w:p>
-      <w:pPr/>
-      <w:r>
-        <w:rPr>
-          <w:lang w:val="zh_TW" w:bidi="zh_TW"/>
-        </w:rPr>
-      </w:r>
-      <w:r>
-        <w:rPr>
-          <w:lang w:val="zh_TW" w:bidi="zh_TW"/>
-        </w:rPr>
-        <w:t>最後，路得對拿俄米的愛成為忠誠的榜樣。伯利恆的婦女對拿娥米說：「是愛慕你的那兒婦所生的。有這兒婦比有七個兒子還好」（</w:t>
-      </w:r>
-      <w:hyperlink r:id="rId29">
-        <w:r>
-          <w:rPr>
-            <w:lang w:val="zh_TW" w:bidi="zh_TW"/>
-          </w:rPr>
-          <w:rPr>
-            <w:color w:val="0000EE"/>
-            <w:u w:val="single"/>
-          </w:rPr>
-          <w:t>得4:15</w:t>
-        </w:r>
-      </w:hyperlink>
-      <w:r>
-        <w:rPr>
-          <w:lang w:val="zh_TW" w:bidi="zh_TW"/>
-        </w:rPr>
-        <w:t>）。在當時的文化中，能有七個兒子被視為極大的福分，而這些婦人所說的意思是：路得對拿俄米的愛與照顧比這樣的福分更寶貴。</w:t>
+        <w:t>。</w:t>
       </w:r>
       <w:r>
         <w:rPr>
@@ -3007,12 +2352,6 @@
   </w:num>
   <w:num w:numId="13" w16cid:durableId="592781308">
     <w:abstractNumId w:val="11"/>
-  </w:num>
-  <w:num w:numId="14">
-    <w:abstractNumId w:val="3"/>
-    <w:lvlOverride w:ilvl="0">
-      <w:startOverride w:val="1"/>
-    </w:lvlOverride>
   </w:num>
   <w:numIdMacAtCleanup w:val="10"/>
 </w:numbering>

--- a/zht/docx/090.content.docx
+++ b/zht/docx/090.content.docx
@@ -149,7 +149,7 @@
         <w:rPr>
           <w:lang w:val="zh_TW" w:bidi="zh_TW"/>
         </w:rPr>
-        <w:t>long</w:t>
+        <w:t>ling</w:t>
       </w:r>
       <w:r>
         <w:rPr>
@@ -212,7 +212,7 @@
         <w:rPr>
           <w:lang w:val="zh_TW" w:bidi="zh_TW"/>
         </w:rPr>
-        <w:t>聾（形容詞），聾（名詞）</w:t>
+        <w:t>靈魂</w:t>
       </w:r>
       <w:r>
         <w:rPr>
@@ -231,193 +231,33 @@
         <w:rPr>
           <w:lang w:val="zh_TW" w:bidi="zh_TW"/>
         </w:rPr>
-        <w:t>無法聽見；在聖經中，此術語既指字面上身體的聽力缺陷，也指比喻上的屬靈問題。屬靈的「聾」是指那些拒絕聽取神的信息，或因缺乏屬靈生命而無法領受的人（</w:t>
-      </w:r>
-      <w:hyperlink r:id="rId13">
-        <w:r>
-          <w:rPr>
-            <w:lang w:val="zh_TW" w:bidi="zh_TW"/>
-          </w:rPr>
-          <w:rPr>
-            <w:color w:val="0000EE"/>
-            <w:u w:val="single"/>
-          </w:rPr>
-          <w:t>以賽亞書 42:18</w:t>
-        </w:r>
-      </w:hyperlink>
-      <w:r>
-        <w:rPr>
-          <w:lang w:val="zh_TW" w:bidi="zh_TW"/>
-        </w:rPr>
-        <w:t>）。先知以賽亞嚴正地指出了這兩類聾子的情況（比喻上的聾見於</w:t>
-      </w:r>
-      <w:hyperlink r:id="rId13">
-        <w:r>
-          <w:rPr>
-            <w:lang w:val="zh_TW" w:bidi="zh_TW"/>
-          </w:rPr>
-          <w:rPr>
-            <w:color w:val="0000EE"/>
-            <w:u w:val="single"/>
-          </w:rPr>
-          <w:t>賽42:18，</w:t>
-        </w:r>
-      </w:hyperlink>
-      <w:hyperlink r:id="rId14">
-        <w:r>
-          <w:rPr>
-            <w:lang w:val="zh_TW" w:bidi="zh_TW"/>
-          </w:rPr>
-          <w:rPr>
-            <w:color w:val="0000EE"/>
-            <w:u w:val="single"/>
-          </w:rPr>
-          <w:t>43:8</w:t>
-        </w:r>
-      </w:hyperlink>
-      <w:r>
-        <w:rPr>
-          <w:lang w:val="zh_TW" w:bidi="zh_TW"/>
-        </w:rPr>
-        <w:t>；字面的聾見於</w:t>
-      </w:r>
-      <w:hyperlink r:id="rId15">
-        <w:r>
-          <w:rPr>
-            <w:lang w:val="zh_TW" w:bidi="zh_TW"/>
-          </w:rPr>
-          <w:rPr>
-            <w:color w:val="0000EE"/>
-            <w:u w:val="single"/>
-          </w:rPr>
-          <w:t>賽29:18，</w:t>
-        </w:r>
-      </w:hyperlink>
-      <w:hyperlink r:id="rId16">
-        <w:r>
-          <w:rPr>
-            <w:lang w:val="zh_TW" w:bidi="zh_TW"/>
-          </w:rPr>
-          <w:rPr>
-            <w:color w:val="0000EE"/>
-            <w:u w:val="single"/>
-          </w:rPr>
-          <w:t>35:5</w:t>
-        </w:r>
-      </w:hyperlink>
-      <w:r>
-        <w:rPr>
-          <w:lang w:val="zh_TW" w:bidi="zh_TW"/>
-        </w:rPr>
-        <w:t>）。在舊約中，雖然聾的狀況被認為是神審判的結果（</w:t>
-      </w:r>
-      <w:hyperlink r:id="rId17">
-        <w:r>
-          <w:rPr>
-            <w:lang w:val="zh_TW" w:bidi="zh_TW"/>
-          </w:rPr>
-          <w:rPr>
-            <w:color w:val="0000EE"/>
-            <w:u w:val="single"/>
-          </w:rPr>
-          <w:t>彌7:16</w:t>
-        </w:r>
-      </w:hyperlink>
-      <w:r>
-        <w:rPr>
-          <w:lang w:val="zh_TW" w:bidi="zh_TW"/>
-        </w:rPr>
-        <w:t>），但咒罵聾子被認為是錯誤的行為（</w:t>
-      </w:r>
-      <w:hyperlink r:id="rId18">
-        <w:r>
-          <w:rPr>
-            <w:lang w:val="zh_TW" w:bidi="zh_TW"/>
-          </w:rPr>
-          <w:rPr>
-            <w:color w:val="0000EE"/>
-            <w:u w:val="single"/>
-          </w:rPr>
-          <w:t>利19:14</w:t>
-        </w:r>
-      </w:hyperlink>
-      <w:r>
-        <w:rPr>
-          <w:lang w:val="zh_TW" w:bidi="zh_TW"/>
-        </w:rPr>
-        <w:t>）。在新約中，聾子是耶穌所醫治的人之一（</w:t>
-      </w:r>
-      <w:hyperlink r:id="rId19">
-        <w:r>
-          <w:rPr>
-            <w:lang w:val="zh_TW" w:bidi="zh_TW"/>
-          </w:rPr>
-          <w:rPr>
-            <w:color w:val="0000EE"/>
-            <w:u w:val="single"/>
-          </w:rPr>
-          <w:t>太11:5</w:t>
-        </w:r>
-      </w:hyperlink>
-      <w:r>
-        <w:rPr>
-          <w:lang w:val="zh_TW" w:bidi="zh_TW"/>
-        </w:rPr>
-        <w:t>；</w:t>
-      </w:r>
-      <w:hyperlink r:id="rId20">
-        <w:r>
-          <w:rPr>
-            <w:lang w:val="zh_TW" w:bidi="zh_TW"/>
-          </w:rPr>
-          <w:rPr>
-            <w:color w:val="0000EE"/>
-            <w:u w:val="single"/>
-          </w:rPr>
-          <w:t>可7:32–37</w:t>
-        </w:r>
-      </w:hyperlink>
-      <w:r>
-        <w:rPr>
-          <w:lang w:val="zh_TW" w:bidi="zh_TW"/>
-        </w:rPr>
-        <w:t>；</w:t>
-      </w:r>
-      <w:hyperlink r:id="rId21">
-        <w:r>
-          <w:rPr>
-            <w:lang w:val="zh_TW" w:bidi="zh_TW"/>
-          </w:rPr>
-          <w:rPr>
-            <w:color w:val="0000EE"/>
-            <w:u w:val="single"/>
-          </w:rPr>
-          <w:t>路7:22</w:t>
-        </w:r>
-      </w:hyperlink>
-      <w:r>
-        <w:rPr>
-          <w:lang w:val="zh_TW" w:bidi="zh_TW"/>
-        </w:rPr>
-        <w:t>）。耶穌所醫治的一名癲癇男孩受到「聾啞的鬼」所折磨（</w:t>
-      </w:r>
-      <w:hyperlink r:id="rId22">
-        <w:r>
-          <w:rPr>
-            <w:lang w:val="zh_TW" w:bidi="zh_TW"/>
-          </w:rPr>
-          <w:rPr>
-            <w:color w:val="0000EE"/>
-            <w:u w:val="single"/>
-          </w:rPr>
-          <w:t>可9:25</w:t>
-        </w:r>
-      </w:hyperlink>
-      <w:r>
-        <w:rPr>
-          <w:lang w:val="zh_TW" w:bidi="zh_TW"/>
-        </w:rPr>
-        <w:t>）。此類醫治見證了耶穌作為彌賽亞的身分與使命。</w:t>
+        <w:t>用來翻譯希臘文「</w:t>
+      </w:r>
+      <w:r>
+        <w:rPr>
+          <w:i/>
+          <w:lang w:val="zh_TW" w:bidi="zh_TW"/>
+        </w:rPr>
+        <w:t>psuche</w:t>
+      </w:r>
+      <w:r>
+        <w:rPr>
+          <w:lang w:val="zh_TW" w:bidi="zh_TW"/>
+        </w:rPr>
+        <w:t>」和希伯來文「</w:t>
+      </w:r>
+      <w:r>
+        <w:rPr>
+          <w:i/>
+          <w:lang w:val="zh_TW" w:bidi="zh_TW"/>
+        </w:rPr>
+        <w:t>nephesh</w:t>
+      </w:r>
+      <w:r>
+        <w:rPr>
+          <w:lang w:val="zh_TW" w:bidi="zh_TW"/>
+        </w:rPr>
+        <w:t>」的詞。</w:t>
       </w:r>
     </w:p>
     <w:p>
@@ -429,9 +269,1850 @@
       </w:r>
       <w:r>
         <w:rPr>
+          <w:lang w:val="zh_TW" w:bidi="zh_TW"/>
+        </w:rPr>
+        <w:t>希臘哲學家柏拉圖（生活在公元前四世紀）相信靈魂是人類永恆的一部分。雖然身體會死，但靈魂不會。當一個人死去時，他們的靈魂會進入另一個身體。如果他們是壞人，他們的靈魂可能會進入較低等的人、動物或鳥類。隨著時間的推移，通過從一個身體移動到另一個身體，靈魂會從邪惡中被淨化。在基督教早期的幾個世紀中，諾斯底主義也教導身體就像是靈魂的監牢。救贖，或被拯救，發生在人們學習了諾斯底的秘密時，這會使他們的靈魂從身體中解放出來。</w:t>
+      </w:r>
+    </w:p>
+    <w:p>
+      <w:pPr>
+        <w:pStyle w:val="Heading3"/>
+      </w:pPr>
+      <w:r>
+        <w:rPr>
+          <w:lang w:val="zh_TW" w:bidi="zh_TW"/>
+        </w:rPr>
+        <w:t>聖經對靈魂的看法</w:t>
+      </w:r>
+    </w:p>
+    <w:p>
+      <w:pPr/>
+      <w:r>
+        <w:rPr>
+          <w:lang w:val="zh_TW" w:bidi="zh_TW"/>
+        </w:rPr>
+      </w:r>
+      <w:r>
+        <w:rPr>
+          <w:lang w:val="zh_TW" w:bidi="zh_TW"/>
+        </w:rPr>
+        <w:t>聖經對靈魂有不同的看法。</w:t>
+      </w:r>
+    </w:p>
+    <w:p>
+      <w:pPr>
+        <w:pStyle w:val="Heading4"/>
+      </w:pPr>
+      <w:r>
+        <w:rPr>
+          <w:lang w:val="zh_TW" w:bidi="zh_TW"/>
+        </w:rPr>
+        <w:t>舊約聖經中的靈魂</w:t>
+      </w:r>
+    </w:p>
+    <w:p>
+      <w:pPr/>
+      <w:r>
+        <w:rPr>
+          <w:lang w:val="zh_TW" w:bidi="zh_TW"/>
+        </w:rPr>
+      </w:r>
+      <w:r>
+        <w:rPr>
+          <w:lang w:val="zh_TW" w:bidi="zh_TW"/>
+        </w:rPr>
+        <w:t>在舊約聖經中，靈魂對人類生命至關重要。希伯來文和希臘文中的靈魂一詞通常意味著「生命」，有時也可以指動物的生命（</w:t>
+      </w:r>
+      <w:hyperlink r:id="rId13">
+        <w:r>
+          <w:rPr>
+            <w:lang w:val="zh_TW" w:bidi="zh_TW"/>
+          </w:rPr>
+          <w:rPr>
+            <w:color w:val="0000EE"/>
+            <w:u w:val="single"/>
+          </w:rPr>
+          <w:t>創世記1:20</w:t>
+        </w:r>
+      </w:hyperlink>
+      <w:r>
+        <w:rPr>
+          <w:lang w:val="zh_TW" w:bidi="zh_TW"/>
+        </w:rPr>
+        <w:t>；</w:t>
+      </w:r>
+      <w:hyperlink r:id="rId14">
+        <w:r>
+          <w:rPr>
+            <w:lang w:val="zh_TW" w:bidi="zh_TW"/>
+          </w:rPr>
+          <w:rPr>
+            <w:color w:val="0000EE"/>
+            <w:u w:val="single"/>
+          </w:rPr>
+          <w:t>利未記11:10</w:t>
+        </w:r>
+      </w:hyperlink>
+      <w:r>
+        <w:rPr>
+          <w:lang w:val="zh_TW" w:bidi="zh_TW"/>
+        </w:rPr>
+        <w:t>）。「</w:t>
+      </w:r>
+      <w:r>
+        <w:rPr>
+          <w:lang w:val="zh_TW" w:bidi="zh_TW"/>
+        </w:rPr>
+        <w:t>以命償命</w:t>
+      </w:r>
+      <w:r>
+        <w:rPr>
+          <w:lang w:val="zh_TW" w:bidi="zh_TW"/>
+        </w:rPr>
+        <w:t>」意味著「生命換生命」（</w:t>
+      </w:r>
+      <w:hyperlink r:id="rId15">
+        <w:r>
+          <w:rPr>
+            <w:lang w:val="zh_TW" w:bidi="zh_TW"/>
+          </w:rPr>
+          <w:rPr>
+            <w:color w:val="0000EE"/>
+            <w:u w:val="single"/>
+          </w:rPr>
+          <w:t>出埃及記21:23</w:t>
+        </w:r>
+      </w:hyperlink>
+      <w:r>
+        <w:rPr>
+          <w:lang w:val="zh_TW" w:bidi="zh_TW"/>
+        </w:rPr>
+        <w:t>）。在法律文本中，靈魂指的是與法律相關的人（比如，「若有靈魂犯罪……（其它譯本翻譯）」，</w:t>
+      </w:r>
+      <w:hyperlink r:id="rId16">
+        <w:r>
+          <w:rPr>
+            <w:lang w:val="zh_TW" w:bidi="zh_TW"/>
+          </w:rPr>
+          <w:rPr>
+            <w:color w:val="0000EE"/>
+            <w:u w:val="single"/>
+          </w:rPr>
+          <w:t xml:space="preserve">利未記4:2 </w:t>
+        </w:r>
+      </w:hyperlink>
+      <w:r>
+        <w:rPr>
+          <w:lang w:val="zh_TW" w:bidi="zh_TW"/>
+        </w:rPr>
+        <w:t>）。當計算人數時，是以靈魂計算，意味著人（</w:t>
+      </w:r>
+      <w:hyperlink r:id="rId17">
+        <w:r>
+          <w:rPr>
+            <w:lang w:val="zh_TW" w:bidi="zh_TW"/>
+          </w:rPr>
+          <w:rPr>
+            <w:color w:val="0000EE"/>
+            <w:u w:val="single"/>
+          </w:rPr>
+          <w:t>出埃及記1:5</w:t>
+        </w:r>
+      </w:hyperlink>
+      <w:r>
+        <w:rPr>
+          <w:lang w:val="zh_TW" w:bidi="zh_TW"/>
+        </w:rPr>
+        <w:t>；</w:t>
+      </w:r>
+      <w:hyperlink r:id="rId18">
+        <w:r>
+          <w:rPr>
+            <w:lang w:val="zh_TW" w:bidi="zh_TW"/>
+          </w:rPr>
+          <w:rPr>
+            <w:color w:val="0000EE"/>
+            <w:u w:val="single"/>
+          </w:rPr>
+          <w:t>申命記10:22</w:t>
+        </w:r>
+      </w:hyperlink>
+      <w:r>
+        <w:rPr>
+          <w:lang w:val="zh_TW" w:bidi="zh_TW"/>
+        </w:rPr>
+        <w:t>）。</w:t>
+      </w:r>
+    </w:p>
+    <w:p>
+      <w:pPr/>
+      <w:r>
+        <w:rPr>
+          <w:lang w:val="zh_TW" w:bidi="zh_TW"/>
+        </w:rPr>
+      </w:r>
+      <w:r>
+        <w:rPr>
+          <w:lang w:val="zh_TW" w:bidi="zh_TW"/>
+        </w:rPr>
+        <w:t>更狹義地說，靈魂指的是人的情感和內在力量。人們被呼召要盡心盡性來愛神（</w:t>
+      </w:r>
+      <w:hyperlink r:id="rId19">
+        <w:r>
+          <w:rPr>
+            <w:lang w:val="zh_TW" w:bidi="zh_TW"/>
+          </w:rPr>
+          <w:rPr>
+            <w:color w:val="0000EE"/>
+            <w:u w:val="single"/>
+          </w:rPr>
+          <w:t>申命記13:3</w:t>
+        </w:r>
+      </w:hyperlink>
+      <w:r>
+        <w:rPr>
+          <w:lang w:val="zh_TW" w:bidi="zh_TW"/>
+        </w:rPr>
+        <w:t>）。</w:t>
+      </w:r>
+    </w:p>
+    <w:p>
+      <w:pPr/>
+      <w:r>
+        <w:rPr>
+          <w:lang w:val="zh_TW" w:bidi="zh_TW"/>
+        </w:rPr>
+      </w:r>
+      <w:r>
+        <w:rPr>
+          <w:lang w:val="zh_TW" w:bidi="zh_TW"/>
+        </w:rPr>
+        <w:t>生命中的某些部分來自靈魂：</w:t>
+      </w:r>
+    </w:p>
+    <w:p>
+      <w:pPr>
+        <w:pStyle w:val="ListBullet"/>
+        <w:spacing w:line="240" w:lineRule="auto"/>
+        <w:ind w:left="720"/>
+      </w:pPr>
+      <w:r>
+        <w:rPr>
+          <w:lang w:val="zh_TW" w:bidi="zh_TW"/>
+        </w:rPr>
+      </w:r>
+      <w:r>
+        <w:rPr>
+          <w:lang w:val="zh_TW" w:bidi="zh_TW"/>
+        </w:rPr>
+        <w:t>知識和理解（</w:t>
+      </w:r>
+      <w:hyperlink r:id="rId20">
+        <w:r>
+          <w:rPr>
+            <w:lang w:val="zh_TW" w:bidi="zh_TW"/>
+          </w:rPr>
+          <w:rPr>
+            <w:color w:val="0000EE"/>
+            <w:u w:val="single"/>
+          </w:rPr>
+          <w:t>詩篇139:14</w:t>
+        </w:r>
+      </w:hyperlink>
+      <w:r>
+        <w:rPr>
+          <w:lang w:val="zh_TW" w:bidi="zh_TW"/>
+        </w:rPr>
+        <w:t>）</w:t>
+      </w:r>
+    </w:p>
+    <w:p>
+      <w:pPr>
+        <w:pStyle w:val="ListBullet"/>
+        <w:spacing w:line="240" w:lineRule="auto"/>
+        <w:ind w:left="720"/>
+      </w:pPr>
+      <w:r>
+        <w:rPr>
+          <w:lang w:val="zh_TW" w:bidi="zh_TW"/>
+        </w:rPr>
+      </w:r>
+      <w:r>
+        <w:rPr>
+          <w:lang w:val="zh_TW" w:bidi="zh_TW"/>
+        </w:rPr>
+        <w:t>思想（</w:t>
+      </w:r>
+      <w:hyperlink r:id="rId21">
+        <w:r>
+          <w:rPr>
+            <w:lang w:val="zh_TW" w:bidi="zh_TW"/>
+          </w:rPr>
+          <w:rPr>
+            <w:color w:val="0000EE"/>
+            <w:u w:val="single"/>
+          </w:rPr>
+          <w:t>撒母耳記上20:3</w:t>
+        </w:r>
+      </w:hyperlink>
+      <w:r>
+        <w:rPr>
+          <w:lang w:val="zh_TW" w:bidi="zh_TW"/>
+        </w:rPr>
+        <w:t>）</w:t>
+      </w:r>
+    </w:p>
+    <w:p>
+      <w:pPr>
+        <w:pStyle w:val="ListBullet"/>
+        <w:spacing w:line="240" w:lineRule="auto"/>
+        <w:ind w:left="720"/>
+      </w:pPr>
+      <w:r>
+        <w:rPr>
+          <w:lang w:val="zh_TW" w:bidi="zh_TW"/>
+        </w:rPr>
+      </w:r>
+      <w:r>
+        <w:rPr>
+          <w:lang w:val="zh_TW" w:bidi="zh_TW"/>
+        </w:rPr>
+        <w:t>愛（</w:t>
+      </w:r>
+      <w:hyperlink r:id="rId22">
+        <w:r>
+          <w:rPr>
+            <w:lang w:val="zh_TW" w:bidi="zh_TW"/>
+          </w:rPr>
+          <w:rPr>
+            <w:color w:val="0000EE"/>
+            <w:u w:val="single"/>
+          </w:rPr>
+          <w:t>撒母耳記上18:1</w:t>
+        </w:r>
+      </w:hyperlink>
+      <w:r>
+        <w:rPr>
+          <w:lang w:val="zh_TW" w:bidi="zh_TW"/>
+        </w:rPr>
+        <w:t>）</w:t>
+      </w:r>
+    </w:p>
+    <w:p>
+      <w:pPr>
+        <w:pStyle w:val="ListBullet"/>
+        <w:spacing w:line="240" w:lineRule="auto"/>
+        <w:ind w:left="720"/>
+      </w:pPr>
+      <w:r>
+        <w:rPr>
+          <w:lang w:val="zh_TW" w:bidi="zh_TW"/>
+        </w:rPr>
+      </w:r>
+      <w:r>
+        <w:rPr>
+          <w:lang w:val="zh_TW" w:bidi="zh_TW"/>
+        </w:rPr>
+        <w:t>記憶（</w:t>
+      </w:r>
+      <w:hyperlink r:id="rId23">
+        <w:r>
+          <w:rPr>
+            <w:lang w:val="zh_TW" w:bidi="zh_TW"/>
+          </w:rPr>
+          <w:rPr>
+            <w:color w:val="0000EE"/>
+            <w:u w:val="single"/>
+          </w:rPr>
+          <w:t>耶利米哀歌3:20</w:t>
+        </w:r>
+      </w:hyperlink>
+      <w:r>
+        <w:rPr>
+          <w:lang w:val="zh_TW" w:bidi="zh_TW"/>
+        </w:rPr>
+        <w:t>）</w:t>
+      </w:r>
+    </w:p>
+    <w:p>
+      <w:pPr/>
+      <w:r>
+        <w:rPr>
+          <w:lang w:val="zh_TW" w:bidi="zh_TW"/>
+        </w:rPr>
+      </w:r>
+      <w:r>
+        <w:rPr>
+          <w:lang w:val="zh_TW" w:bidi="zh_TW"/>
+        </w:rPr>
+        <w:t>在這裡，靈魂就像自我，即一個人的人性或自我。</w:t>
+      </w:r>
+    </w:p>
+    <w:p>
+      <w:pPr/>
+      <w:r>
+        <w:rPr>
+          <w:lang w:val="zh_TW" w:bidi="zh_TW"/>
+        </w:rPr>
+      </w:r>
+      <w:r>
+        <w:rPr>
+          <w:lang w:val="zh_TW" w:bidi="zh_TW"/>
+        </w:rPr>
+        <w:t>舊約聖經並不暗示靈魂在死後會轉移到另一個身體。人類被視為身體和靈魂的統一體，意味著是從不同角度看待同一個人。在</w:t>
+      </w:r>
+      <w:hyperlink r:id="rId24">
+        <w:r>
+          <w:rPr>
+            <w:lang w:val="zh_TW" w:bidi="zh_TW"/>
+          </w:rPr>
+          <w:rPr>
+            <w:color w:val="0000EE"/>
+            <w:u w:val="single"/>
+          </w:rPr>
+          <w:t>創世記二章7節</w:t>
+        </w:r>
+      </w:hyperlink>
+      <w:r>
+        <w:rPr>
+          <w:lang w:val="zh_TW" w:bidi="zh_TW"/>
+        </w:rPr>
+        <w:t>中，片語「有靈的活人」有時被錯誤地翻譯為「活的靈魂」。這個想法並不是說男人和女人成為</w:t>
+      </w:r>
+      <w:r>
+        <w:rPr>
           <w:i/>
           <w:lang w:val="zh_TW" w:bidi="zh_TW"/>
         </w:rPr>
+        <w:t>靈魂，</w:t>
+      </w:r>
+      <w:r>
+        <w:rPr>
+          <w:lang w:val="zh_TW" w:bidi="zh_TW"/>
+        </w:rPr>
+        <w:t>因為他們顯然有身體。原文中使用這個詞是為了強調人作為「活的生命」的層面。這並不意味著人成為靈，而是突出了作為「活的生命」的重要層面。希伯來思想對統一的人的觀念有助於解釋舊約聖經中對死後生命的陰影看法，因為很難想像沒有身體的存在（</w:t>
+      </w:r>
+      <w:hyperlink r:id="rId25">
+        <w:r>
+          <w:rPr>
+            <w:lang w:val="zh_TW" w:bidi="zh_TW"/>
+          </w:rPr>
+          <w:rPr>
+            <w:color w:val="0000EE"/>
+            <w:u w:val="single"/>
+          </w:rPr>
+          <w:t>詩篇16:10</w:t>
+        </w:r>
+      </w:hyperlink>
+      <w:r>
+        <w:rPr>
+          <w:lang w:val="zh_TW" w:bidi="zh_TW"/>
+        </w:rPr>
+        <w:t>，</w:t>
+      </w:r>
+      <w:hyperlink r:id="rId26">
+        <w:r>
+          <w:rPr>
+            <w:lang w:val="zh_TW" w:bidi="zh_TW"/>
+          </w:rPr>
+          <w:rPr>
+            <w:color w:val="0000EE"/>
+            <w:u w:val="single"/>
+          </w:rPr>
+          <w:t>49:15</w:t>
+        </w:r>
+      </w:hyperlink>
+      <w:r>
+        <w:rPr>
+          <w:lang w:val="zh_TW" w:bidi="zh_TW"/>
+        </w:rPr>
+        <w:t>，</w:t>
+      </w:r>
+      <w:hyperlink r:id="rId27">
+        <w:r>
+          <w:rPr>
+            <w:lang w:val="zh_TW" w:bidi="zh_TW"/>
+          </w:rPr>
+          <w:rPr>
+            <w:color w:val="0000EE"/>
+            <w:u w:val="single"/>
+          </w:rPr>
+          <w:t>88:3–12</w:t>
+        </w:r>
+      </w:hyperlink>
+      <w:r>
+        <w:rPr>
+          <w:lang w:val="zh_TW" w:bidi="zh_TW"/>
+        </w:rPr>
+        <w:t>）。存在死後生命的希望，是由於相信神對死亡的權能，相信與祂的交流在死後會繼續（</w:t>
+      </w:r>
+      <w:hyperlink r:id="rId28">
+        <w:r>
+          <w:rPr>
+            <w:lang w:val="zh_TW" w:bidi="zh_TW"/>
+          </w:rPr>
+          <w:rPr>
+            <w:color w:val="0000EE"/>
+            <w:u w:val="single"/>
+          </w:rPr>
+          <w:t>出埃及記3:6</w:t>
+        </w:r>
+      </w:hyperlink>
+      <w:r>
+        <w:rPr>
+          <w:lang w:val="zh_TW" w:bidi="zh_TW"/>
+        </w:rPr>
+        <w:t>；</w:t>
+      </w:r>
+      <w:hyperlink r:id="rId29">
+        <w:r>
+          <w:rPr>
+            <w:lang w:val="zh_TW" w:bidi="zh_TW"/>
+          </w:rPr>
+          <w:rPr>
+            <w:color w:val="0000EE"/>
+            <w:u w:val="single"/>
+          </w:rPr>
+          <w:t>撒母耳記上2:6</w:t>
+        </w:r>
+      </w:hyperlink>
+      <w:r>
+        <w:rPr>
+          <w:lang w:val="zh_TW" w:bidi="zh_TW"/>
+        </w:rPr>
+        <w:t>；</w:t>
+      </w:r>
+      <w:hyperlink r:id="rId30">
+        <w:r>
+          <w:rPr>
+            <w:lang w:val="zh_TW" w:bidi="zh_TW"/>
+          </w:rPr>
+          <w:rPr>
+            <w:color w:val="0000EE"/>
+            <w:u w:val="single"/>
+          </w:rPr>
+          <w:t>約伯記19:25–26</w:t>
+        </w:r>
+      </w:hyperlink>
+      <w:r>
+        <w:rPr>
+          <w:lang w:val="zh_TW" w:bidi="zh_TW"/>
+        </w:rPr>
+        <w:t>；</w:t>
+      </w:r>
+      <w:hyperlink r:id="rId31">
+        <w:r>
+          <w:rPr>
+            <w:lang w:val="zh_TW" w:bidi="zh_TW"/>
+          </w:rPr>
+          <w:rPr>
+            <w:color w:val="0000EE"/>
+            <w:u w:val="single"/>
+          </w:rPr>
+          <w:t>詩篇16:10–11</w:t>
+        </w:r>
+      </w:hyperlink>
+      <w:r>
+        <w:rPr>
+          <w:lang w:val="zh_TW" w:bidi="zh_TW"/>
+        </w:rPr>
+        <w:t>，</w:t>
+      </w:r>
+      <w:hyperlink r:id="rId32">
+        <w:r>
+          <w:rPr>
+            <w:lang w:val="zh_TW" w:bidi="zh_TW"/>
+          </w:rPr>
+          <w:rPr>
+            <w:color w:val="0000EE"/>
+            <w:u w:val="single"/>
+          </w:rPr>
+          <w:t>73:24–25</w:t>
+        </w:r>
+      </w:hyperlink>
+      <w:r>
+        <w:rPr>
+          <w:lang w:val="zh_TW" w:bidi="zh_TW"/>
+        </w:rPr>
+        <w:t>；</w:t>
+      </w:r>
+      <w:hyperlink r:id="rId33">
+        <w:r>
+          <w:rPr>
+            <w:lang w:val="zh_TW" w:bidi="zh_TW"/>
+          </w:rPr>
+          <w:rPr>
+            <w:color w:val="0000EE"/>
+            <w:u w:val="single"/>
+          </w:rPr>
+          <w:t>以賽亞書25:8</w:t>
+        </w:r>
+      </w:hyperlink>
+      <w:r>
+        <w:rPr>
+          <w:lang w:val="zh_TW" w:bidi="zh_TW"/>
+        </w:rPr>
+        <w:t>，</w:t>
+      </w:r>
+      <w:hyperlink r:id="rId34">
+        <w:r>
+          <w:rPr>
+            <w:lang w:val="zh_TW" w:bidi="zh_TW"/>
+          </w:rPr>
+          <w:rPr>
+            <w:color w:val="0000EE"/>
+            <w:u w:val="single"/>
+          </w:rPr>
+          <w:t>26:19</w:t>
+        </w:r>
+      </w:hyperlink>
+      <w:r>
+        <w:rPr>
+          <w:lang w:val="zh_TW" w:bidi="zh_TW"/>
+        </w:rPr>
+        <w:t>；</w:t>
+      </w:r>
+      <w:hyperlink r:id="rId35">
+        <w:r>
+          <w:rPr>
+            <w:lang w:val="zh_TW" w:bidi="zh_TW"/>
+          </w:rPr>
+          <w:rPr>
+            <w:color w:val="0000EE"/>
+            <w:u w:val="single"/>
+          </w:rPr>
+          <w:t>但以理書12:2</w:t>
+        </w:r>
+      </w:hyperlink>
+      <w:r>
+        <w:rPr>
+          <w:lang w:val="zh_TW" w:bidi="zh_TW"/>
+        </w:rPr>
+        <w:t>；</w:t>
+      </w:r>
+      <w:hyperlink r:id="rId36">
+        <w:r>
+          <w:rPr>
+            <w:lang w:val="zh_TW" w:bidi="zh_TW"/>
+          </w:rPr>
+          <w:rPr>
+            <w:color w:val="0000EE"/>
+            <w:u w:val="single"/>
+          </w:rPr>
+          <w:t>何西阿6:1–3</w:t>
+        </w:r>
+      </w:hyperlink>
+      <w:r>
+        <w:rPr>
+          <w:lang w:val="zh_TW" w:bidi="zh_TW"/>
+        </w:rPr>
+        <w:t>，</w:t>
+      </w:r>
+      <w:hyperlink r:id="rId37">
+        <w:r>
+          <w:rPr>
+            <w:lang w:val="zh_TW" w:bidi="zh_TW"/>
+          </w:rPr>
+          <w:rPr>
+            <w:color w:val="0000EE"/>
+            <w:u w:val="single"/>
+          </w:rPr>
+          <w:t>13:14</w:t>
+        </w:r>
+      </w:hyperlink>
+      <w:r>
+        <w:rPr>
+          <w:lang w:val="zh_TW" w:bidi="zh_TW"/>
+        </w:rPr>
+        <w:t>）。</w:t>
+      </w:r>
+    </w:p>
+    <w:p>
+      <w:pPr>
+        <w:pStyle w:val="Heading4"/>
+      </w:pPr>
+      <w:r>
+        <w:rPr>
+          <w:lang w:val="zh_TW" w:bidi="zh_TW"/>
+        </w:rPr>
+        <w:t>新約聖經中的靈魂</w:t>
+      </w:r>
+    </w:p>
+    <w:p>
+      <w:pPr/>
+      <w:r>
+        <w:rPr>
+          <w:lang w:val="zh_TW" w:bidi="zh_TW"/>
+        </w:rPr>
+      </w:r>
+      <w:r>
+        <w:rPr>
+          <w:lang w:val="zh_TW" w:bidi="zh_TW"/>
+        </w:rPr>
+        <w:t>在新約聖經中，靈魂（</w:t>
+      </w:r>
+      <w:r>
+        <w:rPr>
+          <w:i/>
+          <w:lang w:val="zh_TW" w:bidi="zh_TW"/>
+        </w:rPr>
+        <w:t>psuche</w:t>
+      </w:r>
+      <w:r>
+        <w:rPr>
+          <w:lang w:val="zh_TW" w:bidi="zh_TW"/>
+        </w:rPr>
+        <w:t>）的意義與舊約聖經中相似。通常，它意味著生命本身。耶穌的跟從者為了祂的緣故冒著生命（靈魂）的危險（</w:t>
+      </w:r>
+      <w:hyperlink r:id="rId38">
+        <w:r>
+          <w:rPr>
+            <w:lang w:val="zh_TW" w:bidi="zh_TW"/>
+          </w:rPr>
+          <w:rPr>
+            <w:color w:val="0000EE"/>
+            <w:u w:val="single"/>
+          </w:rPr>
+          <w:t>使徒行傳15:26</w:t>
+        </w:r>
+      </w:hyperlink>
+      <w:r>
+        <w:rPr>
+          <w:lang w:val="zh_TW" w:bidi="zh_TW"/>
+        </w:rPr>
+        <w:t>；比較</w:t>
+      </w:r>
+      <w:hyperlink r:id="rId39">
+        <w:r>
+          <w:rPr>
+            <w:lang w:val="zh_TW" w:bidi="zh_TW"/>
+          </w:rPr>
+          <w:rPr>
+            <w:color w:val="0000EE"/>
+            <w:u w:val="single"/>
+          </w:rPr>
+          <w:t>約翰福音13:37</w:t>
+        </w:r>
+      </w:hyperlink>
+      <w:r>
+        <w:rPr>
+          <w:lang w:val="zh_TW" w:bidi="zh_TW"/>
+        </w:rPr>
+        <w:t>；</w:t>
+      </w:r>
+      <w:hyperlink r:id="rId40">
+        <w:r>
+          <w:rPr>
+            <w:lang w:val="zh_TW" w:bidi="zh_TW"/>
+          </w:rPr>
+          <w:rPr>
+            <w:color w:val="0000EE"/>
+            <w:u w:val="single"/>
+          </w:rPr>
+          <w:t>羅馬書16:4</w:t>
+        </w:r>
+      </w:hyperlink>
+      <w:r>
+        <w:rPr>
+          <w:lang w:val="zh_TW" w:bidi="zh_TW"/>
+        </w:rPr>
+        <w:t>；</w:t>
+      </w:r>
+      <w:hyperlink r:id="rId41">
+        <w:r>
+          <w:rPr>
+            <w:lang w:val="zh_TW" w:bidi="zh_TW"/>
+          </w:rPr>
+          <w:rPr>
+            <w:color w:val="0000EE"/>
+            <w:u w:val="single"/>
+          </w:rPr>
+          <w:t>腓利比書2:30</w:t>
+        </w:r>
+      </w:hyperlink>
+      <w:r>
+        <w:rPr>
+          <w:lang w:val="zh_TW" w:bidi="zh_TW"/>
+        </w:rPr>
+        <w:t>）。耶穌是人子，祂來是要服事人並捨命（靈魂）作多人的贖價（</w:t>
+      </w:r>
+      <w:hyperlink r:id="rId42">
+        <w:r>
+          <w:rPr>
+            <w:lang w:val="zh_TW" w:bidi="zh_TW"/>
+          </w:rPr>
+          <w:rPr>
+            <w:color w:val="0000EE"/>
+            <w:u w:val="single"/>
+          </w:rPr>
+          <w:t>馬太福音20:28</w:t>
+        </w:r>
+      </w:hyperlink>
+      <w:r>
+        <w:rPr>
+          <w:lang w:val="zh_TW" w:bidi="zh_TW"/>
+        </w:rPr>
+        <w:t>；</w:t>
+      </w:r>
+      <w:hyperlink r:id="rId43">
+        <w:r>
+          <w:rPr>
+            <w:lang w:val="zh_TW" w:bidi="zh_TW"/>
+          </w:rPr>
+          <w:rPr>
+            <w:color w:val="0000EE"/>
+            <w:u w:val="single"/>
+          </w:rPr>
+          <w:t>馬可福音10:45</w:t>
+        </w:r>
+      </w:hyperlink>
+      <w:r>
+        <w:rPr>
+          <w:lang w:val="zh_TW" w:bidi="zh_TW"/>
+        </w:rPr>
+        <w:t>）。耶穌是好牧羊人，為羊捨命（靈魂）（</w:t>
+      </w:r>
+      <w:hyperlink r:id="rId44">
+        <w:r>
+          <w:rPr>
+            <w:lang w:val="zh_TW" w:bidi="zh_TW"/>
+          </w:rPr>
+          <w:rPr>
+            <w:color w:val="0000EE"/>
+            <w:u w:val="single"/>
+          </w:rPr>
+          <w:t>約翰福音10:14、17</w:t>
+        </w:r>
+      </w:hyperlink>
+      <w:hyperlink r:id="rId45">
+        <w:r>
+          <w:rPr>
+            <w:lang w:val="zh_TW" w:bidi="zh_TW"/>
+          </w:rPr>
+          <w:rPr>
+            <w:color w:val="0000EE"/>
+            <w:u w:val="single"/>
+          </w:rPr>
+          <w:t>–</w:t>
+        </w:r>
+      </w:hyperlink>
+      <w:hyperlink r:id="rId44">
+        <w:r>
+          <w:rPr>
+            <w:lang w:val="zh_TW" w:bidi="zh_TW"/>
+          </w:rPr>
+          <w:rPr>
+            <w:color w:val="0000EE"/>
+            <w:u w:val="single"/>
+          </w:rPr>
+          <w:t>18</w:t>
+        </w:r>
+      </w:hyperlink>
+      <w:r>
+        <w:rPr>
+          <w:lang w:val="zh_TW" w:bidi="zh_TW"/>
+        </w:rPr>
+        <w:t>）。在</w:t>
+      </w:r>
+      <w:hyperlink r:id="rId46">
+        <w:r>
+          <w:rPr>
+            <w:lang w:val="zh_TW" w:bidi="zh_TW"/>
+          </w:rPr>
+          <w:rPr>
+            <w:color w:val="0000EE"/>
+            <w:u w:val="single"/>
+          </w:rPr>
+          <w:t>路加福音十四章26節</w:t>
+        </w:r>
+      </w:hyperlink>
+      <w:r>
+        <w:rPr>
+          <w:lang w:val="zh_TW" w:bidi="zh_TW"/>
+        </w:rPr>
+        <w:t>，作門徒意味著願意捨己，甚至為基督的緣故捨去自己的生命（比較</w:t>
+      </w:r>
+      <w:hyperlink r:id="rId47">
+        <w:r>
+          <w:rPr>
+            <w:lang w:val="zh_TW" w:bidi="zh_TW"/>
+          </w:rPr>
+          <w:rPr>
+            <w:color w:val="0000EE"/>
+            <w:u w:val="single"/>
+          </w:rPr>
+          <w:t>路加福音9:23</w:t>
+        </w:r>
+      </w:hyperlink>
+      <w:r>
+        <w:rPr>
+          <w:lang w:val="zh_TW" w:bidi="zh_TW"/>
+        </w:rPr>
+        <w:t>、</w:t>
+      </w:r>
+      <w:hyperlink r:id="rId48">
+        <w:r>
+          <w:rPr>
+            <w:lang w:val="zh_TW" w:bidi="zh_TW"/>
+          </w:rPr>
+          <w:rPr>
+            <w:color w:val="0000EE"/>
+            <w:u w:val="single"/>
+          </w:rPr>
+          <w:t>啟示錄12:11</w:t>
+        </w:r>
+      </w:hyperlink>
+      <w:r>
+        <w:rPr>
+          <w:lang w:val="zh_TW" w:bidi="zh_TW"/>
+        </w:rPr>
+        <w:t>）。</w:t>
+      </w:r>
+    </w:p>
+    <w:p>
+      <w:pPr/>
+      <w:r>
+        <w:rPr>
+          <w:lang w:val="zh_TW" w:bidi="zh_TW"/>
+        </w:rPr>
+      </w:r>
+      <w:r>
+        <w:rPr>
+          <w:lang w:val="zh_TW" w:bidi="zh_TW"/>
+        </w:rPr>
+        <w:t>「靈魂」經常可以指「人」（</w:t>
+      </w:r>
+      <w:hyperlink r:id="rId49">
+        <w:r>
+          <w:rPr>
+            <w:lang w:val="zh_TW" w:bidi="zh_TW"/>
+          </w:rPr>
+          <w:rPr>
+            <w:color w:val="0000EE"/>
+            <w:u w:val="single"/>
+          </w:rPr>
+          <w:t>使徒行傳2:43</w:t>
+        </w:r>
+      </w:hyperlink>
+      <w:r>
+        <w:rPr>
+          <w:lang w:val="zh_TW" w:bidi="zh_TW"/>
+        </w:rPr>
+        <w:t>，</w:t>
+      </w:r>
+      <w:hyperlink r:id="rId50">
+        <w:r>
+          <w:rPr>
+            <w:lang w:val="zh_TW" w:bidi="zh_TW"/>
+          </w:rPr>
+          <w:rPr>
+            <w:color w:val="0000EE"/>
+            <w:u w:val="single"/>
+          </w:rPr>
+          <w:t>3:23</w:t>
+        </w:r>
+      </w:hyperlink>
+      <w:r>
+        <w:rPr>
+          <w:lang w:val="zh_TW" w:bidi="zh_TW"/>
+        </w:rPr>
+        <w:t>，</w:t>
+      </w:r>
+      <w:hyperlink r:id="rId51">
+        <w:r>
+          <w:rPr>
+            <w:lang w:val="zh_TW" w:bidi="zh_TW"/>
+          </w:rPr>
+          <w:rPr>
+            <w:color w:val="0000EE"/>
+            <w:u w:val="single"/>
+          </w:rPr>
+          <w:t>7:14</w:t>
+        </w:r>
+      </w:hyperlink>
+      <w:r>
+        <w:rPr>
+          <w:lang w:val="zh_TW" w:bidi="zh_TW"/>
+        </w:rPr>
+        <w:t>；</w:t>
+      </w:r>
+      <w:hyperlink r:id="rId52">
+        <w:r>
+          <w:rPr>
+            <w:lang w:val="zh_TW" w:bidi="zh_TW"/>
+          </w:rPr>
+          <w:rPr>
+            <w:color w:val="0000EE"/>
+            <w:u w:val="single"/>
+          </w:rPr>
+          <w:t>羅馬書2:9</w:t>
+        </w:r>
+      </w:hyperlink>
+      <w:r>
+        <w:rPr>
+          <w:lang w:val="zh_TW" w:bidi="zh_TW"/>
+        </w:rPr>
+        <w:t>，</w:t>
+      </w:r>
+      <w:hyperlink r:id="rId53">
+        <w:r>
+          <w:rPr>
+            <w:lang w:val="zh_TW" w:bidi="zh_TW"/>
+          </w:rPr>
+          <w:rPr>
+            <w:color w:val="0000EE"/>
+            <w:u w:val="single"/>
+          </w:rPr>
+          <w:t>13:1</w:t>
+        </w:r>
+      </w:hyperlink>
+      <w:r>
+        <w:rPr>
+          <w:lang w:val="zh_TW" w:bidi="zh_TW"/>
+        </w:rPr>
+        <w:t>；</w:t>
+      </w:r>
+      <w:hyperlink r:id="rId54">
+        <w:r>
+          <w:rPr>
+            <w:lang w:val="zh_TW" w:bidi="zh_TW"/>
+          </w:rPr>
+          <w:rPr>
+            <w:color w:val="0000EE"/>
+            <w:u w:val="single"/>
+          </w:rPr>
+          <w:t>彼得前書3:20</w:t>
+        </w:r>
+      </w:hyperlink>
+      <w:r>
+        <w:rPr>
+          <w:lang w:val="zh_TW" w:bidi="zh_TW"/>
+        </w:rPr>
+        <w:t>）。「活物」這個表達（有時在</w:t>
+      </w:r>
+      <w:hyperlink r:id="rId55">
+        <w:r>
+          <w:rPr>
+            <w:lang w:val="zh_TW" w:bidi="zh_TW"/>
+          </w:rPr>
+          <w:rPr>
+            <w:color w:val="0000EE"/>
+            <w:u w:val="single"/>
+          </w:rPr>
+          <w:t>啟示錄16:3</w:t>
+        </w:r>
+      </w:hyperlink>
+      <w:r>
+        <w:rPr>
+          <w:lang w:val="zh_TW" w:bidi="zh_TW"/>
+        </w:rPr>
+        <w:t>中使用）反映了活物有生命的一面。就像在舊約聖經中一樣，靈魂可以指一個人的情感能量。它代表著人的內在存在。當耶穌為祂的死亡憂傷時，祂談到了祂的靈魂被壓碎（</w:t>
+      </w:r>
+      <w:hyperlink r:id="rId56">
+        <w:r>
+          <w:rPr>
+            <w:lang w:val="zh_TW" w:bidi="zh_TW"/>
+          </w:rPr>
+          <w:rPr>
+            <w:color w:val="0000EE"/>
+            <w:u w:val="single"/>
+          </w:rPr>
+          <w:t>馬太福音26:38</w:t>
+        </w:r>
+      </w:hyperlink>
+      <w:r>
+        <w:rPr>
+          <w:lang w:val="zh_TW" w:bidi="zh_TW"/>
+        </w:rPr>
+        <w:t>；</w:t>
+      </w:r>
+      <w:hyperlink r:id="rId57">
+        <w:r>
+          <w:rPr>
+            <w:lang w:val="zh_TW" w:bidi="zh_TW"/>
+          </w:rPr>
+          <w:rPr>
+            <w:color w:val="0000EE"/>
+            <w:u w:val="single"/>
+          </w:rPr>
+          <w:t>馬可福音14:34</w:t>
+        </w:r>
+      </w:hyperlink>
+      <w:r>
+        <w:rPr>
+          <w:lang w:val="zh_TW" w:bidi="zh_TW"/>
+        </w:rPr>
+        <w:t>；比較</w:t>
+      </w:r>
+      <w:hyperlink r:id="rId58">
+        <w:r>
+          <w:rPr>
+            <w:lang w:val="zh_TW" w:bidi="zh_TW"/>
+          </w:rPr>
+          <w:rPr>
+            <w:color w:val="0000EE"/>
+            <w:u w:val="single"/>
+          </w:rPr>
+          <w:t>詩篇42:6</w:t>
+        </w:r>
+      </w:hyperlink>
+      <w:r>
+        <w:rPr>
+          <w:lang w:val="zh_TW" w:bidi="zh_TW"/>
+        </w:rPr>
+        <w:t>）。在另一處經文中，耶穌應許那些來到祂面前的人靈魂得安息（</w:t>
+      </w:r>
+      <w:hyperlink r:id="rId59">
+        <w:r>
+          <w:rPr>
+            <w:lang w:val="zh_TW" w:bidi="zh_TW"/>
+          </w:rPr>
+          <w:rPr>
+            <w:color w:val="0000EE"/>
+            <w:u w:val="single"/>
+          </w:rPr>
+          <w:t>馬太福音11:29</w:t>
+        </w:r>
+      </w:hyperlink>
+      <w:r>
+        <w:rPr>
+          <w:lang w:val="zh_TW" w:bidi="zh_TW"/>
+        </w:rPr>
+        <w:t>）。在這裡，「靈魂」意味著人的本質（比較</w:t>
+      </w:r>
+      <w:hyperlink r:id="rId60">
+        <w:r>
+          <w:rPr>
+            <w:lang w:val="zh_TW" w:bidi="zh_TW"/>
+          </w:rPr>
+          <w:rPr>
+            <w:color w:val="0000EE"/>
+            <w:u w:val="single"/>
+          </w:rPr>
+          <w:t>路加福音2:35</w:t>
+        </w:r>
+      </w:hyperlink>
+      <w:r>
+        <w:rPr>
+          <w:lang w:val="zh_TW" w:bidi="zh_TW"/>
+        </w:rPr>
+        <w:t>；</w:t>
+      </w:r>
+      <w:hyperlink r:id="rId61">
+        <w:r>
+          <w:rPr>
+            <w:lang w:val="zh_TW" w:bidi="zh_TW"/>
+          </w:rPr>
+          <w:rPr>
+            <w:color w:val="0000EE"/>
+            <w:u w:val="single"/>
+          </w:rPr>
+          <w:t>哥林多後書1:23</w:t>
+        </w:r>
+      </w:hyperlink>
+      <w:r>
+        <w:rPr>
+          <w:lang w:val="zh_TW" w:bidi="zh_TW"/>
+        </w:rPr>
+        <w:t>；</w:t>
+      </w:r>
+      <w:hyperlink r:id="rId62">
+        <w:r>
+          <w:rPr>
+            <w:lang w:val="zh_TW" w:bidi="zh_TW"/>
+          </w:rPr>
+          <w:rPr>
+            <w:color w:val="0000EE"/>
+            <w:u w:val="single"/>
+          </w:rPr>
+          <w:t>帖撒羅尼迦後書2:8</w:t>
+        </w:r>
+      </w:hyperlink>
+      <w:r>
+        <w:rPr>
+          <w:lang w:val="zh_TW" w:bidi="zh_TW"/>
+        </w:rPr>
+        <w:t>；</w:t>
+      </w:r>
+      <w:hyperlink r:id="rId63">
+        <w:r>
+          <w:rPr>
+            <w:lang w:val="zh_TW" w:bidi="zh_TW"/>
+          </w:rPr>
+          <w:rPr>
+            <w:color w:val="0000EE"/>
+            <w:u w:val="single"/>
+          </w:rPr>
+          <w:t>約翰三書1:2</w:t>
+        </w:r>
+      </w:hyperlink>
+      <w:r>
+        <w:rPr>
+          <w:lang w:val="zh_TW" w:bidi="zh_TW"/>
+        </w:rPr>
+        <w:t>）。</w:t>
+      </w:r>
+    </w:p>
+    <w:p>
+      <w:pPr>
+        <w:pStyle w:val="Heading3"/>
+      </w:pPr>
+      <w:r>
+        <w:rPr>
+          <w:lang w:val="zh_TW" w:bidi="zh_TW"/>
+        </w:rPr>
+        <w:t>靈魂與靈</w:t>
+      </w:r>
+    </w:p>
+    <w:p>
+      <w:pPr/>
+      <w:r>
+        <w:rPr>
+          <w:lang w:val="zh_TW" w:bidi="zh_TW"/>
+        </w:rPr>
+      </w:r>
+      <w:r>
+        <w:rPr>
+          <w:lang w:val="zh_TW" w:bidi="zh_TW"/>
+        </w:rPr>
+        <w:t>幾段經文同時提到靈魂與靈。</w:t>
+      </w:r>
+      <w:hyperlink r:id="rId64">
+        <w:r>
+          <w:rPr>
+            <w:lang w:val="zh_TW" w:bidi="zh_TW"/>
+          </w:rPr>
+          <w:rPr>
+            <w:color w:val="0000EE"/>
+            <w:u w:val="single"/>
+          </w:rPr>
+          <w:t>路加福音一章46節</w:t>
+        </w:r>
+      </w:hyperlink>
+      <w:r>
+        <w:rPr>
+          <w:lang w:val="zh_TW" w:bidi="zh_TW"/>
+        </w:rPr>
+        <w:t>可能是「詩意平行」，即用兩種不同方式表達一個想法。這兩個詞都指馬利亞最裡面的人。</w:t>
+      </w:r>
+      <w:hyperlink r:id="rId65">
+        <w:r>
+          <w:rPr>
+            <w:lang w:val="zh_TW" w:bidi="zh_TW"/>
+          </w:rPr>
+          <w:rPr>
+            <w:color w:val="0000EE"/>
+            <w:u w:val="single"/>
+          </w:rPr>
+          <w:t>希伯來書四章12節</w:t>
+        </w:r>
+      </w:hyperlink>
+      <w:r>
+        <w:rPr>
+          <w:lang w:val="zh_TW" w:bidi="zh_TW"/>
+        </w:rPr>
+        <w:t>，「</w:t>
+      </w:r>
+      <w:r>
+        <w:rPr>
+          <w:lang w:val="zh_TW" w:bidi="zh_TW"/>
+        </w:rPr>
+        <w:t>剖開</w:t>
+      </w:r>
+      <w:r>
+        <w:rPr>
+          <w:lang w:val="zh_TW" w:bidi="zh_TW"/>
+        </w:rPr>
+        <w:t>魂與靈」，是形象地展示神的話語如何探測我們的內心。</w:t>
+      </w:r>
+      <w:hyperlink r:id="rId66">
+        <w:r>
+          <w:rPr>
+            <w:lang w:val="zh_TW" w:bidi="zh_TW"/>
+          </w:rPr>
+          <w:rPr>
+            <w:color w:val="0000EE"/>
+            <w:u w:val="single"/>
+          </w:rPr>
+          <w:t>帖撒羅尼迦前書五章23節</w:t>
+        </w:r>
+      </w:hyperlink>
+      <w:r>
+        <w:rPr>
+          <w:lang w:val="zh_TW" w:bidi="zh_TW"/>
+        </w:rPr>
+        <w:t>，為讀者禱告</w:t>
+      </w:r>
+      <w:r>
+        <w:rPr>
+          <w:lang w:val="zh_TW" w:bidi="zh_TW"/>
+        </w:rPr>
+        <w:t>靈與魂與身子得蒙保守，無可指摘，</w:t>
+      </w:r>
+      <w:r>
+        <w:rPr>
+          <w:lang w:val="zh_TW" w:bidi="zh_TW"/>
+        </w:rPr>
+        <w:t>意味著整個人。在這裡，靈魂可能暗示著物質存在，而靈則可能意味著更高或「屬靈的」生命。</w:t>
+      </w:r>
+    </w:p>
+    <w:p>
+      <w:pPr/>
+      <w:r>
+        <w:rPr>
+          <w:lang w:val="zh_TW" w:bidi="zh_TW"/>
+        </w:rPr>
+      </w:r>
+      <w:r>
+        <w:rPr>
+          <w:lang w:val="zh_TW" w:bidi="zh_TW"/>
+        </w:rPr>
+        <w:t>在其它經文中，靈魂與情感、意志和心智相關，總是暗示著一個人的內在存在。人們應當</w:t>
+      </w:r>
+      <w:r>
+        <w:rPr>
+          <w:lang w:val="zh_TW" w:bidi="zh_TW"/>
+        </w:rPr>
+        <w:t>盡心盡意</w:t>
+      </w:r>
+      <w:r>
+        <w:rPr>
+          <w:lang w:val="zh_TW" w:bidi="zh_TW"/>
+        </w:rPr>
+        <w:t>愛神（</w:t>
+      </w:r>
+      <w:hyperlink r:id="rId67">
+        <w:r>
+          <w:rPr>
+            <w:lang w:val="zh_TW" w:bidi="zh_TW"/>
+          </w:rPr>
+          <w:rPr>
+            <w:color w:val="0000EE"/>
+            <w:u w:val="single"/>
+          </w:rPr>
+          <w:t>馬太福音22:37</w:t>
+        </w:r>
+      </w:hyperlink>
+      <w:r>
+        <w:rPr>
+          <w:lang w:val="zh_TW" w:bidi="zh_TW"/>
+        </w:rPr>
+        <w:t>；</w:t>
+      </w:r>
+      <w:hyperlink r:id="rId68">
+        <w:r>
+          <w:rPr>
+            <w:lang w:val="zh_TW" w:bidi="zh_TW"/>
+          </w:rPr>
+          <w:rPr>
+            <w:color w:val="0000EE"/>
+            <w:u w:val="single"/>
+          </w:rPr>
+          <w:t>馬可福音12:30</w:t>
+        </w:r>
+      </w:hyperlink>
+      <w:r>
+        <w:rPr>
+          <w:lang w:val="zh_TW" w:bidi="zh_TW"/>
+        </w:rPr>
+        <w:t>；比較</w:t>
+      </w:r>
+      <w:hyperlink r:id="rId69">
+        <w:r>
+          <w:rPr>
+            <w:lang w:val="zh_TW" w:bidi="zh_TW"/>
+          </w:rPr>
+          <w:rPr>
+            <w:color w:val="0000EE"/>
+            <w:u w:val="single"/>
+          </w:rPr>
+          <w:t>申命記6:5</w:t>
+        </w:r>
+      </w:hyperlink>
+      <w:r>
+        <w:rPr>
+          <w:lang w:val="zh_TW" w:bidi="zh_TW"/>
+        </w:rPr>
+        <w:t>）。片語「從靈裡」（</w:t>
+      </w:r>
+      <w:hyperlink r:id="rId70">
+        <w:r>
+          <w:rPr>
+            <w:lang w:val="zh_TW" w:bidi="zh_TW"/>
+          </w:rPr>
+          <w:rPr>
+            <w:color w:val="0000EE"/>
+            <w:u w:val="single"/>
+          </w:rPr>
+          <w:t>以弗所書6:6</w:t>
+        </w:r>
+      </w:hyperlink>
+      <w:r>
+        <w:rPr>
+          <w:lang w:val="zh_TW" w:bidi="zh_TW"/>
+        </w:rPr>
+        <w:t>；</w:t>
+      </w:r>
+      <w:hyperlink r:id="rId71">
+        <w:r>
+          <w:rPr>
+            <w:lang w:val="zh_TW" w:bidi="zh_TW"/>
+          </w:rPr>
+          <w:rPr>
+            <w:color w:val="0000EE"/>
+            <w:u w:val="single"/>
+          </w:rPr>
+          <w:t>歌羅西書3:23</w:t>
+        </w:r>
+      </w:hyperlink>
+      <w:r>
+        <w:rPr>
+          <w:lang w:val="zh_TW" w:bidi="zh_TW"/>
+        </w:rPr>
+        <w:t>有些時候的翻譯）意指「從心裡」，以全心。在</w:t>
+      </w:r>
+      <w:hyperlink r:id="rId72">
+        <w:r>
+          <w:rPr>
+            <w:lang w:val="zh_TW" w:bidi="zh_TW"/>
+          </w:rPr>
+          <w:rPr>
+            <w:color w:val="0000EE"/>
+            <w:u w:val="single"/>
+          </w:rPr>
+          <w:t>腓利比書一章27節</w:t>
+        </w:r>
+      </w:hyperlink>
+      <w:r>
+        <w:rPr>
+          <w:lang w:val="zh_TW" w:bidi="zh_TW"/>
+        </w:rPr>
+        <w:t>中，信徒被呼召要同心合意（比較</w:t>
+      </w:r>
+      <w:hyperlink r:id="rId73">
+        <w:r>
+          <w:rPr>
+            <w:lang w:val="zh_TW" w:bidi="zh_TW"/>
+          </w:rPr>
+          <w:rPr>
+            <w:color w:val="0000EE"/>
+            <w:u w:val="single"/>
+          </w:rPr>
+          <w:t>使徒行傳4:32</w:t>
+        </w:r>
+      </w:hyperlink>
+      <w:r>
+        <w:rPr>
+          <w:lang w:val="zh_TW" w:bidi="zh_TW"/>
+        </w:rPr>
+        <w:t>，</w:t>
+      </w:r>
+      <w:hyperlink r:id="rId74">
+        <w:r>
+          <w:rPr>
+            <w:lang w:val="zh_TW" w:bidi="zh_TW"/>
+          </w:rPr>
+          <w:rPr>
+            <w:color w:val="0000EE"/>
+            <w:u w:val="single"/>
+          </w:rPr>
+          <w:t>14:2</w:t>
+        </w:r>
+      </w:hyperlink>
+      <w:r>
+        <w:rPr>
+          <w:lang w:val="zh_TW" w:bidi="zh_TW"/>
+        </w:rPr>
+        <w:t>）。</w:t>
+      </w:r>
+    </w:p>
+    <w:p>
+      <w:pPr>
+        <w:pStyle w:val="Heading3"/>
+      </w:pPr>
+      <w:r>
+        <w:rPr>
+          <w:lang w:val="zh_TW" w:bidi="zh_TW"/>
+        </w:rPr>
+        <w:t>靈魂與救恩</w:t>
+      </w:r>
+    </w:p>
+    <w:p>
+      <w:pPr/>
+      <w:r>
+        <w:rPr>
+          <w:lang w:val="zh_TW" w:bidi="zh_TW"/>
+        </w:rPr>
+      </w:r>
+      <w:r>
+        <w:rPr>
+          <w:lang w:val="zh_TW" w:bidi="zh_TW"/>
+        </w:rPr>
+        <w:t>有關靈魂和救恩的經文包括：</w:t>
+      </w:r>
+    </w:p>
+    <w:p>
+      <w:pPr>
+        <w:pStyle w:val="ListBullet"/>
+        <w:spacing w:line="240" w:lineRule="auto"/>
+        <w:ind w:left="720"/>
+      </w:pPr>
+      <w:r>
+        <w:rPr>
+          <w:lang w:val="zh_TW" w:bidi="zh_TW"/>
+        </w:rPr>
+      </w:r>
+      <w:hyperlink r:id="rId75">
+        <w:r>
+          <w:rPr>
+            <w:lang w:val="zh_TW" w:bidi="zh_TW"/>
+          </w:rPr>
+          <w:rPr>
+            <w:color w:val="0000EE"/>
+            <w:u w:val="single"/>
+          </w:rPr>
+          <w:t>馬太福音十章28節</w:t>
+        </w:r>
+      </w:hyperlink>
+    </w:p>
+    <w:p>
+      <w:pPr>
+        <w:pStyle w:val="ListBullet"/>
+        <w:spacing w:line="240" w:lineRule="auto"/>
+        <w:ind w:left="720"/>
+      </w:pPr>
+      <w:r>
+        <w:rPr>
+          <w:lang w:val="zh_TW" w:bidi="zh_TW"/>
+        </w:rPr>
+      </w:r>
+      <w:hyperlink r:id="rId76">
+        <w:r>
+          <w:rPr>
+            <w:lang w:val="zh_TW" w:bidi="zh_TW"/>
+          </w:rPr>
+          <w:rPr>
+            <w:color w:val="0000EE"/>
+            <w:u w:val="single"/>
+          </w:rPr>
+          <w:t>路加福音十二章5節</w:t>
+        </w:r>
+      </w:hyperlink>
+    </w:p>
+    <w:p>
+      <w:pPr>
+        <w:pStyle w:val="ListBullet"/>
+        <w:spacing w:line="240" w:lineRule="auto"/>
+        <w:ind w:left="720"/>
+      </w:pPr>
+      <w:r>
+        <w:rPr>
+          <w:lang w:val="zh_TW" w:bidi="zh_TW"/>
+        </w:rPr>
+      </w:r>
+      <w:hyperlink r:id="rId77">
+        <w:r>
+          <w:rPr>
+            <w:lang w:val="zh_TW" w:bidi="zh_TW"/>
+          </w:rPr>
+          <w:rPr>
+            <w:color w:val="0000EE"/>
+            <w:u w:val="single"/>
+          </w:rPr>
+          <w:t>希伯來書六章19節</w:t>
+        </w:r>
+      </w:hyperlink>
+    </w:p>
+    <w:p>
+      <w:pPr>
+        <w:pStyle w:val="ListBullet"/>
+        <w:spacing w:line="240" w:lineRule="auto"/>
+        <w:ind w:left="720"/>
+      </w:pPr>
+      <w:r>
+        <w:rPr>
+          <w:lang w:val="zh_TW" w:bidi="zh_TW"/>
+        </w:rPr>
+      </w:r>
+      <w:hyperlink r:id="rId78">
+        <w:r>
+          <w:rPr>
+            <w:lang w:val="zh_TW" w:bidi="zh_TW"/>
+          </w:rPr>
+          <w:rPr>
+            <w:color w:val="0000EE"/>
+            <w:u w:val="single"/>
+          </w:rPr>
+          <w:t>希伯來書十章39節</w:t>
+        </w:r>
+      </w:hyperlink>
+    </w:p>
+    <w:p>
+      <w:pPr>
+        <w:pStyle w:val="ListBullet"/>
+        <w:spacing w:line="240" w:lineRule="auto"/>
+        <w:ind w:left="720"/>
+      </w:pPr>
+      <w:r>
+        <w:rPr>
+          <w:lang w:val="zh_TW" w:bidi="zh_TW"/>
+        </w:rPr>
+      </w:r>
+      <w:hyperlink r:id="rId79">
+        <w:r>
+          <w:rPr>
+            <w:lang w:val="zh_TW" w:bidi="zh_TW"/>
+          </w:rPr>
+          <w:rPr>
+            <w:color w:val="0000EE"/>
+            <w:u w:val="single"/>
+          </w:rPr>
+          <w:t>希伯來書十二章3節</w:t>
+        </w:r>
+      </w:hyperlink>
+    </w:p>
+    <w:p>
+      <w:pPr>
+        <w:pStyle w:val="ListBullet"/>
+        <w:spacing w:line="240" w:lineRule="auto"/>
+        <w:ind w:left="720"/>
+      </w:pPr>
+      <w:r>
+        <w:rPr>
+          <w:lang w:val="zh_TW" w:bidi="zh_TW"/>
+        </w:rPr>
+      </w:r>
+      <w:hyperlink r:id="rId80">
+        <w:r>
+          <w:rPr>
+            <w:lang w:val="zh_TW" w:bidi="zh_TW"/>
+          </w:rPr>
+          <w:rPr>
+            <w:color w:val="0000EE"/>
+            <w:u w:val="single"/>
+          </w:rPr>
+          <w:t>希伯來書十三章7節</w:t>
+        </w:r>
+      </w:hyperlink>
+    </w:p>
+    <w:p>
+      <w:pPr>
+        <w:pStyle w:val="ListBullet"/>
+        <w:spacing w:line="240" w:lineRule="auto"/>
+        <w:ind w:left="720"/>
+      </w:pPr>
+      <w:r>
+        <w:rPr>
+          <w:lang w:val="zh_TW" w:bidi="zh_TW"/>
+        </w:rPr>
+      </w:r>
+      <w:hyperlink r:id="rId81">
+        <w:r>
+          <w:rPr>
+            <w:lang w:val="zh_TW" w:bidi="zh_TW"/>
+          </w:rPr>
+          <w:rPr>
+            <w:color w:val="0000EE"/>
+            <w:u w:val="single"/>
+          </w:rPr>
+          <w:t>雅各書一章21節</w:t>
+        </w:r>
+      </w:hyperlink>
+    </w:p>
+    <w:p>
+      <w:pPr>
+        <w:pStyle w:val="ListBullet"/>
+        <w:spacing w:line="240" w:lineRule="auto"/>
+        <w:ind w:left="720"/>
+      </w:pPr>
+      <w:r>
+        <w:rPr>
+          <w:lang w:val="zh_TW" w:bidi="zh_TW"/>
+        </w:rPr>
+      </w:r>
+      <w:hyperlink r:id="rId82">
+        <w:r>
+          <w:rPr>
+            <w:lang w:val="zh_TW" w:bidi="zh_TW"/>
+          </w:rPr>
+          <w:rPr>
+            <w:color w:val="0000EE"/>
+            <w:u w:val="single"/>
+          </w:rPr>
+          <w:t>雅各書五章20節</w:t>
+        </w:r>
+      </w:hyperlink>
+    </w:p>
+    <w:p>
+      <w:pPr>
+        <w:pStyle w:val="ListBullet"/>
+        <w:spacing w:line="240" w:lineRule="auto"/>
+        <w:ind w:left="720"/>
+      </w:pPr>
+      <w:r>
+        <w:rPr>
+          <w:lang w:val="zh_TW" w:bidi="zh_TW"/>
+        </w:rPr>
+      </w:r>
+      <w:hyperlink r:id="rId83">
+        <w:r>
+          <w:rPr>
+            <w:lang w:val="zh_TW" w:bidi="zh_TW"/>
+          </w:rPr>
+          <w:rPr>
+            <w:color w:val="0000EE"/>
+            <w:u w:val="single"/>
+          </w:rPr>
+          <w:t>彼得前書一章9節、22</w:t>
+        </w:r>
+      </w:hyperlink>
+      <w:hyperlink r:id="rId84">
+        <w:r>
+          <w:rPr>
+            <w:lang w:val="zh_TW" w:bidi="zh_TW"/>
+          </w:rPr>
+          <w:rPr>
+            <w:color w:val="0000EE"/>
+            <w:u w:val="single"/>
+          </w:rPr>
+          <w:t>至</w:t>
+        </w:r>
+      </w:hyperlink>
+      <w:hyperlink r:id="rId83">
+        <w:r>
+          <w:rPr>
+            <w:lang w:val="zh_TW" w:bidi="zh_TW"/>
+          </w:rPr>
+          <w:rPr>
+            <w:color w:val="0000EE"/>
+            <w:u w:val="single"/>
+          </w:rPr>
+          <w:t>23節</w:t>
+        </w:r>
+      </w:hyperlink>
+    </w:p>
+    <w:p>
+      <w:pPr>
+        <w:pStyle w:val="ListBullet"/>
+        <w:spacing w:line="240" w:lineRule="auto"/>
+        <w:ind w:left="720"/>
+      </w:pPr>
+      <w:r>
+        <w:rPr>
+          <w:lang w:val="zh_TW" w:bidi="zh_TW"/>
+        </w:rPr>
+      </w:r>
+      <w:hyperlink r:id="rId85">
+        <w:r>
+          <w:rPr>
+            <w:lang w:val="zh_TW" w:bidi="zh_TW"/>
+          </w:rPr>
+          <w:rPr>
+            <w:color w:val="0000EE"/>
+            <w:u w:val="single"/>
+          </w:rPr>
+          <w:t>彼得前書二章25節</w:t>
+        </w:r>
+      </w:hyperlink>
+    </w:p>
+    <w:p>
+      <w:pPr>
+        <w:pStyle w:val="ListBullet"/>
+        <w:spacing w:line="240" w:lineRule="auto"/>
+        <w:ind w:left="720"/>
+      </w:pPr>
+      <w:r>
+        <w:rPr>
+          <w:lang w:val="zh_TW" w:bidi="zh_TW"/>
+        </w:rPr>
+      </w:r>
+      <w:hyperlink r:id="rId86">
+        <w:r>
+          <w:rPr>
+            <w:lang w:val="zh_TW" w:bidi="zh_TW"/>
+          </w:rPr>
+          <w:rPr>
+            <w:color w:val="0000EE"/>
+            <w:u w:val="single"/>
+          </w:rPr>
+          <w:t>彼得前書四章19節</w:t>
+        </w:r>
+      </w:hyperlink>
+    </w:p>
+    <w:p>
+      <w:pPr>
+        <w:pStyle w:val="ListBullet"/>
+        <w:spacing w:line="240" w:lineRule="auto"/>
+        <w:ind w:left="720"/>
+      </w:pPr>
+      <w:r>
+        <w:rPr>
+          <w:lang w:val="zh_TW" w:bidi="zh_TW"/>
+        </w:rPr>
+      </w:r>
+      <w:hyperlink r:id="rId87">
+        <w:r>
+          <w:rPr>
+            <w:lang w:val="zh_TW" w:bidi="zh_TW"/>
+          </w:rPr>
+          <w:rPr>
+            <w:color w:val="0000EE"/>
+            <w:u w:val="single"/>
+          </w:rPr>
+          <w:t>啟示錄六章9節</w:t>
+        </w:r>
+      </w:hyperlink>
+    </w:p>
+    <w:p>
+      <w:pPr>
+        <w:pStyle w:val="ListBullet"/>
+        <w:spacing w:line="240" w:lineRule="auto"/>
+        <w:ind w:left="720"/>
+      </w:pPr>
+      <w:r>
+        <w:rPr>
+          <w:lang w:val="zh_TW" w:bidi="zh_TW"/>
+        </w:rPr>
+      </w:r>
+      <w:hyperlink r:id="rId88">
+        <w:r>
+          <w:rPr>
+            <w:lang w:val="zh_TW" w:bidi="zh_TW"/>
+          </w:rPr>
+          <w:rPr>
+            <w:color w:val="0000EE"/>
+            <w:u w:val="single"/>
+          </w:rPr>
+          <w:t>啟示錄二十章4節</w:t>
+        </w:r>
+      </w:hyperlink>
+    </w:p>
+    <w:p>
+      <w:pPr/>
+      <w:r>
+        <w:rPr>
+          <w:lang w:val="zh_TW" w:bidi="zh_TW"/>
+        </w:rPr>
+      </w:r>
+      <w:r>
+        <w:rPr>
+          <w:lang w:val="zh_TW" w:bidi="zh_TW"/>
+        </w:rPr>
+        <w:t>這些段落要或強調肉體之外的人，又或強調人在復活前，在神面前持續的存在。</w:t>
+      </w:r>
+    </w:p>
+    <w:p>
+      <w:pPr/>
+      <w:r>
+        <w:rPr>
+          <w:lang w:val="zh_TW" w:bidi="zh_TW"/>
+        </w:rPr>
+      </w:r>
+      <w:r>
+        <w:rPr>
+          <w:i/>
+          <w:lang w:val="zh_TW" w:bidi="zh_TW"/>
+        </w:rPr>
         <w:t>另見</w:t>
       </w:r>
       <w:r>
@@ -444,7 +2125,19 @@
         <w:rPr>
           <w:lang w:val="zh_TW" w:bidi="zh_TW"/>
         </w:rPr>
-        <w:t>藥物與醫療實踐</w:t>
+        <w:t>人</w:t>
+      </w:r>
+      <w:r>
+        <w:rPr>
+          <w:lang w:val="zh_TW" w:bidi="zh_TW"/>
+        </w:rPr>
+        <w:t>；</w:t>
+      </w:r>
+      <w:r>
+        <w:rPr>
+          <w:lang w:val="zh_TW" w:bidi="zh_TW"/>
+        </w:rPr>
+        <w:t>人的靈</w:t>
       </w:r>
       <w:r>
         <w:rPr>

--- a/zht/docx/090.content.docx
+++ b/zht/docx/090.content.docx
@@ -19,7 +19,7 @@
         <w:rPr>
           <w:lang w:val="zh_TW" w:bidi="zh_TW"/>
         </w:rPr>
-        <w:t>Resource: Tyndale Open Bible Dictionary</w:t>
+        <w:t>Resource: Aquifer Open Bible Dictionary</w:t>
       </w:r>
       <w:r>
         <w:rPr>
@@ -112,7 +112,7 @@
         <w:rPr>
           <w:lang w:val="zh_TW" w:bidi="zh_TW"/>
         </w:rPr>
-        <w:t>Tyndale Open Bible Dictionary</w:t>
+        <w:t>Aquifer Open Bible Dictionary</w:t>
       </w:r>
     </w:p>
     <w:p>

--- a/zht/docx/090.content.docx
+++ b/zht/docx/090.content.docx
@@ -149,7 +149,7 @@
         <w:rPr>
           <w:lang w:val="zh_TW" w:bidi="zh_TW"/>
         </w:rPr>
-        <w:t>ling</w:t>
+        <w:t>lie</w:t>
       </w:r>
       <w:r>
         <w:rPr>
@@ -212,7 +212,7 @@
         <w:rPr>
           <w:lang w:val="zh_TW" w:bidi="zh_TW"/>
         </w:rPr>
-        <w:t>靈魂</w:t>
+        <w:t>列國</w:t>
       </w:r>
       <w:r>
         <w:rPr>
@@ -231,33 +231,18 @@
         <w:rPr>
           <w:lang w:val="zh_TW" w:bidi="zh_TW"/>
         </w:rPr>
-        <w:t>用來翻譯希臘文「</w:t>
-      </w:r>
-      <w:r>
-        <w:rPr>
-          <w:i/>
-          <w:lang w:val="zh_TW" w:bidi="zh_TW"/>
-        </w:rPr>
-        <w:t>psuche</w:t>
-      </w:r>
-      <w:r>
-        <w:rPr>
-          <w:lang w:val="zh_TW" w:bidi="zh_TW"/>
-        </w:rPr>
-        <w:t>」和希伯來文「</w:t>
-      </w:r>
-      <w:r>
-        <w:rPr>
-          <w:i/>
-          <w:lang w:val="zh_TW" w:bidi="zh_TW"/>
-        </w:rPr>
-        <w:t>nephesh</w:t>
-      </w:r>
-      <w:r>
-        <w:rPr>
-          <w:lang w:val="zh_TW" w:bidi="zh_TW"/>
-        </w:rPr>
-        <w:t>」的詞。</w:t>
+        <w:t>基於政治或社會利益，或血緣關係而形成的群體。一般而言，「列國」一詞指的是希伯來人以外的世界各民族，儘管有時也包括猶太人。</w:t>
+      </w:r>
+    </w:p>
+    <w:p>
+      <w:pPr>
+        <w:pStyle w:val="Heading3"/>
+      </w:pPr>
+      <w:r>
+        <w:rPr>
+          <w:lang w:val="zh_TW" w:bidi="zh_TW"/>
+        </w:rPr>
+        <w:t>起源</w:t>
       </w:r>
     </w:p>
     <w:p>
@@ -271,18 +256,73 @@
         <w:rPr>
           <w:lang w:val="zh_TW" w:bidi="zh_TW"/>
         </w:rPr>
-        <w:t>希臘哲學家柏拉圖（生活在公元前四世紀）相信靈魂是人類永恆的一部分。雖然身體會死，但靈魂不會。當一個人死去時，他們的靈魂會進入另一個身體。如果他們是壞人，他們的靈魂可能會進入較低等的人、動物或鳥類。隨著時間的推移，通過從一個身體移動到另一個身體，靈魂會從邪惡中被淨化。在基督教早期的幾個世紀中，諾斯底主義也教導身體就像是靈魂的監牢。救贖，或被拯救，發生在人們學習了諾斯底的秘密時，這會使他們的靈魂從身體中解放出來。</w:t>
-      </w:r>
-    </w:p>
-    <w:p>
-      <w:pPr>
-        <w:pStyle w:val="Heading3"/>
-      </w:pPr>
-      <w:r>
-        <w:rPr>
-          <w:lang w:val="zh_TW" w:bidi="zh_TW"/>
-        </w:rPr>
-        <w:t>聖經對靈魂的看法</w:t>
+        <w:t>創世記記載挪亞的三個兒子為眾多「家族」或民族（約70個）的祖先，這些家族分布於地中海東部地區（</w:t>
+      </w:r>
+      <w:hyperlink r:id="rId13">
+        <w:r>
+          <w:rPr>
+            <w:lang w:val="zh_TW" w:bidi="zh_TW"/>
+          </w:rPr>
+          <w:rPr>
+            <w:color w:val="0000EE"/>
+            <w:u w:val="single"/>
+          </w:rPr>
+          <w:t>創10章</w:t>
+        </w:r>
+      </w:hyperlink>
+      <w:r>
+        <w:rPr>
+          <w:lang w:val="zh_TW" w:bidi="zh_TW"/>
+        </w:rPr>
+        <w:t>）。經文假設每個民族都有自己的地理位置和語言（</w:t>
+      </w:r>
+      <w:hyperlink r:id="rId14">
+        <w:r>
+          <w:rPr>
+            <w:lang w:val="zh_TW" w:bidi="zh_TW"/>
+          </w:rPr>
+          <w:rPr>
+            <w:color w:val="0000EE"/>
+            <w:u w:val="single"/>
+          </w:rPr>
+          <w:t>5、20、31節</w:t>
+        </w:r>
+      </w:hyperlink>
+      <w:r>
+        <w:rPr>
+          <w:lang w:val="zh_TW" w:bidi="zh_TW"/>
+        </w:rPr>
+        <w:t>）。巴別塔（</w:t>
+      </w:r>
+      <w:r>
+        <w:rPr>
+          <w:lang w:val="zh_TW" w:bidi="zh_TW"/>
+        </w:rPr>
+        <w:t>金字塔型廟宇</w:t>
+      </w:r>
+      <w:r>
+        <w:rPr>
+          <w:lang w:val="zh_TW" w:bidi="zh_TW"/>
+        </w:rPr>
+        <w:t>）的故事，其頂要達到天上（</w:t>
+      </w:r>
+      <w:hyperlink r:id="rId15">
+        <w:r>
+          <w:rPr>
+            <w:lang w:val="zh_TW" w:bidi="zh_TW"/>
+          </w:rPr>
+          <w:rPr>
+            <w:color w:val="0000EE"/>
+            <w:u w:val="single"/>
+          </w:rPr>
+          <w:t>11</w:t>
+        </w:r>
+      </w:hyperlink>
+      <w:r>
+        <w:rPr>
+          <w:lang w:val="zh_TW" w:bidi="zh_TW"/>
+        </w:rPr>
+        <w:t>章），解釋了民族因語言障礙而分離並散居，以致無法在自傲的企圖中合作。</w:t>
       </w:r>
     </w:p>
     <w:p>
@@ -296,18 +336,61 @@
         <w:rPr>
           <w:lang w:val="zh_TW" w:bidi="zh_TW"/>
         </w:rPr>
-        <w:t>聖經對靈魂有不同的看法。</w:t>
-      </w:r>
-    </w:p>
-    <w:p>
-      <w:pPr>
-        <w:pStyle w:val="Heading4"/>
-      </w:pPr>
-      <w:r>
-        <w:rPr>
-          <w:lang w:val="zh_TW" w:bidi="zh_TW"/>
-        </w:rPr>
-        <w:t>舊約聖經中的靈魂</w:t>
+        <w:t>保羅在雅典的講道中也假設列國有共同的起源，這與創世記的作者一致，並接受了列國由地理界線區分乃是神的旨意（</w:t>
+      </w:r>
+      <w:hyperlink r:id="rId16">
+        <w:r>
+          <w:rPr>
+            <w:lang w:val="zh_TW" w:bidi="zh_TW"/>
+          </w:rPr>
+          <w:rPr>
+            <w:color w:val="0000EE"/>
+            <w:u w:val="single"/>
+          </w:rPr>
+          <w:t>徒17:26</w:t>
+        </w:r>
+      </w:hyperlink>
+      <w:r>
+        <w:rPr>
+          <w:lang w:val="zh_TW" w:bidi="zh_TW"/>
+        </w:rPr>
+        <w:t>）。先知西番雅期待有一天，神將逆轉這種狀況，使列國同說一種語言（</w:t>
+      </w:r>
+      <w:hyperlink r:id="rId17">
+        <w:r>
+          <w:rPr>
+            <w:lang w:val="zh_TW" w:bidi="zh_TW"/>
+          </w:rPr>
+          <w:rPr>
+            <w:color w:val="0000EE"/>
+            <w:u w:val="single"/>
+          </w:rPr>
+          <w:t>番3:9</w:t>
+        </w:r>
+      </w:hyperlink>
+      <w:r>
+        <w:rPr>
+          <w:lang w:val="zh_TW" w:bidi="zh_TW"/>
+        </w:rPr>
+        <w:t>）。啟示錄的作者在新天新地的異象中看見這些天然界限被廢除，列國在新耶路撒冷中自由往來（</w:t>
+      </w:r>
+      <w:hyperlink r:id="rId18">
+        <w:r>
+          <w:rPr>
+            <w:lang w:val="zh_TW" w:bidi="zh_TW"/>
+          </w:rPr>
+          <w:rPr>
+            <w:color w:val="0000EE"/>
+            <w:u w:val="single"/>
+          </w:rPr>
+          <w:t>啟21:22–26</w:t>
+        </w:r>
+      </w:hyperlink>
+      <w:r>
+        <w:rPr>
+          <w:lang w:val="zh_TW" w:bidi="zh_TW"/>
+        </w:rPr>
+        <w:t>）。</w:t>
       </w:r>
     </w:p>
     <w:p>
@@ -321,9 +404,9 @@
         <w:rPr>
           <w:lang w:val="zh_TW" w:bidi="zh_TW"/>
         </w:rPr>
-        <w:t>在舊約聖經中，靈魂對人類生命至關重要。希伯來文和希臘文中的靈魂一詞通常意味著「生命」，有時也可以指動物的生命（</w:t>
-      </w:r>
-      <w:hyperlink r:id="rId13">
+        <w:t>「以色列」與「列國」之間的區分並非絕對清晰。「以色列」是由不同民族演變而來的，而許多「列國」的起源也與以色列社群中的著名人物有關。猶太民族的祖先亞伯拉罕，原住在底格里斯—幼發拉底河流域的迦勒底的吾珥。與父親一同北遷至哈蘭，最終向西南進入迦南地（</w:t>
+      </w:r>
+      <w:hyperlink r:id="rId19">
         <w:r>
           <w:rPr>
             <w:lang w:val="zh_TW" w:bidi="zh_TW"/>
@@ -332,16 +415,16 @@
             <w:color w:val="0000EE"/>
             <w:u w:val="single"/>
           </w:rPr>
-          <w:t>創世記1:20</w:t>
+          <w:t>創11:31–12:9</w:t>
         </w:r>
       </w:hyperlink>
       <w:r>
         <w:rPr>
           <w:lang w:val="zh_TW" w:bidi="zh_TW"/>
         </w:rPr>
-        <w:t>；</w:t>
-      </w:r>
-      <w:hyperlink r:id="rId14">
+        <w:t>）。</w:t>
+      </w:r>
+      <w:hyperlink r:id="rId20">
         <w:r>
           <w:rPr>
             <w:lang w:val="zh_TW" w:bidi="zh_TW"/>
@@ -350,28 +433,28 @@
             <w:color w:val="0000EE"/>
             <w:u w:val="single"/>
           </w:rPr>
-          <w:t>利未記11:10</w:t>
+          <w:t>申命記二十六章5節</w:t>
         </w:r>
       </w:hyperlink>
       <w:r>
         <w:rPr>
           <w:lang w:val="zh_TW" w:bidi="zh_TW"/>
         </w:rPr>
-        <w:t>）。「</w:t>
-      </w:r>
-      <w:r>
-        <w:rPr>
-          <w:lang w:val="zh_TW" w:bidi="zh_TW"/>
-        </w:rPr>
-        <w:t>以命償命</w:t>
-      </w:r>
-      <w:r>
-        <w:rPr>
-          <w:lang w:val="zh_TW" w:bidi="zh_TW"/>
-        </w:rPr>
-        <w:t>」意味著「生命換生命」（</w:t>
-      </w:r>
-      <w:hyperlink r:id="rId15">
+        <w:t>（「我祖原是一個將亡的亞蘭人」）表明亞伯拉罕曾居於美索不達米亞地區的</w:t>
+      </w:r>
+      <w:r>
+        <w:rPr>
+          <w:lang w:val="zh_TW" w:bidi="zh_TW"/>
+        </w:rPr>
+        <w:t>亞蘭一納哈拉音（Aram-naharaim）</w:t>
+      </w:r>
+      <w:r>
+        <w:rPr>
+          <w:lang w:val="zh_TW" w:bidi="zh_TW"/>
+        </w:rPr>
+        <w:t>。當亞伯拉罕與神立約時，神給予他割禮作為約的記號。外邦人若被買為奴隸也須行割禮，從而納入約的群體中。當摩西帶領以色列人出埃及進入曠野時，也有許多閒雜人上去（</w:t>
+      </w:r>
+      <w:hyperlink r:id="rId21">
         <w:r>
           <w:rPr>
             <w:lang w:val="zh_TW" w:bidi="zh_TW"/>
@@ -380,68 +463,14 @@
             <w:color w:val="0000EE"/>
             <w:u w:val="single"/>
           </w:rPr>
-          <w:t>出埃及記21:23</w:t>
+          <w:t>出12:38</w:t>
         </w:r>
       </w:hyperlink>
       <w:r>
         <w:rPr>
           <w:lang w:val="zh_TW" w:bidi="zh_TW"/>
         </w:rPr>
-        <w:t>）。在法律文本中，靈魂指的是與法律相關的人（比如，「若有靈魂犯罪……（其它譯本翻譯）」，</w:t>
-      </w:r>
-      <w:hyperlink r:id="rId16">
-        <w:r>
-          <w:rPr>
-            <w:lang w:val="zh_TW" w:bidi="zh_TW"/>
-          </w:rPr>
-          <w:rPr>
-            <w:color w:val="0000EE"/>
-            <w:u w:val="single"/>
-          </w:rPr>
-          <w:t xml:space="preserve">利未記4:2 </w:t>
-        </w:r>
-      </w:hyperlink>
-      <w:r>
-        <w:rPr>
-          <w:lang w:val="zh_TW" w:bidi="zh_TW"/>
-        </w:rPr>
-        <w:t>）。當計算人數時，是以靈魂計算，意味著人（</w:t>
-      </w:r>
-      <w:hyperlink r:id="rId17">
-        <w:r>
-          <w:rPr>
-            <w:lang w:val="zh_TW" w:bidi="zh_TW"/>
-          </w:rPr>
-          <w:rPr>
-            <w:color w:val="0000EE"/>
-            <w:u w:val="single"/>
-          </w:rPr>
-          <w:t>出埃及記1:5</w:t>
-        </w:r>
-      </w:hyperlink>
-      <w:r>
-        <w:rPr>
-          <w:lang w:val="zh_TW" w:bidi="zh_TW"/>
-        </w:rPr>
-        <w:t>；</w:t>
-      </w:r>
-      <w:hyperlink r:id="rId18">
-        <w:r>
-          <w:rPr>
-            <w:lang w:val="zh_TW" w:bidi="zh_TW"/>
-          </w:rPr>
-          <w:rPr>
-            <w:color w:val="0000EE"/>
-            <w:u w:val="single"/>
-          </w:rPr>
-          <w:t>申命記10:22</w:t>
-        </w:r>
-      </w:hyperlink>
-      <w:r>
-        <w:rPr>
-          <w:lang w:val="zh_TW" w:bidi="zh_TW"/>
-        </w:rPr>
-        <w:t>）。</w:t>
+        <w:t>），這再次表明某些與以色列人沒有血緣關係的群體，仍自我認同為以色列人。</w:t>
       </w:r>
     </w:p>
     <w:p>
@@ -455,9 +484,9 @@
         <w:rPr>
           <w:lang w:val="zh_TW" w:bidi="zh_TW"/>
         </w:rPr>
-        <w:t>更狹義地說，靈魂指的是人的情感和內在力量。人們被呼召要盡心盡性來愛神（</w:t>
-      </w:r>
-      <w:hyperlink r:id="rId19">
+        <w:t>以色列民族並不包括所有亞伯拉罕的後裔。亞伯拉罕的長子以實瑪利的母親是埃及人，他是游牧於南部曠野的以實瑪利人的祖先（</w:t>
+      </w:r>
+      <w:hyperlink r:id="rId22">
         <w:r>
           <w:rPr>
             <w:lang w:val="zh_TW" w:bidi="zh_TW"/>
@@ -466,14 +495,61 @@
             <w:color w:val="0000EE"/>
             <w:u w:val="single"/>
           </w:rPr>
-          <w:t>申命記13:3</w:t>
+          <w:t>創16</w:t>
         </w:r>
       </w:hyperlink>
       <w:r>
         <w:rPr>
           <w:lang w:val="zh_TW" w:bidi="zh_TW"/>
         </w:rPr>
+        <w:t>）。以撒與利百加所生的雙胞胎中，長子以掃是住在東南方的以東人的祖先，是以色列傳統上的敵人（</w:t>
+      </w:r>
+      <w:hyperlink r:id="rId23">
+        <w:r>
+          <w:rPr>
+            <w:lang w:val="zh_TW" w:bidi="zh_TW"/>
+          </w:rPr>
+          <w:rPr>
+            <w:color w:val="0000EE"/>
+            <w:u w:val="single"/>
+          </w:rPr>
+          <w:t>創25:23</w:t>
+        </w:r>
+      </w:hyperlink>
+      <w:r>
+        <w:rPr>
+          <w:lang w:val="zh_TW" w:bidi="zh_TW"/>
+        </w:rPr>
+        <w:t>；</w:t>
+      </w:r>
+      <w:hyperlink r:id="rId24">
+        <w:r>
+          <w:rPr>
+            <w:lang w:val="zh_TW" w:bidi="zh_TW"/>
+          </w:rPr>
+          <w:rPr>
+            <w:color w:val="0000EE"/>
+            <w:u w:val="single"/>
+          </w:rPr>
+          <w:t>民20:21</w:t>
+        </w:r>
+      </w:hyperlink>
+      <w:r>
+        <w:rPr>
+          <w:lang w:val="zh_TW" w:bidi="zh_TW"/>
+        </w:rPr>
         <w:t>）。</w:t>
+      </w:r>
+    </w:p>
+    <w:p>
+      <w:pPr>
+        <w:pStyle w:val="Heading3"/>
+      </w:pPr>
+      <w:r>
+        <w:rPr>
+          <w:lang w:val="zh_TW" w:bidi="zh_TW"/>
+        </w:rPr>
+        <w:t>神與列國</w:t>
       </w:r>
     </w:p>
     <w:p>
@@ -487,27 +563,9 @@
         <w:rPr>
           <w:lang w:val="zh_TW" w:bidi="zh_TW"/>
         </w:rPr>
-        <w:t>生命中的某些部分來自靈魂：</w:t>
-      </w:r>
-    </w:p>
-    <w:p>
-      <w:pPr>
-        <w:pStyle w:val="ListBullet"/>
-        <w:spacing w:line="240" w:lineRule="auto"/>
-        <w:ind w:left="720"/>
-      </w:pPr>
-      <w:r>
-        <w:rPr>
-          <w:lang w:val="zh_TW" w:bidi="zh_TW"/>
-        </w:rPr>
-      </w:r>
-      <w:r>
-        <w:rPr>
-          <w:lang w:val="zh_TW" w:bidi="zh_TW"/>
-        </w:rPr>
-        <w:t>知識和理解（</w:t>
-      </w:r>
-      <w:hyperlink r:id="rId20">
+        <w:t>聖經對列國的態度有正面和負面的兩面。居於底格里斯—幼發拉底河谷和尼羅河之間的列國被認為是邪惡的，因此神奪取了他們的土地，將之賜給亞伯拉罕的後裔（</w:t>
+      </w:r>
+      <w:hyperlink r:id="rId25">
         <w:r>
           <w:rPr>
             <w:lang w:val="zh_TW" w:bidi="zh_TW"/>
@@ -516,34 +574,16 @@
             <w:color w:val="0000EE"/>
             <w:u w:val="single"/>
           </w:rPr>
-          <w:t>詩篇139:14</w:t>
+          <w:t>創15:16–20</w:t>
         </w:r>
       </w:hyperlink>
       <w:r>
         <w:rPr>
           <w:lang w:val="zh_TW" w:bidi="zh_TW"/>
         </w:rPr>
-        <w:t>）</w:t>
-      </w:r>
-    </w:p>
-    <w:p>
-      <w:pPr>
-        <w:pStyle w:val="ListBullet"/>
-        <w:spacing w:line="240" w:lineRule="auto"/>
-        <w:ind w:left="720"/>
-      </w:pPr>
-      <w:r>
-        <w:rPr>
-          <w:lang w:val="zh_TW" w:bidi="zh_TW"/>
-        </w:rPr>
-      </w:r>
-      <w:r>
-        <w:rPr>
-          <w:lang w:val="zh_TW" w:bidi="zh_TW"/>
-        </w:rPr>
-        <w:t>思想（</w:t>
-      </w:r>
-      <w:hyperlink r:id="rId21">
+        <w:t>）。列國中充斥著亂倫、姦淫、同性戀和人獸間的不潔行為，激怒了神（</w:t>
+      </w:r>
+      <w:hyperlink r:id="rId26">
         <w:r>
           <w:rPr>
             <w:lang w:val="zh_TW" w:bidi="zh_TW"/>
@@ -552,34 +592,16 @@
             <w:color w:val="0000EE"/>
             <w:u w:val="single"/>
           </w:rPr>
-          <w:t>撒母耳記上20:3</w:t>
+          <w:t>利18</w:t>
         </w:r>
       </w:hyperlink>
       <w:r>
         <w:rPr>
           <w:lang w:val="zh_TW" w:bidi="zh_TW"/>
         </w:rPr>
-        <w:t>）</w:t>
-      </w:r>
-    </w:p>
-    <w:p>
-      <w:pPr>
-        <w:pStyle w:val="ListBullet"/>
-        <w:spacing w:line="240" w:lineRule="auto"/>
-        <w:ind w:left="720"/>
-      </w:pPr>
-      <w:r>
-        <w:rPr>
-          <w:lang w:val="zh_TW" w:bidi="zh_TW"/>
-        </w:rPr>
-      </w:r>
-      <w:r>
-        <w:rPr>
-          <w:lang w:val="zh_TW" w:bidi="zh_TW"/>
-        </w:rPr>
-        <w:t>愛（</w:t>
-      </w:r>
-      <w:hyperlink r:id="rId22">
+        <w:t>）。他們沉迷於巫術、占卜、招魂等靈異活動，因此希伯來人被告誡避免這些行為（</w:t>
+      </w:r>
+      <w:hyperlink r:id="rId27">
         <w:r>
           <w:rPr>
             <w:lang w:val="zh_TW" w:bidi="zh_TW"/>
@@ -588,34 +610,10 @@
             <w:color w:val="0000EE"/>
             <w:u w:val="single"/>
           </w:rPr>
-          <w:t>撒母耳記上18:1</w:t>
+          <w:t>19:26，</w:t>
         </w:r>
       </w:hyperlink>
-      <w:r>
-        <w:rPr>
-          <w:lang w:val="zh_TW" w:bidi="zh_TW"/>
-        </w:rPr>
-        <w:t>）</w:t>
-      </w:r>
-    </w:p>
-    <w:p>
-      <w:pPr>
-        <w:pStyle w:val="ListBullet"/>
-        <w:spacing w:line="240" w:lineRule="auto"/>
-        <w:ind w:left="720"/>
-      </w:pPr>
-      <w:r>
-        <w:rPr>
-          <w:lang w:val="zh_TW" w:bidi="zh_TW"/>
-        </w:rPr>
-      </w:r>
-      <w:r>
-        <w:rPr>
-          <w:lang w:val="zh_TW" w:bidi="zh_TW"/>
-        </w:rPr>
-        <w:t>記憶（</w:t>
-      </w:r>
-      <w:hyperlink r:id="rId23">
+      <w:hyperlink r:id="rId28">
         <w:r>
           <w:rPr>
             <w:lang w:val="zh_TW" w:bidi="zh_TW"/>
@@ -624,14 +622,140 @@
             <w:color w:val="0000EE"/>
             <w:u w:val="single"/>
           </w:rPr>
-          <w:t>耶利米哀歌3:20</w:t>
+          <w:t>20:6</w:t>
         </w:r>
       </w:hyperlink>
       <w:r>
         <w:rPr>
           <w:lang w:val="zh_TW" w:bidi="zh_TW"/>
         </w:rPr>
-        <w:t>）</w:t>
+        <w:t>）。列國敬拜多神，並進行人祭，尤其是兒童的獻祭——這是神所厭惡的（</w:t>
+      </w:r>
+      <w:hyperlink r:id="rId29">
+        <w:r>
+          <w:rPr>
+            <w:lang w:val="zh_TW" w:bidi="zh_TW"/>
+          </w:rPr>
+          <w:rPr>
+            <w:color w:val="0000EE"/>
+            <w:u w:val="single"/>
+          </w:rPr>
+          <w:t>利20:1–5</w:t>
+        </w:r>
+      </w:hyperlink>
+      <w:r>
+        <w:rPr>
+          <w:lang w:val="zh_TW" w:bidi="zh_TW"/>
+        </w:rPr>
+        <w:t>；</w:t>
+      </w:r>
+      <w:hyperlink r:id="rId30">
+        <w:r>
+          <w:rPr>
+            <w:lang w:val="zh_TW" w:bidi="zh_TW"/>
+          </w:rPr>
+          <w:rPr>
+            <w:color w:val="0000EE"/>
+            <w:u w:val="single"/>
+          </w:rPr>
+          <w:t>王下17:29–34</w:t>
+        </w:r>
+      </w:hyperlink>
+      <w:r>
+        <w:rPr>
+          <w:lang w:val="zh_TW" w:bidi="zh_TW"/>
+        </w:rPr>
+        <w:t>）。先知以賽亞對工匠的行為予以嚴厲譴責，這些工匠取一段樹枝，一部分用來生火，另一部分則雕刻成雕像並敬拜它（</w:t>
+      </w:r>
+      <w:hyperlink r:id="rId31">
+        <w:r>
+          <w:rPr>
+            <w:lang w:val="zh_TW" w:bidi="zh_TW"/>
+          </w:rPr>
+          <w:rPr>
+            <w:color w:val="0000EE"/>
+            <w:u w:val="single"/>
+          </w:rPr>
+          <w:t>賽44:12–20</w:t>
+        </w:r>
+      </w:hyperlink>
+      <w:r>
+        <w:rPr>
+          <w:lang w:val="zh_TW" w:bidi="zh_TW"/>
+        </w:rPr>
+        <w:t>）。巴力和亞斯她錄是迦南人的生育之神，成為以色列人常見的試探源。聖經中不斷重複的信息是，因為這些原因，神會驅逐列國，將其土地賜給以色列（</w:t>
+      </w:r>
+      <w:hyperlink r:id="rId32">
+        <w:r>
+          <w:rPr>
+            <w:lang w:val="zh_TW" w:bidi="zh_TW"/>
+          </w:rPr>
+          <w:rPr>
+            <w:color w:val="0000EE"/>
+            <w:u w:val="single"/>
+          </w:rPr>
+          <w:t>出34:24</w:t>
+        </w:r>
+      </w:hyperlink>
+      <w:r>
+        <w:rPr>
+          <w:lang w:val="zh_TW" w:bidi="zh_TW"/>
+        </w:rPr>
+        <w:t>；</w:t>
+      </w:r>
+      <w:hyperlink r:id="rId33">
+        <w:r>
+          <w:rPr>
+            <w:lang w:val="zh_TW" w:bidi="zh_TW"/>
+          </w:rPr>
+          <w:rPr>
+            <w:color w:val="0000EE"/>
+            <w:u w:val="single"/>
+          </w:rPr>
+          <w:t>申12:29–31</w:t>
+        </w:r>
+      </w:hyperlink>
+      <w:r>
+        <w:rPr>
+          <w:lang w:val="zh_TW" w:bidi="zh_TW"/>
+        </w:rPr>
+        <w:t>）。先知書中對列國的預言鞏固了這一負面態度（</w:t>
+      </w:r>
+      <w:hyperlink r:id="rId34">
+        <w:r>
+          <w:rPr>
+            <w:lang w:val="zh_TW" w:bidi="zh_TW"/>
+          </w:rPr>
+          <w:rPr>
+            <w:color w:val="0000EE"/>
+            <w:u w:val="single"/>
+          </w:rPr>
+          <w:t>耶46–51</w:t>
+        </w:r>
+      </w:hyperlink>
+      <w:r>
+        <w:rPr>
+          <w:lang w:val="zh_TW" w:bidi="zh_TW"/>
+        </w:rPr>
+        <w:t>；</w:t>
+      </w:r>
+      <w:hyperlink r:id="rId35">
+        <w:r>
+          <w:rPr>
+            <w:lang w:val="zh_TW" w:bidi="zh_TW"/>
+          </w:rPr>
+          <w:rPr>
+            <w:color w:val="0000EE"/>
+            <w:u w:val="single"/>
+          </w:rPr>
+          <w:t>摩1:3–2:3</w:t>
+        </w:r>
+      </w:hyperlink>
+      <w:r>
+        <w:rPr>
+          <w:lang w:val="zh_TW" w:bidi="zh_TW"/>
+        </w:rPr>
+        <w:t>）。</w:t>
       </w:r>
     </w:p>
     <w:p>
@@ -645,7 +769,90 @@
         <w:rPr>
           <w:lang w:val="zh_TW" w:bidi="zh_TW"/>
         </w:rPr>
-        <w:t>在這裡，靈魂就像自我，即一個人的人性或自我。</w:t>
+        <w:t>然而，聖經也有對列國正面的觀點。詩篇揭示，神不僅關心以色列，祂的眼目也關注列國，全地都應當讚美和敬拜祂（</w:t>
+      </w:r>
+      <w:hyperlink r:id="rId36">
+        <w:r>
+          <w:rPr>
+            <w:lang w:val="zh_TW" w:bidi="zh_TW"/>
+          </w:rPr>
+          <w:rPr>
+            <w:color w:val="0000EE"/>
+            <w:u w:val="single"/>
+          </w:rPr>
+          <w:t>詩66:1–8</w:t>
+        </w:r>
+      </w:hyperlink>
+      <w:r>
+        <w:rPr>
+          <w:lang w:val="zh_TW" w:bidi="zh_TW"/>
+        </w:rPr>
+        <w:t>）。詩人禱告神的救恩能在列國中得知。他肯定神以公義審判萬民，引導列國，地極都應敬畏祂（</w:t>
+      </w:r>
+      <w:hyperlink r:id="rId37">
+        <w:r>
+          <w:rPr>
+            <w:lang w:val="zh_TW" w:bidi="zh_TW"/>
+          </w:rPr>
+          <w:rPr>
+            <w:color w:val="0000EE"/>
+            <w:u w:val="single"/>
+          </w:rPr>
+          <w:t>67:7</w:t>
+        </w:r>
+      </w:hyperlink>
+      <w:r>
+        <w:rPr>
+          <w:lang w:val="zh_TW" w:bidi="zh_TW"/>
+        </w:rPr>
+        <w:t>）。先知以賽亞宣告耶路撒冷的聖殿將成為萬民禱告的殿，神歡迎來獻祭並敬拜的外邦人（</w:t>
+      </w:r>
+      <w:hyperlink r:id="rId38">
+        <w:r>
+          <w:rPr>
+            <w:lang w:val="zh_TW" w:bidi="zh_TW"/>
+          </w:rPr>
+          <w:rPr>
+            <w:color w:val="0000EE"/>
+            <w:u w:val="single"/>
+          </w:rPr>
+          <w:t>賽56:6–8</w:t>
+        </w:r>
+      </w:hyperlink>
+      <w:r>
+        <w:rPr>
+          <w:lang w:val="zh_TW" w:bidi="zh_TW"/>
+        </w:rPr>
+        <w:t>）。以賽亞的末世異象描繪萬民湧入耶路撒冷敬拜神，並學習祂的道。在神的統治下，國與國不再相爭，而是和平相處（</w:t>
+      </w:r>
+      <w:hyperlink r:id="rId39">
+        <w:r>
+          <w:rPr>
+            <w:lang w:val="zh_TW" w:bidi="zh_TW"/>
+          </w:rPr>
+          <w:rPr>
+            <w:color w:val="0000EE"/>
+            <w:u w:val="single"/>
+          </w:rPr>
+          <w:t>2:2–4</w:t>
+        </w:r>
+      </w:hyperlink>
+      <w:r>
+        <w:rPr>
+          <w:lang w:val="zh_TW" w:bidi="zh_TW"/>
+        </w:rPr>
+        <w:t>）。</w:t>
+      </w:r>
+    </w:p>
+    <w:p>
+      <w:pPr>
+        <w:pStyle w:val="Heading3"/>
+      </w:pPr>
+      <w:r>
+        <w:rPr>
+          <w:lang w:val="zh_TW" w:bidi="zh_TW"/>
+        </w:rPr>
+        <w:t>新約中的列國</w:t>
       </w:r>
     </w:p>
     <w:p>
@@ -659,9 +866,9 @@
         <w:rPr>
           <w:lang w:val="zh_TW" w:bidi="zh_TW"/>
         </w:rPr>
-        <w:t>舊約聖經並不暗示靈魂在死後會轉移到另一個身體。人類被視為身體和靈魂的統一體，意味著是從不同角度看待同一個人。在</w:t>
-      </w:r>
-      <w:hyperlink r:id="rId24">
+        <w:t>根據四福音書，耶穌不僅服事猶太人，也按古代的預言服事外邦列國（</w:t>
+      </w:r>
+      <w:hyperlink r:id="rId40">
         <w:r>
           <w:rPr>
             <w:lang w:val="zh_TW" w:bidi="zh_TW"/>
@@ -670,29 +877,16 @@
             <w:color w:val="0000EE"/>
             <w:u w:val="single"/>
           </w:rPr>
-          <w:t>創世記二章7節</w:t>
+          <w:t>太4:15–16</w:t>
         </w:r>
       </w:hyperlink>
       <w:r>
         <w:rPr>
           <w:lang w:val="zh_TW" w:bidi="zh_TW"/>
         </w:rPr>
-        <w:t>中，片語「有靈的活人」有時被錯誤地翻譯為「活的靈魂」。這個想法並不是說男人和女人成為</w:t>
-      </w:r>
-      <w:r>
-        <w:rPr>
-          <w:i/>
-          <w:lang w:val="zh_TW" w:bidi="zh_TW"/>
-        </w:rPr>
-        <w:t>靈魂，</w:t>
-      </w:r>
-      <w:r>
-        <w:rPr>
-          <w:lang w:val="zh_TW" w:bidi="zh_TW"/>
-        </w:rPr>
-        <w:t>因為他們顯然有身體。原文中使用這個詞是為了強調人作為「活的生命」的層面。這並不意味著人成為靈，而是突出了作為「活的生命」的重要層面。希伯來思想對統一的人的觀念有助於解釋舊約聖經中對死後生命的陰影看法，因為很難想像沒有身體的存在（</w:t>
-      </w:r>
-      <w:hyperlink r:id="rId25">
+        <w:t>）。耶穌在外邦人聚居的加利利教導百姓，前往泰爾和西頓（</w:t>
+      </w:r>
+      <w:hyperlink r:id="rId41">
         <w:r>
           <w:rPr>
             <w:lang w:val="zh_TW" w:bidi="zh_TW"/>
@@ -701,16 +895,16 @@
             <w:color w:val="0000EE"/>
             <w:u w:val="single"/>
           </w:rPr>
-          <w:t>詩篇16:10</w:t>
+          <w:t>可7:24</w:t>
         </w:r>
       </w:hyperlink>
       <w:r>
         <w:rPr>
           <w:lang w:val="zh_TW" w:bidi="zh_TW"/>
         </w:rPr>
-        <w:t>，</w:t>
-      </w:r>
-      <w:hyperlink r:id="rId26">
+        <w:t>），並經過低加坡里（</w:t>
+      </w:r>
+      <w:hyperlink r:id="rId42">
         <w:r>
           <w:rPr>
             <w:lang w:val="zh_TW" w:bidi="zh_TW"/>
@@ -719,16 +913,16 @@
             <w:color w:val="0000EE"/>
             <w:u w:val="single"/>
           </w:rPr>
-          <w:t>49:15</w:t>
+          <w:t>31</w:t>
         </w:r>
       </w:hyperlink>
       <w:r>
         <w:rPr>
           <w:lang w:val="zh_TW" w:bidi="zh_TW"/>
         </w:rPr>
-        <w:t>，</w:t>
-      </w:r>
-      <w:hyperlink r:id="rId27">
+        <w:t>節）。祂曾醫治一位羅馬百夫長（</w:t>
+      </w:r>
+      <w:hyperlink r:id="rId43">
         <w:r>
           <w:rPr>
             <w:lang w:val="zh_TW" w:bidi="zh_TW"/>
@@ -737,16 +931,16 @@
             <w:color w:val="0000EE"/>
             <w:u w:val="single"/>
           </w:rPr>
-          <w:t>88:3–12</w:t>
+          <w:t>路7:1–10</w:t>
         </w:r>
       </w:hyperlink>
       <w:r>
         <w:rPr>
           <w:lang w:val="zh_TW" w:bidi="zh_TW"/>
         </w:rPr>
-        <w:t>）。存在死後生命的希望，是由於相信神對死亡的權能，相信與祂的交流在死後會繼續（</w:t>
-      </w:r>
-      <w:hyperlink r:id="rId28">
+        <w:t>）、拿因的寡婦（</w:t>
+      </w:r>
+      <w:hyperlink r:id="rId44">
         <w:r>
           <w:rPr>
             <w:lang w:val="zh_TW" w:bidi="zh_TW"/>
@@ -755,16 +949,16 @@
             <w:color w:val="0000EE"/>
             <w:u w:val="single"/>
           </w:rPr>
-          <w:t>出埃及記3:6</w:t>
+          <w:t>11–17</w:t>
         </w:r>
       </w:hyperlink>
       <w:r>
         <w:rPr>
           <w:lang w:val="zh_TW" w:bidi="zh_TW"/>
         </w:rPr>
-        <w:t>；</w:t>
-      </w:r>
-      <w:hyperlink r:id="rId29">
+        <w:t>節），以及一位敘利腓尼基婦人（</w:t>
+      </w:r>
+      <w:hyperlink r:id="rId45">
         <w:r>
           <w:rPr>
             <w:lang w:val="zh_TW" w:bidi="zh_TW"/>
@@ -773,16 +967,16 @@
             <w:color w:val="0000EE"/>
             <w:u w:val="single"/>
           </w:rPr>
-          <w:t>撒母耳記上2:6</w:t>
+          <w:t>可7:26</w:t>
         </w:r>
       </w:hyperlink>
       <w:r>
         <w:rPr>
           <w:lang w:val="zh_TW" w:bidi="zh_TW"/>
         </w:rPr>
-        <w:t>；</w:t>
-      </w:r>
-      <w:hyperlink r:id="rId30">
+        <w:t>）。以土買人也來觀看祂的神蹟（</w:t>
+      </w:r>
+      <w:hyperlink r:id="rId46">
         <w:r>
           <w:rPr>
             <w:lang w:val="zh_TW" w:bidi="zh_TW"/>
@@ -791,151 +985,14 @@
             <w:color w:val="0000EE"/>
             <w:u w:val="single"/>
           </w:rPr>
-          <w:t>約伯記19:25–26</w:t>
+          <w:t>3:8</w:t>
         </w:r>
       </w:hyperlink>
       <w:r>
         <w:rPr>
           <w:lang w:val="zh_TW" w:bidi="zh_TW"/>
         </w:rPr>
-        <w:t>；</w:t>
-      </w:r>
-      <w:hyperlink r:id="rId31">
-        <w:r>
-          <w:rPr>
-            <w:lang w:val="zh_TW" w:bidi="zh_TW"/>
-          </w:rPr>
-          <w:rPr>
-            <w:color w:val="0000EE"/>
-            <w:u w:val="single"/>
-          </w:rPr>
-          <w:t>詩篇16:10–11</w:t>
-        </w:r>
-      </w:hyperlink>
-      <w:r>
-        <w:rPr>
-          <w:lang w:val="zh_TW" w:bidi="zh_TW"/>
-        </w:rPr>
-        <w:t>，</w:t>
-      </w:r>
-      <w:hyperlink r:id="rId32">
-        <w:r>
-          <w:rPr>
-            <w:lang w:val="zh_TW" w:bidi="zh_TW"/>
-          </w:rPr>
-          <w:rPr>
-            <w:color w:val="0000EE"/>
-            <w:u w:val="single"/>
-          </w:rPr>
-          <w:t>73:24–25</w:t>
-        </w:r>
-      </w:hyperlink>
-      <w:r>
-        <w:rPr>
-          <w:lang w:val="zh_TW" w:bidi="zh_TW"/>
-        </w:rPr>
-        <w:t>；</w:t>
-      </w:r>
-      <w:hyperlink r:id="rId33">
-        <w:r>
-          <w:rPr>
-            <w:lang w:val="zh_TW" w:bidi="zh_TW"/>
-          </w:rPr>
-          <w:rPr>
-            <w:color w:val="0000EE"/>
-            <w:u w:val="single"/>
-          </w:rPr>
-          <w:t>以賽亞書25:8</w:t>
-        </w:r>
-      </w:hyperlink>
-      <w:r>
-        <w:rPr>
-          <w:lang w:val="zh_TW" w:bidi="zh_TW"/>
-        </w:rPr>
-        <w:t>，</w:t>
-      </w:r>
-      <w:hyperlink r:id="rId34">
-        <w:r>
-          <w:rPr>
-            <w:lang w:val="zh_TW" w:bidi="zh_TW"/>
-          </w:rPr>
-          <w:rPr>
-            <w:color w:val="0000EE"/>
-            <w:u w:val="single"/>
-          </w:rPr>
-          <w:t>26:19</w:t>
-        </w:r>
-      </w:hyperlink>
-      <w:r>
-        <w:rPr>
-          <w:lang w:val="zh_TW" w:bidi="zh_TW"/>
-        </w:rPr>
-        <w:t>；</w:t>
-      </w:r>
-      <w:hyperlink r:id="rId35">
-        <w:r>
-          <w:rPr>
-            <w:lang w:val="zh_TW" w:bidi="zh_TW"/>
-          </w:rPr>
-          <w:rPr>
-            <w:color w:val="0000EE"/>
-            <w:u w:val="single"/>
-          </w:rPr>
-          <w:t>但以理書12:2</w:t>
-        </w:r>
-      </w:hyperlink>
-      <w:r>
-        <w:rPr>
-          <w:lang w:val="zh_TW" w:bidi="zh_TW"/>
-        </w:rPr>
-        <w:t>；</w:t>
-      </w:r>
-      <w:hyperlink r:id="rId36">
-        <w:r>
-          <w:rPr>
-            <w:lang w:val="zh_TW" w:bidi="zh_TW"/>
-          </w:rPr>
-          <w:rPr>
-            <w:color w:val="0000EE"/>
-            <w:u w:val="single"/>
-          </w:rPr>
-          <w:t>何西阿6:1–3</w:t>
-        </w:r>
-      </w:hyperlink>
-      <w:r>
-        <w:rPr>
-          <w:lang w:val="zh_TW" w:bidi="zh_TW"/>
-        </w:rPr>
-        <w:t>，</w:t>
-      </w:r>
-      <w:hyperlink r:id="rId37">
-        <w:r>
-          <w:rPr>
-            <w:lang w:val="zh_TW" w:bidi="zh_TW"/>
-          </w:rPr>
-          <w:rPr>
-            <w:color w:val="0000EE"/>
-            <w:u w:val="single"/>
-          </w:rPr>
-          <w:t>13:14</w:t>
-        </w:r>
-      </w:hyperlink>
-      <w:r>
-        <w:rPr>
-          <w:lang w:val="zh_TW" w:bidi="zh_TW"/>
-        </w:rPr>
         <w:t>）。</w:t>
-      </w:r>
-    </w:p>
-    <w:p>
-      <w:pPr>
-        <w:pStyle w:val="Heading4"/>
-      </w:pPr>
-      <w:r>
-        <w:rPr>
-          <w:lang w:val="zh_TW" w:bidi="zh_TW"/>
-        </w:rPr>
-        <w:t>新約聖經中的靈魂</w:t>
       </w:r>
     </w:p>
     <w:p>
@@ -949,22 +1006,9 @@
         <w:rPr>
           <w:lang w:val="zh_TW" w:bidi="zh_TW"/>
         </w:rPr>
-        <w:t>在新約聖經中，靈魂（</w:t>
-      </w:r>
-      <w:r>
-        <w:rPr>
-          <w:i/>
-          <w:lang w:val="zh_TW" w:bidi="zh_TW"/>
-        </w:rPr>
-        <w:t>psuche</w:t>
-      </w:r>
-      <w:r>
-        <w:rPr>
-          <w:lang w:val="zh_TW" w:bidi="zh_TW"/>
-        </w:rPr>
-        <w:t>）的意義與舊約聖經中相似。通常，它意味著生命本身。耶穌的跟從者為了祂的緣故冒著生命（靈魂）的危險（</w:t>
-      </w:r>
-      <w:hyperlink r:id="rId38">
+        <w:t>耶穌的教導範疇也非常廣泛。關於大審判的敘述（</w:t>
+      </w:r>
+      <w:hyperlink r:id="rId47">
         <w:r>
           <w:rPr>
             <w:lang w:val="zh_TW" w:bidi="zh_TW"/>
@@ -973,16 +1017,16 @@
             <w:color w:val="0000EE"/>
             <w:u w:val="single"/>
           </w:rPr>
-          <w:t>使徒行傳15:26</w:t>
+          <w:t>太25:31–46</w:t>
         </w:r>
       </w:hyperlink>
       <w:r>
         <w:rPr>
           <w:lang w:val="zh_TW" w:bidi="zh_TW"/>
         </w:rPr>
-        <w:t>；比較</w:t>
-      </w:r>
-      <w:hyperlink r:id="rId39">
+        <w:t>）顯示萬國聚集在人子面前，耶穌命令使徒「使萬民作我的門徒」（</w:t>
+      </w:r>
+      <w:hyperlink r:id="rId48">
         <w:r>
           <w:rPr>
             <w:lang w:val="zh_TW" w:bidi="zh_TW"/>
@@ -991,175 +1035,7 @@
             <w:color w:val="0000EE"/>
             <w:u w:val="single"/>
           </w:rPr>
-          <w:t>約翰福音13:37</w:t>
-        </w:r>
-      </w:hyperlink>
-      <w:r>
-        <w:rPr>
-          <w:lang w:val="zh_TW" w:bidi="zh_TW"/>
-        </w:rPr>
-        <w:t>；</w:t>
-      </w:r>
-      <w:hyperlink r:id="rId40">
-        <w:r>
-          <w:rPr>
-            <w:lang w:val="zh_TW" w:bidi="zh_TW"/>
-          </w:rPr>
-          <w:rPr>
-            <w:color w:val="0000EE"/>
-            <w:u w:val="single"/>
-          </w:rPr>
-          <w:t>羅馬書16:4</w:t>
-        </w:r>
-      </w:hyperlink>
-      <w:r>
-        <w:rPr>
-          <w:lang w:val="zh_TW" w:bidi="zh_TW"/>
-        </w:rPr>
-        <w:t>；</w:t>
-      </w:r>
-      <w:hyperlink r:id="rId41">
-        <w:r>
-          <w:rPr>
-            <w:lang w:val="zh_TW" w:bidi="zh_TW"/>
-          </w:rPr>
-          <w:rPr>
-            <w:color w:val="0000EE"/>
-            <w:u w:val="single"/>
-          </w:rPr>
-          <w:t>腓利比書2:30</w:t>
-        </w:r>
-      </w:hyperlink>
-      <w:r>
-        <w:rPr>
-          <w:lang w:val="zh_TW" w:bidi="zh_TW"/>
-        </w:rPr>
-        <w:t>）。耶穌是人子，祂來是要服事人並捨命（靈魂）作多人的贖價（</w:t>
-      </w:r>
-      <w:hyperlink r:id="rId42">
-        <w:r>
-          <w:rPr>
-            <w:lang w:val="zh_TW" w:bidi="zh_TW"/>
-          </w:rPr>
-          <w:rPr>
-            <w:color w:val="0000EE"/>
-            <w:u w:val="single"/>
-          </w:rPr>
-          <w:t>馬太福音20:28</w:t>
-        </w:r>
-      </w:hyperlink>
-      <w:r>
-        <w:rPr>
-          <w:lang w:val="zh_TW" w:bidi="zh_TW"/>
-        </w:rPr>
-        <w:t>；</w:t>
-      </w:r>
-      <w:hyperlink r:id="rId43">
-        <w:r>
-          <w:rPr>
-            <w:lang w:val="zh_TW" w:bidi="zh_TW"/>
-          </w:rPr>
-          <w:rPr>
-            <w:color w:val="0000EE"/>
-            <w:u w:val="single"/>
-          </w:rPr>
-          <w:t>馬可福音10:45</w:t>
-        </w:r>
-      </w:hyperlink>
-      <w:r>
-        <w:rPr>
-          <w:lang w:val="zh_TW" w:bidi="zh_TW"/>
-        </w:rPr>
-        <w:t>）。耶穌是好牧羊人，為羊捨命（靈魂）（</w:t>
-      </w:r>
-      <w:hyperlink r:id="rId44">
-        <w:r>
-          <w:rPr>
-            <w:lang w:val="zh_TW" w:bidi="zh_TW"/>
-          </w:rPr>
-          <w:rPr>
-            <w:color w:val="0000EE"/>
-            <w:u w:val="single"/>
-          </w:rPr>
-          <w:t>約翰福音10:14、17</w:t>
-        </w:r>
-      </w:hyperlink>
-      <w:hyperlink r:id="rId45">
-        <w:r>
-          <w:rPr>
-            <w:lang w:val="zh_TW" w:bidi="zh_TW"/>
-          </w:rPr>
-          <w:rPr>
-            <w:color w:val="0000EE"/>
-            <w:u w:val="single"/>
-          </w:rPr>
-          <w:t>–</w:t>
-        </w:r>
-      </w:hyperlink>
-      <w:hyperlink r:id="rId44">
-        <w:r>
-          <w:rPr>
-            <w:lang w:val="zh_TW" w:bidi="zh_TW"/>
-          </w:rPr>
-          <w:rPr>
-            <w:color w:val="0000EE"/>
-            <w:u w:val="single"/>
-          </w:rPr>
-          <w:t>18</w:t>
-        </w:r>
-      </w:hyperlink>
-      <w:r>
-        <w:rPr>
-          <w:lang w:val="zh_TW" w:bidi="zh_TW"/>
-        </w:rPr>
-        <w:t>）。在</w:t>
-      </w:r>
-      <w:hyperlink r:id="rId46">
-        <w:r>
-          <w:rPr>
-            <w:lang w:val="zh_TW" w:bidi="zh_TW"/>
-          </w:rPr>
-          <w:rPr>
-            <w:color w:val="0000EE"/>
-            <w:u w:val="single"/>
-          </w:rPr>
-          <w:t>路加福音十四章26節</w:t>
-        </w:r>
-      </w:hyperlink>
-      <w:r>
-        <w:rPr>
-          <w:lang w:val="zh_TW" w:bidi="zh_TW"/>
-        </w:rPr>
-        <w:t>，作門徒意味著願意捨己，甚至為基督的緣故捨去自己的生命（比較</w:t>
-      </w:r>
-      <w:hyperlink r:id="rId47">
-        <w:r>
-          <w:rPr>
-            <w:lang w:val="zh_TW" w:bidi="zh_TW"/>
-          </w:rPr>
-          <w:rPr>
-            <w:color w:val="0000EE"/>
-            <w:u w:val="single"/>
-          </w:rPr>
-          <w:t>路加福音9:23</w:t>
-        </w:r>
-      </w:hyperlink>
-      <w:r>
-        <w:rPr>
-          <w:lang w:val="zh_TW" w:bidi="zh_TW"/>
-        </w:rPr>
-        <w:t>、</w:t>
-      </w:r>
-      <w:hyperlink r:id="rId48">
-        <w:r>
-          <w:rPr>
-            <w:lang w:val="zh_TW" w:bidi="zh_TW"/>
-          </w:rPr>
-          <w:rPr>
-            <w:color w:val="0000EE"/>
-            <w:u w:val="single"/>
-          </w:rPr>
-          <w:t>啟示錄12:11</w:t>
+          <w:t>太28:19</w:t>
         </w:r>
       </w:hyperlink>
       <w:r>
@@ -1180,7 +1056,7 @@
         <w:rPr>
           <w:lang w:val="zh_TW" w:bidi="zh_TW"/>
         </w:rPr>
-        <w:t>「靈魂」經常可以指「人」（</w:t>
+        <w:t>儘管使徒行傳提到列國在耶穌的死亡（</w:t>
       </w:r>
       <w:hyperlink r:id="rId49">
         <w:r>
@@ -1191,14 +1067,14 @@
             <w:color w:val="0000EE"/>
             <w:u w:val="single"/>
           </w:rPr>
-          <w:t>使徒行傳2:43</w:t>
+          <w:t>徒4:27</w:t>
         </w:r>
       </w:hyperlink>
       <w:r>
         <w:rPr>
           <w:lang w:val="zh_TW" w:bidi="zh_TW"/>
         </w:rPr>
-        <w:t>，</w:t>
+        <w:t>），以及反對保羅事工中的角色（</w:t>
       </w:r>
       <w:hyperlink r:id="rId50">
         <w:r>
@@ -1209,14 +1085,14 @@
             <w:color w:val="0000EE"/>
             <w:u w:val="single"/>
           </w:rPr>
-          <w:t>3:23</w:t>
+          <w:t>26:17</w:t>
         </w:r>
       </w:hyperlink>
       <w:r>
         <w:rPr>
           <w:lang w:val="zh_TW" w:bidi="zh_TW"/>
         </w:rPr>
-        <w:t>，</w:t>
+        <w:t>），但它清楚表明教會完成了向非猶太民族傳福音的使命。彼得向意大利營的一位羅馬軍官哥尼流家人宣講耶穌的信息（</w:t>
       </w:r>
       <w:hyperlink r:id="rId51">
         <w:r>
@@ -1227,14 +1103,14 @@
             <w:color w:val="0000EE"/>
             <w:u w:val="single"/>
           </w:rPr>
-          <w:t>7:14</w:t>
+          <w:t>10</w:t>
         </w:r>
       </w:hyperlink>
       <w:r>
         <w:rPr>
           <w:lang w:val="zh_TW" w:bidi="zh_TW"/>
         </w:rPr>
-        <w:t>；</w:t>
+        <w:t>章）。雖然早期教會曾抗拒外邦人可以自由接受聖靈的事實，但最終他們接受了這結論（</w:t>
       </w:r>
       <w:hyperlink r:id="rId52">
         <w:r>
@@ -1245,15 +1121,9 @@
             <w:color w:val="0000EE"/>
             <w:u w:val="single"/>
           </w:rPr>
-          <w:t>羅馬書2:9</w:t>
+          <w:t>11:1–8，</w:t>
         </w:r>
       </w:hyperlink>
-      <w:r>
-        <w:rPr>
-          <w:lang w:val="zh_TW" w:bidi="zh_TW"/>
-        </w:rPr>
-        <w:t>，</w:t>
-      </w:r>
       <w:hyperlink r:id="rId53">
         <w:r>
           <w:rPr>
@@ -1263,887 +1133,14 @@
             <w:color w:val="0000EE"/>
             <w:u w:val="single"/>
           </w:rPr>
-          <w:t>13:1</w:t>
+          <w:t>15:1–29</w:t>
         </w:r>
       </w:hyperlink>
       <w:r>
         <w:rPr>
           <w:lang w:val="zh_TW" w:bidi="zh_TW"/>
         </w:rPr>
-        <w:t>；</w:t>
-      </w:r>
-      <w:hyperlink r:id="rId54">
-        <w:r>
-          <w:rPr>
-            <w:lang w:val="zh_TW" w:bidi="zh_TW"/>
-          </w:rPr>
-          <w:rPr>
-            <w:color w:val="0000EE"/>
-            <w:u w:val="single"/>
-          </w:rPr>
-          <w:t>彼得前書3:20</w:t>
-        </w:r>
-      </w:hyperlink>
-      <w:r>
-        <w:rPr>
-          <w:lang w:val="zh_TW" w:bidi="zh_TW"/>
-        </w:rPr>
-        <w:t>）。「活物」這個表達（有時在</w:t>
-      </w:r>
-      <w:hyperlink r:id="rId55">
-        <w:r>
-          <w:rPr>
-            <w:lang w:val="zh_TW" w:bidi="zh_TW"/>
-          </w:rPr>
-          <w:rPr>
-            <w:color w:val="0000EE"/>
-            <w:u w:val="single"/>
-          </w:rPr>
-          <w:t>啟示錄16:3</w:t>
-        </w:r>
-      </w:hyperlink>
-      <w:r>
-        <w:rPr>
-          <w:lang w:val="zh_TW" w:bidi="zh_TW"/>
-        </w:rPr>
-        <w:t>中使用）反映了活物有生命的一面。就像在舊約聖經中一樣，靈魂可以指一個人的情感能量。它代表著人的內在存在。當耶穌為祂的死亡憂傷時，祂談到了祂的靈魂被壓碎（</w:t>
-      </w:r>
-      <w:hyperlink r:id="rId56">
-        <w:r>
-          <w:rPr>
-            <w:lang w:val="zh_TW" w:bidi="zh_TW"/>
-          </w:rPr>
-          <w:rPr>
-            <w:color w:val="0000EE"/>
-            <w:u w:val="single"/>
-          </w:rPr>
-          <w:t>馬太福音26:38</w:t>
-        </w:r>
-      </w:hyperlink>
-      <w:r>
-        <w:rPr>
-          <w:lang w:val="zh_TW" w:bidi="zh_TW"/>
-        </w:rPr>
-        <w:t>；</w:t>
-      </w:r>
-      <w:hyperlink r:id="rId57">
-        <w:r>
-          <w:rPr>
-            <w:lang w:val="zh_TW" w:bidi="zh_TW"/>
-          </w:rPr>
-          <w:rPr>
-            <w:color w:val="0000EE"/>
-            <w:u w:val="single"/>
-          </w:rPr>
-          <w:t>馬可福音14:34</w:t>
-        </w:r>
-      </w:hyperlink>
-      <w:r>
-        <w:rPr>
-          <w:lang w:val="zh_TW" w:bidi="zh_TW"/>
-        </w:rPr>
-        <w:t>；比較</w:t>
-      </w:r>
-      <w:hyperlink r:id="rId58">
-        <w:r>
-          <w:rPr>
-            <w:lang w:val="zh_TW" w:bidi="zh_TW"/>
-          </w:rPr>
-          <w:rPr>
-            <w:color w:val="0000EE"/>
-            <w:u w:val="single"/>
-          </w:rPr>
-          <w:t>詩篇42:6</w:t>
-        </w:r>
-      </w:hyperlink>
-      <w:r>
-        <w:rPr>
-          <w:lang w:val="zh_TW" w:bidi="zh_TW"/>
-        </w:rPr>
-        <w:t>）。在另一處經文中，耶穌應許那些來到祂面前的人靈魂得安息（</w:t>
-      </w:r>
-      <w:hyperlink r:id="rId59">
-        <w:r>
-          <w:rPr>
-            <w:lang w:val="zh_TW" w:bidi="zh_TW"/>
-          </w:rPr>
-          <w:rPr>
-            <w:color w:val="0000EE"/>
-            <w:u w:val="single"/>
-          </w:rPr>
-          <w:t>馬太福音11:29</w:t>
-        </w:r>
-      </w:hyperlink>
-      <w:r>
-        <w:rPr>
-          <w:lang w:val="zh_TW" w:bidi="zh_TW"/>
-        </w:rPr>
-        <w:t>）。在這裡，「靈魂」意味著人的本質（比較</w:t>
-      </w:r>
-      <w:hyperlink r:id="rId60">
-        <w:r>
-          <w:rPr>
-            <w:lang w:val="zh_TW" w:bidi="zh_TW"/>
-          </w:rPr>
-          <w:rPr>
-            <w:color w:val="0000EE"/>
-            <w:u w:val="single"/>
-          </w:rPr>
-          <w:t>路加福音2:35</w:t>
-        </w:r>
-      </w:hyperlink>
-      <w:r>
-        <w:rPr>
-          <w:lang w:val="zh_TW" w:bidi="zh_TW"/>
-        </w:rPr>
-        <w:t>；</w:t>
-      </w:r>
-      <w:hyperlink r:id="rId61">
-        <w:r>
-          <w:rPr>
-            <w:lang w:val="zh_TW" w:bidi="zh_TW"/>
-          </w:rPr>
-          <w:rPr>
-            <w:color w:val="0000EE"/>
-            <w:u w:val="single"/>
-          </w:rPr>
-          <w:t>哥林多後書1:23</w:t>
-        </w:r>
-      </w:hyperlink>
-      <w:r>
-        <w:rPr>
-          <w:lang w:val="zh_TW" w:bidi="zh_TW"/>
-        </w:rPr>
-        <w:t>；</w:t>
-      </w:r>
-      <w:hyperlink r:id="rId62">
-        <w:r>
-          <w:rPr>
-            <w:lang w:val="zh_TW" w:bidi="zh_TW"/>
-          </w:rPr>
-          <w:rPr>
-            <w:color w:val="0000EE"/>
-            <w:u w:val="single"/>
-          </w:rPr>
-          <w:t>帖撒羅尼迦後書2:8</w:t>
-        </w:r>
-      </w:hyperlink>
-      <w:r>
-        <w:rPr>
-          <w:lang w:val="zh_TW" w:bidi="zh_TW"/>
-        </w:rPr>
-        <w:t>；</w:t>
-      </w:r>
-      <w:hyperlink r:id="rId63">
-        <w:r>
-          <w:rPr>
-            <w:lang w:val="zh_TW" w:bidi="zh_TW"/>
-          </w:rPr>
-          <w:rPr>
-            <w:color w:val="0000EE"/>
-            <w:u w:val="single"/>
-          </w:rPr>
-          <w:t>約翰三書1:2</w:t>
-        </w:r>
-      </w:hyperlink>
-      <w:r>
-        <w:rPr>
-          <w:lang w:val="zh_TW" w:bidi="zh_TW"/>
-        </w:rPr>
-        <w:t>）。</w:t>
-      </w:r>
-    </w:p>
-    <w:p>
-      <w:pPr>
-        <w:pStyle w:val="Heading3"/>
-      </w:pPr>
-      <w:r>
-        <w:rPr>
-          <w:lang w:val="zh_TW" w:bidi="zh_TW"/>
-        </w:rPr>
-        <w:t>靈魂與靈</w:t>
-      </w:r>
-    </w:p>
-    <w:p>
-      <w:pPr/>
-      <w:r>
-        <w:rPr>
-          <w:lang w:val="zh_TW" w:bidi="zh_TW"/>
-        </w:rPr>
-      </w:r>
-      <w:r>
-        <w:rPr>
-          <w:lang w:val="zh_TW" w:bidi="zh_TW"/>
-        </w:rPr>
-        <w:t>幾段經文同時提到靈魂與靈。</w:t>
-      </w:r>
-      <w:hyperlink r:id="rId64">
-        <w:r>
-          <w:rPr>
-            <w:lang w:val="zh_TW" w:bidi="zh_TW"/>
-          </w:rPr>
-          <w:rPr>
-            <w:color w:val="0000EE"/>
-            <w:u w:val="single"/>
-          </w:rPr>
-          <w:t>路加福音一章46節</w:t>
-        </w:r>
-      </w:hyperlink>
-      <w:r>
-        <w:rPr>
-          <w:lang w:val="zh_TW" w:bidi="zh_TW"/>
-        </w:rPr>
-        <w:t>可能是「詩意平行」，即用兩種不同方式表達一個想法。這兩個詞都指馬利亞最裡面的人。</w:t>
-      </w:r>
-      <w:hyperlink r:id="rId65">
-        <w:r>
-          <w:rPr>
-            <w:lang w:val="zh_TW" w:bidi="zh_TW"/>
-          </w:rPr>
-          <w:rPr>
-            <w:color w:val="0000EE"/>
-            <w:u w:val="single"/>
-          </w:rPr>
-          <w:t>希伯來書四章12節</w:t>
-        </w:r>
-      </w:hyperlink>
-      <w:r>
-        <w:rPr>
-          <w:lang w:val="zh_TW" w:bidi="zh_TW"/>
-        </w:rPr>
-        <w:t>，「</w:t>
-      </w:r>
-      <w:r>
-        <w:rPr>
-          <w:lang w:val="zh_TW" w:bidi="zh_TW"/>
-        </w:rPr>
-        <w:t>剖開</w:t>
-      </w:r>
-      <w:r>
-        <w:rPr>
-          <w:lang w:val="zh_TW" w:bidi="zh_TW"/>
-        </w:rPr>
-        <w:t>魂與靈」，是形象地展示神的話語如何探測我們的內心。</w:t>
-      </w:r>
-      <w:hyperlink r:id="rId66">
-        <w:r>
-          <w:rPr>
-            <w:lang w:val="zh_TW" w:bidi="zh_TW"/>
-          </w:rPr>
-          <w:rPr>
-            <w:color w:val="0000EE"/>
-            <w:u w:val="single"/>
-          </w:rPr>
-          <w:t>帖撒羅尼迦前書五章23節</w:t>
-        </w:r>
-      </w:hyperlink>
-      <w:r>
-        <w:rPr>
-          <w:lang w:val="zh_TW" w:bidi="zh_TW"/>
-        </w:rPr>
-        <w:t>，為讀者禱告</w:t>
-      </w:r>
-      <w:r>
-        <w:rPr>
-          <w:lang w:val="zh_TW" w:bidi="zh_TW"/>
-        </w:rPr>
-        <w:t>靈與魂與身子得蒙保守，無可指摘，</w:t>
-      </w:r>
-      <w:r>
-        <w:rPr>
-          <w:lang w:val="zh_TW" w:bidi="zh_TW"/>
-        </w:rPr>
-        <w:t>意味著整個人。在這裡，靈魂可能暗示著物質存在，而靈則可能意味著更高或「屬靈的」生命。</w:t>
-      </w:r>
-    </w:p>
-    <w:p>
-      <w:pPr/>
-      <w:r>
-        <w:rPr>
-          <w:lang w:val="zh_TW" w:bidi="zh_TW"/>
-        </w:rPr>
-      </w:r>
-      <w:r>
-        <w:rPr>
-          <w:lang w:val="zh_TW" w:bidi="zh_TW"/>
-        </w:rPr>
-        <w:t>在其它經文中，靈魂與情感、意志和心智相關，總是暗示著一個人的內在存在。人們應當</w:t>
-      </w:r>
-      <w:r>
-        <w:rPr>
-          <w:lang w:val="zh_TW" w:bidi="zh_TW"/>
-        </w:rPr>
-        <w:t>盡心盡意</w:t>
-      </w:r>
-      <w:r>
-        <w:rPr>
-          <w:lang w:val="zh_TW" w:bidi="zh_TW"/>
-        </w:rPr>
-        <w:t>愛神（</w:t>
-      </w:r>
-      <w:hyperlink r:id="rId67">
-        <w:r>
-          <w:rPr>
-            <w:lang w:val="zh_TW" w:bidi="zh_TW"/>
-          </w:rPr>
-          <w:rPr>
-            <w:color w:val="0000EE"/>
-            <w:u w:val="single"/>
-          </w:rPr>
-          <w:t>馬太福音22:37</w:t>
-        </w:r>
-      </w:hyperlink>
-      <w:r>
-        <w:rPr>
-          <w:lang w:val="zh_TW" w:bidi="zh_TW"/>
-        </w:rPr>
-        <w:t>；</w:t>
-      </w:r>
-      <w:hyperlink r:id="rId68">
-        <w:r>
-          <w:rPr>
-            <w:lang w:val="zh_TW" w:bidi="zh_TW"/>
-          </w:rPr>
-          <w:rPr>
-            <w:color w:val="0000EE"/>
-            <w:u w:val="single"/>
-          </w:rPr>
-          <w:t>馬可福音12:30</w:t>
-        </w:r>
-      </w:hyperlink>
-      <w:r>
-        <w:rPr>
-          <w:lang w:val="zh_TW" w:bidi="zh_TW"/>
-        </w:rPr>
-        <w:t>；比較</w:t>
-      </w:r>
-      <w:hyperlink r:id="rId69">
-        <w:r>
-          <w:rPr>
-            <w:lang w:val="zh_TW" w:bidi="zh_TW"/>
-          </w:rPr>
-          <w:rPr>
-            <w:color w:val="0000EE"/>
-            <w:u w:val="single"/>
-          </w:rPr>
-          <w:t>申命記6:5</w:t>
-        </w:r>
-      </w:hyperlink>
-      <w:r>
-        <w:rPr>
-          <w:lang w:val="zh_TW" w:bidi="zh_TW"/>
-        </w:rPr>
-        <w:t>）。片語「從靈裡」（</w:t>
-      </w:r>
-      <w:hyperlink r:id="rId70">
-        <w:r>
-          <w:rPr>
-            <w:lang w:val="zh_TW" w:bidi="zh_TW"/>
-          </w:rPr>
-          <w:rPr>
-            <w:color w:val="0000EE"/>
-            <w:u w:val="single"/>
-          </w:rPr>
-          <w:t>以弗所書6:6</w:t>
-        </w:r>
-      </w:hyperlink>
-      <w:r>
-        <w:rPr>
-          <w:lang w:val="zh_TW" w:bidi="zh_TW"/>
-        </w:rPr>
-        <w:t>；</w:t>
-      </w:r>
-      <w:hyperlink r:id="rId71">
-        <w:r>
-          <w:rPr>
-            <w:lang w:val="zh_TW" w:bidi="zh_TW"/>
-          </w:rPr>
-          <w:rPr>
-            <w:color w:val="0000EE"/>
-            <w:u w:val="single"/>
-          </w:rPr>
-          <w:t>歌羅西書3:23</w:t>
-        </w:r>
-      </w:hyperlink>
-      <w:r>
-        <w:rPr>
-          <w:lang w:val="zh_TW" w:bidi="zh_TW"/>
-        </w:rPr>
-        <w:t>有些時候的翻譯）意指「從心裡」，以全心。在</w:t>
-      </w:r>
-      <w:hyperlink r:id="rId72">
-        <w:r>
-          <w:rPr>
-            <w:lang w:val="zh_TW" w:bidi="zh_TW"/>
-          </w:rPr>
-          <w:rPr>
-            <w:color w:val="0000EE"/>
-            <w:u w:val="single"/>
-          </w:rPr>
-          <w:t>腓利比書一章27節</w:t>
-        </w:r>
-      </w:hyperlink>
-      <w:r>
-        <w:rPr>
-          <w:lang w:val="zh_TW" w:bidi="zh_TW"/>
-        </w:rPr>
-        <w:t>中，信徒被呼召要同心合意（比較</w:t>
-      </w:r>
-      <w:hyperlink r:id="rId73">
-        <w:r>
-          <w:rPr>
-            <w:lang w:val="zh_TW" w:bidi="zh_TW"/>
-          </w:rPr>
-          <w:rPr>
-            <w:color w:val="0000EE"/>
-            <w:u w:val="single"/>
-          </w:rPr>
-          <w:t>使徒行傳4:32</w:t>
-        </w:r>
-      </w:hyperlink>
-      <w:r>
-        <w:rPr>
-          <w:lang w:val="zh_TW" w:bidi="zh_TW"/>
-        </w:rPr>
-        <w:t>，</w:t>
-      </w:r>
-      <w:hyperlink r:id="rId74">
-        <w:r>
-          <w:rPr>
-            <w:lang w:val="zh_TW" w:bidi="zh_TW"/>
-          </w:rPr>
-          <w:rPr>
-            <w:color w:val="0000EE"/>
-            <w:u w:val="single"/>
-          </w:rPr>
-          <w:t>14:2</w:t>
-        </w:r>
-      </w:hyperlink>
-      <w:r>
-        <w:rPr>
-          <w:lang w:val="zh_TW" w:bidi="zh_TW"/>
-        </w:rPr>
-        <w:t>）。</w:t>
-      </w:r>
-    </w:p>
-    <w:p>
-      <w:pPr>
-        <w:pStyle w:val="Heading3"/>
-      </w:pPr>
-      <w:r>
-        <w:rPr>
-          <w:lang w:val="zh_TW" w:bidi="zh_TW"/>
-        </w:rPr>
-        <w:t>靈魂與救恩</w:t>
-      </w:r>
-    </w:p>
-    <w:p>
-      <w:pPr/>
-      <w:r>
-        <w:rPr>
-          <w:lang w:val="zh_TW" w:bidi="zh_TW"/>
-        </w:rPr>
-      </w:r>
-      <w:r>
-        <w:rPr>
-          <w:lang w:val="zh_TW" w:bidi="zh_TW"/>
-        </w:rPr>
-        <w:t>有關靈魂和救恩的經文包括：</w:t>
-      </w:r>
-    </w:p>
-    <w:p>
-      <w:pPr>
-        <w:pStyle w:val="ListBullet"/>
-        <w:spacing w:line="240" w:lineRule="auto"/>
-        <w:ind w:left="720"/>
-      </w:pPr>
-      <w:r>
-        <w:rPr>
-          <w:lang w:val="zh_TW" w:bidi="zh_TW"/>
-        </w:rPr>
-      </w:r>
-      <w:hyperlink r:id="rId75">
-        <w:r>
-          <w:rPr>
-            <w:lang w:val="zh_TW" w:bidi="zh_TW"/>
-          </w:rPr>
-          <w:rPr>
-            <w:color w:val="0000EE"/>
-            <w:u w:val="single"/>
-          </w:rPr>
-          <w:t>馬太福音十章28節</w:t>
-        </w:r>
-      </w:hyperlink>
-    </w:p>
-    <w:p>
-      <w:pPr>
-        <w:pStyle w:val="ListBullet"/>
-        <w:spacing w:line="240" w:lineRule="auto"/>
-        <w:ind w:left="720"/>
-      </w:pPr>
-      <w:r>
-        <w:rPr>
-          <w:lang w:val="zh_TW" w:bidi="zh_TW"/>
-        </w:rPr>
-      </w:r>
-      <w:hyperlink r:id="rId76">
-        <w:r>
-          <w:rPr>
-            <w:lang w:val="zh_TW" w:bidi="zh_TW"/>
-          </w:rPr>
-          <w:rPr>
-            <w:color w:val="0000EE"/>
-            <w:u w:val="single"/>
-          </w:rPr>
-          <w:t>路加福音十二章5節</w:t>
-        </w:r>
-      </w:hyperlink>
-    </w:p>
-    <w:p>
-      <w:pPr>
-        <w:pStyle w:val="ListBullet"/>
-        <w:spacing w:line="240" w:lineRule="auto"/>
-        <w:ind w:left="720"/>
-      </w:pPr>
-      <w:r>
-        <w:rPr>
-          <w:lang w:val="zh_TW" w:bidi="zh_TW"/>
-        </w:rPr>
-      </w:r>
-      <w:hyperlink r:id="rId77">
-        <w:r>
-          <w:rPr>
-            <w:lang w:val="zh_TW" w:bidi="zh_TW"/>
-          </w:rPr>
-          <w:rPr>
-            <w:color w:val="0000EE"/>
-            <w:u w:val="single"/>
-          </w:rPr>
-          <w:t>希伯來書六章19節</w:t>
-        </w:r>
-      </w:hyperlink>
-    </w:p>
-    <w:p>
-      <w:pPr>
-        <w:pStyle w:val="ListBullet"/>
-        <w:spacing w:line="240" w:lineRule="auto"/>
-        <w:ind w:left="720"/>
-      </w:pPr>
-      <w:r>
-        <w:rPr>
-          <w:lang w:val="zh_TW" w:bidi="zh_TW"/>
-        </w:rPr>
-      </w:r>
-      <w:hyperlink r:id="rId78">
-        <w:r>
-          <w:rPr>
-            <w:lang w:val="zh_TW" w:bidi="zh_TW"/>
-          </w:rPr>
-          <w:rPr>
-            <w:color w:val="0000EE"/>
-            <w:u w:val="single"/>
-          </w:rPr>
-          <w:t>希伯來書十章39節</w:t>
-        </w:r>
-      </w:hyperlink>
-    </w:p>
-    <w:p>
-      <w:pPr>
-        <w:pStyle w:val="ListBullet"/>
-        <w:spacing w:line="240" w:lineRule="auto"/>
-        <w:ind w:left="720"/>
-      </w:pPr>
-      <w:r>
-        <w:rPr>
-          <w:lang w:val="zh_TW" w:bidi="zh_TW"/>
-        </w:rPr>
-      </w:r>
-      <w:hyperlink r:id="rId79">
-        <w:r>
-          <w:rPr>
-            <w:lang w:val="zh_TW" w:bidi="zh_TW"/>
-          </w:rPr>
-          <w:rPr>
-            <w:color w:val="0000EE"/>
-            <w:u w:val="single"/>
-          </w:rPr>
-          <w:t>希伯來書十二章3節</w:t>
-        </w:r>
-      </w:hyperlink>
-    </w:p>
-    <w:p>
-      <w:pPr>
-        <w:pStyle w:val="ListBullet"/>
-        <w:spacing w:line="240" w:lineRule="auto"/>
-        <w:ind w:left="720"/>
-      </w:pPr>
-      <w:r>
-        <w:rPr>
-          <w:lang w:val="zh_TW" w:bidi="zh_TW"/>
-        </w:rPr>
-      </w:r>
-      <w:hyperlink r:id="rId80">
-        <w:r>
-          <w:rPr>
-            <w:lang w:val="zh_TW" w:bidi="zh_TW"/>
-          </w:rPr>
-          <w:rPr>
-            <w:color w:val="0000EE"/>
-            <w:u w:val="single"/>
-          </w:rPr>
-          <w:t>希伯來書十三章7節</w:t>
-        </w:r>
-      </w:hyperlink>
-    </w:p>
-    <w:p>
-      <w:pPr>
-        <w:pStyle w:val="ListBullet"/>
-        <w:spacing w:line="240" w:lineRule="auto"/>
-        <w:ind w:left="720"/>
-      </w:pPr>
-      <w:r>
-        <w:rPr>
-          <w:lang w:val="zh_TW" w:bidi="zh_TW"/>
-        </w:rPr>
-      </w:r>
-      <w:hyperlink r:id="rId81">
-        <w:r>
-          <w:rPr>
-            <w:lang w:val="zh_TW" w:bidi="zh_TW"/>
-          </w:rPr>
-          <w:rPr>
-            <w:color w:val="0000EE"/>
-            <w:u w:val="single"/>
-          </w:rPr>
-          <w:t>雅各書一章21節</w:t>
-        </w:r>
-      </w:hyperlink>
-    </w:p>
-    <w:p>
-      <w:pPr>
-        <w:pStyle w:val="ListBullet"/>
-        <w:spacing w:line="240" w:lineRule="auto"/>
-        <w:ind w:left="720"/>
-      </w:pPr>
-      <w:r>
-        <w:rPr>
-          <w:lang w:val="zh_TW" w:bidi="zh_TW"/>
-        </w:rPr>
-      </w:r>
-      <w:hyperlink r:id="rId82">
-        <w:r>
-          <w:rPr>
-            <w:lang w:val="zh_TW" w:bidi="zh_TW"/>
-          </w:rPr>
-          <w:rPr>
-            <w:color w:val="0000EE"/>
-            <w:u w:val="single"/>
-          </w:rPr>
-          <w:t>雅各書五章20節</w:t>
-        </w:r>
-      </w:hyperlink>
-    </w:p>
-    <w:p>
-      <w:pPr>
-        <w:pStyle w:val="ListBullet"/>
-        <w:spacing w:line="240" w:lineRule="auto"/>
-        <w:ind w:left="720"/>
-      </w:pPr>
-      <w:r>
-        <w:rPr>
-          <w:lang w:val="zh_TW" w:bidi="zh_TW"/>
-        </w:rPr>
-      </w:r>
-      <w:hyperlink r:id="rId83">
-        <w:r>
-          <w:rPr>
-            <w:lang w:val="zh_TW" w:bidi="zh_TW"/>
-          </w:rPr>
-          <w:rPr>
-            <w:color w:val="0000EE"/>
-            <w:u w:val="single"/>
-          </w:rPr>
-          <w:t>彼得前書一章9節、22</w:t>
-        </w:r>
-      </w:hyperlink>
-      <w:hyperlink r:id="rId84">
-        <w:r>
-          <w:rPr>
-            <w:lang w:val="zh_TW" w:bidi="zh_TW"/>
-          </w:rPr>
-          <w:rPr>
-            <w:color w:val="0000EE"/>
-            <w:u w:val="single"/>
-          </w:rPr>
-          <w:t>至</w:t>
-        </w:r>
-      </w:hyperlink>
-      <w:hyperlink r:id="rId83">
-        <w:r>
-          <w:rPr>
-            <w:lang w:val="zh_TW" w:bidi="zh_TW"/>
-          </w:rPr>
-          <w:rPr>
-            <w:color w:val="0000EE"/>
-            <w:u w:val="single"/>
-          </w:rPr>
-          <w:t>23節</w:t>
-        </w:r>
-      </w:hyperlink>
-    </w:p>
-    <w:p>
-      <w:pPr>
-        <w:pStyle w:val="ListBullet"/>
-        <w:spacing w:line="240" w:lineRule="auto"/>
-        <w:ind w:left="720"/>
-      </w:pPr>
-      <w:r>
-        <w:rPr>
-          <w:lang w:val="zh_TW" w:bidi="zh_TW"/>
-        </w:rPr>
-      </w:r>
-      <w:hyperlink r:id="rId85">
-        <w:r>
-          <w:rPr>
-            <w:lang w:val="zh_TW" w:bidi="zh_TW"/>
-          </w:rPr>
-          <w:rPr>
-            <w:color w:val="0000EE"/>
-            <w:u w:val="single"/>
-          </w:rPr>
-          <w:t>彼得前書二章25節</w:t>
-        </w:r>
-      </w:hyperlink>
-    </w:p>
-    <w:p>
-      <w:pPr>
-        <w:pStyle w:val="ListBullet"/>
-        <w:spacing w:line="240" w:lineRule="auto"/>
-        <w:ind w:left="720"/>
-      </w:pPr>
-      <w:r>
-        <w:rPr>
-          <w:lang w:val="zh_TW" w:bidi="zh_TW"/>
-        </w:rPr>
-      </w:r>
-      <w:hyperlink r:id="rId86">
-        <w:r>
-          <w:rPr>
-            <w:lang w:val="zh_TW" w:bidi="zh_TW"/>
-          </w:rPr>
-          <w:rPr>
-            <w:color w:val="0000EE"/>
-            <w:u w:val="single"/>
-          </w:rPr>
-          <w:t>彼得前書四章19節</w:t>
-        </w:r>
-      </w:hyperlink>
-    </w:p>
-    <w:p>
-      <w:pPr>
-        <w:pStyle w:val="ListBullet"/>
-        <w:spacing w:line="240" w:lineRule="auto"/>
-        <w:ind w:left="720"/>
-      </w:pPr>
-      <w:r>
-        <w:rPr>
-          <w:lang w:val="zh_TW" w:bidi="zh_TW"/>
-        </w:rPr>
-      </w:r>
-      <w:hyperlink r:id="rId87">
-        <w:r>
-          <w:rPr>
-            <w:lang w:val="zh_TW" w:bidi="zh_TW"/>
-          </w:rPr>
-          <w:rPr>
-            <w:color w:val="0000EE"/>
-            <w:u w:val="single"/>
-          </w:rPr>
-          <w:t>啟示錄六章9節</w:t>
-        </w:r>
-      </w:hyperlink>
-    </w:p>
-    <w:p>
-      <w:pPr>
-        <w:pStyle w:val="ListBullet"/>
-        <w:spacing w:line="240" w:lineRule="auto"/>
-        <w:ind w:left="720"/>
-      </w:pPr>
-      <w:r>
-        <w:rPr>
-          <w:lang w:val="zh_TW" w:bidi="zh_TW"/>
-        </w:rPr>
-      </w:r>
-      <w:hyperlink r:id="rId88">
-        <w:r>
-          <w:rPr>
-            <w:lang w:val="zh_TW" w:bidi="zh_TW"/>
-          </w:rPr>
-          <w:rPr>
-            <w:color w:val="0000EE"/>
-            <w:u w:val="single"/>
-          </w:rPr>
-          <w:t>啟示錄二十章4節</w:t>
-        </w:r>
-      </w:hyperlink>
-    </w:p>
-    <w:p>
-      <w:pPr/>
-      <w:r>
-        <w:rPr>
-          <w:lang w:val="zh_TW" w:bidi="zh_TW"/>
-        </w:rPr>
-      </w:r>
-      <w:r>
-        <w:rPr>
-          <w:lang w:val="zh_TW" w:bidi="zh_TW"/>
-        </w:rPr>
-        <w:t>這些段落要或強調肉體之外的人，又或強調人在復活前，在神面前持續的存在。</w:t>
-      </w:r>
-    </w:p>
-    <w:p>
-      <w:pPr/>
-      <w:r>
-        <w:rPr>
-          <w:lang w:val="zh_TW" w:bidi="zh_TW"/>
-        </w:rPr>
-      </w:r>
-      <w:r>
-        <w:rPr>
-          <w:i/>
-          <w:lang w:val="zh_TW" w:bidi="zh_TW"/>
-        </w:rPr>
-        <w:t>另見</w:t>
-      </w:r>
-      <w:r>
-        <w:rPr>
-          <w:lang w:val="zh_TW" w:bidi="zh_TW"/>
-        </w:rPr>
-        <w:t xml:space="preserve"> </w:t>
-      </w:r>
-      <w:r>
-        <w:rPr>
-          <w:lang w:val="zh_TW" w:bidi="zh_TW"/>
-        </w:rPr>
-        <w:t>人</w:t>
-      </w:r>
-      <w:r>
-        <w:rPr>
-          <w:lang w:val="zh_TW" w:bidi="zh_TW"/>
-        </w:rPr>
-        <w:t>；</w:t>
-      </w:r>
-      <w:r>
-        <w:rPr>
-          <w:lang w:val="zh_TW" w:bidi="zh_TW"/>
-        </w:rPr>
-        <w:t>人的靈</w:t>
-      </w:r>
-      <w:r>
-        <w:rPr>
-          <w:lang w:val="zh_TW" w:bidi="zh_TW"/>
-        </w:rPr>
-        <w:t>。</w:t>
+        <w:t>）。保羅旅行至塞浦路斯、小亞細亞、希臘和意大利，在外邦人為主的教會中建立或探訪。使徒行傳戲劇性地結尾於保羅在羅馬城——羅馬帝國的核心地區宣講福音。</w:t>
       </w:r>
       <w:r>
         <w:rPr>

--- a/zht/docx/090.content.docx
+++ b/zht/docx/090.content.docx
@@ -149,7 +149,7 @@
         <w:rPr>
           <w:lang w:val="zh_TW" w:bidi="zh_TW"/>
         </w:rPr>
-        <w:t>lie</w:t>
+        <w:t>lian</w:t>
       </w:r>
       <w:r>
         <w:rPr>
@@ -212,7 +212,7 @@
         <w:rPr>
           <w:lang w:val="zh_TW" w:bidi="zh_TW"/>
         </w:rPr>
-        <w:t>列國</w:t>
+        <w:t>憐憫</w:t>
       </w:r>
       <w:r>
         <w:rPr>
@@ -231,18 +231,115 @@
         <w:rPr>
           <w:lang w:val="zh_TW" w:bidi="zh_TW"/>
         </w:rPr>
-        <w:t>基於政治或社會利益，或血緣關係而形成的群體。一般而言，「列國」一詞指的是希伯來人以外的世界各民族，儘管有時也包括猶太人。</w:t>
-      </w:r>
-    </w:p>
-    <w:p>
-      <w:pPr>
-        <w:pStyle w:val="Heading3"/>
-      </w:pPr>
-      <w:r>
-        <w:rPr>
-          <w:lang w:val="zh_TW" w:bidi="zh_TW"/>
-        </w:rPr>
-        <w:t>起源</w:t>
+        <w:t>一種神的屬性，神信實地履行祂的應許，並在祂的選民不配和不忠的情況下，仍維持與他們的立約關係（</w:t>
+      </w:r>
+      <w:hyperlink r:id="rId13">
+        <w:r>
+          <w:rPr>
+            <w:lang w:val="zh_TW" w:bidi="zh_TW"/>
+          </w:rPr>
+          <w:rPr>
+            <w:color w:val="0000EE"/>
+            <w:u w:val="single"/>
+          </w:rPr>
+          <w:t>申30:1–6</w:t>
+        </w:r>
+      </w:hyperlink>
+      <w:r>
+        <w:rPr>
+          <w:lang w:val="zh_TW" w:bidi="zh_TW"/>
+        </w:rPr>
+        <w:t>；</w:t>
+      </w:r>
+      <w:hyperlink r:id="rId14">
+        <w:r>
+          <w:rPr>
+            <w:lang w:val="zh_TW" w:bidi="zh_TW"/>
+          </w:rPr>
+          <w:rPr>
+            <w:color w:val="0000EE"/>
+            <w:u w:val="single"/>
+          </w:rPr>
+          <w:t>賽14:1</w:t>
+        </w:r>
+      </w:hyperlink>
+      <w:r>
+        <w:rPr>
+          <w:lang w:val="zh_TW" w:bidi="zh_TW"/>
+        </w:rPr>
+        <w:t>；</w:t>
+      </w:r>
+      <w:hyperlink r:id="rId15">
+        <w:r>
+          <w:rPr>
+            <w:lang w:val="zh_TW" w:bidi="zh_TW"/>
+          </w:rPr>
+          <w:rPr>
+            <w:color w:val="0000EE"/>
+            <w:u w:val="single"/>
+          </w:rPr>
+          <w:t>結39:25–29</w:t>
+        </w:r>
+      </w:hyperlink>
+      <w:r>
+        <w:rPr>
+          <w:lang w:val="zh_TW" w:bidi="zh_TW"/>
+        </w:rPr>
+        <w:t>；</w:t>
+      </w:r>
+      <w:hyperlink r:id="rId16">
+        <w:r>
+          <w:rPr>
+            <w:lang w:val="zh_TW" w:bidi="zh_TW"/>
+          </w:rPr>
+          <w:rPr>
+            <w:color w:val="0000EE"/>
+            <w:u w:val="single"/>
+          </w:rPr>
+          <w:t>羅9:15–16、23</w:t>
+        </w:r>
+      </w:hyperlink>
+      <w:r>
+        <w:rPr>
+          <w:lang w:val="zh_TW" w:bidi="zh_TW"/>
+        </w:rPr>
+        <w:t>，</w:t>
+      </w:r>
+      <w:hyperlink r:id="rId17">
+        <w:r>
+          <w:rPr>
+            <w:lang w:val="zh_TW" w:bidi="zh_TW"/>
+          </w:rPr>
+          <w:rPr>
+            <w:color w:val="0000EE"/>
+            <w:u w:val="single"/>
+          </w:rPr>
+          <w:t>11:32</w:t>
+        </w:r>
+      </w:hyperlink>
+      <w:r>
+        <w:rPr>
+          <w:lang w:val="zh_TW" w:bidi="zh_TW"/>
+        </w:rPr>
+        <w:t>；</w:t>
+      </w:r>
+      <w:hyperlink r:id="rId18">
+        <w:r>
+          <w:rPr>
+            <w:lang w:val="zh_TW" w:bidi="zh_TW"/>
+          </w:rPr>
+          <w:rPr>
+            <w:color w:val="0000EE"/>
+            <w:u w:val="single"/>
+          </w:rPr>
+          <w:t>弗2:4</w:t>
+        </w:r>
+      </w:hyperlink>
+      <w:r>
+        <w:rPr>
+          <w:lang w:val="zh_TW" w:bidi="zh_TW"/>
+        </w:rPr>
+        <w:t>）。</w:t>
       </w:r>
     </w:p>
     <w:p>
@@ -256,73 +353,18 @@
         <w:rPr>
           <w:lang w:val="zh_TW" w:bidi="zh_TW"/>
         </w:rPr>
-        <w:t>創世記記載挪亞的三個兒子為眾多「家族」或民族（約70個）的祖先，這些家族分布於地中海東部地區（</w:t>
-      </w:r>
-      <w:hyperlink r:id="rId13">
-        <w:r>
-          <w:rPr>
-            <w:lang w:val="zh_TW" w:bidi="zh_TW"/>
-          </w:rPr>
-          <w:rPr>
-            <w:color w:val="0000EE"/>
-            <w:u w:val="single"/>
-          </w:rPr>
-          <w:t>創10章</w:t>
-        </w:r>
-      </w:hyperlink>
-      <w:r>
-        <w:rPr>
-          <w:lang w:val="zh_TW" w:bidi="zh_TW"/>
-        </w:rPr>
-        <w:t>）。經文假設每個民族都有自己的地理位置和語言（</w:t>
-      </w:r>
-      <w:hyperlink r:id="rId14">
-        <w:r>
-          <w:rPr>
-            <w:lang w:val="zh_TW" w:bidi="zh_TW"/>
-          </w:rPr>
-          <w:rPr>
-            <w:color w:val="0000EE"/>
-            <w:u w:val="single"/>
-          </w:rPr>
-          <w:t>5、20、31節</w:t>
-        </w:r>
-      </w:hyperlink>
-      <w:r>
-        <w:rPr>
-          <w:lang w:val="zh_TW" w:bidi="zh_TW"/>
-        </w:rPr>
-        <w:t>）。巴別塔（</w:t>
-      </w:r>
-      <w:r>
-        <w:rPr>
-          <w:lang w:val="zh_TW" w:bidi="zh_TW"/>
-        </w:rPr>
-        <w:t>金字塔型廟宇</w:t>
-      </w:r>
-      <w:r>
-        <w:rPr>
-          <w:lang w:val="zh_TW" w:bidi="zh_TW"/>
-        </w:rPr>
-        <w:t>）的故事，其頂要達到天上（</w:t>
-      </w:r>
-      <w:hyperlink r:id="rId15">
-        <w:r>
-          <w:rPr>
-            <w:lang w:val="zh_TW" w:bidi="zh_TW"/>
-          </w:rPr>
-          <w:rPr>
-            <w:color w:val="0000EE"/>
-            <w:u w:val="single"/>
-          </w:rPr>
-          <w:t>11</w:t>
-        </w:r>
-      </w:hyperlink>
-      <w:r>
-        <w:rPr>
-          <w:lang w:val="zh_TW" w:bidi="zh_TW"/>
-        </w:rPr>
-        <w:t>章），解釋了民族因語言障礙而分離並散居，以致無法在自傲的企圖中合作。</w:t>
+        <w:t>聖經中憐憫一詞的意義極其豐富且複雜，這一點可以從使用多個希伯來文和希臘文詞彙來表達這一概念中看出。因此，在翻譯中使用了許多同義詞來表達其含義的不同層面，如「仁慈」、「慈愛」、「良善」、「恩典」、「恩惠」、「顧惜」、「憐恤」和「慈愛」。憐憫概念中的一個重要方面是寬恕冒犯者或對手的同情態度，並在他們的困境中幫助或憐恤他們。</w:t>
+      </w:r>
+    </w:p>
+    <w:p>
+      <w:pPr>
+        <w:pStyle w:val="Heading3"/>
+      </w:pPr>
+      <w:r>
+        <w:rPr>
+          <w:lang w:val="zh_TW" w:bidi="zh_TW"/>
+        </w:rPr>
+        <w:t>神學意義</w:t>
       </w:r>
     </w:p>
     <w:p>
@@ -336,54 +378,324 @@
         <w:rPr>
           <w:lang w:val="zh_TW" w:bidi="zh_TW"/>
         </w:rPr>
-        <w:t>保羅在雅典的講道中也假設列國有共同的起源，這與創世記的作者一致，並接受了列國由地理界線區分乃是神的旨意（</w:t>
-      </w:r>
-      <w:hyperlink r:id="rId16">
-        <w:r>
-          <w:rPr>
-            <w:lang w:val="zh_TW" w:bidi="zh_TW"/>
-          </w:rPr>
-          <w:rPr>
-            <w:color w:val="0000EE"/>
-            <w:u w:val="single"/>
-          </w:rPr>
-          <w:t>徒17:26</w:t>
-        </w:r>
-      </w:hyperlink>
-      <w:r>
-        <w:rPr>
-          <w:lang w:val="zh_TW" w:bidi="zh_TW"/>
-        </w:rPr>
-        <w:t>）。先知西番雅期待有一天，神將逆轉這種狀況，使列國同說一種語言（</w:t>
-      </w:r>
-      <w:hyperlink r:id="rId17">
-        <w:r>
-          <w:rPr>
-            <w:lang w:val="zh_TW" w:bidi="zh_TW"/>
-          </w:rPr>
-          <w:rPr>
-            <w:color w:val="0000EE"/>
-            <w:u w:val="single"/>
-          </w:rPr>
-          <w:t>番3:9</w:t>
-        </w:r>
-      </w:hyperlink>
-      <w:r>
-        <w:rPr>
-          <w:lang w:val="zh_TW" w:bidi="zh_TW"/>
-        </w:rPr>
-        <w:t>）。啟示錄的作者在新天新地的異象中看見這些天然界限被廢除，列國在新耶路撒冷中自由往來（</w:t>
-      </w:r>
-      <w:hyperlink r:id="rId18">
-        <w:r>
-          <w:rPr>
-            <w:lang w:val="zh_TW" w:bidi="zh_TW"/>
-          </w:rPr>
-          <w:rPr>
-            <w:color w:val="0000EE"/>
-            <w:u w:val="single"/>
-          </w:rPr>
-          <w:t>啟21:22–26</w:t>
+        <w:t>憐憫概念的核心是神的愛，這愛藉著祂在立約關係中，為那些祂已應許要拯救的人施行恩慈的救贖行動而顯明。在舊約中，神選擇了以色列成為祂的子民，顯明祂對他們的憐憫（</w:t>
+      </w:r>
+      <w:hyperlink r:id="rId19">
+        <w:r>
+          <w:rPr>
+            <w:lang w:val="zh_TW" w:bidi="zh_TW"/>
+          </w:rPr>
+          <w:rPr>
+            <w:color w:val="0000EE"/>
+            <w:u w:val="single"/>
+          </w:rPr>
+          <w:t>出33:19</w:t>
+        </w:r>
+      </w:hyperlink>
+      <w:r>
+        <w:rPr>
+          <w:lang w:val="zh_TW" w:bidi="zh_TW"/>
+        </w:rPr>
+        <w:t>；</w:t>
+      </w:r>
+      <w:hyperlink r:id="rId20">
+        <w:r>
+          <w:rPr>
+            <w:lang w:val="zh_TW" w:bidi="zh_TW"/>
+          </w:rPr>
+          <w:rPr>
+            <w:color w:val="0000EE"/>
+            <w:u w:val="single"/>
+          </w:rPr>
+          <w:t>賽54:10</w:t>
+        </w:r>
+      </w:hyperlink>
+      <w:r>
+        <w:rPr>
+          <w:lang w:val="zh_TW" w:bidi="zh_TW"/>
+        </w:rPr>
+        <w:t>；</w:t>
+      </w:r>
+      <w:hyperlink r:id="rId21">
+        <w:r>
+          <w:rPr>
+            <w:lang w:val="zh_TW" w:bidi="zh_TW"/>
+          </w:rPr>
+          <w:rPr>
+            <w:color w:val="0000EE"/>
+            <w:u w:val="single"/>
+          </w:rPr>
+          <w:t>63:9</w:t>
+        </w:r>
+      </w:hyperlink>
+      <w:r>
+        <w:rPr>
+          <w:lang w:val="zh_TW" w:bidi="zh_TW"/>
+        </w:rPr>
+        <w:t>）。神不斷地容忍著祂悖逆且偏行己路的子民，不斷尋找他們，將他們重新帶回祂自己面前。詩人描述神像父親一樣，憐恤那些敬畏並信靠祂的兒女（</w:t>
+      </w:r>
+      <w:hyperlink r:id="rId22">
+        <w:r>
+          <w:rPr>
+            <w:lang w:val="zh_TW" w:bidi="zh_TW"/>
+          </w:rPr>
+          <w:rPr>
+            <w:color w:val="0000EE"/>
+            <w:u w:val="single"/>
+          </w:rPr>
+          <w:t>詩103:13</w:t>
+        </w:r>
+      </w:hyperlink>
+      <w:r>
+        <w:rPr>
+          <w:lang w:val="zh_TW" w:bidi="zh_TW"/>
+        </w:rPr>
+        <w:t>）。何西阿將神比作一位慈愛的父親，從天上以憐憫的心，看著祂那叛逆和迷途的子民（</w:t>
+      </w:r>
+      <w:hyperlink r:id="rId23">
+        <w:r>
+          <w:rPr>
+            <w:lang w:val="zh_TW" w:bidi="zh_TW"/>
+          </w:rPr>
+          <w:rPr>
+            <w:color w:val="0000EE"/>
+            <w:u w:val="single"/>
+          </w:rPr>
+          <w:t>何11</w:t>
+        </w:r>
+      </w:hyperlink>
+      <w:r>
+        <w:rPr>
+          <w:lang w:val="zh_TW" w:bidi="zh_TW"/>
+        </w:rPr>
+        <w:t>；參</w:t>
+      </w:r>
+      <w:hyperlink r:id="rId24">
+        <w:r>
+          <w:rPr>
+            <w:lang w:val="zh_TW" w:bidi="zh_TW"/>
+          </w:rPr>
+          <w:rPr>
+            <w:color w:val="0000EE"/>
+            <w:u w:val="single"/>
+          </w:rPr>
+          <w:t>耶31:20</w:t>
+        </w:r>
+      </w:hyperlink>
+      <w:r>
+        <w:rPr>
+          <w:lang w:val="zh_TW" w:bidi="zh_TW"/>
+        </w:rPr>
+        <w:t>）。他也將以色列比作一位不忠且行淫的妻子，而神卻像一位忠貞的丈夫，雖然她處於背道且罪惡的狀態，仍然愛她（</w:t>
+      </w:r>
+      <w:hyperlink r:id="rId25">
+        <w:r>
+          <w:rPr>
+            <w:lang w:val="zh_TW" w:bidi="zh_TW"/>
+          </w:rPr>
+          <w:rPr>
+            <w:color w:val="0000EE"/>
+            <w:u w:val="single"/>
+          </w:rPr>
+          <w:t>何1–3章</w:t>
+        </w:r>
+      </w:hyperlink>
+      <w:r>
+        <w:rPr>
+          <w:lang w:val="zh_TW" w:bidi="zh_TW"/>
+        </w:rPr>
+        <w:t>；參</w:t>
+      </w:r>
+      <w:hyperlink r:id="rId26">
+        <w:r>
+          <w:rPr>
+            <w:lang w:val="zh_TW" w:bidi="zh_TW"/>
+          </w:rPr>
+          <w:rPr>
+            <w:color w:val="0000EE"/>
+            <w:u w:val="single"/>
+          </w:rPr>
+          <w:t>賽54:4–8</w:t>
+        </w:r>
+      </w:hyperlink>
+      <w:r>
+        <w:rPr>
+          <w:lang w:val="zh_TW" w:bidi="zh_TW"/>
+        </w:rPr>
+        <w:t>）。以賽亞將神描繪為母親，對腹中所生的孩子充滿憐恤（</w:t>
+      </w:r>
+      <w:hyperlink r:id="rId27">
+        <w:r>
+          <w:rPr>
+            <w:lang w:val="zh_TW" w:bidi="zh_TW"/>
+          </w:rPr>
+          <w:rPr>
+            <w:color w:val="0000EE"/>
+            <w:u w:val="single"/>
+          </w:rPr>
+          <w:t>賽49:15</w:t>
+        </w:r>
+      </w:hyperlink>
+      <w:r>
+        <w:rPr>
+          <w:lang w:val="zh_TW" w:bidi="zh_TW"/>
+        </w:rPr>
+        <w:t>）。這些比喻以豐富多樣的方式顯明神的憐恤。其它層面包括饒恕和恢復恩惠（</w:t>
+      </w:r>
+      <w:hyperlink r:id="rId28">
+        <w:r>
+          <w:rPr>
+            <w:lang w:val="zh_TW" w:bidi="zh_TW"/>
+          </w:rPr>
+          <w:rPr>
+            <w:color w:val="0000EE"/>
+            <w:u w:val="single"/>
+          </w:rPr>
+          <w:t>王下13:23</w:t>
+        </w:r>
+      </w:hyperlink>
+      <w:r>
+        <w:rPr>
+          <w:lang w:val="zh_TW" w:bidi="zh_TW"/>
+        </w:rPr>
+        <w:t>；</w:t>
+      </w:r>
+      <w:hyperlink r:id="rId29">
+        <w:r>
+          <w:rPr>
+            <w:lang w:val="zh_TW" w:bidi="zh_TW"/>
+          </w:rPr>
+          <w:rPr>
+            <w:color w:val="0000EE"/>
+            <w:u w:val="single"/>
+          </w:rPr>
+          <w:t>賽54:8</w:t>
+        </w:r>
+      </w:hyperlink>
+      <w:r>
+        <w:rPr>
+          <w:lang w:val="zh_TW" w:bidi="zh_TW"/>
+        </w:rPr>
+        <w:t>；</w:t>
+      </w:r>
+      <w:hyperlink r:id="rId30">
+        <w:r>
+          <w:rPr>
+            <w:lang w:val="zh_TW" w:bidi="zh_TW"/>
+          </w:rPr>
+          <w:rPr>
+            <w:color w:val="0000EE"/>
+            <w:u w:val="single"/>
+          </w:rPr>
+          <w:t>珥2:18–32</w:t>
+        </w:r>
+      </w:hyperlink>
+      <w:r>
+        <w:rPr>
+          <w:lang w:val="zh_TW" w:bidi="zh_TW"/>
+        </w:rPr>
+        <w:t>；</w:t>
+      </w:r>
+      <w:hyperlink r:id="rId31">
+        <w:r>
+          <w:rPr>
+            <w:lang w:val="zh_TW" w:bidi="zh_TW"/>
+          </w:rPr>
+          <w:rPr>
+            <w:color w:val="0000EE"/>
+            <w:u w:val="single"/>
+          </w:rPr>
+          <w:t>彌7:18–20</w:t>
+        </w:r>
+      </w:hyperlink>
+      <w:r>
+        <w:rPr>
+          <w:lang w:val="zh_TW" w:bidi="zh_TW"/>
+        </w:rPr>
+        <w:t>），以及脫離困苦和危難（</w:t>
+      </w:r>
+      <w:hyperlink r:id="rId32">
+        <w:r>
+          <w:rPr>
+            <w:lang w:val="zh_TW" w:bidi="zh_TW"/>
+          </w:rPr>
+          <w:rPr>
+            <w:color w:val="0000EE"/>
+            <w:u w:val="single"/>
+          </w:rPr>
+          <w:t>尼9:19–21</w:t>
+        </w:r>
+      </w:hyperlink>
+      <w:r>
+        <w:rPr>
+          <w:lang w:val="zh_TW" w:bidi="zh_TW"/>
+        </w:rPr>
+        <w:t>；</w:t>
+      </w:r>
+      <w:hyperlink r:id="rId33">
+        <w:r>
+          <w:rPr>
+            <w:lang w:val="zh_TW" w:bidi="zh_TW"/>
+          </w:rPr>
+          <w:rPr>
+            <w:color w:val="0000EE"/>
+            <w:u w:val="single"/>
+          </w:rPr>
+          <w:t>詩40:11–17</w:t>
+        </w:r>
+      </w:hyperlink>
+      <w:r>
+        <w:rPr>
+          <w:lang w:val="zh_TW" w:bidi="zh_TW"/>
+        </w:rPr>
+        <w:t>，</w:t>
+      </w:r>
+      <w:hyperlink r:id="rId34">
+        <w:r>
+          <w:rPr>
+            <w:lang w:val="zh_TW" w:bidi="zh_TW"/>
+          </w:rPr>
+          <w:rPr>
+            <w:color w:val="0000EE"/>
+            <w:u w:val="single"/>
+          </w:rPr>
+          <w:t>69:16–36</w:t>
+        </w:r>
+      </w:hyperlink>
+      <w:r>
+        <w:rPr>
+          <w:lang w:val="zh_TW" w:bidi="zh_TW"/>
+        </w:rPr>
+        <w:t>，</w:t>
+      </w:r>
+      <w:hyperlink r:id="rId35">
+        <w:r>
+          <w:rPr>
+            <w:lang w:val="zh_TW" w:bidi="zh_TW"/>
+          </w:rPr>
+          <w:rPr>
+            <w:color w:val="0000EE"/>
+            <w:u w:val="single"/>
+          </w:rPr>
+          <w:t>79:8–9</w:t>
+        </w:r>
+      </w:hyperlink>
+      <w:r>
+        <w:rPr>
+          <w:lang w:val="zh_TW" w:bidi="zh_TW"/>
+        </w:rPr>
+        <w:t>；</w:t>
+      </w:r>
+      <w:hyperlink r:id="rId36">
+        <w:r>
+          <w:rPr>
+            <w:lang w:val="zh_TW" w:bidi="zh_TW"/>
+          </w:rPr>
+          <w:rPr>
+            <w:color w:val="0000EE"/>
+            <w:u w:val="single"/>
+          </w:rPr>
+          <w:t>賽49:10</w:t>
         </w:r>
       </w:hyperlink>
       <w:r>
@@ -404,73 +716,295 @@
         <w:rPr>
           <w:lang w:val="zh_TW" w:bidi="zh_TW"/>
         </w:rPr>
-        <w:t>「以色列」與「列國」之間的區分並非絕對清晰。「以色列」是由不同民族演變而來的，而許多「列國」的起源也與以色列社群中的著名人物有關。猶太民族的祖先亞伯拉罕，原住在底格里斯—幼發拉底河流域的迦勒底的吾珥。與父親一同北遷至哈蘭，最終向西南進入迦南地（</w:t>
-      </w:r>
-      <w:hyperlink r:id="rId19">
-        <w:r>
-          <w:rPr>
-            <w:lang w:val="zh_TW" w:bidi="zh_TW"/>
-          </w:rPr>
-          <w:rPr>
-            <w:color w:val="0000EE"/>
-            <w:u w:val="single"/>
-          </w:rPr>
-          <w:t>創11:31–12:9</w:t>
-        </w:r>
-      </w:hyperlink>
-      <w:r>
-        <w:rPr>
-          <w:lang w:val="zh_TW" w:bidi="zh_TW"/>
-        </w:rPr>
-        <w:t>）。</w:t>
-      </w:r>
-      <w:hyperlink r:id="rId20">
-        <w:r>
-          <w:rPr>
-            <w:lang w:val="zh_TW" w:bidi="zh_TW"/>
-          </w:rPr>
-          <w:rPr>
-            <w:color w:val="0000EE"/>
-            <w:u w:val="single"/>
-          </w:rPr>
-          <w:t>申命記二十六章5節</w:t>
-        </w:r>
-      </w:hyperlink>
-      <w:r>
-        <w:rPr>
-          <w:lang w:val="zh_TW" w:bidi="zh_TW"/>
-        </w:rPr>
-        <w:t>（「我祖原是一個將亡的亞蘭人」）表明亞伯拉罕曾居於美索不達米亞地區的</w:t>
-      </w:r>
-      <w:r>
-        <w:rPr>
-          <w:lang w:val="zh_TW" w:bidi="zh_TW"/>
-        </w:rPr>
-        <w:t>亞蘭一納哈拉音（Aram-naharaim）</w:t>
-      </w:r>
-      <w:r>
-        <w:rPr>
-          <w:lang w:val="zh_TW" w:bidi="zh_TW"/>
-        </w:rPr>
-        <w:t>。當亞伯拉罕與神立約時，神給予他割禮作為約的記號。外邦人若被買為奴隸也須行割禮，從而納入約的群體中。當摩西帶領以色列人出埃及進入曠野時，也有許多閒雜人上去（</w:t>
-      </w:r>
-      <w:hyperlink r:id="rId21">
-        <w:r>
-          <w:rPr>
-            <w:lang w:val="zh_TW" w:bidi="zh_TW"/>
-          </w:rPr>
-          <w:rPr>
-            <w:color w:val="0000EE"/>
-            <w:u w:val="single"/>
-          </w:rPr>
-          <w:t>出12:38</w:t>
-        </w:r>
-      </w:hyperlink>
-      <w:r>
-        <w:rPr>
-          <w:lang w:val="zh_TW" w:bidi="zh_TW"/>
-        </w:rPr>
-        <w:t>），這再次表明某些與以色列人沒有血緣關係的群體，仍自我認同為以色列人。</w:t>
+        <w:t>由於以色列作為聖約子民，從神的慈愛和信實中學習到的功課，虔誠的猶太人在有需要的時候，自然會向神呼求憐憫與赦免，這在懺悔的詩篇中表達得非常動人（</w:t>
+      </w:r>
+      <w:hyperlink r:id="rId37">
+        <w:r>
+          <w:rPr>
+            <w:lang w:val="zh_TW" w:bidi="zh_TW"/>
+          </w:rPr>
+          <w:rPr>
+            <w:color w:val="0000EE"/>
+            <w:u w:val="single"/>
+          </w:rPr>
+          <w:t>詩6</w:t>
+        </w:r>
+      </w:hyperlink>
+      <w:r>
+        <w:rPr>
+          <w:lang w:val="zh_TW" w:bidi="zh_TW"/>
+        </w:rPr>
+        <w:t>，</w:t>
+      </w:r>
+      <w:hyperlink r:id="rId38">
+        <w:r>
+          <w:rPr>
+            <w:lang w:val="zh_TW" w:bidi="zh_TW"/>
+          </w:rPr>
+          <w:rPr>
+            <w:color w:val="0000EE"/>
+            <w:u w:val="single"/>
+          </w:rPr>
+          <w:t>32</w:t>
+        </w:r>
+      </w:hyperlink>
+      <w:r>
+        <w:rPr>
+          <w:lang w:val="zh_TW" w:bidi="zh_TW"/>
+        </w:rPr>
+        <w:t>，</w:t>
+      </w:r>
+      <w:hyperlink r:id="rId39">
+        <w:r>
+          <w:rPr>
+            <w:lang w:val="zh_TW" w:bidi="zh_TW"/>
+          </w:rPr>
+          <w:rPr>
+            <w:color w:val="0000EE"/>
+            <w:u w:val="single"/>
+          </w:rPr>
+          <w:t>38</w:t>
+        </w:r>
+      </w:hyperlink>
+      <w:r>
+        <w:rPr>
+          <w:lang w:val="zh_TW" w:bidi="zh_TW"/>
+        </w:rPr>
+        <w:t>，</w:t>
+      </w:r>
+      <w:hyperlink r:id="rId40">
+        <w:r>
+          <w:rPr>
+            <w:lang w:val="zh_TW" w:bidi="zh_TW"/>
+          </w:rPr>
+          <w:rPr>
+            <w:color w:val="0000EE"/>
+            <w:u w:val="single"/>
+          </w:rPr>
+          <w:t>51</w:t>
+        </w:r>
+      </w:hyperlink>
+      <w:r>
+        <w:rPr>
+          <w:lang w:val="zh_TW" w:bidi="zh_TW"/>
+        </w:rPr>
+        <w:t>，</w:t>
+      </w:r>
+      <w:hyperlink r:id="rId41">
+        <w:r>
+          <w:rPr>
+            <w:lang w:val="zh_TW" w:bidi="zh_TW"/>
+          </w:rPr>
+          <w:rPr>
+            <w:color w:val="0000EE"/>
+            <w:u w:val="single"/>
+          </w:rPr>
+          <w:t>102</w:t>
+        </w:r>
+      </w:hyperlink>
+      <w:r>
+        <w:rPr>
+          <w:lang w:val="zh_TW" w:bidi="zh_TW"/>
+        </w:rPr>
+        <w:t>，</w:t>
+      </w:r>
+      <w:hyperlink r:id="rId42">
+        <w:r>
+          <w:rPr>
+            <w:lang w:val="zh_TW" w:bidi="zh_TW"/>
+          </w:rPr>
+          <w:rPr>
+            <w:color w:val="0000EE"/>
+            <w:u w:val="single"/>
+          </w:rPr>
+          <w:t>130</w:t>
+        </w:r>
+      </w:hyperlink>
+      <w:r>
+        <w:rPr>
+          <w:lang w:val="zh_TW" w:bidi="zh_TW"/>
+        </w:rPr>
+        <w:t>，</w:t>
+      </w:r>
+      <w:hyperlink r:id="rId43">
+        <w:r>
+          <w:rPr>
+            <w:lang w:val="zh_TW" w:bidi="zh_TW"/>
+          </w:rPr>
+          <w:rPr>
+            <w:color w:val="0000EE"/>
+            <w:u w:val="single"/>
+          </w:rPr>
+          <w:t>143</w:t>
+        </w:r>
+      </w:hyperlink>
+      <w:r>
+        <w:rPr>
+          <w:lang w:val="zh_TW" w:bidi="zh_TW"/>
+        </w:rPr>
+        <w:t>），以及其他舊約經文（</w:t>
+      </w:r>
+      <w:hyperlink r:id="rId44">
+        <w:r>
+          <w:rPr>
+            <w:lang w:val="zh_TW" w:bidi="zh_TW"/>
+          </w:rPr>
+          <w:rPr>
+            <w:color w:val="0000EE"/>
+            <w:u w:val="single"/>
+          </w:rPr>
+          <w:t>出34:6</w:t>
+        </w:r>
+      </w:hyperlink>
+      <w:r>
+        <w:rPr>
+          <w:lang w:val="zh_TW" w:bidi="zh_TW"/>
+        </w:rPr>
+        <w:t>；</w:t>
+      </w:r>
+      <w:hyperlink r:id="rId45">
+        <w:r>
+          <w:rPr>
+            <w:lang w:val="zh_TW" w:bidi="zh_TW"/>
+          </w:rPr>
+          <w:rPr>
+            <w:color w:val="0000EE"/>
+            <w:u w:val="single"/>
+          </w:rPr>
+          <w:t>尼9:17</w:t>
+        </w:r>
+      </w:hyperlink>
+      <w:r>
+        <w:rPr>
+          <w:lang w:val="zh_TW" w:bidi="zh_TW"/>
+        </w:rPr>
+        <w:t>；</w:t>
+      </w:r>
+      <w:hyperlink r:id="rId46">
+        <w:r>
+          <w:rPr>
+            <w:lang w:val="zh_TW" w:bidi="zh_TW"/>
+          </w:rPr>
+          <w:rPr>
+            <w:color w:val="0000EE"/>
+            <w:u w:val="single"/>
+          </w:rPr>
+          <w:t>詩57</w:t>
+        </w:r>
+      </w:hyperlink>
+      <w:r>
+        <w:rPr>
+          <w:lang w:val="zh_TW" w:bidi="zh_TW"/>
+        </w:rPr>
+        <w:t>，</w:t>
+      </w:r>
+      <w:hyperlink r:id="rId47">
+        <w:r>
+          <w:rPr>
+            <w:lang w:val="zh_TW" w:bidi="zh_TW"/>
+          </w:rPr>
+          <w:rPr>
+            <w:color w:val="0000EE"/>
+            <w:u w:val="single"/>
+          </w:rPr>
+          <w:t>79</w:t>
+        </w:r>
+      </w:hyperlink>
+      <w:r>
+        <w:rPr>
+          <w:lang w:val="zh_TW" w:bidi="zh_TW"/>
+        </w:rPr>
+        <w:t>，</w:t>
+      </w:r>
+      <w:hyperlink r:id="rId48">
+        <w:r>
+          <w:rPr>
+            <w:lang w:val="zh_TW" w:bidi="zh_TW"/>
+          </w:rPr>
+          <w:rPr>
+            <w:color w:val="0000EE"/>
+            <w:u w:val="single"/>
+          </w:rPr>
+          <w:t>86</w:t>
+        </w:r>
+      </w:hyperlink>
+      <w:r>
+        <w:rPr>
+          <w:lang w:val="zh_TW" w:bidi="zh_TW"/>
+        </w:rPr>
+        <w:t>，</w:t>
+      </w:r>
+      <w:hyperlink r:id="rId49">
+        <w:r>
+          <w:rPr>
+            <w:lang w:val="zh_TW" w:bidi="zh_TW"/>
+          </w:rPr>
+          <w:rPr>
+            <w:color w:val="0000EE"/>
+            <w:u w:val="single"/>
+          </w:rPr>
+          <w:t>123</w:t>
+        </w:r>
+      </w:hyperlink>
+      <w:r>
+        <w:rPr>
+          <w:lang w:val="zh_TW" w:bidi="zh_TW"/>
+        </w:rPr>
+        <w:t>；</w:t>
+      </w:r>
+      <w:hyperlink r:id="rId50">
+        <w:r>
+          <w:rPr>
+            <w:lang w:val="zh_TW" w:bidi="zh_TW"/>
+          </w:rPr>
+          <w:rPr>
+            <w:color w:val="0000EE"/>
+            <w:u w:val="single"/>
+          </w:rPr>
+          <w:t>賽33:1–6</w:t>
+        </w:r>
+      </w:hyperlink>
+      <w:r>
+        <w:rPr>
+          <w:lang w:val="zh_TW" w:bidi="zh_TW"/>
+        </w:rPr>
+        <w:t>；</w:t>
+      </w:r>
+      <w:hyperlink r:id="rId51">
+        <w:r>
+          <w:rPr>
+            <w:lang w:val="zh_TW" w:bidi="zh_TW"/>
+          </w:rPr>
+          <w:rPr>
+            <w:color w:val="0000EE"/>
+            <w:u w:val="single"/>
+          </w:rPr>
+          <w:t>但9:3–19</w:t>
+        </w:r>
+      </w:hyperlink>
+      <w:r>
+        <w:rPr>
+          <w:lang w:val="zh_TW" w:bidi="zh_TW"/>
+        </w:rPr>
+        <w:t>；</w:t>
+      </w:r>
+      <w:hyperlink r:id="rId52">
+        <w:r>
+          <w:rPr>
+            <w:lang w:val="zh_TW" w:bidi="zh_TW"/>
+          </w:rPr>
+          <w:rPr>
+            <w:color w:val="0000EE"/>
+            <w:u w:val="single"/>
+          </w:rPr>
+          <w:t>珥2:13</w:t>
+        </w:r>
+      </w:hyperlink>
+      <w:r>
+        <w:rPr>
+          <w:lang w:val="zh_TW" w:bidi="zh_TW"/>
+        </w:rPr>
+        <w:t>）。悔改的人記得神的憐憫，使他們對神的恩惠和與祂和好的盼望，充滿信心。</w:t>
       </w:r>
     </w:p>
     <w:p>
@@ -484,36 +1018,72 @@
         <w:rPr>
           <w:lang w:val="zh_TW" w:bidi="zh_TW"/>
         </w:rPr>
-        <w:t>以色列民族並不包括所有亞伯拉罕的後裔。亞伯拉罕的長子以實瑪利的母親是埃及人，他是游牧於南部曠野的以實瑪利人的祖先（</w:t>
-      </w:r>
-      <w:hyperlink r:id="rId22">
-        <w:r>
-          <w:rPr>
-            <w:lang w:val="zh_TW" w:bidi="zh_TW"/>
-          </w:rPr>
-          <w:rPr>
-            <w:color w:val="0000EE"/>
-            <w:u w:val="single"/>
-          </w:rPr>
-          <w:t>創16</w:t>
-        </w:r>
-      </w:hyperlink>
-      <w:r>
-        <w:rPr>
-          <w:lang w:val="zh_TW" w:bidi="zh_TW"/>
-        </w:rPr>
-        <w:t>）。以撒與利百加所生的雙胞胎中，長子以掃是住在東南方的以東人的祖先，是以色列傳統上的敵人（</w:t>
-      </w:r>
-      <w:hyperlink r:id="rId23">
-        <w:r>
-          <w:rPr>
-            <w:lang w:val="zh_TW" w:bidi="zh_TW"/>
-          </w:rPr>
-          <w:rPr>
-            <w:color w:val="0000EE"/>
-            <w:u w:val="single"/>
-          </w:rPr>
-          <w:t>創25:23</w:t>
+        <w:t>在新約中，描述耶穌對有需要的人所表現出來的憐憫時，使用了一個非常生動的希臘文詞語（</w:t>
+      </w:r>
+      <w:hyperlink r:id="rId53">
+        <w:r>
+          <w:rPr>
+            <w:lang w:val="zh_TW" w:bidi="zh_TW"/>
+          </w:rPr>
+          <w:rPr>
+            <w:color w:val="0000EE"/>
+            <w:u w:val="single"/>
+          </w:rPr>
+          <w:t>太9:36</w:t>
+        </w:r>
+      </w:hyperlink>
+      <w:r>
+        <w:rPr>
+          <w:lang w:val="zh_TW" w:bidi="zh_TW"/>
+        </w:rPr>
+        <w:t>，</w:t>
+      </w:r>
+      <w:hyperlink r:id="rId54">
+        <w:r>
+          <w:rPr>
+            <w:lang w:val="zh_TW" w:bidi="zh_TW"/>
+          </w:rPr>
+          <w:rPr>
+            <w:color w:val="0000EE"/>
+            <w:u w:val="single"/>
+          </w:rPr>
+          <w:t>14:14</w:t>
+        </w:r>
+      </w:hyperlink>
+      <w:r>
+        <w:rPr>
+          <w:lang w:val="zh_TW" w:bidi="zh_TW"/>
+        </w:rPr>
+        <w:t>，</w:t>
+      </w:r>
+      <w:hyperlink r:id="rId55">
+        <w:r>
+          <w:rPr>
+            <w:lang w:val="zh_TW" w:bidi="zh_TW"/>
+          </w:rPr>
+          <w:rPr>
+            <w:color w:val="0000EE"/>
+            <w:u w:val="single"/>
+          </w:rPr>
+          <w:t>20:34</w:t>
+        </w:r>
+      </w:hyperlink>
+      <w:r>
+        <w:rPr>
+          <w:lang w:val="zh_TW" w:bidi="zh_TW"/>
+        </w:rPr>
+        <w:t>）。通過這個強烈的動詞（字面意思是「內心深受感動」），表達了祂對他們的憐憫和慈悲。希伯來人認為內心深處是情感的中心，特別是最溫柔的仁愛之情。描述耶穌深受感動並立即採取行動來減輕人們的痛苦——醫治（</w:t>
+      </w:r>
+      <w:hyperlink r:id="rId55">
+        <w:r>
+          <w:rPr>
+            <w:lang w:val="zh_TW" w:bidi="zh_TW"/>
+          </w:rPr>
+          <w:rPr>
+            <w:color w:val="0000EE"/>
+            <w:u w:val="single"/>
+          </w:rPr>
+          <w:t>太20:34</w:t>
         </w:r>
       </w:hyperlink>
       <w:r>
@@ -522,16 +1092,52 @@
         </w:rPr>
         <w:t>；</w:t>
       </w:r>
-      <w:hyperlink r:id="rId24">
-        <w:r>
-          <w:rPr>
-            <w:lang w:val="zh_TW" w:bidi="zh_TW"/>
-          </w:rPr>
-          <w:rPr>
-            <w:color w:val="0000EE"/>
-            <w:u w:val="single"/>
-          </w:rPr>
-          <w:t>民20:21</w:t>
+      <w:hyperlink r:id="rId56">
+        <w:r>
+          <w:rPr>
+            <w:lang w:val="zh_TW" w:bidi="zh_TW"/>
+          </w:rPr>
+          <w:rPr>
+            <w:color w:val="0000EE"/>
+            <w:u w:val="single"/>
+          </w:rPr>
+          <w:t>可1:41</w:t>
+        </w:r>
+      </w:hyperlink>
+      <w:r>
+        <w:rPr>
+          <w:lang w:val="zh_TW" w:bidi="zh_TW"/>
+        </w:rPr>
+        <w:t>）、使死人復活（</w:t>
+      </w:r>
+      <w:hyperlink r:id="rId57">
+        <w:r>
+          <w:rPr>
+            <w:lang w:val="zh_TW" w:bidi="zh_TW"/>
+          </w:rPr>
+          <w:rPr>
+            <w:color w:val="0000EE"/>
+            <w:u w:val="single"/>
+          </w:rPr>
+          <w:t>路7:13</w:t>
+        </w:r>
+      </w:hyperlink>
+      <w:r>
+        <w:rPr>
+          <w:lang w:val="zh_TW" w:bidi="zh_TW"/>
+        </w:rPr>
+        <w:t>）、並餵飽飢餓的人（</w:t>
+      </w:r>
+      <w:hyperlink r:id="rId58">
+        <w:r>
+          <w:rPr>
+            <w:lang w:val="zh_TW" w:bidi="zh_TW"/>
+          </w:rPr>
+          <w:rPr>
+            <w:color w:val="0000EE"/>
+            <w:u w:val="single"/>
+          </w:rPr>
+          <w:t>太15:32</w:t>
         </w:r>
       </w:hyperlink>
       <w:r>
@@ -539,17 +1145,6 @@
           <w:lang w:val="zh_TW" w:bidi="zh_TW"/>
         </w:rPr>
         <w:t>）。</w:t>
-      </w:r>
-    </w:p>
-    <w:p>
-      <w:pPr>
-        <w:pStyle w:val="Heading3"/>
-      </w:pPr>
-      <w:r>
-        <w:rPr>
-          <w:lang w:val="zh_TW" w:bidi="zh_TW"/>
-        </w:rPr>
-        <w:t>神與列國</w:t>
       </w:r>
     </w:p>
     <w:p>
@@ -563,84 +1158,18 @@
         <w:rPr>
           <w:lang w:val="zh_TW" w:bidi="zh_TW"/>
         </w:rPr>
-        <w:t>聖經對列國的態度有正面和負面的兩面。居於底格里斯—幼發拉底河谷和尼羅河之間的列國被認為是邪惡的，因此神奪取了他們的土地，將之賜給亞伯拉罕的後裔（</w:t>
-      </w:r>
-      <w:hyperlink r:id="rId25">
-        <w:r>
-          <w:rPr>
-            <w:lang w:val="zh_TW" w:bidi="zh_TW"/>
-          </w:rPr>
-          <w:rPr>
-            <w:color w:val="0000EE"/>
-            <w:u w:val="single"/>
-          </w:rPr>
-          <w:t>創15:16–20</w:t>
-        </w:r>
-      </w:hyperlink>
-      <w:r>
-        <w:rPr>
-          <w:lang w:val="zh_TW" w:bidi="zh_TW"/>
-        </w:rPr>
-        <w:t>）。列國中充斥著亂倫、姦淫、同性戀和人獸間的不潔行為，激怒了神（</w:t>
-      </w:r>
-      <w:hyperlink r:id="rId26">
-        <w:r>
-          <w:rPr>
-            <w:lang w:val="zh_TW" w:bidi="zh_TW"/>
-          </w:rPr>
-          <w:rPr>
-            <w:color w:val="0000EE"/>
-            <w:u w:val="single"/>
-          </w:rPr>
-          <w:t>利18</w:t>
-        </w:r>
-      </w:hyperlink>
-      <w:r>
-        <w:rPr>
-          <w:lang w:val="zh_TW" w:bidi="zh_TW"/>
-        </w:rPr>
-        <w:t>）。他們沉迷於巫術、占卜、招魂等靈異活動，因此希伯來人被告誡避免這些行為（</w:t>
-      </w:r>
-      <w:hyperlink r:id="rId27">
-        <w:r>
-          <w:rPr>
-            <w:lang w:val="zh_TW" w:bidi="zh_TW"/>
-          </w:rPr>
-          <w:rPr>
-            <w:color w:val="0000EE"/>
-            <w:u w:val="single"/>
-          </w:rPr>
-          <w:t>19:26，</w:t>
-        </w:r>
-      </w:hyperlink>
-      <w:hyperlink r:id="rId28">
-        <w:r>
-          <w:rPr>
-            <w:lang w:val="zh_TW" w:bidi="zh_TW"/>
-          </w:rPr>
-          <w:rPr>
-            <w:color w:val="0000EE"/>
-            <w:u w:val="single"/>
-          </w:rPr>
-          <w:t>20:6</w:t>
-        </w:r>
-      </w:hyperlink>
-      <w:r>
-        <w:rPr>
-          <w:lang w:val="zh_TW" w:bidi="zh_TW"/>
-        </w:rPr>
-        <w:t>）。列國敬拜多神，並進行人祭，尤其是兒童的獻祭——這是神所厭惡的（</w:t>
-      </w:r>
-      <w:hyperlink r:id="rId29">
-        <w:r>
-          <w:rPr>
-            <w:lang w:val="zh_TW" w:bidi="zh_TW"/>
-          </w:rPr>
-          <w:rPr>
-            <w:color w:val="0000EE"/>
-            <w:u w:val="single"/>
-          </w:rPr>
-          <w:t>利20:1–5</w:t>
+        <w:t>舊約中神對聖約子民憐憫的概念，在新約中也出現（</w:t>
+      </w:r>
+      <w:hyperlink r:id="rId59">
+        <w:r>
+          <w:rPr>
+            <w:lang w:val="zh_TW" w:bidi="zh_TW"/>
+          </w:rPr>
+          <w:rPr>
+            <w:color w:val="0000EE"/>
+            <w:u w:val="single"/>
+          </w:rPr>
+          <w:t>路1:50、54、72、78</w:t>
         </w:r>
       </w:hyperlink>
       <w:r>
@@ -649,52 +1178,16 @@
         </w:rPr>
         <w:t>；</w:t>
       </w:r>
-      <w:hyperlink r:id="rId30">
-        <w:r>
-          <w:rPr>
-            <w:lang w:val="zh_TW" w:bidi="zh_TW"/>
-          </w:rPr>
-          <w:rPr>
-            <w:color w:val="0000EE"/>
-            <w:u w:val="single"/>
-          </w:rPr>
-          <w:t>王下17:29–34</w:t>
-        </w:r>
-      </w:hyperlink>
-      <w:r>
-        <w:rPr>
-          <w:lang w:val="zh_TW" w:bidi="zh_TW"/>
-        </w:rPr>
-        <w:t>）。先知以賽亞對工匠的行為予以嚴厲譴責，這些工匠取一段樹枝，一部分用來生火，另一部分則雕刻成雕像並敬拜它（</w:t>
-      </w:r>
-      <w:hyperlink r:id="rId31">
-        <w:r>
-          <w:rPr>
-            <w:lang w:val="zh_TW" w:bidi="zh_TW"/>
-          </w:rPr>
-          <w:rPr>
-            <w:color w:val="0000EE"/>
-            <w:u w:val="single"/>
-          </w:rPr>
-          <w:t>賽44:12–20</w:t>
-        </w:r>
-      </w:hyperlink>
-      <w:r>
-        <w:rPr>
-          <w:lang w:val="zh_TW" w:bidi="zh_TW"/>
-        </w:rPr>
-        <w:t>）。巴力和亞斯她錄是迦南人的生育之神，成為以色列人常見的試探源。聖經中不斷重複的信息是，因為這些原因，神會驅逐列國，將其土地賜給以色列（</w:t>
-      </w:r>
-      <w:hyperlink r:id="rId32">
-        <w:r>
-          <w:rPr>
-            <w:lang w:val="zh_TW" w:bidi="zh_TW"/>
-          </w:rPr>
-          <w:rPr>
-            <w:color w:val="0000EE"/>
-            <w:u w:val="single"/>
-          </w:rPr>
-          <w:t>出34:24</w:t>
+      <w:hyperlink r:id="rId18">
+        <w:r>
+          <w:rPr>
+            <w:lang w:val="zh_TW" w:bidi="zh_TW"/>
+          </w:rPr>
+          <w:rPr>
+            <w:color w:val="0000EE"/>
+            <w:u w:val="single"/>
+          </w:rPr>
+          <w:t>弗2:4</w:t>
         </w:r>
       </w:hyperlink>
       <w:r>
@@ -703,34 +1196,16 @@
         </w:rPr>
         <w:t>；</w:t>
       </w:r>
-      <w:hyperlink r:id="rId33">
-        <w:r>
-          <w:rPr>
-            <w:lang w:val="zh_TW" w:bidi="zh_TW"/>
-          </w:rPr>
-          <w:rPr>
-            <w:color w:val="0000EE"/>
-            <w:u w:val="single"/>
-          </w:rPr>
-          <w:t>申12:29–31</w:t>
-        </w:r>
-      </w:hyperlink>
-      <w:r>
-        <w:rPr>
-          <w:lang w:val="zh_TW" w:bidi="zh_TW"/>
-        </w:rPr>
-        <w:t>）。先知書中對列國的預言鞏固了這一負面態度（</w:t>
-      </w:r>
-      <w:hyperlink r:id="rId34">
-        <w:r>
-          <w:rPr>
-            <w:lang w:val="zh_TW" w:bidi="zh_TW"/>
-          </w:rPr>
-          <w:rPr>
-            <w:color w:val="0000EE"/>
-            <w:u w:val="single"/>
-          </w:rPr>
-          <w:t>耶46–51</w:t>
+      <w:hyperlink r:id="rId60">
+        <w:r>
+          <w:rPr>
+            <w:lang w:val="zh_TW" w:bidi="zh_TW"/>
+          </w:rPr>
+          <w:rPr>
+            <w:color w:val="0000EE"/>
+            <w:u w:val="single"/>
+          </w:rPr>
+          <w:t>提前1:2</w:t>
         </w:r>
       </w:hyperlink>
       <w:r>
@@ -739,16 +1214,124 @@
         </w:rPr>
         <w:t>；</w:t>
       </w:r>
-      <w:hyperlink r:id="rId35">
-        <w:r>
-          <w:rPr>
-            <w:lang w:val="zh_TW" w:bidi="zh_TW"/>
-          </w:rPr>
-          <w:rPr>
-            <w:color w:val="0000EE"/>
-            <w:u w:val="single"/>
-          </w:rPr>
-          <w:t>摩1:3–2:3</w:t>
+      <w:hyperlink r:id="rId61">
+        <w:r>
+          <w:rPr>
+            <w:lang w:val="zh_TW" w:bidi="zh_TW"/>
+          </w:rPr>
+          <w:rPr>
+            <w:color w:val="0000EE"/>
+            <w:u w:val="single"/>
+          </w:rPr>
+          <w:t>彼前1:3</w:t>
+        </w:r>
+      </w:hyperlink>
+      <w:r>
+        <w:rPr>
+          <w:lang w:val="zh_TW" w:bidi="zh_TW"/>
+        </w:rPr>
+        <w:t>，</w:t>
+      </w:r>
+      <w:hyperlink r:id="rId62">
+        <w:r>
+          <w:rPr>
+            <w:lang w:val="zh_TW" w:bidi="zh_TW"/>
+          </w:rPr>
+          <w:rPr>
+            <w:color w:val="0000EE"/>
+            <w:u w:val="single"/>
+          </w:rPr>
+          <w:t>2:10</w:t>
+        </w:r>
+      </w:hyperlink>
+      <w:r>
+        <w:rPr>
+          <w:lang w:val="zh_TW" w:bidi="zh_TW"/>
+        </w:rPr>
+        <w:t>）。新約中「憐憫」最典型的用法是指神藉著耶穌基督為人提供的救恩（</w:t>
+      </w:r>
+      <w:hyperlink r:id="rId63">
+        <w:r>
+          <w:rPr>
+            <w:lang w:val="zh_TW" w:bidi="zh_TW"/>
+          </w:rPr>
+          <w:rPr>
+            <w:color w:val="0000EE"/>
+            <w:u w:val="single"/>
+          </w:rPr>
+          <w:t>羅11:30–32</w:t>
+        </w:r>
+      </w:hyperlink>
+      <w:r>
+        <w:rPr>
+          <w:lang w:val="zh_TW" w:bidi="zh_TW"/>
+        </w:rPr>
+        <w:t>；</w:t>
+      </w:r>
+      <w:hyperlink r:id="rId18">
+        <w:r>
+          <w:rPr>
+            <w:lang w:val="zh_TW" w:bidi="zh_TW"/>
+          </w:rPr>
+          <w:rPr>
+            <w:color w:val="0000EE"/>
+            <w:u w:val="single"/>
+          </w:rPr>
+          <w:t>弗2:4</w:t>
+        </w:r>
+      </w:hyperlink>
+      <w:r>
+        <w:rPr>
+          <w:lang w:val="zh_TW" w:bidi="zh_TW"/>
+        </w:rPr>
+        <w:t>）。神是「發慈悲的父」（</w:t>
+      </w:r>
+      <w:hyperlink r:id="rId64">
+        <w:r>
+          <w:rPr>
+            <w:lang w:val="zh_TW" w:bidi="zh_TW"/>
+          </w:rPr>
+          <w:rPr>
+            <w:color w:val="0000EE"/>
+            <w:u w:val="single"/>
+          </w:rPr>
+          <w:t>林後1:3</w:t>
+        </w:r>
+      </w:hyperlink>
+      <w:r>
+        <w:rPr>
+          <w:lang w:val="zh_TW" w:bidi="zh_TW"/>
+        </w:rPr>
+        <w:t>），祂將這恩惠賜給那些相信祂兒子的人。正因為祂「有豐富的憐憫」，祂拯救那些因罪而靈性死亡、注定滅亡的人（</w:t>
+      </w:r>
+      <w:hyperlink r:id="rId65">
+        <w:r>
+          <w:rPr>
+            <w:lang w:val="zh_TW" w:bidi="zh_TW"/>
+          </w:rPr>
+          <w:rPr>
+            <w:color w:val="0000EE"/>
+            <w:u w:val="single"/>
+          </w:rPr>
+          <w:t>弗2:4–6</w:t>
+        </w:r>
+      </w:hyperlink>
+      <w:r>
+        <w:rPr>
+          <w:lang w:val="zh_TW" w:bidi="zh_TW"/>
+        </w:rPr>
+        <w:t>）。人因神的憐憫而得赦免並被賜予永生（</w:t>
+      </w:r>
+      <w:hyperlink r:id="rId66">
+        <w:r>
+          <w:rPr>
+            <w:lang w:val="zh_TW" w:bidi="zh_TW"/>
+          </w:rPr>
+          <w:rPr>
+            <w:color w:val="0000EE"/>
+            <w:u w:val="single"/>
+          </w:rPr>
+          <w:t>提前1:13–16</w:t>
         </w:r>
       </w:hyperlink>
       <w:r>
@@ -756,6 +1339,17 @@
           <w:lang w:val="zh_TW" w:bidi="zh_TW"/>
         </w:rPr>
         <w:t>）。</w:t>
+      </w:r>
+    </w:p>
+    <w:p>
+      <w:pPr>
+        <w:pStyle w:val="Heading3"/>
+      </w:pPr>
+      <w:r>
+        <w:rPr>
+          <w:lang w:val="zh_TW" w:bidi="zh_TW"/>
+        </w:rPr>
+        <w:t>人們有責任對他人施予憐憫</w:t>
       </w:r>
     </w:p>
     <w:p>
@@ -769,72 +1363,246 @@
         <w:rPr>
           <w:lang w:val="zh_TW" w:bidi="zh_TW"/>
         </w:rPr>
-        <w:t>然而，聖經也有對列國正面的觀點。詩篇揭示，神不僅關心以色列，祂的眼目也關注列國，全地都應當讚美和敬拜祂（</w:t>
-      </w:r>
-      <w:hyperlink r:id="rId36">
-        <w:r>
-          <w:rPr>
-            <w:lang w:val="zh_TW" w:bidi="zh_TW"/>
-          </w:rPr>
-          <w:rPr>
-            <w:color w:val="0000EE"/>
-            <w:u w:val="single"/>
-          </w:rPr>
-          <w:t>詩66:1–8</w:t>
-        </w:r>
-      </w:hyperlink>
-      <w:r>
-        <w:rPr>
-          <w:lang w:val="zh_TW" w:bidi="zh_TW"/>
-        </w:rPr>
-        <w:t>）。詩人禱告神的救恩能在列國中得知。他肯定神以公義審判萬民，引導列國，地極都應敬畏祂（</w:t>
-      </w:r>
-      <w:hyperlink r:id="rId37">
-        <w:r>
-          <w:rPr>
-            <w:lang w:val="zh_TW" w:bidi="zh_TW"/>
-          </w:rPr>
-          <w:rPr>
-            <w:color w:val="0000EE"/>
-            <w:u w:val="single"/>
-          </w:rPr>
-          <w:t>67:7</w:t>
-        </w:r>
-      </w:hyperlink>
-      <w:r>
-        <w:rPr>
-          <w:lang w:val="zh_TW" w:bidi="zh_TW"/>
-        </w:rPr>
-        <w:t>）。先知以賽亞宣告耶路撒冷的聖殿將成為萬民禱告的殿，神歡迎來獻祭並敬拜的外邦人（</w:t>
-      </w:r>
-      <w:hyperlink r:id="rId38">
-        <w:r>
-          <w:rPr>
-            <w:lang w:val="zh_TW" w:bidi="zh_TW"/>
-          </w:rPr>
-          <w:rPr>
-            <w:color w:val="0000EE"/>
-            <w:u w:val="single"/>
-          </w:rPr>
-          <w:t>賽56:6–8</w:t>
-        </w:r>
-      </w:hyperlink>
-      <w:r>
-        <w:rPr>
-          <w:lang w:val="zh_TW" w:bidi="zh_TW"/>
-        </w:rPr>
-        <w:t>）。以賽亞的末世異象描繪萬民湧入耶路撒冷敬拜神，並學習祂的道。在神的統治下，國與國不再相爭，而是和平相處（</w:t>
-      </w:r>
-      <w:hyperlink r:id="rId39">
-        <w:r>
-          <w:rPr>
-            <w:lang w:val="zh_TW" w:bidi="zh_TW"/>
-          </w:rPr>
-          <w:rPr>
-            <w:color w:val="0000EE"/>
-            <w:u w:val="single"/>
-          </w:rPr>
-          <w:t>2:2–4</w:t>
+        <w:t>無論人是否配得或忠誠，神也白白地施恩憐憫，因此人也應當對他人施憐憫，即使他們不配或不尋求。實際上，人被命令要憐憫他人，尤其是窮人、困苦者、寡婦和孤兒（</w:t>
+      </w:r>
+      <w:hyperlink r:id="rId67">
+        <w:r>
+          <w:rPr>
+            <w:lang w:val="zh_TW" w:bidi="zh_TW"/>
+          </w:rPr>
+          <w:rPr>
+            <w:color w:val="0000EE"/>
+            <w:u w:val="single"/>
+          </w:rPr>
+          <w:t>箴14:31，</w:t>
+        </w:r>
+      </w:hyperlink>
+      <w:hyperlink r:id="rId68">
+        <w:r>
+          <w:rPr>
+            <w:lang w:val="zh_TW" w:bidi="zh_TW"/>
+          </w:rPr>
+          <w:rPr>
+            <w:color w:val="0000EE"/>
+            <w:u w:val="single"/>
+          </w:rPr>
+          <w:t>19:17</w:t>
+        </w:r>
+      </w:hyperlink>
+      <w:r>
+        <w:rPr>
+          <w:lang w:val="zh_TW" w:bidi="zh_TW"/>
+        </w:rPr>
+        <w:t>；</w:t>
+      </w:r>
+      <w:hyperlink r:id="rId69">
+        <w:r>
+          <w:rPr>
+            <w:lang w:val="zh_TW" w:bidi="zh_TW"/>
+          </w:rPr>
+          <w:rPr>
+            <w:color w:val="0000EE"/>
+            <w:u w:val="single"/>
+          </w:rPr>
+          <w:t>彌6:8</w:t>
+        </w:r>
+      </w:hyperlink>
+      <w:r>
+        <w:rPr>
+          <w:lang w:val="zh_TW" w:bidi="zh_TW"/>
+        </w:rPr>
+        <w:t>；</w:t>
+      </w:r>
+      <w:hyperlink r:id="rId70">
+        <w:r>
+          <w:rPr>
+            <w:lang w:val="zh_TW" w:bidi="zh_TW"/>
+          </w:rPr>
+          <w:rPr>
+            <w:color w:val="0000EE"/>
+            <w:u w:val="single"/>
+          </w:rPr>
+          <w:t>亞7:9–10</w:t>
+        </w:r>
+      </w:hyperlink>
+      <w:r>
+        <w:rPr>
+          <w:lang w:val="zh_TW" w:bidi="zh_TW"/>
+        </w:rPr>
+        <w:t>；</w:t>
+      </w:r>
+      <w:hyperlink r:id="rId71">
+        <w:r>
+          <w:rPr>
+            <w:lang w:val="zh_TW" w:bidi="zh_TW"/>
+          </w:rPr>
+          <w:rPr>
+            <w:color w:val="0000EE"/>
+            <w:u w:val="single"/>
+          </w:rPr>
+          <w:t>西3:12</w:t>
+        </w:r>
+      </w:hyperlink>
+      <w:r>
+        <w:rPr>
+          <w:lang w:val="zh_TW" w:bidi="zh_TW"/>
+        </w:rPr>
+        <w:t>）。神看重憐憫勝過儀式上的獻祭（</w:t>
+      </w:r>
+      <w:hyperlink r:id="rId72">
+        <w:r>
+          <w:rPr>
+            <w:lang w:val="zh_TW" w:bidi="zh_TW"/>
+          </w:rPr>
+          <w:rPr>
+            <w:color w:val="0000EE"/>
+            <w:u w:val="single"/>
+          </w:rPr>
+          <w:t>太9:13</w:t>
+        </w:r>
+      </w:hyperlink>
+      <w:r>
+        <w:rPr>
+          <w:lang w:val="zh_TW" w:bidi="zh_TW"/>
+        </w:rPr>
+        <w:t>）。神在基督裡所顯的憐憫，實際上使人有義務像神對待他們一樣對待他人。主將憐憫作為祂教導的基礎（</w:t>
+      </w:r>
+      <w:hyperlink r:id="rId73">
+        <w:r>
+          <w:rPr>
+            <w:lang w:val="zh_TW" w:bidi="zh_TW"/>
+          </w:rPr>
+          <w:rPr>
+            <w:color w:val="0000EE"/>
+            <w:u w:val="single"/>
+          </w:rPr>
+          <w:t>太5:7</w:t>
+        </w:r>
+      </w:hyperlink>
+      <w:r>
+        <w:rPr>
+          <w:lang w:val="zh_TW" w:bidi="zh_TW"/>
+        </w:rPr>
+        <w:t>，</w:t>
+      </w:r>
+      <w:hyperlink r:id="rId72">
+        <w:r>
+          <w:rPr>
+            <w:lang w:val="zh_TW" w:bidi="zh_TW"/>
+          </w:rPr>
+          <w:rPr>
+            <w:color w:val="0000EE"/>
+            <w:u w:val="single"/>
+          </w:rPr>
+          <w:t>9:13</w:t>
+        </w:r>
+      </w:hyperlink>
+      <w:r>
+        <w:rPr>
+          <w:lang w:val="zh_TW" w:bidi="zh_TW"/>
+        </w:rPr>
+        <w:t>，</w:t>
+      </w:r>
+      <w:hyperlink r:id="rId74">
+        <w:r>
+          <w:rPr>
+            <w:lang w:val="zh_TW" w:bidi="zh_TW"/>
+          </w:rPr>
+          <w:rPr>
+            <w:color w:val="0000EE"/>
+            <w:u w:val="single"/>
+          </w:rPr>
+          <w:t>12:7</w:t>
+        </w:r>
+      </w:hyperlink>
+      <w:r>
+        <w:rPr>
+          <w:lang w:val="zh_TW" w:bidi="zh_TW"/>
+        </w:rPr>
+        <w:t>，</w:t>
+      </w:r>
+      <w:hyperlink r:id="rId75">
+        <w:r>
+          <w:rPr>
+            <w:lang w:val="zh_TW" w:bidi="zh_TW"/>
+          </w:rPr>
+          <w:rPr>
+            <w:color w:val="0000EE"/>
+            <w:u w:val="single"/>
+          </w:rPr>
+          <w:t>23:23</w:t>
+        </w:r>
+      </w:hyperlink>
+      <w:r>
+        <w:rPr>
+          <w:lang w:val="zh_TW" w:bidi="zh_TW"/>
+        </w:rPr>
+        <w:t>；</w:t>
+      </w:r>
+      <w:hyperlink r:id="rId76">
+        <w:r>
+          <w:rPr>
+            <w:lang w:val="zh_TW" w:bidi="zh_TW"/>
+          </w:rPr>
+          <w:rPr>
+            <w:color w:val="0000EE"/>
+            <w:u w:val="single"/>
+          </w:rPr>
+          <w:t>路6:36</w:t>
+        </w:r>
+      </w:hyperlink>
+      <w:r>
+        <w:rPr>
+          <w:lang w:val="zh_TW" w:bidi="zh_TW"/>
+        </w:rPr>
+        <w:t>，</w:t>
+      </w:r>
+      <w:hyperlink r:id="rId77">
+        <w:r>
+          <w:rPr>
+            <w:lang w:val="zh_TW" w:bidi="zh_TW"/>
+          </w:rPr>
+          <w:rPr>
+            <w:color w:val="0000EE"/>
+            <w:u w:val="single"/>
+          </w:rPr>
+          <w:t>10:37</w:t>
+        </w:r>
+      </w:hyperlink>
+      <w:r>
+        <w:rPr>
+          <w:lang w:val="zh_TW" w:bidi="zh_TW"/>
+        </w:rPr>
+        <w:t>；</w:t>
+      </w:r>
+      <w:hyperlink r:id="rId78">
+        <w:r>
+          <w:rPr>
+            <w:lang w:val="zh_TW" w:bidi="zh_TW"/>
+          </w:rPr>
+          <w:rPr>
+            <w:color w:val="0000EE"/>
+            <w:u w:val="single"/>
+          </w:rPr>
+          <w:t>雅3:17</w:t>
+        </w:r>
+      </w:hyperlink>
+      <w:r>
+        <w:rPr>
+          <w:lang w:val="zh_TW" w:bidi="zh_TW"/>
+        </w:rPr>
+        <w:t>）。祂的來臨是在憐憫的背景下被期待和宣告的，這憐憫將成為祂使命的標誌（</w:t>
+      </w:r>
+      <w:hyperlink r:id="rId59">
+        <w:r>
+          <w:rPr>
+            <w:lang w:val="zh_TW" w:bidi="zh_TW"/>
+          </w:rPr>
+          <w:rPr>
+            <w:color w:val="0000EE"/>
+            <w:u w:val="single"/>
+          </w:rPr>
+          <w:t>路1:50、54、72、78</w:t>
         </w:r>
       </w:hyperlink>
       <w:r>
@@ -842,17 +1610,6 @@
           <w:lang w:val="zh_TW" w:bidi="zh_TW"/>
         </w:rPr>
         <w:t>）。</w:t>
-      </w:r>
-    </w:p>
-    <w:p>
-      <w:pPr>
-        <w:pStyle w:val="Heading3"/>
-      </w:pPr>
-      <w:r>
-        <w:rPr>
-          <w:lang w:val="zh_TW" w:bidi="zh_TW"/>
-        </w:rPr>
-        <w:t>新約中的列國</w:t>
       </w:r>
     </w:p>
     <w:p>
@@ -866,126 +1623,54 @@
         <w:rPr>
           <w:lang w:val="zh_TW" w:bidi="zh_TW"/>
         </w:rPr>
-        <w:t>根據四福音書，耶穌不僅服事猶太人，也按古代的預言服事外邦列國（</w:t>
-      </w:r>
-      <w:hyperlink r:id="rId40">
-        <w:r>
-          <w:rPr>
-            <w:lang w:val="zh_TW" w:bidi="zh_TW"/>
-          </w:rPr>
-          <w:rPr>
-            <w:color w:val="0000EE"/>
-            <w:u w:val="single"/>
-          </w:rPr>
-          <w:t>太4:15–16</w:t>
-        </w:r>
-      </w:hyperlink>
-      <w:r>
-        <w:rPr>
-          <w:lang w:val="zh_TW" w:bidi="zh_TW"/>
-        </w:rPr>
-        <w:t>）。耶穌在外邦人聚居的加利利教導百姓，前往泰爾和西頓（</w:t>
-      </w:r>
-      <w:hyperlink r:id="rId41">
-        <w:r>
-          <w:rPr>
-            <w:lang w:val="zh_TW" w:bidi="zh_TW"/>
-          </w:rPr>
-          <w:rPr>
-            <w:color w:val="0000EE"/>
-            <w:u w:val="single"/>
-          </w:rPr>
-          <w:t>可7:24</w:t>
-        </w:r>
-      </w:hyperlink>
-      <w:r>
-        <w:rPr>
-          <w:lang w:val="zh_TW" w:bidi="zh_TW"/>
-        </w:rPr>
-        <w:t>），並經過低加坡里（</w:t>
-      </w:r>
-      <w:hyperlink r:id="rId42">
-        <w:r>
-          <w:rPr>
-            <w:lang w:val="zh_TW" w:bidi="zh_TW"/>
-          </w:rPr>
-          <w:rPr>
-            <w:color w:val="0000EE"/>
-            <w:u w:val="single"/>
-          </w:rPr>
-          <w:t>31</w:t>
-        </w:r>
-      </w:hyperlink>
-      <w:r>
-        <w:rPr>
-          <w:lang w:val="zh_TW" w:bidi="zh_TW"/>
-        </w:rPr>
-        <w:t>節）。祂曾醫治一位羅馬百夫長（</w:t>
-      </w:r>
-      <w:hyperlink r:id="rId43">
-        <w:r>
-          <w:rPr>
-            <w:lang w:val="zh_TW" w:bidi="zh_TW"/>
-          </w:rPr>
-          <w:rPr>
-            <w:color w:val="0000EE"/>
-            <w:u w:val="single"/>
-          </w:rPr>
-          <w:t>路7:1–10</w:t>
-        </w:r>
-      </w:hyperlink>
-      <w:r>
-        <w:rPr>
-          <w:lang w:val="zh_TW" w:bidi="zh_TW"/>
-        </w:rPr>
-        <w:t>）、拿因的寡婦（</w:t>
-      </w:r>
-      <w:hyperlink r:id="rId44">
-        <w:r>
-          <w:rPr>
-            <w:lang w:val="zh_TW" w:bidi="zh_TW"/>
-          </w:rPr>
-          <w:rPr>
-            <w:color w:val="0000EE"/>
-            <w:u w:val="single"/>
-          </w:rPr>
-          <w:t>11–17</w:t>
-        </w:r>
-      </w:hyperlink>
-      <w:r>
-        <w:rPr>
-          <w:lang w:val="zh_TW" w:bidi="zh_TW"/>
-        </w:rPr>
-        <w:t>節），以及一位敘利腓尼基婦人（</w:t>
-      </w:r>
-      <w:hyperlink r:id="rId45">
-        <w:r>
-          <w:rPr>
-            <w:lang w:val="zh_TW" w:bidi="zh_TW"/>
-          </w:rPr>
-          <w:rPr>
-            <w:color w:val="0000EE"/>
-            <w:u w:val="single"/>
-          </w:rPr>
-          <w:t>可7:26</w:t>
-        </w:r>
-      </w:hyperlink>
-      <w:r>
-        <w:rPr>
-          <w:lang w:val="zh_TW" w:bidi="zh_TW"/>
-        </w:rPr>
-        <w:t>）。以土買人也來觀看祂的神蹟（</w:t>
-      </w:r>
-      <w:hyperlink r:id="rId46">
-        <w:r>
-          <w:rPr>
-            <w:lang w:val="zh_TW" w:bidi="zh_TW"/>
-          </w:rPr>
-          <w:rPr>
-            <w:color w:val="0000EE"/>
-            <w:u w:val="single"/>
-          </w:rPr>
-          <w:t>3:8</w:t>
+        <w:t>基督徒群體的成員應當彼此憐憫，實際地關心彼此。正如基督在他們需要時，白白地給予他們一樣，他們也應該彼此幫助、救濟、愛護並安慰對方。使徒雅各教導這樣的善行是信心的本質所在（</w:t>
+      </w:r>
+      <w:hyperlink r:id="rId79">
+        <w:r>
+          <w:rPr>
+            <w:lang w:val="zh_TW" w:bidi="zh_TW"/>
+          </w:rPr>
+          <w:rPr>
+            <w:color w:val="0000EE"/>
+            <w:u w:val="single"/>
+          </w:rPr>
+          <w:t>雅2:14–26</w:t>
+        </w:r>
+      </w:hyperlink>
+      <w:r>
+        <w:rPr>
+          <w:lang w:val="zh_TW" w:bidi="zh_TW"/>
+        </w:rPr>
+        <w:t>）。好撒馬利亞人對那位被打劫且受傷之人的憐憫，正是主特別表揚的（</w:t>
+      </w:r>
+      <w:hyperlink r:id="rId80">
+        <w:r>
+          <w:rPr>
+            <w:lang w:val="zh_TW" w:bidi="zh_TW"/>
+          </w:rPr>
+          <w:rPr>
+            <w:color w:val="0000EE"/>
+            <w:u w:val="single"/>
+          </w:rPr>
+          <w:t>路10:36–37</w:t>
+        </w:r>
+      </w:hyperlink>
+      <w:r>
+        <w:rPr>
+          <w:lang w:val="zh_TW" w:bidi="zh_TW"/>
+        </w:rPr>
+        <w:t>）。充滿憐憫是天國子民的一個顯著美德（</w:t>
+      </w:r>
+      <w:hyperlink r:id="rId73">
+        <w:r>
+          <w:rPr>
+            <w:lang w:val="zh_TW" w:bidi="zh_TW"/>
+          </w:rPr>
+          <w:rPr>
+            <w:color w:val="0000EE"/>
+            <w:u w:val="single"/>
+          </w:rPr>
+          <w:t>太5:7</w:t>
         </w:r>
       </w:hyperlink>
       <w:r>
@@ -1004,45 +1689,56 @@
       </w:r>
       <w:r>
         <w:rPr>
-          <w:lang w:val="zh_TW" w:bidi="zh_TW"/>
-        </w:rPr>
-        <w:t>耶穌的教導範疇也非常廣泛。關於大審判的敘述（</w:t>
-      </w:r>
-      <w:hyperlink r:id="rId47">
-        <w:r>
-          <w:rPr>
-            <w:lang w:val="zh_TW" w:bidi="zh_TW"/>
-          </w:rPr>
-          <w:rPr>
-            <w:color w:val="0000EE"/>
-            <w:u w:val="single"/>
-          </w:rPr>
-          <w:t>太25:31–46</w:t>
-        </w:r>
-      </w:hyperlink>
-      <w:r>
-        <w:rPr>
-          <w:lang w:val="zh_TW" w:bidi="zh_TW"/>
-        </w:rPr>
-        <w:t>）顯示萬國聚集在人子面前，耶穌命令使徒「使萬民作我的門徒」（</w:t>
-      </w:r>
-      <w:hyperlink r:id="rId48">
-        <w:r>
-          <w:rPr>
-            <w:lang w:val="zh_TW" w:bidi="zh_TW"/>
-          </w:rPr>
-          <w:rPr>
-            <w:color w:val="0000EE"/>
-            <w:u w:val="single"/>
-          </w:rPr>
-          <w:t>太28:19</w:t>
-        </w:r>
-      </w:hyperlink>
-      <w:r>
-        <w:rPr>
-          <w:lang w:val="zh_TW" w:bidi="zh_TW"/>
-        </w:rPr>
-        <w:t>）。</w:t>
+          <w:i/>
+          <w:lang w:val="zh_TW" w:bidi="zh_TW"/>
+        </w:rPr>
+        <w:t>另見</w:t>
+      </w:r>
+      <w:r>
+        <w:rPr>
+          <w:lang w:val="zh_TW" w:bidi="zh_TW"/>
+        </w:rPr>
+        <w:t xml:space="preserve"> </w:t>
+      </w:r>
+      <w:r>
+        <w:rPr>
+          <w:lang w:val="zh_TW" w:bidi="zh_TW"/>
+        </w:rPr>
+        <w:t>神的存在與屬性；</w:t>
+      </w:r>
+      <w:r>
+        <w:rPr>
+          <w:lang w:val="zh_TW" w:bidi="zh_TW"/>
+        </w:rPr>
+        <w:t>恩典</w:t>
+      </w:r>
+      <w:r>
+        <w:rPr>
+          <w:lang w:val="zh_TW" w:bidi="zh_TW"/>
+        </w:rPr>
+        <w:t>；</w:t>
+      </w:r>
+      <w:r>
+        <w:rPr>
+          <w:lang w:val="zh_TW" w:bidi="zh_TW"/>
+        </w:rPr>
+        <w:t>愛</w:t>
+      </w:r>
+      <w:r>
+        <w:rPr>
+          <w:lang w:val="zh_TW" w:bidi="zh_TW"/>
+        </w:rPr>
+        <w:t>。</w:t>
+      </w:r>
+      <w:r>
+        <w:rPr>
+          <w:lang w:val="zh_TW" w:bidi="zh_TW"/>
+        </w:rPr>
+      </w:r>
+      <w:r>
+        <w:rPr>
+          <w:lang w:val="zh_TW" w:bidi="zh_TW"/>
+        </w:rPr>
       </w:r>
     </w:p>
     <w:p>
@@ -1052,95 +1748,879 @@
           <w:lang w:val="zh_TW" w:bidi="zh_TW"/>
         </w:rPr>
       </w:r>
-      <w:r>
-        <w:rPr>
-          <w:lang w:val="zh_TW" w:bidi="zh_TW"/>
-        </w:rPr>
-        <w:t>儘管使徒行傳提到列國在耶穌的死亡（</w:t>
-      </w:r>
-      <w:hyperlink r:id="rId49">
-        <w:r>
-          <w:rPr>
-            <w:lang w:val="zh_TW" w:bidi="zh_TW"/>
-          </w:rPr>
-          <w:rPr>
-            <w:color w:val="0000EE"/>
-            <w:u w:val="single"/>
-          </w:rPr>
-          <w:t>徒4:27</w:t>
-        </w:r>
-      </w:hyperlink>
-      <w:r>
-        <w:rPr>
-          <w:lang w:val="zh_TW" w:bidi="zh_TW"/>
-        </w:rPr>
-        <w:t>），以及反對保羅事工中的角色（</w:t>
-      </w:r>
-      <w:hyperlink r:id="rId50">
-        <w:r>
-          <w:rPr>
-            <w:lang w:val="zh_TW" w:bidi="zh_TW"/>
-          </w:rPr>
-          <w:rPr>
-            <w:color w:val="0000EE"/>
-            <w:u w:val="single"/>
-          </w:rPr>
-          <w:t>26:17</w:t>
-        </w:r>
-      </w:hyperlink>
-      <w:r>
-        <w:rPr>
-          <w:lang w:val="zh_TW" w:bidi="zh_TW"/>
-        </w:rPr>
-        <w:t>），但它清楚表明教會完成了向非猶太民族傳福音的使命。彼得向意大利營的一位羅馬軍官哥尼流家人宣講耶穌的信息（</w:t>
-      </w:r>
-      <w:hyperlink r:id="rId51">
-        <w:r>
-          <w:rPr>
-            <w:lang w:val="zh_TW" w:bidi="zh_TW"/>
-          </w:rPr>
-          <w:rPr>
-            <w:color w:val="0000EE"/>
-            <w:u w:val="single"/>
-          </w:rPr>
-          <w:t>10</w:t>
-        </w:r>
-      </w:hyperlink>
-      <w:r>
-        <w:rPr>
-          <w:lang w:val="zh_TW" w:bidi="zh_TW"/>
-        </w:rPr>
-        <w:t>章）。雖然早期教會曾抗拒外邦人可以自由接受聖靈的事實，但最終他們接受了這結論（</w:t>
-      </w:r>
-      <w:hyperlink r:id="rId52">
-        <w:r>
-          <w:rPr>
-            <w:lang w:val="zh_TW" w:bidi="zh_TW"/>
-          </w:rPr>
-          <w:rPr>
-            <w:color w:val="0000EE"/>
-            <w:u w:val="single"/>
-          </w:rPr>
-          <w:t>11:1–8，</w:t>
-        </w:r>
-      </w:hyperlink>
-      <w:hyperlink r:id="rId53">
-        <w:r>
-          <w:rPr>
-            <w:lang w:val="zh_TW" w:bidi="zh_TW"/>
-          </w:rPr>
-          <w:rPr>
-            <w:color w:val="0000EE"/>
-            <w:u w:val="single"/>
-          </w:rPr>
-          <w:t>15:1–29</w:t>
-        </w:r>
-      </w:hyperlink>
-      <w:r>
-        <w:rPr>
-          <w:lang w:val="zh_TW" w:bidi="zh_TW"/>
-        </w:rPr>
-        <w:t>）。保羅旅行至塞浦路斯、小亞細亞、希臘和意大利，在外邦人為主的教會中建立或探訪。使徒行傳戲劇性地結尾於保羅在羅馬城——羅馬帝國的核心地區宣講福音。</w:t>
+    </w:p>
+    <w:p>
+      <w:pPr>
+        <w:pStyle w:val="Heading2"/>
+      </w:pPr>
+      <w:r>
+        <w:rPr>
+          <w:lang w:val="zh_TW" w:bidi="zh_TW"/>
+        </w:rPr>
+        <w:t>聯盟</w:t>
+      </w:r>
+      <w:r>
+        <w:rPr>
+          <w:lang w:val="zh_TW" w:bidi="zh_TW"/>
+        </w:rPr>
+      </w:r>
+    </w:p>
+    <w:p>
+      <w:pPr/>
+      <w:r>
+        <w:rPr>
+          <w:lang w:val="zh_TW" w:bidi="zh_TW"/>
+        </w:rPr>
+      </w:r>
+      <w:r>
+        <w:rPr>
+          <w:lang w:val="zh_TW" w:bidi="zh_TW"/>
+        </w:rPr>
+        <w:t>聯盟（alliance）是指有權勢的個人或國家為了共同目標而建立的緊密結盟關係。這類聯盟可透過多種方式加以確認，例如：</w:t>
+      </w:r>
+    </w:p>
+    <w:p>
+      <w:pPr>
+        <w:pStyle w:val="ListBullet"/>
+        <w:spacing w:line="240" w:lineRule="auto"/>
+        <w:ind w:left="720"/>
+      </w:pPr>
+      <w:r>
+        <w:rPr>
+          <w:lang w:val="zh_TW" w:bidi="zh_TW"/>
+        </w:rPr>
+      </w:r>
+      <w:r>
+        <w:rPr>
+          <w:lang w:val="zh_TW" w:bidi="zh_TW"/>
+        </w:rPr>
+        <w:t>送禮</w:t>
+      </w:r>
+    </w:p>
+    <w:p>
+      <w:pPr>
+        <w:pStyle w:val="ListBullet"/>
+        <w:spacing w:line="240" w:lineRule="auto"/>
+        <w:ind w:left="720"/>
+      </w:pPr>
+      <w:r>
+        <w:rPr>
+          <w:lang w:val="zh_TW" w:bidi="zh_TW"/>
+        </w:rPr>
+      </w:r>
+      <w:r>
+        <w:rPr>
+          <w:lang w:val="zh_TW" w:bidi="zh_TW"/>
+        </w:rPr>
+        <w:t>發誓</w:t>
+      </w:r>
+    </w:p>
+    <w:p>
+      <w:pPr>
+        <w:pStyle w:val="ListBullet"/>
+        <w:spacing w:line="240" w:lineRule="auto"/>
+        <w:ind w:left="720"/>
+      </w:pPr>
+      <w:r>
+        <w:rPr>
+          <w:lang w:val="zh_TW" w:bidi="zh_TW"/>
+        </w:rPr>
+      </w:r>
+      <w:r>
+        <w:rPr>
+          <w:lang w:val="zh_TW" w:bidi="zh_TW"/>
+        </w:rPr>
+        <w:t>婚姻所付的聘財（聘金）</w:t>
+      </w:r>
+    </w:p>
+    <w:p>
+      <w:pPr>
+        <w:pStyle w:val="ListBullet"/>
+        <w:spacing w:line="240" w:lineRule="auto"/>
+        <w:ind w:left="720"/>
+      </w:pPr>
+      <w:r>
+        <w:rPr>
+          <w:lang w:val="zh_TW" w:bidi="zh_TW"/>
+        </w:rPr>
+      </w:r>
+      <w:r>
+        <w:rPr>
+          <w:lang w:val="zh_TW" w:bidi="zh_TW"/>
+        </w:rPr>
+        <w:t>安排重要家族之間的通婚</w:t>
+      </w:r>
+    </w:p>
+    <w:p>
+      <w:pPr>
+        <w:pStyle w:val="ListBullet"/>
+        <w:spacing w:line="240" w:lineRule="auto"/>
+        <w:ind w:left="720"/>
+      </w:pPr>
+      <w:r>
+        <w:rPr>
+          <w:lang w:val="zh_TW" w:bidi="zh_TW"/>
+        </w:rPr>
+      </w:r>
+      <w:r>
+        <w:rPr>
+          <w:lang w:val="zh_TW" w:bidi="zh_TW"/>
+        </w:rPr>
+        <w:t>訂立特殊協議（盟約）</w:t>
+      </w:r>
+    </w:p>
+    <w:p>
+      <w:pPr/>
+      <w:r>
+        <w:rPr>
+          <w:lang w:val="zh_TW" w:bidi="zh_TW"/>
+        </w:rPr>
+      </w:r>
+      <w:r>
+        <w:rPr>
+          <w:lang w:val="zh_TW" w:bidi="zh_TW"/>
+        </w:rPr>
+        <w:t>在族長時期（亞伯拉罕、以撒和雅各的年代），以色列人較容易與外族建立聯盟。亞伯拉罕曾與下列對象結盟：</w:t>
+      </w:r>
+    </w:p>
+    <w:p>
+      <w:pPr>
+        <w:pStyle w:val="ListBullet"/>
+        <w:spacing w:line="240" w:lineRule="auto"/>
+        <w:ind w:left="720"/>
+      </w:pPr>
+      <w:r>
+        <w:rPr>
+          <w:lang w:val="zh_TW" w:bidi="zh_TW"/>
+        </w:rPr>
+      </w:r>
+      <w:r>
+        <w:rPr>
+          <w:lang w:val="zh_TW" w:bidi="zh_TW"/>
+        </w:rPr>
+        <w:t>三位亞摩利人：幔利、以實各和亞乃（</w:t>
+      </w:r>
+      <w:hyperlink r:id="rId81">
+        <w:r>
+          <w:rPr>
+            <w:lang w:val="zh_TW" w:bidi="zh_TW"/>
+          </w:rPr>
+          <w:rPr>
+            <w:color w:val="0000EE"/>
+            <w:u w:val="single"/>
+          </w:rPr>
+          <w:t>創14:13</w:t>
+        </w:r>
+      </w:hyperlink>
+      <w:r>
+        <w:rPr>
+          <w:lang w:val="zh_TW" w:bidi="zh_TW"/>
+        </w:rPr>
+        <w:t>、</w:t>
+      </w:r>
+      <w:hyperlink r:id="rId81">
+        <w:r>
+          <w:rPr>
+            <w:lang w:val="zh_TW" w:bidi="zh_TW"/>
+          </w:rPr>
+          <w:rPr>
+            <w:color w:val="0000EE"/>
+            <w:u w:val="single"/>
+          </w:rPr>
+          <w:t>24</w:t>
+        </w:r>
+      </w:hyperlink>
+      <w:r>
+        <w:rPr>
+          <w:lang w:val="zh_TW" w:bidi="zh_TW"/>
+        </w:rPr>
+        <w:t>）</w:t>
+      </w:r>
+    </w:p>
+    <w:p>
+      <w:pPr>
+        <w:pStyle w:val="ListBullet"/>
+        <w:spacing w:line="240" w:lineRule="auto"/>
+        <w:ind w:left="720"/>
+      </w:pPr>
+      <w:r>
+        <w:rPr>
+          <w:lang w:val="zh_TW" w:bidi="zh_TW"/>
+        </w:rPr>
+      </w:r>
+      <w:r>
+        <w:rPr>
+          <w:lang w:val="zh_TW" w:bidi="zh_TW"/>
+        </w:rPr>
+        <w:t>基拉耳的王亞比米勒（</w:t>
+      </w:r>
+      <w:hyperlink r:id="rId82">
+        <w:r>
+          <w:rPr>
+            <w:lang w:val="zh_TW" w:bidi="zh_TW"/>
+          </w:rPr>
+          <w:rPr>
+            <w:color w:val="0000EE"/>
+            <w:u w:val="single"/>
+          </w:rPr>
+          <w:t>創21:22–34</w:t>
+        </w:r>
+      </w:hyperlink>
+      <w:r>
+        <w:rPr>
+          <w:lang w:val="zh_TW" w:bidi="zh_TW"/>
+        </w:rPr>
+        <w:t>）</w:t>
+      </w:r>
+    </w:p>
+    <w:p>
+      <w:pPr/>
+      <w:r>
+        <w:rPr>
+          <w:lang w:val="zh_TW" w:bidi="zh_TW"/>
+        </w:rPr>
+      </w:r>
+      <w:r>
+        <w:rPr>
+          <w:lang w:val="zh_TW" w:bidi="zh_TW"/>
+        </w:rPr>
+        <w:t>亞伯拉罕的兒子以撒也與亞比米勒結盟（</w:t>
+      </w:r>
+      <w:hyperlink r:id="rId83">
+        <w:r>
+          <w:rPr>
+            <w:lang w:val="zh_TW" w:bidi="zh_TW"/>
+          </w:rPr>
+          <w:rPr>
+            <w:color w:val="0000EE"/>
+            <w:u w:val="single"/>
+          </w:rPr>
+          <w:t>創26:26–31</w:t>
+        </w:r>
+      </w:hyperlink>
+      <w:r>
+        <w:rPr>
+          <w:lang w:val="zh_TW" w:bidi="zh_TW"/>
+        </w:rPr>
+        <w:t>）。</w:t>
+      </w:r>
+    </w:p>
+    <w:p>
+      <w:pPr/>
+      <w:r>
+        <w:rPr>
+          <w:lang w:val="zh_TW" w:bidi="zh_TW"/>
+        </w:rPr>
+      </w:r>
+      <w:r>
+        <w:rPr>
+          <w:lang w:val="zh_TW" w:bidi="zh_TW"/>
+        </w:rPr>
+        <w:t>後來，摩西出於宗教信仰的考量，禁止以色列人與迦南人結盟（</w:t>
+      </w:r>
+      <w:hyperlink r:id="rId84">
+        <w:r>
+          <w:rPr>
+            <w:lang w:val="zh_TW" w:bidi="zh_TW"/>
+          </w:rPr>
+          <w:rPr>
+            <w:color w:val="0000EE"/>
+            <w:u w:val="single"/>
+          </w:rPr>
+          <w:t>出23:31–33</w:t>
+        </w:r>
+      </w:hyperlink>
+      <w:r>
+        <w:rPr>
+          <w:lang w:val="zh_TW" w:bidi="zh_TW"/>
+        </w:rPr>
+        <w:t>，</w:t>
+      </w:r>
+      <w:hyperlink r:id="rId85">
+        <w:r>
+          <w:rPr>
+            <w:lang w:val="zh_TW" w:bidi="zh_TW"/>
+          </w:rPr>
+          <w:rPr>
+            <w:color w:val="0000EE"/>
+            <w:u w:val="single"/>
+          </w:rPr>
+          <w:t>34:12</w:t>
+        </w:r>
+      </w:hyperlink>
+      <w:r>
+        <w:rPr>
+          <w:lang w:val="zh_TW" w:bidi="zh_TW"/>
+        </w:rPr>
+        <w:t>；</w:t>
+      </w:r>
+      <w:hyperlink r:id="rId86">
+        <w:r>
+          <w:rPr>
+            <w:lang w:val="zh_TW" w:bidi="zh_TW"/>
+          </w:rPr>
+          <w:rPr>
+            <w:color w:val="0000EE"/>
+            <w:u w:val="single"/>
+          </w:rPr>
+          <w:t>申7:1–4</w:t>
+        </w:r>
+      </w:hyperlink>
+      <w:r>
+        <w:rPr>
+          <w:lang w:val="zh_TW" w:bidi="zh_TW"/>
+        </w:rPr>
+        <w:t>）。在士師時代，以色列人再次被提醒要遵守此命令（</w:t>
+      </w:r>
+      <w:hyperlink r:id="rId87">
+        <w:r>
+          <w:rPr>
+            <w:lang w:val="zh_TW" w:bidi="zh_TW"/>
+          </w:rPr>
+          <w:rPr>
+            <w:color w:val="0000EE"/>
+            <w:u w:val="single"/>
+          </w:rPr>
+          <w:t>士2:1–3</w:t>
+        </w:r>
+      </w:hyperlink>
+      <w:r>
+        <w:rPr>
+          <w:lang w:val="zh_TW" w:bidi="zh_TW"/>
+        </w:rPr>
+        <w:t>）。但是，</w:t>
+      </w:r>
+      <w:hyperlink r:id="rId88">
+        <w:r>
+          <w:rPr>
+            <w:lang w:val="zh_TW" w:bidi="zh_TW"/>
+          </w:rPr>
+          <w:rPr>
+            <w:color w:val="0000EE"/>
+            <w:u w:val="single"/>
+          </w:rPr>
+          <w:t>約書亞記第九章</w:t>
+        </w:r>
+      </w:hyperlink>
+      <w:r>
+        <w:rPr>
+          <w:lang w:val="zh_TW" w:bidi="zh_TW"/>
+        </w:rPr>
+        <w:t>講述了以色列曾受騙而與基遍人立約結盟。</w:t>
+      </w:r>
+    </w:p>
+    <w:p>
+      <w:pPr/>
+      <w:r>
+        <w:rPr>
+          <w:lang w:val="zh_TW" w:bidi="zh_TW"/>
+        </w:rPr>
+      </w:r>
+      <w:r>
+        <w:rPr>
+          <w:lang w:val="zh_TW" w:bidi="zh_TW"/>
+        </w:rPr>
+        <w:t>在君主制時期，許多君王與外邦建立同盟，並藉通婚鞏固關係，例如：</w:t>
+      </w:r>
+    </w:p>
+    <w:p>
+      <w:pPr>
+        <w:pStyle w:val="ListBullet"/>
+        <w:spacing w:line="240" w:lineRule="auto"/>
+        <w:ind w:left="720"/>
+      </w:pPr>
+      <w:r>
+        <w:rPr>
+          <w:lang w:val="zh_TW" w:bidi="zh_TW"/>
+        </w:rPr>
+      </w:r>
+      <w:r>
+        <w:rPr>
+          <w:lang w:val="zh_TW" w:bidi="zh_TW"/>
+        </w:rPr>
+        <w:t>大衛（在他成為全以色列的王之前）同意與迦特王亞吉及非利士人一起對抗掃羅（</w:t>
+      </w:r>
+      <w:hyperlink r:id="rId89">
+        <w:r>
+          <w:rPr>
+            <w:lang w:val="zh_TW" w:bidi="zh_TW"/>
+          </w:rPr>
+          <w:rPr>
+            <w:color w:val="0000EE"/>
+            <w:u w:val="single"/>
+          </w:rPr>
+          <w:t>撒上27:1</w:t>
+        </w:r>
+      </w:hyperlink>
+      <w:r>
+        <w:rPr>
+          <w:lang w:val="zh_TW" w:bidi="zh_TW"/>
+        </w:rPr>
+        <w:t>，</w:t>
+      </w:r>
+      <w:hyperlink r:id="rId90">
+        <w:r>
+          <w:rPr>
+            <w:lang w:val="zh_TW" w:bidi="zh_TW"/>
+          </w:rPr>
+          <w:rPr>
+            <w:color w:val="0000EE"/>
+            <w:u w:val="single"/>
+          </w:rPr>
+          <w:t>28:2</w:t>
+        </w:r>
+      </w:hyperlink>
+      <w:r>
+        <w:rPr>
+          <w:lang w:val="zh_TW" w:bidi="zh_TW"/>
+        </w:rPr>
+        <w:t>）。</w:t>
+      </w:r>
+    </w:p>
+    <w:p>
+      <w:pPr>
+        <w:pStyle w:val="ListBullet"/>
+        <w:spacing w:line="240" w:lineRule="auto"/>
+        <w:ind w:left="720"/>
+      </w:pPr>
+      <w:r>
+        <w:rPr>
+          <w:lang w:val="zh_TW" w:bidi="zh_TW"/>
+        </w:rPr>
+      </w:r>
+      <w:r>
+        <w:rPr>
+          <w:lang w:val="zh_TW" w:bidi="zh_TW"/>
+        </w:rPr>
+        <w:t>所羅門與泰爾的希蘭建立貿易聯盟 （</w:t>
+      </w:r>
+      <w:hyperlink r:id="rId91">
+        <w:r>
+          <w:rPr>
+            <w:lang w:val="zh_TW" w:bidi="zh_TW"/>
+          </w:rPr>
+          <w:rPr>
+            <w:color w:val="0000EE"/>
+            <w:u w:val="single"/>
+          </w:rPr>
+          <w:t>王上5:1–18</w:t>
+        </w:r>
+      </w:hyperlink>
+      <w:r>
+        <w:rPr>
+          <w:lang w:val="zh_TW" w:bidi="zh_TW"/>
+        </w:rPr>
+        <w:t>，</w:t>
+      </w:r>
+      <w:hyperlink r:id="rId92">
+        <w:r>
+          <w:rPr>
+            <w:lang w:val="zh_TW" w:bidi="zh_TW"/>
+          </w:rPr>
+          <w:rPr>
+            <w:color w:val="0000EE"/>
+            <w:u w:val="single"/>
+          </w:rPr>
+          <w:t>9:26–28</w:t>
+        </w:r>
+      </w:hyperlink>
+      <w:r>
+        <w:rPr>
+          <w:lang w:val="zh_TW" w:bidi="zh_TW"/>
+        </w:rPr>
+        <w:t>）。</w:t>
+      </w:r>
+    </w:p>
+    <w:p>
+      <w:pPr>
+        <w:pStyle w:val="ListBullet"/>
+        <w:spacing w:line="240" w:lineRule="auto"/>
+        <w:ind w:left="720"/>
+      </w:pPr>
+      <w:r>
+        <w:rPr>
+          <w:lang w:val="zh_TW" w:bidi="zh_TW"/>
+        </w:rPr>
+      </w:r>
+      <w:r>
+        <w:rPr>
+          <w:lang w:val="zh_TW" w:bidi="zh_TW"/>
+        </w:rPr>
+        <w:t>所羅門也與埃及王建立貿易聯盟（</w:t>
+      </w:r>
+      <w:hyperlink r:id="rId93">
+        <w:r>
+          <w:rPr>
+            <w:lang w:val="zh_TW" w:bidi="zh_TW"/>
+          </w:rPr>
+          <w:rPr>
+            <w:color w:val="0000EE"/>
+            <w:u w:val="single"/>
+          </w:rPr>
+          <w:t>王上9:16</w:t>
+        </w:r>
+      </w:hyperlink>
+      <w:r>
+        <w:rPr>
+          <w:lang w:val="zh_TW" w:bidi="zh_TW"/>
+        </w:rPr>
+        <w:t>）。</w:t>
+      </w:r>
+    </w:p>
+    <w:p>
+      <w:pPr>
+        <w:pStyle w:val="ListBullet"/>
+        <w:spacing w:line="240" w:lineRule="auto"/>
+        <w:ind w:left="720"/>
+      </w:pPr>
+      <w:r>
+        <w:rPr>
+          <w:lang w:val="zh_TW" w:bidi="zh_TW"/>
+        </w:rPr>
+      </w:r>
+      <w:r>
+        <w:rPr>
+          <w:lang w:val="zh_TW" w:bidi="zh_TW"/>
+        </w:rPr>
+        <w:t>亞撒與</w:t>
+      </w:r>
+      <w:r>
+        <w:rPr>
+          <w:lang w:val="zh_TW" w:bidi="zh_TW"/>
+        </w:rPr>
+        <w:t>亞蘭</w:t>
+      </w:r>
+      <w:r>
+        <w:rPr>
+          <w:lang w:val="zh_TW" w:bidi="zh_TW"/>
+        </w:rPr>
+        <w:t>王便‧哈達結盟（</w:t>
+      </w:r>
+      <w:hyperlink r:id="rId94">
+        <w:r>
+          <w:rPr>
+            <w:lang w:val="zh_TW" w:bidi="zh_TW"/>
+          </w:rPr>
+          <w:rPr>
+            <w:color w:val="0000EE"/>
+            <w:u w:val="single"/>
+          </w:rPr>
+          <w:t>王上15:18–20</w:t>
+        </w:r>
+      </w:hyperlink>
+      <w:r>
+        <w:rPr>
+          <w:lang w:val="zh_TW" w:bidi="zh_TW"/>
+        </w:rPr>
+        <w:t>）。</w:t>
+      </w:r>
+    </w:p>
+    <w:p>
+      <w:pPr>
+        <w:pStyle w:val="ListBullet"/>
+        <w:spacing w:line="240" w:lineRule="auto"/>
+        <w:ind w:left="720"/>
+      </w:pPr>
+      <w:r>
+        <w:rPr>
+          <w:lang w:val="zh_TW" w:bidi="zh_TW"/>
+        </w:rPr>
+      </w:r>
+      <w:r>
+        <w:rPr>
+          <w:lang w:val="zh_TW" w:bidi="zh_TW"/>
+        </w:rPr>
+        <w:t>亞哈王與約沙法聯盟對抗</w:t>
+      </w:r>
+      <w:r>
+        <w:rPr>
+          <w:lang w:val="zh_TW" w:bidi="zh_TW"/>
+        </w:rPr>
+        <w:t>亞蘭</w:t>
+      </w:r>
+      <w:r>
+        <w:rPr>
+          <w:lang w:val="zh_TW" w:bidi="zh_TW"/>
+        </w:rPr>
+        <w:t>（</w:t>
+      </w:r>
+      <w:hyperlink r:id="rId95">
+        <w:r>
+          <w:rPr>
+            <w:lang w:val="zh_TW" w:bidi="zh_TW"/>
+          </w:rPr>
+          <w:rPr>
+            <w:color w:val="0000EE"/>
+            <w:u w:val="single"/>
+          </w:rPr>
+          <w:t>王上22:1–4</w:t>
+        </w:r>
+      </w:hyperlink>
+      <w:r>
+        <w:rPr>
+          <w:lang w:val="zh_TW" w:bidi="zh_TW"/>
+        </w:rPr>
+        <w:t>；</w:t>
+      </w:r>
+      <w:hyperlink r:id="rId96">
+        <w:r>
+          <w:rPr>
+            <w:lang w:val="zh_TW" w:bidi="zh_TW"/>
+          </w:rPr>
+          <w:rPr>
+            <w:color w:val="0000EE"/>
+            <w:u w:val="single"/>
+          </w:rPr>
+          <w:t>代下18:1–13</w:t>
+        </w:r>
+      </w:hyperlink>
+      <w:r>
+        <w:rPr>
+          <w:lang w:val="zh_TW" w:bidi="zh_TW"/>
+        </w:rPr>
+        <w:t>）。</w:t>
+      </w:r>
+    </w:p>
+    <w:p>
+      <w:pPr>
+        <w:pStyle w:val="ListBullet"/>
+        <w:spacing w:line="240" w:lineRule="auto"/>
+        <w:ind w:left="720"/>
+      </w:pPr>
+      <w:r>
+        <w:rPr>
+          <w:lang w:val="zh_TW" w:bidi="zh_TW"/>
+        </w:rPr>
+      </w:r>
+      <w:r>
+        <w:rPr>
+          <w:lang w:val="zh_TW" w:bidi="zh_TW"/>
+        </w:rPr>
+        <w:t>以色列王比加與</w:t>
+      </w:r>
+      <w:r>
+        <w:rPr>
+          <w:lang w:val="zh_TW" w:bidi="zh_TW"/>
+        </w:rPr>
+        <w:t>亞蘭</w:t>
+      </w:r>
+      <w:r>
+        <w:rPr>
+          <w:lang w:val="zh_TW" w:bidi="zh_TW"/>
+        </w:rPr>
+        <w:t>王利汛結盟，對抗猶大王亞哈斯（</w:t>
+      </w:r>
+      <w:hyperlink r:id="rId97">
+        <w:r>
+          <w:rPr>
+            <w:lang w:val="zh_TW" w:bidi="zh_TW"/>
+          </w:rPr>
+          <w:rPr>
+            <w:color w:val="0000EE"/>
+            <w:u w:val="single"/>
+          </w:rPr>
+          <w:t>賽7:1–9</w:t>
+        </w:r>
+      </w:hyperlink>
+      <w:r>
+        <w:rPr>
+          <w:lang w:val="zh_TW" w:bidi="zh_TW"/>
+        </w:rPr>
+        <w:t>）。</w:t>
+      </w:r>
+    </w:p>
+    <w:p>
+      <w:pPr>
+        <w:pStyle w:val="ListBullet"/>
+        <w:spacing w:line="240" w:lineRule="auto"/>
+        <w:ind w:left="720"/>
+      </w:pPr>
+      <w:r>
+        <w:rPr>
+          <w:lang w:val="zh_TW" w:bidi="zh_TW"/>
+        </w:rPr>
+      </w:r>
+      <w:r>
+        <w:rPr>
+          <w:lang w:val="zh_TW" w:bidi="zh_TW"/>
+        </w:rPr>
+        <w:t>亞哈斯與亞述王提革拉‧毗列色結盟，對抗比加和利汛（</w:t>
+      </w:r>
+      <w:hyperlink r:id="rId98">
+        <w:r>
+          <w:rPr>
+            <w:lang w:val="zh_TW" w:bidi="zh_TW"/>
+          </w:rPr>
+          <w:rPr>
+            <w:color w:val="0000EE"/>
+            <w:u w:val="single"/>
+          </w:rPr>
+          <w:t>王下16:7–9</w:t>
+        </w:r>
+      </w:hyperlink>
+      <w:r>
+        <w:rPr>
+          <w:lang w:val="zh_TW" w:bidi="zh_TW"/>
+        </w:rPr>
+        <w:t>）。</w:t>
+      </w:r>
+    </w:p>
+    <w:p>
+      <w:pPr>
+        <w:pStyle w:val="ListBullet"/>
+        <w:spacing w:line="240" w:lineRule="auto"/>
+        <w:ind w:left="720"/>
+      </w:pPr>
+      <w:r>
+        <w:rPr>
+          <w:lang w:val="zh_TW" w:bidi="zh_TW"/>
+        </w:rPr>
+      </w:r>
+      <w:r>
+        <w:rPr>
+          <w:lang w:val="zh_TW" w:bidi="zh_TW"/>
+        </w:rPr>
+        <w:t>西底家與埃及結盟對抗巴比倫人（</w:t>
+      </w:r>
+      <w:hyperlink r:id="rId99">
+        <w:r>
+          <w:rPr>
+            <w:lang w:val="zh_TW" w:bidi="zh_TW"/>
+          </w:rPr>
+          <w:rPr>
+            <w:color w:val="0000EE"/>
+            <w:u w:val="single"/>
+          </w:rPr>
+          <w:t>王下24:20</w:t>
+        </w:r>
+      </w:hyperlink>
+      <w:r>
+        <w:rPr>
+          <w:lang w:val="zh_TW" w:bidi="zh_TW"/>
+        </w:rPr>
+        <w:t>；</w:t>
+      </w:r>
+      <w:hyperlink r:id="rId100">
+        <w:r>
+          <w:rPr>
+            <w:lang w:val="zh_TW" w:bidi="zh_TW"/>
+          </w:rPr>
+          <w:rPr>
+            <w:color w:val="0000EE"/>
+            <w:u w:val="single"/>
+          </w:rPr>
+          <w:t>結17:1–21</w:t>
+        </w:r>
+      </w:hyperlink>
+      <w:r>
+        <w:rPr>
+          <w:lang w:val="zh_TW" w:bidi="zh_TW"/>
+        </w:rPr>
+        <w:t>）。</w:t>
+      </w:r>
+    </w:p>
+    <w:p>
+      <w:pPr/>
+      <w:r>
+        <w:rPr>
+          <w:lang w:val="zh_TW" w:bidi="zh_TW"/>
+        </w:rPr>
+      </w:r>
+      <w:r>
+        <w:rPr>
+          <w:lang w:val="zh_TW" w:bidi="zh_TW"/>
+        </w:rPr>
+        <w:t>這些聯盟經常會將外邦宗教帶入耶路撒冷（</w:t>
+      </w:r>
+      <w:hyperlink r:id="rId101">
+        <w:r>
+          <w:rPr>
+            <w:lang w:val="zh_TW" w:bidi="zh_TW"/>
+          </w:rPr>
+          <w:rPr>
+            <w:color w:val="0000EE"/>
+            <w:u w:val="single"/>
+          </w:rPr>
+          <w:t>王下16:10–18</w:t>
+        </w:r>
+      </w:hyperlink>
+      <w:r>
+        <w:rPr>
+          <w:lang w:val="zh_TW" w:bidi="zh_TW"/>
+        </w:rPr>
+        <w:t>），導致先知們的批評（</w:t>
+      </w:r>
+      <w:hyperlink r:id="rId102">
+        <w:r>
+          <w:rPr>
+            <w:lang w:val="zh_TW" w:bidi="zh_TW"/>
+          </w:rPr>
+          <w:rPr>
+            <w:color w:val="0000EE"/>
+            <w:u w:val="single"/>
+          </w:rPr>
+          <w:t>何8:8–10</w:t>
+        </w:r>
+      </w:hyperlink>
+      <w:r>
+        <w:rPr>
+          <w:lang w:val="zh_TW" w:bidi="zh_TW"/>
+        </w:rPr>
+        <w:t>；</w:t>
+      </w:r>
+      <w:hyperlink r:id="rId103">
+        <w:r>
+          <w:rPr>
+            <w:lang w:val="zh_TW" w:bidi="zh_TW"/>
+          </w:rPr>
+          <w:rPr>
+            <w:color w:val="0000EE"/>
+            <w:u w:val="single"/>
+          </w:rPr>
+          <w:t>賽30:1–3</w:t>
+        </w:r>
+      </w:hyperlink>
+      <w:r>
+        <w:rPr>
+          <w:lang w:val="zh_TW" w:bidi="zh_TW"/>
+        </w:rPr>
+        <w:t>、</w:t>
+      </w:r>
+      <w:hyperlink r:id="rId103">
+        <w:r>
+          <w:rPr>
+            <w:lang w:val="zh_TW" w:bidi="zh_TW"/>
+          </w:rPr>
+          <w:rPr>
+            <w:color w:val="0000EE"/>
+            <w:u w:val="single"/>
+          </w:rPr>
+          <w:t>15–16</w:t>
+        </w:r>
+      </w:hyperlink>
+      <w:r>
+        <w:rPr>
+          <w:lang w:val="zh_TW" w:bidi="zh_TW"/>
+        </w:rPr>
+        <w:t>；</w:t>
+      </w:r>
+      <w:hyperlink r:id="rId104">
+        <w:r>
+          <w:rPr>
+            <w:lang w:val="zh_TW" w:bidi="zh_TW"/>
+          </w:rPr>
+          <w:rPr>
+            <w:color w:val="0000EE"/>
+            <w:u w:val="single"/>
+          </w:rPr>
+          <w:t>耶2:18</w:t>
+        </w:r>
+      </w:hyperlink>
+      <w:r>
+        <w:rPr>
+          <w:lang w:val="zh_TW" w:bidi="zh_TW"/>
+        </w:rPr>
+        <w:t>）。</w:t>
       </w:r>
       <w:r>
         <w:rPr>

--- a/zht/docx/090.content.docx
+++ b/zht/docx/090.content.docx
@@ -149,7 +149,7 @@
         <w:rPr>
           <w:lang w:val="zh_TW" w:bidi="zh_TW"/>
         </w:rPr>
-        <w:t>lian</w:t>
+        <w:t>lei</w:t>
       </w:r>
       <w:r>
         <w:rPr>
@@ -212,7 +212,7 @@
         <w:rPr>
           <w:lang w:val="zh_TW" w:bidi="zh_TW"/>
         </w:rPr>
-        <w:t>憐憫</w:t>
+        <w:t>雷子</w:t>
       </w:r>
       <w:r>
         <w:rPr>
@@ -231,7 +231,7 @@
         <w:rPr>
           <w:lang w:val="zh_TW" w:bidi="zh_TW"/>
         </w:rPr>
-        <w:t>一種神的屬性，神信實地履行祂的應許，並在祂的選民不配和不忠的情況下，仍維持與他們的立約關係（</w:t>
+        <w:t>「半尼其」翻譯出來的意思，即耶穌給雅各和約翰的稱號（</w:t>
       </w:r>
       <w:hyperlink r:id="rId13">
         <w:r>
@@ -242,97 +242,7 @@
             <w:color w:val="0000EE"/>
             <w:u w:val="single"/>
           </w:rPr>
-          <w:t>申30:1–6</w:t>
-        </w:r>
-      </w:hyperlink>
-      <w:r>
-        <w:rPr>
-          <w:lang w:val="zh_TW" w:bidi="zh_TW"/>
-        </w:rPr>
-        <w:t>；</w:t>
-      </w:r>
-      <w:hyperlink r:id="rId14">
-        <w:r>
-          <w:rPr>
-            <w:lang w:val="zh_TW" w:bidi="zh_TW"/>
-          </w:rPr>
-          <w:rPr>
-            <w:color w:val="0000EE"/>
-            <w:u w:val="single"/>
-          </w:rPr>
-          <w:t>賽14:1</w:t>
-        </w:r>
-      </w:hyperlink>
-      <w:r>
-        <w:rPr>
-          <w:lang w:val="zh_TW" w:bidi="zh_TW"/>
-        </w:rPr>
-        <w:t>；</w:t>
-      </w:r>
-      <w:hyperlink r:id="rId15">
-        <w:r>
-          <w:rPr>
-            <w:lang w:val="zh_TW" w:bidi="zh_TW"/>
-          </w:rPr>
-          <w:rPr>
-            <w:color w:val="0000EE"/>
-            <w:u w:val="single"/>
-          </w:rPr>
-          <w:t>結39:25–29</w:t>
-        </w:r>
-      </w:hyperlink>
-      <w:r>
-        <w:rPr>
-          <w:lang w:val="zh_TW" w:bidi="zh_TW"/>
-        </w:rPr>
-        <w:t>；</w:t>
-      </w:r>
-      <w:hyperlink r:id="rId16">
-        <w:r>
-          <w:rPr>
-            <w:lang w:val="zh_TW" w:bidi="zh_TW"/>
-          </w:rPr>
-          <w:rPr>
-            <w:color w:val="0000EE"/>
-            <w:u w:val="single"/>
-          </w:rPr>
-          <w:t>羅9:15–16、23</w:t>
-        </w:r>
-      </w:hyperlink>
-      <w:r>
-        <w:rPr>
-          <w:lang w:val="zh_TW" w:bidi="zh_TW"/>
-        </w:rPr>
-        <w:t>，</w:t>
-      </w:r>
-      <w:hyperlink r:id="rId17">
-        <w:r>
-          <w:rPr>
-            <w:lang w:val="zh_TW" w:bidi="zh_TW"/>
-          </w:rPr>
-          <w:rPr>
-            <w:color w:val="0000EE"/>
-            <w:u w:val="single"/>
-          </w:rPr>
-          <w:t>11:32</w:t>
-        </w:r>
-      </w:hyperlink>
-      <w:r>
-        <w:rPr>
-          <w:lang w:val="zh_TW" w:bidi="zh_TW"/>
-        </w:rPr>
-        <w:t>；</w:t>
-      </w:r>
-      <w:hyperlink r:id="rId18">
-        <w:r>
-          <w:rPr>
-            <w:lang w:val="zh_TW" w:bidi="zh_TW"/>
-          </w:rPr>
-          <w:rPr>
-            <w:color w:val="0000EE"/>
-            <w:u w:val="single"/>
-          </w:rPr>
-          <w:t>弗2:4</w:t>
+          <w:t>可3:17</w:t>
         </w:r>
       </w:hyperlink>
       <w:r>
@@ -341,1358 +251,12 @@
         </w:rPr>
         <w:t>）。</w:t>
       </w:r>
-    </w:p>
-    <w:p>
-      <w:pPr/>
-      <w:r>
-        <w:rPr>
-          <w:lang w:val="zh_TW" w:bidi="zh_TW"/>
-        </w:rPr>
-      </w:r>
-      <w:r>
-        <w:rPr>
-          <w:lang w:val="zh_TW" w:bidi="zh_TW"/>
-        </w:rPr>
-        <w:t>聖經中憐憫一詞的意義極其豐富且複雜，這一點可以從使用多個希伯來文和希臘文詞彙來表達這一概念中看出。因此，在翻譯中使用了許多同義詞來表達其含義的不同層面，如「仁慈」、「慈愛」、「良善」、「恩典」、「恩惠」、「顧惜」、「憐恤」和「慈愛」。憐憫概念中的一個重要方面是寬恕冒犯者或對手的同情態度，並在他們的困境中幫助或憐恤他們。</w:t>
-      </w:r>
-    </w:p>
-    <w:p>
-      <w:pPr>
-        <w:pStyle w:val="Heading3"/>
-      </w:pPr>
-      <w:r>
-        <w:rPr>
-          <w:lang w:val="zh_TW" w:bidi="zh_TW"/>
-        </w:rPr>
-        <w:t>神學意義</w:t>
-      </w:r>
-    </w:p>
-    <w:p>
-      <w:pPr/>
-      <w:r>
-        <w:rPr>
-          <w:lang w:val="zh_TW" w:bidi="zh_TW"/>
-        </w:rPr>
-      </w:r>
-      <w:r>
-        <w:rPr>
-          <w:lang w:val="zh_TW" w:bidi="zh_TW"/>
-        </w:rPr>
-        <w:t>憐憫概念的核心是神的愛，這愛藉著祂在立約關係中，為那些祂已應許要拯救的人施行恩慈的救贖行動而顯明。在舊約中，神選擇了以色列成為祂的子民，顯明祂對他們的憐憫（</w:t>
-      </w:r>
-      <w:hyperlink r:id="rId19">
-        <w:r>
-          <w:rPr>
-            <w:lang w:val="zh_TW" w:bidi="zh_TW"/>
-          </w:rPr>
-          <w:rPr>
-            <w:color w:val="0000EE"/>
-            <w:u w:val="single"/>
-          </w:rPr>
-          <w:t>出33:19</w:t>
-        </w:r>
-      </w:hyperlink>
-      <w:r>
-        <w:rPr>
-          <w:lang w:val="zh_TW" w:bidi="zh_TW"/>
-        </w:rPr>
-        <w:t>；</w:t>
-      </w:r>
-      <w:hyperlink r:id="rId20">
-        <w:r>
-          <w:rPr>
-            <w:lang w:val="zh_TW" w:bidi="zh_TW"/>
-          </w:rPr>
-          <w:rPr>
-            <w:color w:val="0000EE"/>
-            <w:u w:val="single"/>
-          </w:rPr>
-          <w:t>賽54:10</w:t>
-        </w:r>
-      </w:hyperlink>
-      <w:r>
-        <w:rPr>
-          <w:lang w:val="zh_TW" w:bidi="zh_TW"/>
-        </w:rPr>
-        <w:t>；</w:t>
-      </w:r>
-      <w:hyperlink r:id="rId21">
-        <w:r>
-          <w:rPr>
-            <w:lang w:val="zh_TW" w:bidi="zh_TW"/>
-          </w:rPr>
-          <w:rPr>
-            <w:color w:val="0000EE"/>
-            <w:u w:val="single"/>
-          </w:rPr>
-          <w:t>63:9</w:t>
-        </w:r>
-      </w:hyperlink>
-      <w:r>
-        <w:rPr>
-          <w:lang w:val="zh_TW" w:bidi="zh_TW"/>
-        </w:rPr>
-        <w:t>）。神不斷地容忍著祂悖逆且偏行己路的子民，不斷尋找他們，將他們重新帶回祂自己面前。詩人描述神像父親一樣，憐恤那些敬畏並信靠祂的兒女（</w:t>
-      </w:r>
-      <w:hyperlink r:id="rId22">
-        <w:r>
-          <w:rPr>
-            <w:lang w:val="zh_TW" w:bidi="zh_TW"/>
-          </w:rPr>
-          <w:rPr>
-            <w:color w:val="0000EE"/>
-            <w:u w:val="single"/>
-          </w:rPr>
-          <w:t>詩103:13</w:t>
-        </w:r>
-      </w:hyperlink>
-      <w:r>
-        <w:rPr>
-          <w:lang w:val="zh_TW" w:bidi="zh_TW"/>
-        </w:rPr>
-        <w:t>）。何西阿將神比作一位慈愛的父親，從天上以憐憫的心，看著祂那叛逆和迷途的子民（</w:t>
-      </w:r>
-      <w:hyperlink r:id="rId23">
-        <w:r>
-          <w:rPr>
-            <w:lang w:val="zh_TW" w:bidi="zh_TW"/>
-          </w:rPr>
-          <w:rPr>
-            <w:color w:val="0000EE"/>
-            <w:u w:val="single"/>
-          </w:rPr>
-          <w:t>何11</w:t>
-        </w:r>
-      </w:hyperlink>
-      <w:r>
-        <w:rPr>
-          <w:lang w:val="zh_TW" w:bidi="zh_TW"/>
-        </w:rPr>
-        <w:t>；參</w:t>
-      </w:r>
-      <w:hyperlink r:id="rId24">
-        <w:r>
-          <w:rPr>
-            <w:lang w:val="zh_TW" w:bidi="zh_TW"/>
-          </w:rPr>
-          <w:rPr>
-            <w:color w:val="0000EE"/>
-            <w:u w:val="single"/>
-          </w:rPr>
-          <w:t>耶31:20</w:t>
-        </w:r>
-      </w:hyperlink>
-      <w:r>
-        <w:rPr>
-          <w:lang w:val="zh_TW" w:bidi="zh_TW"/>
-        </w:rPr>
-        <w:t>）。他也將以色列比作一位不忠且行淫的妻子，而神卻像一位忠貞的丈夫，雖然她處於背道且罪惡的狀態，仍然愛她（</w:t>
-      </w:r>
-      <w:hyperlink r:id="rId25">
-        <w:r>
-          <w:rPr>
-            <w:lang w:val="zh_TW" w:bidi="zh_TW"/>
-          </w:rPr>
-          <w:rPr>
-            <w:color w:val="0000EE"/>
-            <w:u w:val="single"/>
-          </w:rPr>
-          <w:t>何1–3章</w:t>
-        </w:r>
-      </w:hyperlink>
-      <w:r>
-        <w:rPr>
-          <w:lang w:val="zh_TW" w:bidi="zh_TW"/>
-        </w:rPr>
-        <w:t>；參</w:t>
-      </w:r>
-      <w:hyperlink r:id="rId26">
-        <w:r>
-          <w:rPr>
-            <w:lang w:val="zh_TW" w:bidi="zh_TW"/>
-          </w:rPr>
-          <w:rPr>
-            <w:color w:val="0000EE"/>
-            <w:u w:val="single"/>
-          </w:rPr>
-          <w:t>賽54:4–8</w:t>
-        </w:r>
-      </w:hyperlink>
-      <w:r>
-        <w:rPr>
-          <w:lang w:val="zh_TW" w:bidi="zh_TW"/>
-        </w:rPr>
-        <w:t>）。以賽亞將神描繪為母親，對腹中所生的孩子充滿憐恤（</w:t>
-      </w:r>
-      <w:hyperlink r:id="rId27">
-        <w:r>
-          <w:rPr>
-            <w:lang w:val="zh_TW" w:bidi="zh_TW"/>
-          </w:rPr>
-          <w:rPr>
-            <w:color w:val="0000EE"/>
-            <w:u w:val="single"/>
-          </w:rPr>
-          <w:t>賽49:15</w:t>
-        </w:r>
-      </w:hyperlink>
-      <w:r>
-        <w:rPr>
-          <w:lang w:val="zh_TW" w:bidi="zh_TW"/>
-        </w:rPr>
-        <w:t>）。這些比喻以豐富多樣的方式顯明神的憐恤。其它層面包括饒恕和恢復恩惠（</w:t>
-      </w:r>
-      <w:hyperlink r:id="rId28">
-        <w:r>
-          <w:rPr>
-            <w:lang w:val="zh_TW" w:bidi="zh_TW"/>
-          </w:rPr>
-          <w:rPr>
-            <w:color w:val="0000EE"/>
-            <w:u w:val="single"/>
-          </w:rPr>
-          <w:t>王下13:23</w:t>
-        </w:r>
-      </w:hyperlink>
-      <w:r>
-        <w:rPr>
-          <w:lang w:val="zh_TW" w:bidi="zh_TW"/>
-        </w:rPr>
-        <w:t>；</w:t>
-      </w:r>
-      <w:hyperlink r:id="rId29">
-        <w:r>
-          <w:rPr>
-            <w:lang w:val="zh_TW" w:bidi="zh_TW"/>
-          </w:rPr>
-          <w:rPr>
-            <w:color w:val="0000EE"/>
-            <w:u w:val="single"/>
-          </w:rPr>
-          <w:t>賽54:8</w:t>
-        </w:r>
-      </w:hyperlink>
-      <w:r>
-        <w:rPr>
-          <w:lang w:val="zh_TW" w:bidi="zh_TW"/>
-        </w:rPr>
-        <w:t>；</w:t>
-      </w:r>
-      <w:hyperlink r:id="rId30">
-        <w:r>
-          <w:rPr>
-            <w:lang w:val="zh_TW" w:bidi="zh_TW"/>
-          </w:rPr>
-          <w:rPr>
-            <w:color w:val="0000EE"/>
-            <w:u w:val="single"/>
-          </w:rPr>
-          <w:t>珥2:18–32</w:t>
-        </w:r>
-      </w:hyperlink>
-      <w:r>
-        <w:rPr>
-          <w:lang w:val="zh_TW" w:bidi="zh_TW"/>
-        </w:rPr>
-        <w:t>；</w:t>
-      </w:r>
-      <w:hyperlink r:id="rId31">
-        <w:r>
-          <w:rPr>
-            <w:lang w:val="zh_TW" w:bidi="zh_TW"/>
-          </w:rPr>
-          <w:rPr>
-            <w:color w:val="0000EE"/>
-            <w:u w:val="single"/>
-          </w:rPr>
-          <w:t>彌7:18–20</w:t>
-        </w:r>
-      </w:hyperlink>
-      <w:r>
-        <w:rPr>
-          <w:lang w:val="zh_TW" w:bidi="zh_TW"/>
-        </w:rPr>
-        <w:t>），以及脫離困苦和危難（</w:t>
-      </w:r>
-      <w:hyperlink r:id="rId32">
-        <w:r>
-          <w:rPr>
-            <w:lang w:val="zh_TW" w:bidi="zh_TW"/>
-          </w:rPr>
-          <w:rPr>
-            <w:color w:val="0000EE"/>
-            <w:u w:val="single"/>
-          </w:rPr>
-          <w:t>尼9:19–21</w:t>
-        </w:r>
-      </w:hyperlink>
-      <w:r>
-        <w:rPr>
-          <w:lang w:val="zh_TW" w:bidi="zh_TW"/>
-        </w:rPr>
-        <w:t>；</w:t>
-      </w:r>
-      <w:hyperlink r:id="rId33">
-        <w:r>
-          <w:rPr>
-            <w:lang w:val="zh_TW" w:bidi="zh_TW"/>
-          </w:rPr>
-          <w:rPr>
-            <w:color w:val="0000EE"/>
-            <w:u w:val="single"/>
-          </w:rPr>
-          <w:t>詩40:11–17</w:t>
-        </w:r>
-      </w:hyperlink>
-      <w:r>
-        <w:rPr>
-          <w:lang w:val="zh_TW" w:bidi="zh_TW"/>
-        </w:rPr>
-        <w:t>，</w:t>
-      </w:r>
-      <w:hyperlink r:id="rId34">
-        <w:r>
-          <w:rPr>
-            <w:lang w:val="zh_TW" w:bidi="zh_TW"/>
-          </w:rPr>
-          <w:rPr>
-            <w:color w:val="0000EE"/>
-            <w:u w:val="single"/>
-          </w:rPr>
-          <w:t>69:16–36</w:t>
-        </w:r>
-      </w:hyperlink>
-      <w:r>
-        <w:rPr>
-          <w:lang w:val="zh_TW" w:bidi="zh_TW"/>
-        </w:rPr>
-        <w:t>，</w:t>
-      </w:r>
-      <w:hyperlink r:id="rId35">
-        <w:r>
-          <w:rPr>
-            <w:lang w:val="zh_TW" w:bidi="zh_TW"/>
-          </w:rPr>
-          <w:rPr>
-            <w:color w:val="0000EE"/>
-            <w:u w:val="single"/>
-          </w:rPr>
-          <w:t>79:8–9</w:t>
-        </w:r>
-      </w:hyperlink>
-      <w:r>
-        <w:rPr>
-          <w:lang w:val="zh_TW" w:bidi="zh_TW"/>
-        </w:rPr>
-        <w:t>；</w:t>
-      </w:r>
-      <w:hyperlink r:id="rId36">
-        <w:r>
-          <w:rPr>
-            <w:lang w:val="zh_TW" w:bidi="zh_TW"/>
-          </w:rPr>
-          <w:rPr>
-            <w:color w:val="0000EE"/>
-            <w:u w:val="single"/>
-          </w:rPr>
-          <w:t>賽49:10</w:t>
-        </w:r>
-      </w:hyperlink>
-      <w:r>
-        <w:rPr>
-          <w:lang w:val="zh_TW" w:bidi="zh_TW"/>
-        </w:rPr>
-        <w:t>）。</w:t>
-      </w:r>
-    </w:p>
-    <w:p>
-      <w:pPr/>
-      <w:r>
-        <w:rPr>
-          <w:lang w:val="zh_TW" w:bidi="zh_TW"/>
-        </w:rPr>
-      </w:r>
-      <w:r>
-        <w:rPr>
-          <w:lang w:val="zh_TW" w:bidi="zh_TW"/>
-        </w:rPr>
-        <w:t>由於以色列作為聖約子民，從神的慈愛和信實中學習到的功課，虔誠的猶太人在有需要的時候，自然會向神呼求憐憫與赦免，這在懺悔的詩篇中表達得非常動人（</w:t>
-      </w:r>
-      <w:hyperlink r:id="rId37">
-        <w:r>
-          <w:rPr>
-            <w:lang w:val="zh_TW" w:bidi="zh_TW"/>
-          </w:rPr>
-          <w:rPr>
-            <w:color w:val="0000EE"/>
-            <w:u w:val="single"/>
-          </w:rPr>
-          <w:t>詩6</w:t>
-        </w:r>
-      </w:hyperlink>
-      <w:r>
-        <w:rPr>
-          <w:lang w:val="zh_TW" w:bidi="zh_TW"/>
-        </w:rPr>
-        <w:t>，</w:t>
-      </w:r>
-      <w:hyperlink r:id="rId38">
-        <w:r>
-          <w:rPr>
-            <w:lang w:val="zh_TW" w:bidi="zh_TW"/>
-          </w:rPr>
-          <w:rPr>
-            <w:color w:val="0000EE"/>
-            <w:u w:val="single"/>
-          </w:rPr>
-          <w:t>32</w:t>
-        </w:r>
-      </w:hyperlink>
-      <w:r>
-        <w:rPr>
-          <w:lang w:val="zh_TW" w:bidi="zh_TW"/>
-        </w:rPr>
-        <w:t>，</w:t>
-      </w:r>
-      <w:hyperlink r:id="rId39">
-        <w:r>
-          <w:rPr>
-            <w:lang w:val="zh_TW" w:bidi="zh_TW"/>
-          </w:rPr>
-          <w:rPr>
-            <w:color w:val="0000EE"/>
-            <w:u w:val="single"/>
-          </w:rPr>
-          <w:t>38</w:t>
-        </w:r>
-      </w:hyperlink>
-      <w:r>
-        <w:rPr>
-          <w:lang w:val="zh_TW" w:bidi="zh_TW"/>
-        </w:rPr>
-        <w:t>，</w:t>
-      </w:r>
-      <w:hyperlink r:id="rId40">
-        <w:r>
-          <w:rPr>
-            <w:lang w:val="zh_TW" w:bidi="zh_TW"/>
-          </w:rPr>
-          <w:rPr>
-            <w:color w:val="0000EE"/>
-            <w:u w:val="single"/>
-          </w:rPr>
-          <w:t>51</w:t>
-        </w:r>
-      </w:hyperlink>
-      <w:r>
-        <w:rPr>
-          <w:lang w:val="zh_TW" w:bidi="zh_TW"/>
-        </w:rPr>
-        <w:t>，</w:t>
-      </w:r>
-      <w:hyperlink r:id="rId41">
-        <w:r>
-          <w:rPr>
-            <w:lang w:val="zh_TW" w:bidi="zh_TW"/>
-          </w:rPr>
-          <w:rPr>
-            <w:color w:val="0000EE"/>
-            <w:u w:val="single"/>
-          </w:rPr>
-          <w:t>102</w:t>
-        </w:r>
-      </w:hyperlink>
-      <w:r>
-        <w:rPr>
-          <w:lang w:val="zh_TW" w:bidi="zh_TW"/>
-        </w:rPr>
-        <w:t>，</w:t>
-      </w:r>
-      <w:hyperlink r:id="rId42">
-        <w:r>
-          <w:rPr>
-            <w:lang w:val="zh_TW" w:bidi="zh_TW"/>
-          </w:rPr>
-          <w:rPr>
-            <w:color w:val="0000EE"/>
-            <w:u w:val="single"/>
-          </w:rPr>
-          <w:t>130</w:t>
-        </w:r>
-      </w:hyperlink>
-      <w:r>
-        <w:rPr>
-          <w:lang w:val="zh_TW" w:bidi="zh_TW"/>
-        </w:rPr>
-        <w:t>，</w:t>
-      </w:r>
-      <w:hyperlink r:id="rId43">
-        <w:r>
-          <w:rPr>
-            <w:lang w:val="zh_TW" w:bidi="zh_TW"/>
-          </w:rPr>
-          <w:rPr>
-            <w:color w:val="0000EE"/>
-            <w:u w:val="single"/>
-          </w:rPr>
-          <w:t>143</w:t>
-        </w:r>
-      </w:hyperlink>
-      <w:r>
-        <w:rPr>
-          <w:lang w:val="zh_TW" w:bidi="zh_TW"/>
-        </w:rPr>
-        <w:t>），以及其他舊約經文（</w:t>
-      </w:r>
-      <w:hyperlink r:id="rId44">
-        <w:r>
-          <w:rPr>
-            <w:lang w:val="zh_TW" w:bidi="zh_TW"/>
-          </w:rPr>
-          <w:rPr>
-            <w:color w:val="0000EE"/>
-            <w:u w:val="single"/>
-          </w:rPr>
-          <w:t>出34:6</w:t>
-        </w:r>
-      </w:hyperlink>
-      <w:r>
-        <w:rPr>
-          <w:lang w:val="zh_TW" w:bidi="zh_TW"/>
-        </w:rPr>
-        <w:t>；</w:t>
-      </w:r>
-      <w:hyperlink r:id="rId45">
-        <w:r>
-          <w:rPr>
-            <w:lang w:val="zh_TW" w:bidi="zh_TW"/>
-          </w:rPr>
-          <w:rPr>
-            <w:color w:val="0000EE"/>
-            <w:u w:val="single"/>
-          </w:rPr>
-          <w:t>尼9:17</w:t>
-        </w:r>
-      </w:hyperlink>
-      <w:r>
-        <w:rPr>
-          <w:lang w:val="zh_TW" w:bidi="zh_TW"/>
-        </w:rPr>
-        <w:t>；</w:t>
-      </w:r>
-      <w:hyperlink r:id="rId46">
-        <w:r>
-          <w:rPr>
-            <w:lang w:val="zh_TW" w:bidi="zh_TW"/>
-          </w:rPr>
-          <w:rPr>
-            <w:color w:val="0000EE"/>
-            <w:u w:val="single"/>
-          </w:rPr>
-          <w:t>詩57</w:t>
-        </w:r>
-      </w:hyperlink>
-      <w:r>
-        <w:rPr>
-          <w:lang w:val="zh_TW" w:bidi="zh_TW"/>
-        </w:rPr>
-        <w:t>，</w:t>
-      </w:r>
-      <w:hyperlink r:id="rId47">
-        <w:r>
-          <w:rPr>
-            <w:lang w:val="zh_TW" w:bidi="zh_TW"/>
-          </w:rPr>
-          <w:rPr>
-            <w:color w:val="0000EE"/>
-            <w:u w:val="single"/>
-          </w:rPr>
-          <w:t>79</w:t>
-        </w:r>
-      </w:hyperlink>
-      <w:r>
-        <w:rPr>
-          <w:lang w:val="zh_TW" w:bidi="zh_TW"/>
-        </w:rPr>
-        <w:t>，</w:t>
-      </w:r>
-      <w:hyperlink r:id="rId48">
-        <w:r>
-          <w:rPr>
-            <w:lang w:val="zh_TW" w:bidi="zh_TW"/>
-          </w:rPr>
-          <w:rPr>
-            <w:color w:val="0000EE"/>
-            <w:u w:val="single"/>
-          </w:rPr>
-          <w:t>86</w:t>
-        </w:r>
-      </w:hyperlink>
-      <w:r>
-        <w:rPr>
-          <w:lang w:val="zh_TW" w:bidi="zh_TW"/>
-        </w:rPr>
-        <w:t>，</w:t>
-      </w:r>
-      <w:hyperlink r:id="rId49">
-        <w:r>
-          <w:rPr>
-            <w:lang w:val="zh_TW" w:bidi="zh_TW"/>
-          </w:rPr>
-          <w:rPr>
-            <w:color w:val="0000EE"/>
-            <w:u w:val="single"/>
-          </w:rPr>
-          <w:t>123</w:t>
-        </w:r>
-      </w:hyperlink>
-      <w:r>
-        <w:rPr>
-          <w:lang w:val="zh_TW" w:bidi="zh_TW"/>
-        </w:rPr>
-        <w:t>；</w:t>
-      </w:r>
-      <w:hyperlink r:id="rId50">
-        <w:r>
-          <w:rPr>
-            <w:lang w:val="zh_TW" w:bidi="zh_TW"/>
-          </w:rPr>
-          <w:rPr>
-            <w:color w:val="0000EE"/>
-            <w:u w:val="single"/>
-          </w:rPr>
-          <w:t>賽33:1–6</w:t>
-        </w:r>
-      </w:hyperlink>
-      <w:r>
-        <w:rPr>
-          <w:lang w:val="zh_TW" w:bidi="zh_TW"/>
-        </w:rPr>
-        <w:t>；</w:t>
-      </w:r>
-      <w:hyperlink r:id="rId51">
-        <w:r>
-          <w:rPr>
-            <w:lang w:val="zh_TW" w:bidi="zh_TW"/>
-          </w:rPr>
-          <w:rPr>
-            <w:color w:val="0000EE"/>
-            <w:u w:val="single"/>
-          </w:rPr>
-          <w:t>但9:3–19</w:t>
-        </w:r>
-      </w:hyperlink>
-      <w:r>
-        <w:rPr>
-          <w:lang w:val="zh_TW" w:bidi="zh_TW"/>
-        </w:rPr>
-        <w:t>；</w:t>
-      </w:r>
-      <w:hyperlink r:id="rId52">
-        <w:r>
-          <w:rPr>
-            <w:lang w:val="zh_TW" w:bidi="zh_TW"/>
-          </w:rPr>
-          <w:rPr>
-            <w:color w:val="0000EE"/>
-            <w:u w:val="single"/>
-          </w:rPr>
-          <w:t>珥2:13</w:t>
-        </w:r>
-      </w:hyperlink>
-      <w:r>
-        <w:rPr>
-          <w:lang w:val="zh_TW" w:bidi="zh_TW"/>
-        </w:rPr>
-        <w:t>）。悔改的人記得神的憐憫，使他們對神的恩惠和與祂和好的盼望，充滿信心。</w:t>
-      </w:r>
-    </w:p>
-    <w:p>
-      <w:pPr/>
-      <w:r>
-        <w:rPr>
-          <w:lang w:val="zh_TW" w:bidi="zh_TW"/>
-        </w:rPr>
-      </w:r>
-      <w:r>
-        <w:rPr>
-          <w:lang w:val="zh_TW" w:bidi="zh_TW"/>
-        </w:rPr>
-        <w:t>在新約中，描述耶穌對有需要的人所表現出來的憐憫時，使用了一個非常生動的希臘文詞語（</w:t>
-      </w:r>
-      <w:hyperlink r:id="rId53">
-        <w:r>
-          <w:rPr>
-            <w:lang w:val="zh_TW" w:bidi="zh_TW"/>
-          </w:rPr>
-          <w:rPr>
-            <w:color w:val="0000EE"/>
-            <w:u w:val="single"/>
-          </w:rPr>
-          <w:t>太9:36</w:t>
-        </w:r>
-      </w:hyperlink>
-      <w:r>
-        <w:rPr>
-          <w:lang w:val="zh_TW" w:bidi="zh_TW"/>
-        </w:rPr>
-        <w:t>，</w:t>
-      </w:r>
-      <w:hyperlink r:id="rId54">
-        <w:r>
-          <w:rPr>
-            <w:lang w:val="zh_TW" w:bidi="zh_TW"/>
-          </w:rPr>
-          <w:rPr>
-            <w:color w:val="0000EE"/>
-            <w:u w:val="single"/>
-          </w:rPr>
-          <w:t>14:14</w:t>
-        </w:r>
-      </w:hyperlink>
-      <w:r>
-        <w:rPr>
-          <w:lang w:val="zh_TW" w:bidi="zh_TW"/>
-        </w:rPr>
-        <w:t>，</w:t>
-      </w:r>
-      <w:hyperlink r:id="rId55">
-        <w:r>
-          <w:rPr>
-            <w:lang w:val="zh_TW" w:bidi="zh_TW"/>
-          </w:rPr>
-          <w:rPr>
-            <w:color w:val="0000EE"/>
-            <w:u w:val="single"/>
-          </w:rPr>
-          <w:t>20:34</w:t>
-        </w:r>
-      </w:hyperlink>
-      <w:r>
-        <w:rPr>
-          <w:lang w:val="zh_TW" w:bidi="zh_TW"/>
-        </w:rPr>
-        <w:t>）。通過這個強烈的動詞（字面意思是「內心深受感動」），表達了祂對他們的憐憫和慈悲。希伯來人認為內心深處是情感的中心，特別是最溫柔的仁愛之情。描述耶穌深受感動並立即採取行動來減輕人們的痛苦——醫治（</w:t>
-      </w:r>
-      <w:hyperlink r:id="rId55">
-        <w:r>
-          <w:rPr>
-            <w:lang w:val="zh_TW" w:bidi="zh_TW"/>
-          </w:rPr>
-          <w:rPr>
-            <w:color w:val="0000EE"/>
-            <w:u w:val="single"/>
-          </w:rPr>
-          <w:t>太20:34</w:t>
-        </w:r>
-      </w:hyperlink>
-      <w:r>
-        <w:rPr>
-          <w:lang w:val="zh_TW" w:bidi="zh_TW"/>
-        </w:rPr>
-        <w:t>；</w:t>
-      </w:r>
-      <w:hyperlink r:id="rId56">
-        <w:r>
-          <w:rPr>
-            <w:lang w:val="zh_TW" w:bidi="zh_TW"/>
-          </w:rPr>
-          <w:rPr>
-            <w:color w:val="0000EE"/>
-            <w:u w:val="single"/>
-          </w:rPr>
-          <w:t>可1:41</w:t>
-        </w:r>
-      </w:hyperlink>
-      <w:r>
-        <w:rPr>
-          <w:lang w:val="zh_TW" w:bidi="zh_TW"/>
-        </w:rPr>
-        <w:t>）、使死人復活（</w:t>
-      </w:r>
-      <w:hyperlink r:id="rId57">
-        <w:r>
-          <w:rPr>
-            <w:lang w:val="zh_TW" w:bidi="zh_TW"/>
-          </w:rPr>
-          <w:rPr>
-            <w:color w:val="0000EE"/>
-            <w:u w:val="single"/>
-          </w:rPr>
-          <w:t>路7:13</w:t>
-        </w:r>
-      </w:hyperlink>
-      <w:r>
-        <w:rPr>
-          <w:lang w:val="zh_TW" w:bidi="zh_TW"/>
-        </w:rPr>
-        <w:t>）、並餵飽飢餓的人（</w:t>
-      </w:r>
-      <w:hyperlink r:id="rId58">
-        <w:r>
-          <w:rPr>
-            <w:lang w:val="zh_TW" w:bidi="zh_TW"/>
-          </w:rPr>
-          <w:rPr>
-            <w:color w:val="0000EE"/>
-            <w:u w:val="single"/>
-          </w:rPr>
-          <w:t>太15:32</w:t>
-        </w:r>
-      </w:hyperlink>
-      <w:r>
-        <w:rPr>
-          <w:lang w:val="zh_TW" w:bidi="zh_TW"/>
-        </w:rPr>
-        <w:t>）。</w:t>
-      </w:r>
-    </w:p>
-    <w:p>
-      <w:pPr/>
-      <w:r>
-        <w:rPr>
-          <w:lang w:val="zh_TW" w:bidi="zh_TW"/>
-        </w:rPr>
-      </w:r>
-      <w:r>
-        <w:rPr>
-          <w:lang w:val="zh_TW" w:bidi="zh_TW"/>
-        </w:rPr>
-        <w:t>舊約中神對聖約子民憐憫的概念，在新約中也出現（</w:t>
-      </w:r>
-      <w:hyperlink r:id="rId59">
-        <w:r>
-          <w:rPr>
-            <w:lang w:val="zh_TW" w:bidi="zh_TW"/>
-          </w:rPr>
-          <w:rPr>
-            <w:color w:val="0000EE"/>
-            <w:u w:val="single"/>
-          </w:rPr>
-          <w:t>路1:50、54、72、78</w:t>
-        </w:r>
-      </w:hyperlink>
-      <w:r>
-        <w:rPr>
-          <w:lang w:val="zh_TW" w:bidi="zh_TW"/>
-        </w:rPr>
-        <w:t>；</w:t>
-      </w:r>
-      <w:hyperlink r:id="rId18">
-        <w:r>
-          <w:rPr>
-            <w:lang w:val="zh_TW" w:bidi="zh_TW"/>
-          </w:rPr>
-          <w:rPr>
-            <w:color w:val="0000EE"/>
-            <w:u w:val="single"/>
-          </w:rPr>
-          <w:t>弗2:4</w:t>
-        </w:r>
-      </w:hyperlink>
-      <w:r>
-        <w:rPr>
-          <w:lang w:val="zh_TW" w:bidi="zh_TW"/>
-        </w:rPr>
-        <w:t>；</w:t>
-      </w:r>
-      <w:hyperlink r:id="rId60">
-        <w:r>
-          <w:rPr>
-            <w:lang w:val="zh_TW" w:bidi="zh_TW"/>
-          </w:rPr>
-          <w:rPr>
-            <w:color w:val="0000EE"/>
-            <w:u w:val="single"/>
-          </w:rPr>
-          <w:t>提前1:2</w:t>
-        </w:r>
-      </w:hyperlink>
-      <w:r>
-        <w:rPr>
-          <w:lang w:val="zh_TW" w:bidi="zh_TW"/>
-        </w:rPr>
-        <w:t>；</w:t>
-      </w:r>
-      <w:hyperlink r:id="rId61">
-        <w:r>
-          <w:rPr>
-            <w:lang w:val="zh_TW" w:bidi="zh_TW"/>
-          </w:rPr>
-          <w:rPr>
-            <w:color w:val="0000EE"/>
-            <w:u w:val="single"/>
-          </w:rPr>
-          <w:t>彼前1:3</w:t>
-        </w:r>
-      </w:hyperlink>
-      <w:r>
-        <w:rPr>
-          <w:lang w:val="zh_TW" w:bidi="zh_TW"/>
-        </w:rPr>
-        <w:t>，</w:t>
-      </w:r>
-      <w:hyperlink r:id="rId62">
-        <w:r>
-          <w:rPr>
-            <w:lang w:val="zh_TW" w:bidi="zh_TW"/>
-          </w:rPr>
-          <w:rPr>
-            <w:color w:val="0000EE"/>
-            <w:u w:val="single"/>
-          </w:rPr>
-          <w:t>2:10</w:t>
-        </w:r>
-      </w:hyperlink>
-      <w:r>
-        <w:rPr>
-          <w:lang w:val="zh_TW" w:bidi="zh_TW"/>
-        </w:rPr>
-        <w:t>）。新約中「憐憫」最典型的用法是指神藉著耶穌基督為人提供的救恩（</w:t>
-      </w:r>
-      <w:hyperlink r:id="rId63">
-        <w:r>
-          <w:rPr>
-            <w:lang w:val="zh_TW" w:bidi="zh_TW"/>
-          </w:rPr>
-          <w:rPr>
-            <w:color w:val="0000EE"/>
-            <w:u w:val="single"/>
-          </w:rPr>
-          <w:t>羅11:30–32</w:t>
-        </w:r>
-      </w:hyperlink>
-      <w:r>
-        <w:rPr>
-          <w:lang w:val="zh_TW" w:bidi="zh_TW"/>
-        </w:rPr>
-        <w:t>；</w:t>
-      </w:r>
-      <w:hyperlink r:id="rId18">
-        <w:r>
-          <w:rPr>
-            <w:lang w:val="zh_TW" w:bidi="zh_TW"/>
-          </w:rPr>
-          <w:rPr>
-            <w:color w:val="0000EE"/>
-            <w:u w:val="single"/>
-          </w:rPr>
-          <w:t>弗2:4</w:t>
-        </w:r>
-      </w:hyperlink>
-      <w:r>
-        <w:rPr>
-          <w:lang w:val="zh_TW" w:bidi="zh_TW"/>
-        </w:rPr>
-        <w:t>）。神是「發慈悲的父」（</w:t>
-      </w:r>
-      <w:hyperlink r:id="rId64">
-        <w:r>
-          <w:rPr>
-            <w:lang w:val="zh_TW" w:bidi="zh_TW"/>
-          </w:rPr>
-          <w:rPr>
-            <w:color w:val="0000EE"/>
-            <w:u w:val="single"/>
-          </w:rPr>
-          <w:t>林後1:3</w:t>
-        </w:r>
-      </w:hyperlink>
-      <w:r>
-        <w:rPr>
-          <w:lang w:val="zh_TW" w:bidi="zh_TW"/>
-        </w:rPr>
-        <w:t>），祂將這恩惠賜給那些相信祂兒子的人。正因為祂「有豐富的憐憫」，祂拯救那些因罪而靈性死亡、注定滅亡的人（</w:t>
-      </w:r>
-      <w:hyperlink r:id="rId65">
-        <w:r>
-          <w:rPr>
-            <w:lang w:val="zh_TW" w:bidi="zh_TW"/>
-          </w:rPr>
-          <w:rPr>
-            <w:color w:val="0000EE"/>
-            <w:u w:val="single"/>
-          </w:rPr>
-          <w:t>弗2:4–6</w:t>
-        </w:r>
-      </w:hyperlink>
-      <w:r>
-        <w:rPr>
-          <w:lang w:val="zh_TW" w:bidi="zh_TW"/>
-        </w:rPr>
-        <w:t>）。人因神的憐憫而得赦免並被賜予永生（</w:t>
-      </w:r>
-      <w:hyperlink r:id="rId66">
-        <w:r>
-          <w:rPr>
-            <w:lang w:val="zh_TW" w:bidi="zh_TW"/>
-          </w:rPr>
-          <w:rPr>
-            <w:color w:val="0000EE"/>
-            <w:u w:val="single"/>
-          </w:rPr>
-          <w:t>提前1:13–16</w:t>
-        </w:r>
-      </w:hyperlink>
-      <w:r>
-        <w:rPr>
-          <w:lang w:val="zh_TW" w:bidi="zh_TW"/>
-        </w:rPr>
-        <w:t>）。</w:t>
-      </w:r>
-    </w:p>
-    <w:p>
-      <w:pPr>
-        <w:pStyle w:val="Heading3"/>
-      </w:pPr>
-      <w:r>
-        <w:rPr>
-          <w:lang w:val="zh_TW" w:bidi="zh_TW"/>
-        </w:rPr>
-        <w:t>人們有責任對他人施予憐憫</w:t>
-      </w:r>
-    </w:p>
-    <w:p>
-      <w:pPr/>
-      <w:r>
-        <w:rPr>
-          <w:lang w:val="zh_TW" w:bidi="zh_TW"/>
-        </w:rPr>
-      </w:r>
-      <w:r>
-        <w:rPr>
-          <w:lang w:val="zh_TW" w:bidi="zh_TW"/>
-        </w:rPr>
-        <w:t>無論人是否配得或忠誠，神也白白地施恩憐憫，因此人也應當對他人施憐憫，即使他們不配或不尋求。實際上，人被命令要憐憫他人，尤其是窮人、困苦者、寡婦和孤兒（</w:t>
-      </w:r>
-      <w:hyperlink r:id="rId67">
-        <w:r>
-          <w:rPr>
-            <w:lang w:val="zh_TW" w:bidi="zh_TW"/>
-          </w:rPr>
-          <w:rPr>
-            <w:color w:val="0000EE"/>
-            <w:u w:val="single"/>
-          </w:rPr>
-          <w:t>箴14:31，</w:t>
-        </w:r>
-      </w:hyperlink>
-      <w:hyperlink r:id="rId68">
-        <w:r>
-          <w:rPr>
-            <w:lang w:val="zh_TW" w:bidi="zh_TW"/>
-          </w:rPr>
-          <w:rPr>
-            <w:color w:val="0000EE"/>
-            <w:u w:val="single"/>
-          </w:rPr>
-          <w:t>19:17</w:t>
-        </w:r>
-      </w:hyperlink>
-      <w:r>
-        <w:rPr>
-          <w:lang w:val="zh_TW" w:bidi="zh_TW"/>
-        </w:rPr>
-        <w:t>；</w:t>
-      </w:r>
-      <w:hyperlink r:id="rId69">
-        <w:r>
-          <w:rPr>
-            <w:lang w:val="zh_TW" w:bidi="zh_TW"/>
-          </w:rPr>
-          <w:rPr>
-            <w:color w:val="0000EE"/>
-            <w:u w:val="single"/>
-          </w:rPr>
-          <w:t>彌6:8</w:t>
-        </w:r>
-      </w:hyperlink>
-      <w:r>
-        <w:rPr>
-          <w:lang w:val="zh_TW" w:bidi="zh_TW"/>
-        </w:rPr>
-        <w:t>；</w:t>
-      </w:r>
-      <w:hyperlink r:id="rId70">
-        <w:r>
-          <w:rPr>
-            <w:lang w:val="zh_TW" w:bidi="zh_TW"/>
-          </w:rPr>
-          <w:rPr>
-            <w:color w:val="0000EE"/>
-            <w:u w:val="single"/>
-          </w:rPr>
-          <w:t>亞7:9–10</w:t>
-        </w:r>
-      </w:hyperlink>
-      <w:r>
-        <w:rPr>
-          <w:lang w:val="zh_TW" w:bidi="zh_TW"/>
-        </w:rPr>
-        <w:t>；</w:t>
-      </w:r>
-      <w:hyperlink r:id="rId71">
-        <w:r>
-          <w:rPr>
-            <w:lang w:val="zh_TW" w:bidi="zh_TW"/>
-          </w:rPr>
-          <w:rPr>
-            <w:color w:val="0000EE"/>
-            <w:u w:val="single"/>
-          </w:rPr>
-          <w:t>西3:12</w:t>
-        </w:r>
-      </w:hyperlink>
-      <w:r>
-        <w:rPr>
-          <w:lang w:val="zh_TW" w:bidi="zh_TW"/>
-        </w:rPr>
-        <w:t>）。神看重憐憫勝過儀式上的獻祭（</w:t>
-      </w:r>
-      <w:hyperlink r:id="rId72">
-        <w:r>
-          <w:rPr>
-            <w:lang w:val="zh_TW" w:bidi="zh_TW"/>
-          </w:rPr>
-          <w:rPr>
-            <w:color w:val="0000EE"/>
-            <w:u w:val="single"/>
-          </w:rPr>
-          <w:t>太9:13</w:t>
-        </w:r>
-      </w:hyperlink>
-      <w:r>
-        <w:rPr>
-          <w:lang w:val="zh_TW" w:bidi="zh_TW"/>
-        </w:rPr>
-        <w:t>）。神在基督裡所顯的憐憫，實際上使人有義務像神對待他們一樣對待他人。主將憐憫作為祂教導的基礎（</w:t>
-      </w:r>
-      <w:hyperlink r:id="rId73">
-        <w:r>
-          <w:rPr>
-            <w:lang w:val="zh_TW" w:bidi="zh_TW"/>
-          </w:rPr>
-          <w:rPr>
-            <w:color w:val="0000EE"/>
-            <w:u w:val="single"/>
-          </w:rPr>
-          <w:t>太5:7</w:t>
-        </w:r>
-      </w:hyperlink>
-      <w:r>
-        <w:rPr>
-          <w:lang w:val="zh_TW" w:bidi="zh_TW"/>
-        </w:rPr>
-        <w:t>，</w:t>
-      </w:r>
-      <w:hyperlink r:id="rId72">
-        <w:r>
-          <w:rPr>
-            <w:lang w:val="zh_TW" w:bidi="zh_TW"/>
-          </w:rPr>
-          <w:rPr>
-            <w:color w:val="0000EE"/>
-            <w:u w:val="single"/>
-          </w:rPr>
-          <w:t>9:13</w:t>
-        </w:r>
-      </w:hyperlink>
-      <w:r>
-        <w:rPr>
-          <w:lang w:val="zh_TW" w:bidi="zh_TW"/>
-        </w:rPr>
-        <w:t>，</w:t>
-      </w:r>
-      <w:hyperlink r:id="rId74">
-        <w:r>
-          <w:rPr>
-            <w:lang w:val="zh_TW" w:bidi="zh_TW"/>
-          </w:rPr>
-          <w:rPr>
-            <w:color w:val="0000EE"/>
-            <w:u w:val="single"/>
-          </w:rPr>
-          <w:t>12:7</w:t>
-        </w:r>
-      </w:hyperlink>
-      <w:r>
-        <w:rPr>
-          <w:lang w:val="zh_TW" w:bidi="zh_TW"/>
-        </w:rPr>
-        <w:t>，</w:t>
-      </w:r>
-      <w:hyperlink r:id="rId75">
-        <w:r>
-          <w:rPr>
-            <w:lang w:val="zh_TW" w:bidi="zh_TW"/>
-          </w:rPr>
-          <w:rPr>
-            <w:color w:val="0000EE"/>
-            <w:u w:val="single"/>
-          </w:rPr>
-          <w:t>23:23</w:t>
-        </w:r>
-      </w:hyperlink>
-      <w:r>
-        <w:rPr>
-          <w:lang w:val="zh_TW" w:bidi="zh_TW"/>
-        </w:rPr>
-        <w:t>；</w:t>
-      </w:r>
-      <w:hyperlink r:id="rId76">
-        <w:r>
-          <w:rPr>
-            <w:lang w:val="zh_TW" w:bidi="zh_TW"/>
-          </w:rPr>
-          <w:rPr>
-            <w:color w:val="0000EE"/>
-            <w:u w:val="single"/>
-          </w:rPr>
-          <w:t>路6:36</w:t>
-        </w:r>
-      </w:hyperlink>
-      <w:r>
-        <w:rPr>
-          <w:lang w:val="zh_TW" w:bidi="zh_TW"/>
-        </w:rPr>
-        <w:t>，</w:t>
-      </w:r>
-      <w:hyperlink r:id="rId77">
-        <w:r>
-          <w:rPr>
-            <w:lang w:val="zh_TW" w:bidi="zh_TW"/>
-          </w:rPr>
-          <w:rPr>
-            <w:color w:val="0000EE"/>
-            <w:u w:val="single"/>
-          </w:rPr>
-          <w:t>10:37</w:t>
-        </w:r>
-      </w:hyperlink>
-      <w:r>
-        <w:rPr>
-          <w:lang w:val="zh_TW" w:bidi="zh_TW"/>
-        </w:rPr>
-        <w:t>；</w:t>
-      </w:r>
-      <w:hyperlink r:id="rId78">
-        <w:r>
-          <w:rPr>
-            <w:lang w:val="zh_TW" w:bidi="zh_TW"/>
-          </w:rPr>
-          <w:rPr>
-            <w:color w:val="0000EE"/>
-            <w:u w:val="single"/>
-          </w:rPr>
-          <w:t>雅3:17</w:t>
-        </w:r>
-      </w:hyperlink>
-      <w:r>
-        <w:rPr>
-          <w:lang w:val="zh_TW" w:bidi="zh_TW"/>
-        </w:rPr>
-        <w:t>）。祂的來臨是在憐憫的背景下被期待和宣告的，這憐憫將成為祂使命的標誌（</w:t>
-      </w:r>
-      <w:hyperlink r:id="rId59">
-        <w:r>
-          <w:rPr>
-            <w:lang w:val="zh_TW" w:bidi="zh_TW"/>
-          </w:rPr>
-          <w:rPr>
-            <w:color w:val="0000EE"/>
-            <w:u w:val="single"/>
-          </w:rPr>
-          <w:t>路1:50、54、72、78</w:t>
-        </w:r>
-      </w:hyperlink>
-      <w:r>
-        <w:rPr>
-          <w:lang w:val="zh_TW" w:bidi="zh_TW"/>
-        </w:rPr>
-        <w:t>）。</w:t>
-      </w:r>
-    </w:p>
-    <w:p>
-      <w:pPr/>
-      <w:r>
-        <w:rPr>
-          <w:lang w:val="zh_TW" w:bidi="zh_TW"/>
-        </w:rPr>
-      </w:r>
-      <w:r>
-        <w:rPr>
-          <w:lang w:val="zh_TW" w:bidi="zh_TW"/>
-        </w:rPr>
-        <w:t>基督徒群體的成員應當彼此憐憫，實際地關心彼此。正如基督在他們需要時，白白地給予他們一樣，他們也應該彼此幫助、救濟、愛護並安慰對方。使徒雅各教導這樣的善行是信心的本質所在（</w:t>
-      </w:r>
-      <w:hyperlink r:id="rId79">
-        <w:r>
-          <w:rPr>
-            <w:lang w:val="zh_TW" w:bidi="zh_TW"/>
-          </w:rPr>
-          <w:rPr>
-            <w:color w:val="0000EE"/>
-            <w:u w:val="single"/>
-          </w:rPr>
-          <w:t>雅2:14–26</w:t>
-        </w:r>
-      </w:hyperlink>
-      <w:r>
-        <w:rPr>
-          <w:lang w:val="zh_TW" w:bidi="zh_TW"/>
-        </w:rPr>
-        <w:t>）。好撒馬利亞人對那位被打劫且受傷之人的憐憫，正是主特別表揚的（</w:t>
-      </w:r>
-      <w:hyperlink r:id="rId80">
-        <w:r>
-          <w:rPr>
-            <w:lang w:val="zh_TW" w:bidi="zh_TW"/>
-          </w:rPr>
-          <w:rPr>
-            <w:color w:val="0000EE"/>
-            <w:u w:val="single"/>
-          </w:rPr>
-          <w:t>路10:36–37</w:t>
-        </w:r>
-      </w:hyperlink>
-      <w:r>
-        <w:rPr>
-          <w:lang w:val="zh_TW" w:bidi="zh_TW"/>
-        </w:rPr>
-        <w:t>）。充滿憐憫是天國子民的一個顯著美德（</w:t>
-      </w:r>
-      <w:hyperlink r:id="rId73">
-        <w:r>
-          <w:rPr>
-            <w:lang w:val="zh_TW" w:bidi="zh_TW"/>
-          </w:rPr>
-          <w:rPr>
-            <w:color w:val="0000EE"/>
-            <w:u w:val="single"/>
-          </w:rPr>
-          <w:t>太5:7</w:t>
-        </w:r>
-      </w:hyperlink>
-      <w:r>
-        <w:rPr>
-          <w:lang w:val="zh_TW" w:bidi="zh_TW"/>
-        </w:rPr>
-        <w:t>）。</w:t>
-      </w:r>
-    </w:p>
-    <w:p>
-      <w:pPr/>
-      <w:r>
-        <w:rPr>
-          <w:lang w:val="zh_TW" w:bidi="zh_TW"/>
-        </w:rPr>
-      </w:r>
       <w:r>
         <w:rPr>
           <w:i/>
           <w:lang w:val="zh_TW" w:bidi="zh_TW"/>
         </w:rPr>
-        <w:t>另見</w:t>
+        <w:t>見</w:t>
       </w:r>
       <w:r>
         <w:rPr>
@@ -1704,25 +268,7 @@
         <w:rPr>
           <w:lang w:val="zh_TW" w:bidi="zh_TW"/>
         </w:rPr>
-        <w:t>神的存在與屬性；</w:t>
-      </w:r>
-      <w:r>
-        <w:rPr>
-          <w:lang w:val="zh_TW" w:bidi="zh_TW"/>
-        </w:rPr>
-        <w:t>恩典</w:t>
-      </w:r>
-      <w:r>
-        <w:rPr>
-          <w:lang w:val="zh_TW" w:bidi="zh_TW"/>
-        </w:rPr>
-        <w:t>；</w:t>
-      </w:r>
-      <w:r>
-        <w:rPr>
-          <w:lang w:val="zh_TW" w:bidi="zh_TW"/>
-        </w:rPr>
-        <w:t>愛</w:t>
+        <w:t>半尼其</w:t>
       </w:r>
       <w:r>
         <w:rPr>
@@ -1757,7 +303,7 @@
         <w:rPr>
           <w:lang w:val="zh_TW" w:bidi="zh_TW"/>
         </w:rPr>
-        <w:t>聯盟</w:t>
+        <w:t>雷子</w:t>
       </w:r>
       <w:r>
         <w:rPr>
@@ -1776,131 +322,9 @@
         <w:rPr>
           <w:lang w:val="zh_TW" w:bidi="zh_TW"/>
         </w:rPr>
-        <w:t>聯盟（alliance）是指有權勢的個人或國家為了共同目標而建立的緊密結盟關係。這類聯盟可透過多種方式加以確認，例如：</w:t>
+        <w:t>「半尼其」這個詞翻譯出來的意思，是耶穌給雅各和約翰的綽號（</w:t>
       </w:r>
-    </w:p>
-    <w:p>
-      <w:pPr>
-        <w:pStyle w:val="ListBullet"/>
-        <w:spacing w:line="240" w:lineRule="auto"/>
-        <w:ind w:left="720"/>
-      </w:pPr>
-      <w:r>
-        <w:rPr>
-          <w:lang w:val="zh_TW" w:bidi="zh_TW"/>
-        </w:rPr>
-      </w:r>
-      <w:r>
-        <w:rPr>
-          <w:lang w:val="zh_TW" w:bidi="zh_TW"/>
-        </w:rPr>
-        <w:t>送禮</w:t>
-      </w:r>
-    </w:p>
-    <w:p>
-      <w:pPr>
-        <w:pStyle w:val="ListBullet"/>
-        <w:spacing w:line="240" w:lineRule="auto"/>
-        <w:ind w:left="720"/>
-      </w:pPr>
-      <w:r>
-        <w:rPr>
-          <w:lang w:val="zh_TW" w:bidi="zh_TW"/>
-        </w:rPr>
-      </w:r>
-      <w:r>
-        <w:rPr>
-          <w:lang w:val="zh_TW" w:bidi="zh_TW"/>
-        </w:rPr>
-        <w:t>發誓</w:t>
-      </w:r>
-    </w:p>
-    <w:p>
-      <w:pPr>
-        <w:pStyle w:val="ListBullet"/>
-        <w:spacing w:line="240" w:lineRule="auto"/>
-        <w:ind w:left="720"/>
-      </w:pPr>
-      <w:r>
-        <w:rPr>
-          <w:lang w:val="zh_TW" w:bidi="zh_TW"/>
-        </w:rPr>
-      </w:r>
-      <w:r>
-        <w:rPr>
-          <w:lang w:val="zh_TW" w:bidi="zh_TW"/>
-        </w:rPr>
-        <w:t>婚姻所付的聘財（聘金）</w:t>
-      </w:r>
-    </w:p>
-    <w:p>
-      <w:pPr>
-        <w:pStyle w:val="ListBullet"/>
-        <w:spacing w:line="240" w:lineRule="auto"/>
-        <w:ind w:left="720"/>
-      </w:pPr>
-      <w:r>
-        <w:rPr>
-          <w:lang w:val="zh_TW" w:bidi="zh_TW"/>
-        </w:rPr>
-      </w:r>
-      <w:r>
-        <w:rPr>
-          <w:lang w:val="zh_TW" w:bidi="zh_TW"/>
-        </w:rPr>
-        <w:t>安排重要家族之間的通婚</w:t>
-      </w:r>
-    </w:p>
-    <w:p>
-      <w:pPr>
-        <w:pStyle w:val="ListBullet"/>
-        <w:spacing w:line="240" w:lineRule="auto"/>
-        <w:ind w:left="720"/>
-      </w:pPr>
-      <w:r>
-        <w:rPr>
-          <w:lang w:val="zh_TW" w:bidi="zh_TW"/>
-        </w:rPr>
-      </w:r>
-      <w:r>
-        <w:rPr>
-          <w:lang w:val="zh_TW" w:bidi="zh_TW"/>
-        </w:rPr>
-        <w:t>訂立特殊協議（盟約）</w:t>
-      </w:r>
-    </w:p>
-    <w:p>
-      <w:pPr/>
-      <w:r>
-        <w:rPr>
-          <w:lang w:val="zh_TW" w:bidi="zh_TW"/>
-        </w:rPr>
-      </w:r>
-      <w:r>
-        <w:rPr>
-          <w:lang w:val="zh_TW" w:bidi="zh_TW"/>
-        </w:rPr>
-        <w:t>在族長時期（亞伯拉罕、以撒和雅各的年代），以色列人較容易與外族建立聯盟。亞伯拉罕曾與下列對象結盟：</w:t>
-      </w:r>
-    </w:p>
-    <w:p>
-      <w:pPr>
-        <w:pStyle w:val="ListBullet"/>
-        <w:spacing w:line="240" w:lineRule="auto"/>
-        <w:ind w:left="720"/>
-      </w:pPr>
-      <w:r>
-        <w:rPr>
-          <w:lang w:val="zh_TW" w:bidi="zh_TW"/>
-        </w:rPr>
-      </w:r>
-      <w:r>
-        <w:rPr>
-          <w:lang w:val="zh_TW" w:bidi="zh_TW"/>
-        </w:rPr>
-        <w:t>三位亞摩利人：幔利、以實各和亞乃（</w:t>
-      </w:r>
-      <w:hyperlink r:id="rId81">
+      <w:hyperlink r:id="rId13">
         <w:r>
           <w:rPr>
             <w:lang w:val="zh_TW" w:bidi="zh_TW"/>
@@ -1909,93 +333,7 @@
             <w:color w:val="0000EE"/>
             <w:u w:val="single"/>
           </w:rPr>
-          <w:t>創14:13</w:t>
-        </w:r>
-      </w:hyperlink>
-      <w:r>
-        <w:rPr>
-          <w:lang w:val="zh_TW" w:bidi="zh_TW"/>
-        </w:rPr>
-        <w:t>、</w:t>
-      </w:r>
-      <w:hyperlink r:id="rId81">
-        <w:r>
-          <w:rPr>
-            <w:lang w:val="zh_TW" w:bidi="zh_TW"/>
-          </w:rPr>
-          <w:rPr>
-            <w:color w:val="0000EE"/>
-            <w:u w:val="single"/>
-          </w:rPr>
-          <w:t>24</w:t>
-        </w:r>
-      </w:hyperlink>
-      <w:r>
-        <w:rPr>
-          <w:lang w:val="zh_TW" w:bidi="zh_TW"/>
-        </w:rPr>
-        <w:t>）</w:t>
-      </w:r>
-    </w:p>
-    <w:p>
-      <w:pPr>
-        <w:pStyle w:val="ListBullet"/>
-        <w:spacing w:line="240" w:lineRule="auto"/>
-        <w:ind w:left="720"/>
-      </w:pPr>
-      <w:r>
-        <w:rPr>
-          <w:lang w:val="zh_TW" w:bidi="zh_TW"/>
-        </w:rPr>
-      </w:r>
-      <w:r>
-        <w:rPr>
-          <w:lang w:val="zh_TW" w:bidi="zh_TW"/>
-        </w:rPr>
-        <w:t>基拉耳的王亞比米勒（</w:t>
-      </w:r>
-      <w:hyperlink r:id="rId82">
-        <w:r>
-          <w:rPr>
-            <w:lang w:val="zh_TW" w:bidi="zh_TW"/>
-          </w:rPr>
-          <w:rPr>
-            <w:color w:val="0000EE"/>
-            <w:u w:val="single"/>
-          </w:rPr>
-          <w:t>創21:22–34</w:t>
-        </w:r>
-      </w:hyperlink>
-      <w:r>
-        <w:rPr>
-          <w:lang w:val="zh_TW" w:bidi="zh_TW"/>
-        </w:rPr>
-        <w:t>）</w:t>
-      </w:r>
-    </w:p>
-    <w:p>
-      <w:pPr/>
-      <w:r>
-        <w:rPr>
-          <w:lang w:val="zh_TW" w:bidi="zh_TW"/>
-        </w:rPr>
-      </w:r>
-      <w:r>
-        <w:rPr>
-          <w:lang w:val="zh_TW" w:bidi="zh_TW"/>
-        </w:rPr>
-        <w:t>亞伯拉罕的兒子以撒也與亞比米勒結盟（</w:t>
-      </w:r>
-      <w:hyperlink r:id="rId83">
-        <w:r>
-          <w:rPr>
-            <w:lang w:val="zh_TW" w:bidi="zh_TW"/>
-          </w:rPr>
-          <w:rPr>
-            <w:color w:val="0000EE"/>
-            <w:u w:val="single"/>
-          </w:rPr>
-          <w:t>創26:26–31</w:t>
+          <w:t>可3:17</w:t>
         </w:r>
       </w:hyperlink>
       <w:r>
@@ -2004,623 +342,30 @@
         </w:rPr>
         <w:t>）。</w:t>
       </w:r>
-    </w:p>
-    <w:p>
-      <w:pPr/>
       <w:r>
         <w:rPr>
+          <w:i/>
           <w:lang w:val="zh_TW" w:bidi="zh_TW"/>
         </w:rPr>
+        <w:t>見</w:t>
       </w:r>
       <w:r>
         <w:rPr>
           <w:lang w:val="zh_TW" w:bidi="zh_TW"/>
         </w:rPr>
-        <w:t>後來，摩西出於宗教信仰的考量，禁止以色列人與迦南人結盟（</w:t>
-      </w:r>
-      <w:hyperlink r:id="rId84">
-        <w:r>
-          <w:rPr>
-            <w:lang w:val="zh_TW" w:bidi="zh_TW"/>
-          </w:rPr>
-          <w:rPr>
-            <w:color w:val="0000EE"/>
-            <w:u w:val="single"/>
-          </w:rPr>
-          <w:t>出23:31–33</w:t>
-        </w:r>
-      </w:hyperlink>
-      <w:r>
-        <w:rPr>
-          <w:lang w:val="zh_TW" w:bidi="zh_TW"/>
-        </w:rPr>
-        <w:t>，</w:t>
-      </w:r>
-      <w:hyperlink r:id="rId85">
-        <w:r>
-          <w:rPr>
-            <w:lang w:val="zh_TW" w:bidi="zh_TW"/>
-          </w:rPr>
-          <w:rPr>
-            <w:color w:val="0000EE"/>
-            <w:u w:val="single"/>
-          </w:rPr>
-          <w:t>34:12</w:t>
-        </w:r>
-      </w:hyperlink>
-      <w:r>
-        <w:rPr>
-          <w:lang w:val="zh_TW" w:bidi="zh_TW"/>
-        </w:rPr>
-        <w:t>；</w:t>
-      </w:r>
-      <w:hyperlink r:id="rId86">
-        <w:r>
-          <w:rPr>
-            <w:lang w:val="zh_TW" w:bidi="zh_TW"/>
-          </w:rPr>
-          <w:rPr>
-            <w:color w:val="0000EE"/>
-            <w:u w:val="single"/>
-          </w:rPr>
-          <w:t>申7:1–4</w:t>
-        </w:r>
-      </w:hyperlink>
-      <w:r>
-        <w:rPr>
-          <w:lang w:val="zh_TW" w:bidi="zh_TW"/>
-        </w:rPr>
-        <w:t>）。在士師時代，以色列人再次被提醒要遵守此命令（</w:t>
-      </w:r>
-      <w:hyperlink r:id="rId87">
-        <w:r>
-          <w:rPr>
-            <w:lang w:val="zh_TW" w:bidi="zh_TW"/>
-          </w:rPr>
-          <w:rPr>
-            <w:color w:val="0000EE"/>
-            <w:u w:val="single"/>
-          </w:rPr>
-          <w:t>士2:1–3</w:t>
-        </w:r>
-      </w:hyperlink>
-      <w:r>
-        <w:rPr>
-          <w:lang w:val="zh_TW" w:bidi="zh_TW"/>
-        </w:rPr>
-        <w:t>）。但是，</w:t>
-      </w:r>
-      <w:hyperlink r:id="rId88">
-        <w:r>
-          <w:rPr>
-            <w:lang w:val="zh_TW" w:bidi="zh_TW"/>
-          </w:rPr>
-          <w:rPr>
-            <w:color w:val="0000EE"/>
-            <w:u w:val="single"/>
-          </w:rPr>
-          <w:t>約書亞記第九章</w:t>
-        </w:r>
-      </w:hyperlink>
-      <w:r>
-        <w:rPr>
-          <w:lang w:val="zh_TW" w:bidi="zh_TW"/>
-        </w:rPr>
-        <w:t>講述了以色列曾受騙而與基遍人立約結盟。</w:t>
-      </w:r>
-    </w:p>
-    <w:p>
-      <w:pPr/>
-      <w:r>
-        <w:rPr>
-          <w:lang w:val="zh_TW" w:bidi="zh_TW"/>
-        </w:rPr>
+        <w:t xml:space="preserve"> </w:t>
       </w:r>
       <w:r>
         <w:rPr>
           <w:lang w:val="zh_TW" w:bidi="zh_TW"/>
         </w:rPr>
-        <w:t>在君主制時期，許多君王與外邦建立同盟，並藉通婚鞏固關係，例如：</w:t>
-      </w:r>
-    </w:p>
-    <w:p>
-      <w:pPr>
-        <w:pStyle w:val="ListBullet"/>
-        <w:spacing w:line="240" w:lineRule="auto"/>
-        <w:ind w:left="720"/>
-      </w:pPr>
-      <w:r>
-        <w:rPr>
-          <w:lang w:val="zh_TW" w:bidi="zh_TW"/>
-        </w:rPr>
+        <w:t>半尼其</w:t>
       </w:r>
       <w:r>
         <w:rPr>
           <w:lang w:val="zh_TW" w:bidi="zh_TW"/>
         </w:rPr>
-        <w:t>大衛（在他成為全以色列的王之前）同意與迦特王亞吉及非利士人一起對抗掃羅（</w:t>
-      </w:r>
-      <w:hyperlink r:id="rId89">
-        <w:r>
-          <w:rPr>
-            <w:lang w:val="zh_TW" w:bidi="zh_TW"/>
-          </w:rPr>
-          <w:rPr>
-            <w:color w:val="0000EE"/>
-            <w:u w:val="single"/>
-          </w:rPr>
-          <w:t>撒上27:1</w:t>
-        </w:r>
-      </w:hyperlink>
-      <w:r>
-        <w:rPr>
-          <w:lang w:val="zh_TW" w:bidi="zh_TW"/>
-        </w:rPr>
-        <w:t>，</w:t>
-      </w:r>
-      <w:hyperlink r:id="rId90">
-        <w:r>
-          <w:rPr>
-            <w:lang w:val="zh_TW" w:bidi="zh_TW"/>
-          </w:rPr>
-          <w:rPr>
-            <w:color w:val="0000EE"/>
-            <w:u w:val="single"/>
-          </w:rPr>
-          <w:t>28:2</w:t>
-        </w:r>
-      </w:hyperlink>
-      <w:r>
-        <w:rPr>
-          <w:lang w:val="zh_TW" w:bidi="zh_TW"/>
-        </w:rPr>
-        <w:t>）。</w:t>
-      </w:r>
-    </w:p>
-    <w:p>
-      <w:pPr>
-        <w:pStyle w:val="ListBullet"/>
-        <w:spacing w:line="240" w:lineRule="auto"/>
-        <w:ind w:left="720"/>
-      </w:pPr>
-      <w:r>
-        <w:rPr>
-          <w:lang w:val="zh_TW" w:bidi="zh_TW"/>
-        </w:rPr>
-      </w:r>
-      <w:r>
-        <w:rPr>
-          <w:lang w:val="zh_TW" w:bidi="zh_TW"/>
-        </w:rPr>
-        <w:t>所羅門與泰爾的希蘭建立貿易聯盟 （</w:t>
-      </w:r>
-      <w:hyperlink r:id="rId91">
-        <w:r>
-          <w:rPr>
-            <w:lang w:val="zh_TW" w:bidi="zh_TW"/>
-          </w:rPr>
-          <w:rPr>
-            <w:color w:val="0000EE"/>
-            <w:u w:val="single"/>
-          </w:rPr>
-          <w:t>王上5:1–18</w:t>
-        </w:r>
-      </w:hyperlink>
-      <w:r>
-        <w:rPr>
-          <w:lang w:val="zh_TW" w:bidi="zh_TW"/>
-        </w:rPr>
-        <w:t>，</w:t>
-      </w:r>
-      <w:hyperlink r:id="rId92">
-        <w:r>
-          <w:rPr>
-            <w:lang w:val="zh_TW" w:bidi="zh_TW"/>
-          </w:rPr>
-          <w:rPr>
-            <w:color w:val="0000EE"/>
-            <w:u w:val="single"/>
-          </w:rPr>
-          <w:t>9:26–28</w:t>
-        </w:r>
-      </w:hyperlink>
-      <w:r>
-        <w:rPr>
-          <w:lang w:val="zh_TW" w:bidi="zh_TW"/>
-        </w:rPr>
-        <w:t>）。</w:t>
-      </w:r>
-    </w:p>
-    <w:p>
-      <w:pPr>
-        <w:pStyle w:val="ListBullet"/>
-        <w:spacing w:line="240" w:lineRule="auto"/>
-        <w:ind w:left="720"/>
-      </w:pPr>
-      <w:r>
-        <w:rPr>
-          <w:lang w:val="zh_TW" w:bidi="zh_TW"/>
-        </w:rPr>
-      </w:r>
-      <w:r>
-        <w:rPr>
-          <w:lang w:val="zh_TW" w:bidi="zh_TW"/>
-        </w:rPr>
-        <w:t>所羅門也與埃及王建立貿易聯盟（</w:t>
-      </w:r>
-      <w:hyperlink r:id="rId93">
-        <w:r>
-          <w:rPr>
-            <w:lang w:val="zh_TW" w:bidi="zh_TW"/>
-          </w:rPr>
-          <w:rPr>
-            <w:color w:val="0000EE"/>
-            <w:u w:val="single"/>
-          </w:rPr>
-          <w:t>王上9:16</w:t>
-        </w:r>
-      </w:hyperlink>
-      <w:r>
-        <w:rPr>
-          <w:lang w:val="zh_TW" w:bidi="zh_TW"/>
-        </w:rPr>
-        <w:t>）。</w:t>
-      </w:r>
-    </w:p>
-    <w:p>
-      <w:pPr>
-        <w:pStyle w:val="ListBullet"/>
-        <w:spacing w:line="240" w:lineRule="auto"/>
-        <w:ind w:left="720"/>
-      </w:pPr>
-      <w:r>
-        <w:rPr>
-          <w:lang w:val="zh_TW" w:bidi="zh_TW"/>
-        </w:rPr>
-      </w:r>
-      <w:r>
-        <w:rPr>
-          <w:lang w:val="zh_TW" w:bidi="zh_TW"/>
-        </w:rPr>
-        <w:t>亞撒與</w:t>
-      </w:r>
-      <w:r>
-        <w:rPr>
-          <w:lang w:val="zh_TW" w:bidi="zh_TW"/>
-        </w:rPr>
-        <w:t>亞蘭</w:t>
-      </w:r>
-      <w:r>
-        <w:rPr>
-          <w:lang w:val="zh_TW" w:bidi="zh_TW"/>
-        </w:rPr>
-        <w:t>王便‧哈達結盟（</w:t>
-      </w:r>
-      <w:hyperlink r:id="rId94">
-        <w:r>
-          <w:rPr>
-            <w:lang w:val="zh_TW" w:bidi="zh_TW"/>
-          </w:rPr>
-          <w:rPr>
-            <w:color w:val="0000EE"/>
-            <w:u w:val="single"/>
-          </w:rPr>
-          <w:t>王上15:18–20</w:t>
-        </w:r>
-      </w:hyperlink>
-      <w:r>
-        <w:rPr>
-          <w:lang w:val="zh_TW" w:bidi="zh_TW"/>
-        </w:rPr>
-        <w:t>）。</w:t>
-      </w:r>
-    </w:p>
-    <w:p>
-      <w:pPr>
-        <w:pStyle w:val="ListBullet"/>
-        <w:spacing w:line="240" w:lineRule="auto"/>
-        <w:ind w:left="720"/>
-      </w:pPr>
-      <w:r>
-        <w:rPr>
-          <w:lang w:val="zh_TW" w:bidi="zh_TW"/>
-        </w:rPr>
-      </w:r>
-      <w:r>
-        <w:rPr>
-          <w:lang w:val="zh_TW" w:bidi="zh_TW"/>
-        </w:rPr>
-        <w:t>亞哈王與約沙法聯盟對抗</w:t>
-      </w:r>
-      <w:r>
-        <w:rPr>
-          <w:lang w:val="zh_TW" w:bidi="zh_TW"/>
-        </w:rPr>
-        <w:t>亞蘭</w:t>
-      </w:r>
-      <w:r>
-        <w:rPr>
-          <w:lang w:val="zh_TW" w:bidi="zh_TW"/>
-        </w:rPr>
-        <w:t>（</w:t>
-      </w:r>
-      <w:hyperlink r:id="rId95">
-        <w:r>
-          <w:rPr>
-            <w:lang w:val="zh_TW" w:bidi="zh_TW"/>
-          </w:rPr>
-          <w:rPr>
-            <w:color w:val="0000EE"/>
-            <w:u w:val="single"/>
-          </w:rPr>
-          <w:t>王上22:1–4</w:t>
-        </w:r>
-      </w:hyperlink>
-      <w:r>
-        <w:rPr>
-          <w:lang w:val="zh_TW" w:bidi="zh_TW"/>
-        </w:rPr>
-        <w:t>；</w:t>
-      </w:r>
-      <w:hyperlink r:id="rId96">
-        <w:r>
-          <w:rPr>
-            <w:lang w:val="zh_TW" w:bidi="zh_TW"/>
-          </w:rPr>
-          <w:rPr>
-            <w:color w:val="0000EE"/>
-            <w:u w:val="single"/>
-          </w:rPr>
-          <w:t>代下18:1–13</w:t>
-        </w:r>
-      </w:hyperlink>
-      <w:r>
-        <w:rPr>
-          <w:lang w:val="zh_TW" w:bidi="zh_TW"/>
-        </w:rPr>
-        <w:t>）。</w:t>
-      </w:r>
-    </w:p>
-    <w:p>
-      <w:pPr>
-        <w:pStyle w:val="ListBullet"/>
-        <w:spacing w:line="240" w:lineRule="auto"/>
-        <w:ind w:left="720"/>
-      </w:pPr>
-      <w:r>
-        <w:rPr>
-          <w:lang w:val="zh_TW" w:bidi="zh_TW"/>
-        </w:rPr>
-      </w:r>
-      <w:r>
-        <w:rPr>
-          <w:lang w:val="zh_TW" w:bidi="zh_TW"/>
-        </w:rPr>
-        <w:t>以色列王比加與</w:t>
-      </w:r>
-      <w:r>
-        <w:rPr>
-          <w:lang w:val="zh_TW" w:bidi="zh_TW"/>
-        </w:rPr>
-        <w:t>亞蘭</w:t>
-      </w:r>
-      <w:r>
-        <w:rPr>
-          <w:lang w:val="zh_TW" w:bidi="zh_TW"/>
-        </w:rPr>
-        <w:t>王利汛結盟，對抗猶大王亞哈斯（</w:t>
-      </w:r>
-      <w:hyperlink r:id="rId97">
-        <w:r>
-          <w:rPr>
-            <w:lang w:val="zh_TW" w:bidi="zh_TW"/>
-          </w:rPr>
-          <w:rPr>
-            <w:color w:val="0000EE"/>
-            <w:u w:val="single"/>
-          </w:rPr>
-          <w:t>賽7:1–9</w:t>
-        </w:r>
-      </w:hyperlink>
-      <w:r>
-        <w:rPr>
-          <w:lang w:val="zh_TW" w:bidi="zh_TW"/>
-        </w:rPr>
-        <w:t>）。</w:t>
-      </w:r>
-    </w:p>
-    <w:p>
-      <w:pPr>
-        <w:pStyle w:val="ListBullet"/>
-        <w:spacing w:line="240" w:lineRule="auto"/>
-        <w:ind w:left="720"/>
-      </w:pPr>
-      <w:r>
-        <w:rPr>
-          <w:lang w:val="zh_TW" w:bidi="zh_TW"/>
-        </w:rPr>
-      </w:r>
-      <w:r>
-        <w:rPr>
-          <w:lang w:val="zh_TW" w:bidi="zh_TW"/>
-        </w:rPr>
-        <w:t>亞哈斯與亞述王提革拉‧毗列色結盟，對抗比加和利汛（</w:t>
-      </w:r>
-      <w:hyperlink r:id="rId98">
-        <w:r>
-          <w:rPr>
-            <w:lang w:val="zh_TW" w:bidi="zh_TW"/>
-          </w:rPr>
-          <w:rPr>
-            <w:color w:val="0000EE"/>
-            <w:u w:val="single"/>
-          </w:rPr>
-          <w:t>王下16:7–9</w:t>
-        </w:r>
-      </w:hyperlink>
-      <w:r>
-        <w:rPr>
-          <w:lang w:val="zh_TW" w:bidi="zh_TW"/>
-        </w:rPr>
-        <w:t>）。</w:t>
-      </w:r>
-    </w:p>
-    <w:p>
-      <w:pPr>
-        <w:pStyle w:val="ListBullet"/>
-        <w:spacing w:line="240" w:lineRule="auto"/>
-        <w:ind w:left="720"/>
-      </w:pPr>
-      <w:r>
-        <w:rPr>
-          <w:lang w:val="zh_TW" w:bidi="zh_TW"/>
-        </w:rPr>
-      </w:r>
-      <w:r>
-        <w:rPr>
-          <w:lang w:val="zh_TW" w:bidi="zh_TW"/>
-        </w:rPr>
-        <w:t>西底家與埃及結盟對抗巴比倫人（</w:t>
-      </w:r>
-      <w:hyperlink r:id="rId99">
-        <w:r>
-          <w:rPr>
-            <w:lang w:val="zh_TW" w:bidi="zh_TW"/>
-          </w:rPr>
-          <w:rPr>
-            <w:color w:val="0000EE"/>
-            <w:u w:val="single"/>
-          </w:rPr>
-          <w:t>王下24:20</w:t>
-        </w:r>
-      </w:hyperlink>
-      <w:r>
-        <w:rPr>
-          <w:lang w:val="zh_TW" w:bidi="zh_TW"/>
-        </w:rPr>
-        <w:t>；</w:t>
-      </w:r>
-      <w:hyperlink r:id="rId100">
-        <w:r>
-          <w:rPr>
-            <w:lang w:val="zh_TW" w:bidi="zh_TW"/>
-          </w:rPr>
-          <w:rPr>
-            <w:color w:val="0000EE"/>
-            <w:u w:val="single"/>
-          </w:rPr>
-          <w:t>結17:1–21</w:t>
-        </w:r>
-      </w:hyperlink>
-      <w:r>
-        <w:rPr>
-          <w:lang w:val="zh_TW" w:bidi="zh_TW"/>
-        </w:rPr>
-        <w:t>）。</w:t>
-      </w:r>
-    </w:p>
-    <w:p>
-      <w:pPr/>
-      <w:r>
-        <w:rPr>
-          <w:lang w:val="zh_TW" w:bidi="zh_TW"/>
-        </w:rPr>
-      </w:r>
-      <w:r>
-        <w:rPr>
-          <w:lang w:val="zh_TW" w:bidi="zh_TW"/>
-        </w:rPr>
-        <w:t>這些聯盟經常會將外邦宗教帶入耶路撒冷（</w:t>
-      </w:r>
-      <w:hyperlink r:id="rId101">
-        <w:r>
-          <w:rPr>
-            <w:lang w:val="zh_TW" w:bidi="zh_TW"/>
-          </w:rPr>
-          <w:rPr>
-            <w:color w:val="0000EE"/>
-            <w:u w:val="single"/>
-          </w:rPr>
-          <w:t>王下16:10–18</w:t>
-        </w:r>
-      </w:hyperlink>
-      <w:r>
-        <w:rPr>
-          <w:lang w:val="zh_TW" w:bidi="zh_TW"/>
-        </w:rPr>
-        <w:t>），導致先知們的批評（</w:t>
-      </w:r>
-      <w:hyperlink r:id="rId102">
-        <w:r>
-          <w:rPr>
-            <w:lang w:val="zh_TW" w:bidi="zh_TW"/>
-          </w:rPr>
-          <w:rPr>
-            <w:color w:val="0000EE"/>
-            <w:u w:val="single"/>
-          </w:rPr>
-          <w:t>何8:8–10</w:t>
-        </w:r>
-      </w:hyperlink>
-      <w:r>
-        <w:rPr>
-          <w:lang w:val="zh_TW" w:bidi="zh_TW"/>
-        </w:rPr>
-        <w:t>；</w:t>
-      </w:r>
-      <w:hyperlink r:id="rId103">
-        <w:r>
-          <w:rPr>
-            <w:lang w:val="zh_TW" w:bidi="zh_TW"/>
-          </w:rPr>
-          <w:rPr>
-            <w:color w:val="0000EE"/>
-            <w:u w:val="single"/>
-          </w:rPr>
-          <w:t>賽30:1–3</w:t>
-        </w:r>
-      </w:hyperlink>
-      <w:r>
-        <w:rPr>
-          <w:lang w:val="zh_TW" w:bidi="zh_TW"/>
-        </w:rPr>
-        <w:t>、</w:t>
-      </w:r>
-      <w:hyperlink r:id="rId103">
-        <w:r>
-          <w:rPr>
-            <w:lang w:val="zh_TW" w:bidi="zh_TW"/>
-          </w:rPr>
-          <w:rPr>
-            <w:color w:val="0000EE"/>
-            <w:u w:val="single"/>
-          </w:rPr>
-          <w:t>15–16</w:t>
-        </w:r>
-      </w:hyperlink>
-      <w:r>
-        <w:rPr>
-          <w:lang w:val="zh_TW" w:bidi="zh_TW"/>
-        </w:rPr>
-        <w:t>；</w:t>
-      </w:r>
-      <w:hyperlink r:id="rId104">
-        <w:r>
-          <w:rPr>
-            <w:lang w:val="zh_TW" w:bidi="zh_TW"/>
-          </w:rPr>
-          <w:rPr>
-            <w:color w:val="0000EE"/>
-            <w:u w:val="single"/>
-          </w:rPr>
-          <w:t>耶2:18</w:t>
-        </w:r>
-      </w:hyperlink>
-      <w:r>
-        <w:rPr>
-          <w:lang w:val="zh_TW" w:bidi="zh_TW"/>
-        </w:rPr>
-        <w:t>）。</w:t>
+        <w:t>。</w:t>
       </w:r>
       <w:r>
         <w:rPr>

--- a/zht/docx/090.content.docx
+++ b/zht/docx/090.content.docx
@@ -233,18 +233,12 @@
         </w:rPr>
         <w:t>「半尼其」翻譯出來的意思，即耶穌給雅各和約翰的稱號（</w:t>
       </w:r>
-      <w:hyperlink r:id="rId13">
-        <w:r>
-          <w:rPr>
-            <w:lang w:val="zh_TW" w:bidi="zh_TW"/>
-          </w:rPr>
-          <w:rPr>
-            <w:color w:val="0000EE"/>
-            <w:u w:val="single"/>
-          </w:rPr>
-          <w:t>可3:17</w:t>
-        </w:r>
-      </w:hyperlink>
+      <w:r>
+        <w:rPr>
+          <w:lang w:val="zh_TW" w:bidi="zh_TW"/>
+        </w:rPr>
+        <w:t>可3:17</w:t>
+      </w:r>
       <w:r>
         <w:rPr>
           <w:lang w:val="zh_TW" w:bidi="zh_TW"/>
@@ -324,18 +318,12 @@
         </w:rPr>
         <w:t>「半尼其」這個詞翻譯出來的意思，是耶穌給雅各和約翰的綽號（</w:t>
       </w:r>
-      <w:hyperlink r:id="rId13">
-        <w:r>
-          <w:rPr>
-            <w:lang w:val="zh_TW" w:bidi="zh_TW"/>
-          </w:rPr>
-          <w:rPr>
-            <w:color w:val="0000EE"/>
-            <w:u w:val="single"/>
-          </w:rPr>
-          <w:t>可3:17</w:t>
-        </w:r>
-      </w:hyperlink>
+      <w:r>
+        <w:rPr>
+          <w:lang w:val="zh_TW" w:bidi="zh_TW"/>
+        </w:rPr>
+        <w:t>可3:17</w:t>
+      </w:r>
       <w:r>
         <w:rPr>
           <w:lang w:val="zh_TW" w:bidi="zh_TW"/>
